--- a/downloads/teacher/ai-5-week-31.docx
+++ b/downloads/teacher/ai-5-week-31.docx
@@ -2185,6 +2185,396 @@
         <w:t>For your Image-pattern Network Investigation, save the input, procedure, observed result and limitation of this check. Label this worked example as practice; use a different, previously unreviewed case when checking independent understanding.</w:t>
       </w:r>
     </w:p>
+    <w:p>
+      <w:pPr>
+        <w:pStyle w:val="Heading1"/>
+      </w:pPr>
+      <w:r>
+        <w:t>07. Prepare, teach and assess</w:t>
+      </w:r>
+    </w:p>
+    <w:p>
+      <w:r>
+        <w:t>Teaching target: Calculate throughput and amortised time per example from repeated timings</w:t>
+      </w:r>
+    </w:p>
+    <w:p>
+      <w:r>
+        <w:t>Prepare the labelled worked-case picture, the matching workbook, fictional input cards and a place for individual responses. Check a local Python 3 environment before class; have a paper-trace version ready.</w:t>
+      </w:r>
+    </w:p>
+    <w:tbl>
+      <w:tblPr>
+        <w:tblStyle w:val="LightShading-Accent1"/>
+        <w:tblW w:type="auto" w:w="0"/>
+        <w:tblLook w:firstColumn="1" w:firstRow="1" w:lastColumn="0" w:lastRow="0" w:noHBand="0" w:noVBand="1" w:val="04A0"/>
+      </w:tblPr>
+      <w:tblGrid>
+        <w:gridCol w:w="3408"/>
+        <w:gridCol w:w="3408"/>
+        <w:gridCol w:w="3408"/>
+      </w:tblGrid>
+      <w:tr>
+        <w:trPr>
+          <w:tblHeader/>
+        </w:trPr>
+        <w:tc>
+          <w:tcPr>
+            <w:tcW w:type="dxa" w:w="3408"/>
+          </w:tcPr>
+          <w:p>
+            <w:r>
+              <w:t>Session</w:t>
+            </w:r>
+          </w:p>
+        </w:tc>
+        <w:tc>
+          <w:tcPr>
+            <w:tcW w:type="dxa" w:w="3408"/>
+          </w:tcPr>
+          <w:p>
+            <w:r>
+              <w:t>Plan</w:t>
+            </w:r>
+          </w:p>
+        </w:tc>
+        <w:tc>
+          <w:tcPr>
+            <w:tcW w:type="dxa" w:w="3408"/>
+          </w:tcPr>
+          <w:p>
+            <w:r>
+              <w:t>Resources</w:t>
+            </w:r>
+          </w:p>
+        </w:tc>
+      </w:tr>
+      <w:tr>
+        <w:tc>
+          <w:tcPr>
+            <w:tcW w:type="dxa" w:w="3408"/>
+          </w:tcPr>
+          <w:p>
+            <w:r>
+              <w:t>Session 1 · Understand · 45 min</w:t>
+            </w:r>
+          </w:p>
+        </w:tc>
+        <w:tc>
+          <w:tcPr>
+            <w:tcW w:type="dxa" w:w="3408"/>
+          </w:tcPr>
+          <w:p>
+            <w:r>
+              <w:t>0–7: recall and prerequisite; 7–15: inspect the concrete case and predict; 15–30: teacher models the worked trace; 30–40: learners explain a step using the text and visual; 40–45: check the core idea.</w:t>
+            </w:r>
+          </w:p>
+        </w:tc>
+        <w:tc>
+          <w:tcPr>
+            <w:tcW w:type="dxa" w:w="3408"/>
+          </w:tcPr>
+          <w:p>
+            <w:r>
+              <w:t>Sections 1–6; record the brief recall in the workbook.</w:t>
+            </w:r>
+          </w:p>
+        </w:tc>
+      </w:tr>
+      <w:tr>
+        <w:tc>
+          <w:tcPr>
+            <w:tcW w:type="dxa" w:w="3408"/>
+          </w:tcPr>
+          <w:p>
+            <w:r>
+              <w:t>Session 2 · Practise · 45 min</w:t>
+            </w:r>
+          </w:p>
+        </w:tc>
+        <w:tc>
+          <w:tcPr>
+            <w:tcW w:type="dxa" w:w="3408"/>
+          </w:tcPr>
+          <w:p>
+            <w:r>
+              <w:t>0–5: retrieve the procedure; 5–15: W2 completion practice; 15–23: explain and check with a partner; 23–30: each learner answers the misconception check; 30–40: targeted reteaching or a harder variation; 40–45: prepare the investigation.</w:t>
+            </w:r>
+          </w:p>
+        </w:tc>
+        <w:tc>
+          <w:tcPr>
+            <w:tcW w:type="dxa" w:w="3408"/>
+          </w:tcPr>
+          <w:p>
+            <w:r>
+              <w:t>Sections 7–10; use the matching workbook W2 and misconception check.</w:t>
+            </w:r>
+          </w:p>
+        </w:tc>
+      </w:tr>
+      <w:tr>
+        <w:tc>
+          <w:tcPr>
+            <w:tcW w:type="dxa" w:w="3408"/>
+          </w:tcPr>
+          <w:p>
+            <w:r>
+              <w:t>Session 3 · Investigate and transfer · 45 min</w:t>
+            </w:r>
+          </w:p>
+        </w:tc>
+        <w:tc>
+          <w:tcPr>
+            <w:tcW w:type="dxa" w:w="3408"/>
+          </w:tcPr>
+          <w:p>
+            <w:r>
+              <w:t>0–5: retrieve the decision rule; 5–20: investigate or trace; 20–30: start the independent case; 30–38: connect the project; 38–43: act on feedback; 43–45: plan the return check.</w:t>
+            </w:r>
+          </w:p>
+        </w:tc>
+        <w:tc>
+          <w:tcPr>
+            <w:tcW w:type="dxa" w:w="3408"/>
+          </w:tcPr>
+          <w:p>
+            <w:r>
+              <w:t>Sections 9 and 11–14. Give extra time to finish the full task set; use Section 15 when the week includes a coding lab.</w:t>
+            </w:r>
+          </w:p>
+        </w:tc>
+      </w:tr>
+    </w:tbl>
+    <w:p>
+      <w:r>
+        <w:t>Before class, solve the supported practice: With at least 91 correct out of 100 and at most 25 ms amortised time required, which model qualifies? Calculate B’s time reduction relative to A and explain why the percentage throughput increase differs.</w:t>
+      </w:r>
+    </w:p>
+    <w:p>
+      <w:r>
+        <w:t>Reasoned practice answer: Teacher explanation: Only A qualifies; B misses the quality requirement. B reduces time by 8 / 20 = 40 percent. Throughput rises from 50 to about 83.33, an increase of about 66.67 percent relative to 50. Time and throughput use different baseline denominators and are reciprocal for this fixed workload.</w:t>
+      </w:r>
+    </w:p>
+    <w:p>
+      <w:r>
+        <w:t>Check every learner before discussion: Use the worked case for Efficiency and resource measurement. Proposed explanation: “Fewer parameters always means faster”. Decide whether this explanation is supported. Point to the step or supplied fact that decides; explain your repair if needed.</w:t>
+      </w:r>
+    </w:p>
+    <w:p>
+      <w:r>
+        <w:t>Misconception repair: Hardware, operations, memory access, precision and implementation affect runtime; measure the declared workload.</w:t>
+      </w:r>
+    </w:p>
+    <w:p>
+      <w:r>
+        <w:t>Support: read the exact case aloud, enlarge the labelled picture, supply input cards and model only the first deciding step. Accept a spoken explanation or drawing; retain the reasoning goal.</w:t>
+      </w:r>
+    </w:p>
+    <w:p>
+      <w:r>
+        <w:t>Extension: Lower the accuracy requirement to90% before a new selection exercise. Require a prediction and a reason before comparing. Expected result: Both become eligible; Q has the smaller measured mean amortised time. Reason: The acceptance contract changed; Q’s measured accuracy did not improve.</w:t>
+      </w:r>
+    </w:p>
+    <w:p>
+      <w:r>
+        <w:t>Independent assessment: withhold the reserved answer until the learner has attempted the new case. Record support separately from correctness.</w:t>
+      </w:r>
+    </w:p>
+    <w:tbl>
+      <w:tblPr>
+        <w:tblStyle w:val="LightShading-Accent1"/>
+        <w:tblW w:type="auto" w:w="0"/>
+        <w:tblLook w:firstColumn="1" w:firstRow="1" w:lastColumn="0" w:lastRow="0" w:noHBand="0" w:noVBand="1" w:val="04A0"/>
+      </w:tblPr>
+      <w:tblGrid>
+        <w:gridCol w:w="2556"/>
+        <w:gridCol w:w="2556"/>
+        <w:gridCol w:w="2556"/>
+        <w:gridCol w:w="2556"/>
+      </w:tblGrid>
+      <w:tr>
+        <w:trPr>
+          <w:tblHeader/>
+        </w:trPr>
+        <w:tc>
+          <w:tcPr>
+            <w:tcW w:type="dxa" w:w="2556"/>
+          </w:tcPr>
+          <w:p>
+            <w:r>
+              <w:t>Criterion</w:t>
+            </w:r>
+          </w:p>
+        </w:tc>
+        <w:tc>
+          <w:tcPr>
+            <w:tcW w:type="dxa" w:w="2556"/>
+          </w:tcPr>
+          <w:p>
+            <w:r>
+              <w:t>Not yet</w:t>
+            </w:r>
+          </w:p>
+        </w:tc>
+        <w:tc>
+          <w:tcPr>
+            <w:tcW w:type="dxa" w:w="2556"/>
+          </w:tcPr>
+          <w:p>
+            <w:r>
+              <w:t>With support</w:t>
+            </w:r>
+          </w:p>
+        </w:tc>
+        <w:tc>
+          <w:tcPr>
+            <w:tcW w:type="dxa" w:w="2556"/>
+          </w:tcPr>
+          <w:p>
+            <w:r>
+              <w:t>Independent</w:t>
+            </w:r>
+          </w:p>
+        </w:tc>
+      </w:tr>
+      <w:tr>
+        <w:tc>
+          <w:tcPr>
+            <w:tcW w:type="dxa" w:w="2556"/>
+          </w:tcPr>
+          <w:p>
+            <w:r>
+              <w:t>Explanation</w:t>
+            </w:r>
+          </w:p>
+        </w:tc>
+        <w:tc>
+          <w:tcPr>
+            <w:tcW w:type="dxa" w:w="2556"/>
+          </w:tcPr>
+          <w:p>
+            <w:r>
+              <w:t>Names an answer without a deciding fact</w:t>
+            </w:r>
+          </w:p>
+        </w:tc>
+        <w:tc>
+          <w:tcPr>
+            <w:tcW w:type="dxa" w:w="2556"/>
+          </w:tcPr>
+          <w:p>
+            <w:r>
+              <w:t>Uses a hint to link fact and decision</w:t>
+            </w:r>
+          </w:p>
+        </w:tc>
+        <w:tc>
+          <w:tcPr>
+            <w:tcW w:type="dxa" w:w="2556"/>
+          </w:tcPr>
+          <w:p>
+            <w:r>
+              <w:t>Explains the deciding fact in own words</w:t>
+            </w:r>
+          </w:p>
+        </w:tc>
+      </w:tr>
+      <w:tr>
+        <w:tc>
+          <w:tcPr>
+            <w:tcW w:type="dxa" w:w="2556"/>
+          </w:tcPr>
+          <w:p>
+            <w:r>
+              <w:t>Trace or test</w:t>
+            </w:r>
+          </w:p>
+        </w:tc>
+        <w:tc>
+          <w:tcPr>
+            <w:tcW w:type="dxa" w:w="2556"/>
+          </w:tcPr>
+          <w:p>
+            <w:r>
+              <w:t>Cannot connect input and result</w:t>
+            </w:r>
+          </w:p>
+        </w:tc>
+        <w:tc>
+          <w:tcPr>
+            <w:tcW w:type="dxa" w:w="2556"/>
+          </w:tcPr>
+          <w:p>
+            <w:r>
+              <w:t>Completes steps with prompts</w:t>
+            </w:r>
+          </w:p>
+        </w:tc>
+        <w:tc>
+          <w:tcPr>
+            <w:tcW w:type="dxa" w:w="2556"/>
+          </w:tcPr>
+          <w:p>
+            <w:r>
+              <w:t>Traces or tests a changed case accurately</w:t>
+            </w:r>
+          </w:p>
+        </w:tc>
+      </w:tr>
+      <w:tr>
+        <w:tc>
+          <w:tcPr>
+            <w:tcW w:type="dxa" w:w="2556"/>
+          </w:tcPr>
+          <w:p>
+            <w:r>
+              <w:t>Limits and revision</w:t>
+            </w:r>
+          </w:p>
+        </w:tc>
+        <w:tc>
+          <w:tcPr>
+            <w:tcW w:type="dxa" w:w="2556"/>
+          </w:tcPr>
+          <w:p>
+            <w:r>
+              <w:t>Claims more than evidence supports</w:t>
+            </w:r>
+          </w:p>
+        </w:tc>
+        <w:tc>
+          <w:tcPr>
+            <w:tcW w:type="dxa" w:w="2556"/>
+          </w:tcPr>
+          <w:p>
+            <w:r>
+              <w:t>Names a limit after a prompt</w:t>
+            </w:r>
+          </w:p>
+        </w:tc>
+        <w:tc>
+          <w:tcPr>
+            <w:tcW w:type="dxa" w:w="2556"/>
+          </w:tcPr>
+          <w:p>
+            <w:r>
+              <w:t>States a defensible limit and useful next test</w:t>
+            </w:r>
+          </w:p>
+        </w:tc>
+      </w:tr>
+    </w:tbl>
+    <w:p>
+      <w:r>
+        <w:t>Project checkpoint: Present and defend. Demonstrate the system, explain one failure and justify the next improvement with evidence.</w:t>
+      </w:r>
+    </w:p>
+    <w:p>
+      <w:r>
+        <w:t>Use the weekly teacher answer for topic-specific reasoning. A saved progress tick is an activity record; judge mastery from the learner’s explanation and evidence.</w:t>
+      </w:r>
+    </w:p>
     <w:sectPr>
       <w:pgSz w:w="12240" w:h="15840"/>
       <w:pgMar w:top="936" w:right="1008" w:bottom="936" w:left="1008" w:header="720" w:footer="720" w:gutter="0"/>

--- a/downloads/teacher/ai-5-week-31.docx
+++ b/downloads/teacher/ai-5-week-31.docx
@@ -2575,6 +2575,39 @@
         <w:t>Use the weekly teacher answer for topic-specific reasoning. A saved progress tick is an activity record; judge mastery from the learner’s explanation and evidence.</w:t>
       </w:r>
     </w:p>
+    <w:p>
+      <w:pPr>
+        <w:pStyle w:val="Heading1"/>
+      </w:pPr>
+      <w:r>
+        <w:t>08. Use feedback, labs and repair paths</w:t>
+      </w:r>
+    </w:p>
+    <w:p>
+      <w:r>
+        <w:t>Use the two formative questions as supported practice, not as independent mastery scores. Discuss the deciding evidence rather than accepting a guessed selection.</w:t>
+      </w:r>
+    </w:p>
+    <w:p>
+      <w:r>
+        <w:t>The feedback comes from the reviewed public worked case. Do not reveal the separately reserved independent teacher answer until the learner has attempted that case.</w:t>
+      </w:r>
+    </w:p>
+    <w:p>
+      <w:r>
+        <w:t>Ask students to predict before running code. Preserve errors and actual outputs; collect a changed test and an explanation. The branch-boundary and indexing lessons deliberately include failure cases.</w:t>
+      </w:r>
+    </w:p>
+    <w:p>
+      <w:r>
+        <w:t>Use the earlier worked-explanation links to address a specific missing building block, then return to the current question. Adapt this suggestion after observing the learner; it is not an automatic diagnosis.</w:t>
+      </w:r>
+    </w:p>
+    <w:p>
+      <w:r>
+        <w:t>Collect the completed-work portfolio as evidence. Record support separately from correctness, and assess explanation, trace/test and limitations. Progress ticks and quiz selections alone do not establish mastery.</w:t>
+      </w:r>
+    </w:p>
     <w:sectPr>
       <w:pgSz w:w="12240" w:h="15840"/>
       <w:pgMar w:top="936" w:right="1008" w:bottom="936" w:left="1008" w:header="720" w:footer="720" w:gutter="0"/>

--- a/downloads/teacher/ai-5-week-31.docx
+++ b/downloads/teacher/ai-5-week-31.docx
@@ -29,16 +29,39 @@
       </w:r>
     </w:p>
     <w:p>
-      <w:pPr>
-        <w:pStyle w:val="Heading3"/>
-      </w:pPr>
-      <w:r>
-        <w:t>Teach the learning cycle</w:t>
+      <w:r>
+        <w:t>Prepare Efficiency and resource measurement: check the target, prerequisites, resources and adaptable teaching schedule.</w:t>
       </w:r>
     </w:p>
     <w:p>
-      <w:r>
-        <w:t>Primary target: Calculate throughput and amortised time per example from repeated timings</w:t>
+      <w:pPr>
+        <w:pStyle w:val="Heading3"/>
+      </w:pPr>
+      <w:r>
+        <w:t>Teach the learning cycle</w:t>
+      </w:r>
+    </w:p>
+    <w:p>
+      <w:pPr>
+        <w:spacing w:line="336" w:lineRule="auto" w:after="180"/>
+      </w:pPr>
+      <w:r>
+        <w:rPr>
+          <w:b w:val="0"/>
+        </w:rPr>
+        <w:t xml:space="preserve">Primary target: Calculate </w:t>
+      </w:r>
+      <w:r>
+        <w:rPr>
+          <w:b/>
+        </w:rPr>
+        <w:t>throughput</w:t>
+      </w:r>
+      <w:r>
+        <w:rPr>
+          <w:b w:val="0"/>
+        </w:rPr>
+        <w:t xml:space="preserve"> and amortised time per example from repeated timings</w:t>
       </w:r>
     </w:p>
     <w:tbl>
@@ -185,16 +208,37 @@
       </w:tr>
     </w:tbl>
     <w:p>
-      <w:r>
-        <w:t>This is a starting allocation of 135 minutes, not a validated duration. Preserve all named topics. Schedule extra time for connected examples, the full investigation, independent cases and project building. Repeated copies of a case share one recorded attempt; they are not new evidence.</w:t>
+      <w:pPr>
+        <w:spacing w:line="336" w:lineRule="auto" w:after="180"/>
+      </w:pPr>
+      <w:r>
+        <w:rPr>
+          <w:b w:val="0"/>
+        </w:rPr>
+        <w:t>This is a starting allocation of 135 minutes, not a validated duration. Preserve all named topics. Schedule extra time for connected examples, the full investigation, independent cases and project building.</w:t>
       </w:r>
     </w:p>
     <w:p>
       <w:pPr>
-        <w:pStyle w:val="Heading3"/>
-      </w:pPr>
-      <w:r>
-        <w:t>Retrieval answer guidance</w:t>
+        <w:spacing w:line="336" w:lineRule="auto" w:after="180"/>
+      </w:pPr>
+      <w:r>
+        <w:rPr>
+          <w:b w:val="0"/>
+        </w:rPr>
+        <w:t xml:space="preserve">Repeated copies of a case share one recorded attempt; they are not new </w:t>
+      </w:r>
+      <w:r>
+        <w:rPr>
+          <w:b/>
+        </w:rPr>
+        <w:t>evidence</w:t>
+      </w:r>
+      <w:r>
+        <w:rPr>
+          <w:b w:val="0"/>
+        </w:rPr>
+        <w:t>.</w:t>
       </w:r>
     </w:p>
     <w:p>
@@ -202,96 +246,198 @@
         <w:pStyle w:val="Heading3"/>
       </w:pPr>
       <w:r>
-        <w:t>Dataset shift in neural models</w:t>
+        <w:t>Retrieval answer guidance</w:t>
       </w:r>
     </w:p>
     <w:p>
-      <w:r>
-        <w:t>Without opening the old lesson, explain one key idea from Dataset shift in neural models. Give an example and a mistake that the idea helps you avoid.</w:t>
+      <w:pPr>
+        <w:pStyle w:val="Heading3"/>
+      </w:pPr>
+      <w:r>
+        <w:t>Dataset shift in neural models</w:t>
       </w:r>
     </w:p>
     <w:p>
-      <w:r>
-        <w:t>Look for: Explain how a changed input mix can change overall accuracy</w:t>
+      <w:pPr>
+        <w:spacing w:line="336" w:lineRule="auto" w:after="180"/>
+      </w:pPr>
+      <w:r>
+        <w:rPr>
+          <w:b w:val="0"/>
+        </w:rPr>
+        <w:t>Without opening the old lesson, explain one key idea from Dataset shift in neural models. Give an example and a mistake that the idea helps you avoid.</w:t>
       </w:r>
     </w:p>
     <w:p>
-      <w:r>
-        <w:t>Reference example, not the only acceptable wording: Teacher explanation: Clear accuracy is 90 percent in both cohorts; dim accuracy is 50 percent in both. Development has 80 percent clear and 20 percent dim; new use has 20 percent clear and 80 percent dim. The mix changes while observed group rates remain the same.</w:t>
+      <w:pPr>
+        <w:spacing w:line="336" w:lineRule="auto" w:after="180"/>
+      </w:pPr>
+      <w:r>
+        <w:rPr>
+          <w:b w:val="0"/>
+        </w:rPr>
+        <w:t xml:space="preserve">Look for: Explain how a changed </w:t>
+      </w:r>
+      <w:r>
+        <w:rPr>
+          <w:b/>
+        </w:rPr>
+        <w:t>input</w:t>
+      </w:r>
+      <w:r>
+        <w:rPr>
+          <w:b w:val="0"/>
+        </w:rPr>
+        <w:t xml:space="preserve"> mix can change overall accuracy</w:t>
       </w:r>
     </w:p>
     <w:p>
       <w:pPr>
-        <w:pStyle w:val="Heading3"/>
-      </w:pPr>
-      <w:r>
-        <w:t>Transfer learning</w:t>
+        <w:spacing w:line="336" w:lineRule="auto" w:after="180"/>
+      </w:pPr>
+      <w:r>
+        <w:rPr>
+          <w:b w:val="0"/>
+        </w:rPr>
+        <w:t>Reference example, not the only acceptable wording: Teacher explanation: Clear accuracy is 90 percent in both cohorts; dim accuracy is 50 percent in both.</w:t>
       </w:r>
     </w:p>
     <w:p>
-      <w:r>
-        <w:t>Without opening the old lesson, explain one key idea from Transfer learning. Give an example and a mistake that the idea helps you avoid.</w:t>
+      <w:pPr>
+        <w:spacing w:line="336" w:lineRule="auto" w:after="180"/>
+      </w:pPr>
+      <w:r>
+        <w:rPr>
+          <w:b w:val="0"/>
+        </w:rPr>
+        <w:t>Development has 80 percent clear and 20 percent dim; new use has 20 percent clear and 80 percent dim. The mix changes while observed group rates remain the same.</w:t>
       </w:r>
     </w:p>
     <w:p>
-      <w:r>
-        <w:t>Look for: Trace a reused feature extractor and a newly fitted output head</w:t>
+      <w:pPr>
+        <w:pStyle w:val="Heading3"/>
+      </w:pPr>
+      <w:r>
+        <w:t>Transfer learning</w:t>
       </w:r>
     </w:p>
     <w:p>
-      <w:r>
-        <w:t>Reference example, not the only acceptable wording: Teacher explanation: The extractor gives h = 6 and the head predicts 1. Weights [1, 1] and bias 0 stay frozen; only the threshold is fitted. h is a nonnegative sum of counts, with no probability mapping or calibration.</w:t>
+      <w:pPr>
+        <w:spacing w:line="336" w:lineRule="auto" w:after="180"/>
+      </w:pPr>
+      <w:r>
+        <w:rPr>
+          <w:b w:val="0"/>
+        </w:rPr>
+        <w:t>Without opening the old lesson, explain one key idea from Transfer learning. Give an example and a mistake that the idea helps you avoid.</w:t>
       </w:r>
     </w:p>
     <w:p>
       <w:pPr>
-        <w:pStyle w:val="Heading3"/>
-      </w:pPr>
-      <w:r>
-        <w:t>Sequence representations</w:t>
+        <w:spacing w:line="336" w:lineRule="auto" w:after="180"/>
+      </w:pPr>
+      <w:r>
+        <w:rPr>
+          <w:b w:val="0"/>
+        </w:rPr>
+        <w:t xml:space="preserve">Look for: Trace a reused feature extractor and a newly fitted </w:t>
+      </w:r>
+      <w:r>
+        <w:rPr>
+          <w:b/>
+        </w:rPr>
+        <w:t>output</w:t>
+      </w:r>
+      <w:r>
+        <w:rPr>
+          <w:b w:val="0"/>
+        </w:rPr>
+        <w:t xml:space="preserve"> head</w:t>
       </w:r>
     </w:p>
     <w:p>
-      <w:r>
-        <w:t>Without opening the old lesson, explain one key idea from Sequence representations. Give an example and a mistake that the idea helps you avoid.</w:t>
+      <w:pPr>
+        <w:spacing w:line="336" w:lineRule="auto" w:after="180"/>
+      </w:pPr>
+      <w:r>
+        <w:rPr>
+          <w:b w:val="0"/>
+        </w:rPr>
+        <w:t>Reference example, not the only acceptable wording: Teacher explanation: The extractor gives h = 6 and the head predicts 1.</w:t>
       </w:r>
     </w:p>
     <w:p>
-      <w:r>
-        <w:t>Look for: Encode an ordered sequence with an explicit vocabulary</w:t>
+      <w:pPr>
+        <w:spacing w:line="336" w:lineRule="auto" w:after="180"/>
+      </w:pPr>
+      <w:r>
+        <w:rPr>
+          <w:b w:val="0"/>
+        </w:rPr>
+        <w:t>Weights [1, 1] and bias 0 stay frozen; only the threshold is fitted. h is a nonnegative sum of counts, with no probability mapping or calibration.</w:t>
       </w:r>
     </w:p>
     <w:p>
-      <w:r>
-        <w:t>Reference example, not the only acceptable wording: Teacher explanation: IDs are [2, 3, 4, 0], mask [1, 1, 1, 0], real length 3 and final real event STOP at position 2.</w:t>
+      <w:pPr>
+        <w:pStyle w:val="Heading3"/>
+      </w:pPr>
+      <w:r>
+        <w:t>Sequence representations</w:t>
       </w:r>
     </w:p>
     <w:p>
-      <w:r>
-        <w:t>Use two 45-minute sessions. The timings are invented for arithmetic and do not describe a particular device or trained model. Keep units and denominators visible. Separate a validation choice from a general performance claim, and separate raw parameter payload from file size, runtime memory and energy.</w:t>
+      <w:pPr>
+        <w:spacing w:line="336" w:lineRule="auto" w:after="180"/>
+      </w:pPr>
+      <w:r>
+        <w:rPr>
+          <w:b w:val="0"/>
+        </w:rPr>
+        <w:t>Without opening the old lesson, explain one key idea from Sequence representations. Give an example and a mistake that the idea helps you avoid.</w:t>
       </w:r>
     </w:p>
     <w:p>
       <w:pPr>
-        <w:pStyle w:val="Heading3"/>
-      </w:pPr>
-      <w:r>
-        <w:t>Outcomes</w:t>
+        <w:spacing w:line="336" w:lineRule="auto" w:after="180"/>
+      </w:pPr>
+      <w:r>
+        <w:rPr>
+          <w:b w:val="0"/>
+        </w:rPr>
+        <w:t>Look for: Encode an ordered sequence with an explicit vocabulary</w:t>
       </w:r>
     </w:p>
     <w:p>
-      <w:r>
-        <w:t>Calculate throughput and amortised time per example from repeated timings</w:t>
+      <w:pPr>
+        <w:spacing w:line="336" w:lineRule="auto" w:after="180"/>
+      </w:pPr>
+      <w:r>
+        <w:rPr>
+          <w:b w:val="0"/>
+        </w:rPr>
+        <w:t>Reference example, not the only acceptable wording: Teacher explanation: IDs are [2, 3, 4, 0], mask [1, 1, 1, 0], real length 3 and final real event STOP at position 2.</w:t>
       </w:r>
     </w:p>
     <w:p>
-      <w:r>
-        <w:t>Count dense-network parameters and distinguish storage from peak memory</w:t>
+      <w:pPr>
+        <w:spacing w:line="336" w:lineRule="auto" w:after="180"/>
+      </w:pPr>
+      <w:r>
+        <w:rPr>
+          <w:b w:val="0"/>
+        </w:rPr>
+        <w:t>Use two 45-minute sessions. The timings are invented for arithmetic and do not describe a particular device or trained model. Keep units and denominators visible.</w:t>
       </w:r>
     </w:p>
     <w:p>
-      <w:r>
-        <w:t>Compare resource use under fixed quality and measurement conditions</w:t>
+      <w:pPr>
+        <w:spacing w:line="336" w:lineRule="auto" w:after="180"/>
+      </w:pPr>
+      <w:r>
+        <w:rPr>
+          <w:b w:val="0"/>
+        </w:rPr>
+        <w:t>Separate a validation choice from a general performance claim, and separate raw parameter payload from file size, runtime memory and energy.</w:t>
       </w:r>
     </w:p>
     <w:p>
@@ -299,22 +445,58 @@
         <w:pStyle w:val="Heading3"/>
       </w:pPr>
       <w:r>
-        <w:t>Preparation</w:t>
+        <w:t>Outcomes</w:t>
       </w:r>
     </w:p>
     <w:p>
-      <w:r>
-        <w:t>Printed lesson and workbook; paper and pencil</w:t>
+      <w:pPr>
+        <w:spacing w:line="336" w:lineRule="auto" w:after="180"/>
+      </w:pPr>
+      <w:r>
+        <w:rPr>
+          <w:b w:val="0"/>
+        </w:rPr>
+        <w:t xml:space="preserve">Calculate </w:t>
+      </w:r>
+      <w:r>
+        <w:rPr>
+          <w:b/>
+        </w:rPr>
+        <w:t>throughput</w:t>
+      </w:r>
+      <w:r>
+        <w:rPr>
+          <w:b w:val="0"/>
+        </w:rPr>
+        <w:t xml:space="preserve"> and amortised time per example from repeated timings</w:t>
       </w:r>
     </w:p>
     <w:p>
-      <w:r>
-        <w:t>Calculator and optional local Python 3 editor; no packages or AI accounts needed</w:t>
+      <w:pPr>
+        <w:spacing w:line="336" w:lineRule="auto" w:after="180"/>
+      </w:pPr>
+      <w:r>
+        <w:rPr>
+          <w:b w:val="0"/>
+        </w:rPr>
+        <w:t xml:space="preserve">Count dense-network parameters and distinguish storage from </w:t>
+      </w:r>
+      <w:r>
+        <w:rPr>
+          <w:b/>
+        </w:rPr>
+        <w:t>peak memory</w:t>
       </w:r>
     </w:p>
     <w:p>
-      <w:r>
-        <w:t>Use the fictional examples supplied; prepare the fresh retry before class</w:t>
+      <w:pPr>
+        <w:spacing w:line="336" w:lineRule="auto" w:after="180"/>
+      </w:pPr>
+      <w:r>
+        <w:rPr>
+          <w:b w:val="0"/>
+        </w:rPr>
+        <w:t>Compare resource use under fixed quality and measurement conditions</w:t>
       </w:r>
     </w:p>
     <w:p>
@@ -322,68 +504,431 @@
         <w:pStyle w:val="Heading3"/>
       </w:pPr>
       <w:r>
-        <w:t>Prerequisite answer</w:t>
+        <w:t>Preparation</w:t>
       </w:r>
     </w:p>
     <w:p>
-      <w:r>
-        <w:t>Different examples or group proportions can change accuracy and workload. Shared cases and declared conditions help isolate model differences rather than differences in the evaluation sample.</w:t>
+      <w:pPr>
+        <w:spacing w:line="336" w:lineRule="auto" w:after="180"/>
+      </w:pPr>
+      <w:r>
+        <w:rPr>
+          <w:b w:val="0"/>
+        </w:rPr>
+        <w:t>Printed lesson and workbook; paper and pencil</w:t>
       </w:r>
     </w:p>
     <w:p>
       <w:pPr>
-        <w:pStyle w:val="Heading3"/>
-      </w:pPr>
-      <w:r>
-        <w:t>End goal for the pictorial case</w:t>
+        <w:spacing w:line="336" w:lineRule="auto" w:after="180"/>
+      </w:pPr>
+      <w:r>
+        <w:rPr>
+          <w:b w:val="0"/>
+        </w:rPr>
+        <w:t>Calculator and optional local Python 3 editor; no packages or AI accounts needed</w:t>
       </w:r>
     </w:p>
     <w:p>
-      <w:r>
-        <w:t>By the end, I can explain efficiency and resource measurement using a traced example and a stated limitation.</w:t>
+      <w:pPr>
+        <w:spacing w:line="336" w:lineRule="auto" w:after="180"/>
+      </w:pPr>
+      <w:r>
+        <w:rPr>
+          <w:b w:val="0"/>
+        </w:rPr>
+        <w:t>Use the fictional examples supplied; prepare the fresh retry before class</w:t>
       </w:r>
     </w:p>
     <w:p>
-      <w:r>
-        <w:t>This added worked case illustrates the week’s main idea. Retain all original and connected topics; schedule its practice within the teaching cycle.</w:t>
+      <w:pPr>
+        <w:pStyle w:val="Heading3"/>
+      </w:pPr>
+      <w:r>
+        <w:t>Prerequisite answer</w:t>
       </w:r>
     </w:p>
     <w:p>
       <w:pPr>
-        <w:pStyle w:val="Heading1"/>
-      </w:pPr>
-      <w:r>
-        <w:t>02. Explain and model the mechanism</w:t>
+        <w:spacing w:line="336" w:lineRule="auto" w:after="180"/>
+      </w:pPr>
+      <w:r>
+        <w:rPr>
+          <w:b w:val="0"/>
+        </w:rPr>
+        <w:t>Different examples or group proportions can change accuracy and workload. Shared cases and declared conditions help isolate model differences rather than differences in the evaluation sample.</w:t>
       </w:r>
     </w:p>
     <w:p>
-      <w:r>
-        <w:t>A neural model can be faster yet fail the task’s accuracy requirement. Training cost and prediction cost are different: training updates parameters, while inference uses the fitted model. Compare quality and resources together under a declared test, rather than calling a model efficient from one small number.</w:t>
+      <w:pPr>
+        <w:pStyle w:val="Heading3"/>
+      </w:pPr>
+      <w:r>
+        <w:t>End goal for the pictorial case</w:t>
       </w:r>
     </w:p>
     <w:p>
-      <w:r>
-        <w:t>Use these invented classroom timings for models A and B. Each timed pass processes the same 100 preprocessed examples sequentially, one at a time, on the same device and precision. Start before the first prediction and stop after the final prediction completes. Loading and preprocessing are excluded for both. One untimed warm-up pass precedes three timed passes; the warm-up work must still be reported.</w:t>
+      <w:pPr>
+        <w:spacing w:line="336" w:lineRule="auto" w:after="180"/>
+      </w:pPr>
+      <w:r>
+        <w:rPr>
+          <w:b w:val="0"/>
+        </w:rPr>
+        <w:t>By the end, I can explain efficiency and resource measurement using a traced example and a stated limitation.</w:t>
       </w:r>
     </w:p>
     <w:p>
-      <w:r>
-        <w:t>The validation cases are the same for both models and are scored once each; repeating timing passes does not create 300 independent quality examples. No actual benchmark was run to produce this table.</w:t>
+      <w:pPr>
+        <w:spacing w:line="336" w:lineRule="auto" w:after="180"/>
+      </w:pPr>
+      <w:r>
+        <w:rPr>
+          <w:b w:val="0"/>
+        </w:rPr>
+        <w:t>This added worked case illustrates the week’s main idea. Retain all original and connected topics; schedule its practice within the teaching cycle.</w:t>
       </w:r>
     </w:p>
     <w:p>
-      <w:r>
-        <w:t>Sort each set of three times and take the middle value. A’s median is 2.0 seconds per 100 examples; B’s is 1.2 seconds. Dividing by 100 gives amortised times of 0.020 and 0.012 seconds per example, or 20 and 12 milliseconds. Median-pass throughput is 100 / 2.0 = 50 examples per second for A and about 83.33 for B.</w:t>
+      <w:pPr>
+        <w:pStyle w:val="Heading1"/>
+      </w:pPr>
+      <w:r>
+        <w:t>02. Explain and model the mechanism</w:t>
       </w:r>
     </w:p>
     <w:p>
       <w:r>
-        <w:t>The code assumes a positive integer example count and numeric times. A outputs (2.0, 20.0, 50.0); B outputs approximately (1.2, 12.0, 83.33). Retain full precision until display. The time reduction is (20 - 12) / 20 = 40 percent, while throughput rises by about 66.67 percent. These are different denominators.</w:t>
+        <w:t>Model Efficiency and resource measurement using the supplied case, labelled mechanism and reasoning. Make the scope of each conclusion explicit.</w:t>
       </w:r>
     </w:p>
     <w:p>
-      <w:r>
-        <w:t>Amortised time does not reveal the slowest request or a latency percentile. In a batched or concurrent workload, total time divided by count is not an individual request’s waiting time. Record per-request timings if the requirement concerns latency; keep batch size and concurrency explicit.</w:t>
+      <w:pPr>
+        <w:pStyle w:val="Heading3"/>
+      </w:pPr>
+      <w:r>
+        <w:t>Explain Efficiency and resource measurement · 1</w:t>
+      </w:r>
+    </w:p>
+    <w:p>
+      <w:pPr>
+        <w:spacing w:line="336" w:lineRule="auto" w:after="180"/>
+      </w:pPr>
+      <w:r>
+        <w:rPr>
+          <w:b w:val="0"/>
+        </w:rPr>
+        <w:t xml:space="preserve">A neural model can be faster yet fail the task’s accuracy requirement. </w:t>
+      </w:r>
+      <w:r>
+        <w:rPr>
+          <w:b/>
+        </w:rPr>
+        <w:t>Training</w:t>
+      </w:r>
+      <w:r>
+        <w:rPr>
+          <w:b w:val="0"/>
+        </w:rPr>
+        <w:t xml:space="preserve"> cost and </w:t>
+      </w:r>
+      <w:r>
+        <w:rPr>
+          <w:b/>
+        </w:rPr>
+        <w:t>prediction</w:t>
+      </w:r>
+      <w:r>
+        <w:rPr>
+          <w:b w:val="0"/>
+        </w:rPr>
+        <w:t xml:space="preserve"> cost are different: </w:t>
+      </w:r>
+      <w:r>
+        <w:rPr>
+          <w:b/>
+        </w:rPr>
+        <w:t>training</w:t>
+      </w:r>
+      <w:r>
+        <w:rPr>
+          <w:b w:val="0"/>
+        </w:rPr>
+        <w:t xml:space="preserve"> updates parameters, while inference uses the fitted model.</w:t>
+      </w:r>
+    </w:p>
+    <w:p>
+      <w:pPr>
+        <w:spacing w:line="336" w:lineRule="auto" w:after="180"/>
+      </w:pPr>
+      <w:r>
+        <w:rPr>
+          <w:b w:val="0"/>
+        </w:rPr>
+        <w:t>Compare quality and resources together under a declared test, rather than calling a model efficient from one small number.</w:t>
+      </w:r>
+    </w:p>
+    <w:p>
+      <w:pPr>
+        <w:pStyle w:val="Heading3"/>
+      </w:pPr>
+      <w:r>
+        <w:t>Explain Efficiency and resource measurement · 2</w:t>
+      </w:r>
+    </w:p>
+    <w:p>
+      <w:pPr>
+        <w:spacing w:line="336" w:lineRule="auto" w:after="180"/>
+      </w:pPr>
+      <w:r>
+        <w:rPr>
+          <w:b w:val="0"/>
+        </w:rPr>
+        <w:t xml:space="preserve">Use these invented classroom timings for models A and B. Each timed pass </w:t>
+      </w:r>
+      <w:r>
+        <w:rPr>
+          <w:b/>
+        </w:rPr>
+        <w:t>process</w:t>
+      </w:r>
+      <w:r>
+        <w:rPr>
+          <w:b w:val="0"/>
+        </w:rPr>
+        <w:t>es the same 100 pre</w:t>
+      </w:r>
+      <w:r>
+        <w:rPr>
+          <w:b/>
+        </w:rPr>
+        <w:t>process</w:t>
+      </w:r>
+      <w:r>
+        <w:rPr>
+          <w:b w:val="0"/>
+        </w:rPr>
+        <w:t>ed examples sequentially, one at a time, on the same device and precision.</w:t>
+      </w:r>
+    </w:p>
+    <w:p>
+      <w:pPr>
+        <w:spacing w:line="336" w:lineRule="auto" w:after="180"/>
+      </w:pPr>
+      <w:r>
+        <w:rPr>
+          <w:b w:val="0"/>
+        </w:rPr>
+        <w:t xml:space="preserve">Start before the first </w:t>
+      </w:r>
+      <w:r>
+        <w:rPr>
+          <w:b/>
+        </w:rPr>
+        <w:t>prediction</w:t>
+      </w:r>
+      <w:r>
+        <w:rPr>
+          <w:b w:val="0"/>
+        </w:rPr>
+        <w:t xml:space="preserve"> and stop after the final </w:t>
+      </w:r>
+      <w:r>
+        <w:rPr>
+          <w:b/>
+        </w:rPr>
+        <w:t>prediction</w:t>
+      </w:r>
+      <w:r>
+        <w:rPr>
+          <w:b w:val="0"/>
+        </w:rPr>
+        <w:t xml:space="preserve"> completes. Loading and pre</w:t>
+      </w:r>
+      <w:r>
+        <w:rPr>
+          <w:b/>
+        </w:rPr>
+        <w:t>process</w:t>
+      </w:r>
+      <w:r>
+        <w:rPr>
+          <w:b w:val="0"/>
+        </w:rPr>
+        <w:t>ing are excluded for both. One untimed warm-up pass precedes three timed passes; the warm-up work must still be reported.</w:t>
+      </w:r>
+    </w:p>
+    <w:p>
+      <w:pPr>
+        <w:spacing w:line="336" w:lineRule="auto" w:after="180"/>
+      </w:pPr>
+      <w:r>
+        <w:rPr>
+          <w:b w:val="0"/>
+        </w:rPr>
+        <w:t>The validation cases are the same for both models and are scored once each; repeating timing passes does not create 300 independent quality examples. No actual benchmark was run to produce this table.</w:t>
+      </w:r>
+    </w:p>
+    <w:p>
+      <w:pPr>
+        <w:pStyle w:val="Heading3"/>
+      </w:pPr>
+      <w:r>
+        <w:t>Explain Efficiency and resource measurement · 3</w:t>
+      </w:r>
+    </w:p>
+    <w:p>
+      <w:pPr>
+        <w:spacing w:line="336" w:lineRule="auto" w:after="180"/>
+      </w:pPr>
+      <w:r>
+        <w:rPr>
+          <w:b w:val="0"/>
+        </w:rPr>
+        <w:t>Sort each set of three times and take the middle value. A’s median is 2.0 seconds per 100 examples; B’s is 1.2 seconds. Dividing by 100 gives amortised times of 0.020 and 0.012 seconds per example, or 20 and 12 milliseconds.</w:t>
+      </w:r>
+    </w:p>
+    <w:p>
+      <w:pPr>
+        <w:spacing w:line="336" w:lineRule="auto" w:after="180"/>
+      </w:pPr>
+      <w:r>
+        <w:rPr>
+          <w:b w:val="0"/>
+        </w:rPr>
+        <w:t xml:space="preserve">Median-pass </w:t>
+      </w:r>
+      <w:r>
+        <w:rPr>
+          <w:b/>
+        </w:rPr>
+        <w:t>throughput</w:t>
+      </w:r>
+      <w:r>
+        <w:rPr>
+          <w:b w:val="0"/>
+        </w:rPr>
+        <w:t xml:space="preserve"> is 100 / 2.0 = 50 examples per second for A and about 83.33 for B.</w:t>
+      </w:r>
+    </w:p>
+    <w:p>
+      <w:pPr>
+        <w:pStyle w:val="Heading3"/>
+      </w:pPr>
+      <w:r>
+        <w:t>Explain Efficiency and resource measurement · 4</w:t>
+      </w:r>
+    </w:p>
+    <w:p>
+      <w:pPr>
+        <w:spacing w:line="336" w:lineRule="auto" w:after="180"/>
+      </w:pPr>
+      <w:r>
+        <w:rPr>
+          <w:b w:val="0"/>
+        </w:rPr>
+        <w:t xml:space="preserve">The code assumes a positive integer example count and numeric times. A </w:t>
+      </w:r>
+      <w:r>
+        <w:rPr>
+          <w:b/>
+        </w:rPr>
+        <w:t>output</w:t>
+      </w:r>
+      <w:r>
+        <w:rPr>
+          <w:b w:val="0"/>
+        </w:rPr>
+        <w:t xml:space="preserve">s (2.0, 20.0, 50.0); B </w:t>
+      </w:r>
+      <w:r>
+        <w:rPr>
+          <w:b/>
+        </w:rPr>
+        <w:t>output</w:t>
+      </w:r>
+      <w:r>
+        <w:rPr>
+          <w:b w:val="0"/>
+        </w:rPr>
+        <w:t>s approximately (1.2, 12.0, 83.33). Retain full precision until display.</w:t>
+      </w:r>
+    </w:p>
+    <w:p>
+      <w:pPr>
+        <w:spacing w:line="336" w:lineRule="auto" w:after="180"/>
+      </w:pPr>
+      <w:r>
+        <w:rPr>
+          <w:b w:val="0"/>
+        </w:rPr>
+        <w:t xml:space="preserve">The time reduction is (20 - 12) / 20 = 40 percent, while </w:t>
+      </w:r>
+      <w:r>
+        <w:rPr>
+          <w:b/>
+        </w:rPr>
+        <w:t>throughput</w:t>
+      </w:r>
+      <w:r>
+        <w:rPr>
+          <w:b w:val="0"/>
+        </w:rPr>
+        <w:t xml:space="preserve"> rises by about 66.67 percent. These are different denominators.</w:t>
+      </w:r>
+    </w:p>
+    <w:p>
+      <w:pPr>
+        <w:pStyle w:val="Heading3"/>
+      </w:pPr>
+      <w:r>
+        <w:t>Explain Efficiency and resource measurement · 5</w:t>
+      </w:r>
+    </w:p>
+    <w:p>
+      <w:pPr>
+        <w:spacing w:line="336" w:lineRule="auto" w:after="180"/>
+      </w:pPr>
+      <w:r>
+        <w:rPr>
+          <w:b w:val="0"/>
+        </w:rPr>
+        <w:t xml:space="preserve">Amortised time does not reveal the slowest request or a </w:t>
+      </w:r>
+      <w:r>
+        <w:rPr>
+          <w:b/>
+        </w:rPr>
+        <w:t>latency</w:t>
+      </w:r>
+      <w:r>
+        <w:rPr>
+          <w:b w:val="0"/>
+        </w:rPr>
+        <w:t xml:space="preserve"> percentile. In a batched or concurrent workload, total time divided by count is not an individual request’s waiting time.</w:t>
+      </w:r>
+    </w:p>
+    <w:p>
+      <w:pPr>
+        <w:spacing w:line="336" w:lineRule="auto" w:after="180"/>
+      </w:pPr>
+      <w:r>
+        <w:rPr>
+          <w:b w:val="0"/>
+        </w:rPr>
+        <w:t xml:space="preserve">Record per-request timings if the requirement concerns </w:t>
+      </w:r>
+      <w:r>
+        <w:rPr>
+          <w:b/>
+        </w:rPr>
+        <w:t>latency</w:t>
+      </w:r>
+      <w:r>
+        <w:rPr>
+          <w:b w:val="0"/>
+        </w:rPr>
+        <w:t>; keep batch size and concurrency explicit.</w:t>
       </w:r>
     </w:p>
     <w:tbl>
@@ -635,21 +1180,98 @@
       </w:r>
     </w:p>
     <w:p>
-      <w:r>
-        <w:t>Guided: under the alternative rule set in advance, A and B both qualify. B wins the declared lower-amortised-time tie-breaker, 12 versus 20 ms. Exit: best depends on requirements and B fails the original quality rule; greener is unsupported without energy evidence. Use identical workload and declared conditions or label a whole-system comparison, measure completed work, repeat timings, retain raw results and quality outcomes, and reserve final evaluation after selection.</w:t>
+      <w:pPr>
+        <w:pStyle w:val="Heading3"/>
+      </w:pPr>
+      <w:r>
+        <w:t>Explain Efficiency and resource measurement · 6</w:t>
       </w:r>
     </w:p>
     <w:p>
       <w:pPr>
-        <w:pStyle w:val="Heading3"/>
-      </w:pPr>
-      <w:r>
-        <w:t>Model the reasoning aloud</w:t>
+        <w:spacing w:line="336" w:lineRule="auto" w:after="180"/>
+      </w:pPr>
+      <w:r>
+        <w:rPr>
+          <w:b w:val="0"/>
+        </w:rPr>
+        <w:t>Guided: under the alternative rule set in advance, A and B both qualify. B wins the declared lower-amortised-time tie-breaker, 12 versus 20 ms.</w:t>
       </w:r>
     </w:p>
     <w:p>
-      <w:r>
-        <w:t>Use the complete worked example below before asking learners to complete W2. Reveal a small part, invite a prediction, then explain the deciding step. These teacher notes contain solutions; do not reveal the independent case answer during modelling.</w:t>
+      <w:pPr>
+        <w:spacing w:line="336" w:lineRule="auto" w:after="180"/>
+      </w:pPr>
+      <w:r>
+        <w:rPr>
+          <w:b w:val="0"/>
+        </w:rPr>
+        <w:t xml:space="preserve">Exit: best depends on requirements and B fails the original quality rule; greener is unsupported without energy </w:t>
+      </w:r>
+      <w:r>
+        <w:rPr>
+          <w:b/>
+        </w:rPr>
+        <w:t>evidence</w:t>
+      </w:r>
+      <w:r>
+        <w:rPr>
+          <w:b w:val="0"/>
+        </w:rPr>
+        <w:t>.</w:t>
+      </w:r>
+    </w:p>
+    <w:p>
+      <w:pPr>
+        <w:spacing w:line="336" w:lineRule="auto" w:after="180"/>
+      </w:pPr>
+      <w:r>
+        <w:rPr>
+          <w:b w:val="0"/>
+        </w:rPr>
+        <w:t>Use identical workload and declared conditions or label a whole-system comparison, measure completed work, repeat timings, retain raw results and quality outcomes, and reserve final evaluation after selection.</w:t>
+      </w:r>
+    </w:p>
+    <w:p>
+      <w:pPr>
+        <w:pStyle w:val="Heading3"/>
+      </w:pPr>
+      <w:r>
+        <w:t>Model the reasoning aloud</w:t>
+      </w:r>
+    </w:p>
+    <w:p>
+      <w:pPr>
+        <w:spacing w:line="336" w:lineRule="auto" w:after="180"/>
+      </w:pPr>
+      <w:r>
+        <w:rPr>
+          <w:b w:val="0"/>
+        </w:rPr>
+        <w:t xml:space="preserve">Use the complete worked example below before asking learners to complete W2. Reveal a small part, invite a </w:t>
+      </w:r>
+      <w:r>
+        <w:rPr>
+          <w:b/>
+        </w:rPr>
+        <w:t>prediction</w:t>
+      </w:r>
+      <w:r>
+        <w:rPr>
+          <w:b w:val="0"/>
+        </w:rPr>
+        <w:t>, then explain the deciding step.</w:t>
+      </w:r>
+    </w:p>
+    <w:p>
+      <w:pPr>
+        <w:spacing w:line="336" w:lineRule="auto" w:after="180"/>
+      </w:pPr>
+      <w:r>
+        <w:rPr>
+          <w:b w:val="0"/>
+        </w:rPr>
+        <w:t>These teacher notes contain solutions; do not reveal the independent case answer during modelling.</w:t>
       </w:r>
     </w:p>
     <w:p>
@@ -777,8 +1399,33 @@
       </w:r>
     </w:p>
     <w:p>
-      <w:r>
-        <w:t>The requirements were set before inspecting these results. B is faster under this measurement but is not eligible under the quality rule. One hundred validation cases do not establish future accuracy; reserve independent final evaluation after choosing a model, and inspect relevant subgroup results.</w:t>
+      <w:pPr>
+        <w:pStyle w:val="Heading3"/>
+      </w:pPr>
+      <w:r>
+        <w:t>Model the reasoning aloud · 7</w:t>
+      </w:r>
+    </w:p>
+    <w:p>
+      <w:pPr>
+        <w:spacing w:line="336" w:lineRule="auto" w:after="180"/>
+      </w:pPr>
+      <w:r>
+        <w:rPr>
+          <w:b w:val="0"/>
+        </w:rPr>
+        <w:t>The requirements were set before inspecting these results. B is faster under this measurement but is not eligible under the quality rule.</w:t>
+      </w:r>
+    </w:p>
+    <w:p>
+      <w:pPr>
+        <w:spacing w:line="336" w:lineRule="auto" w:after="180"/>
+      </w:pPr>
+      <w:r>
+        <w:rPr>
+          <w:b w:val="0"/>
+        </w:rPr>
+        <w:t>One hundred validation cases do not establish future accuracy; reserve independent final evaluation after choosing a model, and inspect relevant subgroup results.</w:t>
       </w:r>
     </w:p>
     <w:p>
@@ -912,7 +1559,13 @@
       </w:tr>
     </w:tbl>
     <w:p>
-      <w:r>
+      <w:pPr>
+        <w:spacing w:line="336" w:lineRule="auto" w:after="180"/>
+      </w:pPr>
+      <w:r>
+        <w:rPr>
+          <w:b w:val="0"/>
+        </w:rPr>
         <w:t>Use the diagram and verbal explanation together. Ask learners to match a sentence to a specific visual step; do not assign learners fixed visual or auditory learning styles.</w:t>
       </w:r>
     </w:p>
@@ -925,7 +1578,13 @@
       </w:r>
     </w:p>
     <w:p>
-      <w:r>
+      <w:pPr>
+        <w:spacing w:line="336" w:lineRule="auto" w:after="180"/>
+      </w:pPr>
+      <w:r>
+        <w:rPr>
+          <w:b w:val="0"/>
+        </w:rPr>
         <w:t>Compare speed and quality under the same case count and acceptance contract.</w:t>
       </w:r>
     </w:p>
@@ -938,13 +1597,55 @@
       </w:r>
     </w:p>
     <w:p>
-      <w:r>
-        <w:t>Both evaluate40 cases. P times [0.32, 0.40, 0.48]seconds, 38 correct; Q times [0.20, 0.24, 0.28]seconds, 36 correct. Requireaccuracy&gt;=93% and mean amortised time&lt;=12ms/case.</w:t>
+      <w:pPr>
+        <w:pStyle w:val="Heading3"/>
+      </w:pPr>
+      <w:r>
+        <w:t>Supplied facts</w:t>
       </w:r>
     </w:p>
     <w:p>
-      <w:r>
-        <w:t>All inputs and outcomes in this worked example are invented classroom data; no real model run is claimed.</w:t>
+      <w:pPr>
+        <w:spacing w:line="336" w:lineRule="auto" w:after="180"/>
+        <w:shd w:fill="F1F6FC"/>
+      </w:pPr>
+      <w:r>
+        <w:rPr>
+          <w:b w:val="0"/>
+        </w:rPr>
+        <w:t>Both evaluate40 cases. P times [0.32, 0.40, 0.48]seconds, 38 correct; Q times [0.20, 0.24, 0.28]seconds, 36 correct. Requireaccuracy&gt;=93% and mean amortised time&lt;=12ms/case.</w:t>
+      </w:r>
+    </w:p>
+    <w:p>
+      <w:pPr>
+        <w:pStyle w:val="Heading3"/>
+      </w:pPr>
+      <w:r>
+        <w:t>Supplied facts</w:t>
+      </w:r>
+    </w:p>
+    <w:p>
+      <w:pPr>
+        <w:spacing w:line="336" w:lineRule="auto" w:after="180"/>
+        <w:shd w:fill="F1F6FC"/>
+      </w:pPr>
+      <w:r>
+        <w:rPr>
+          <w:b w:val="0"/>
+        </w:rPr>
+        <w:t xml:space="preserve">All </w:t>
+      </w:r>
+      <w:r>
+        <w:rPr>
+          <w:b/>
+        </w:rPr>
+        <w:t>input</w:t>
+      </w:r>
+      <w:r>
+        <w:rPr>
+          <w:b w:val="0"/>
+        </w:rPr>
+        <w:t>s and outcomes in this worked example are invented classroom data; no real model run is claimed.</w:t>
       </w:r>
     </w:p>
     <w:p>
@@ -1143,21 +1844,35 @@
       </w:r>
     </w:p>
     <w:p>
-      <w:r>
-        <w:t>Compare models on the same workload and apply every required condition. P meets both quality and time limits; Q’s speed does not compensate for missing the quality gate. Dividing total run duration by forty gives an amortised time per case. It does not measure the wait for one isolated request, which needs its own timed experiment.</w:t>
+      <w:pPr>
+        <w:pStyle w:val="Heading3"/>
+      </w:pPr>
+      <w:r>
+        <w:t>Why the result follows</w:t>
       </w:r>
     </w:p>
     <w:p>
       <w:pPr>
-        <w:pStyle w:val="Heading3"/>
-      </w:pPr>
-      <w:r>
-        <w:t>What this example does not establish</w:t>
+        <w:spacing w:line="336" w:lineRule="auto" w:after="180"/>
+        <w:shd w:fill="F1F6FC"/>
+      </w:pPr>
+      <w:r>
+        <w:rPr>
+          <w:b w:val="0"/>
+        </w:rPr>
+        <w:t>Compare models on the same workload and apply every required condition. P meets both quality and time limits; Q’s speed does not compensate for missing the quality gate.</w:t>
       </w:r>
     </w:p>
     <w:p>
-      <w:r>
-        <w:t>Record hardware, batching, warm-up and variability; these supplied timings are toy measurements, not actual benchmark runs.</w:t>
+      <w:pPr>
+        <w:spacing w:line="336" w:lineRule="auto" w:after="180"/>
+        <w:shd w:fill="F1F6FC"/>
+      </w:pPr>
+      <w:r>
+        <w:rPr>
+          <w:b w:val="0"/>
+        </w:rPr>
+        <w:t>Dividing total run duration by forty gives an amortised time per case. It does not measure the wait for one isolated request, which needs its own timed experiment.</w:t>
       </w:r>
     </w:p>
     <w:p>
@@ -1165,22 +1880,35 @@
         <w:pStyle w:val="Heading3"/>
       </w:pPr>
       <w:r>
-        <w:t>Change one thing in the pictured case</w:t>
+        <w:t>What this example does not establish</w:t>
       </w:r>
     </w:p>
     <w:p>
-      <w:r>
-        <w:t>Change: Lower the accuracy requirement to90% before a new selection exercise.</w:t>
+      <w:pPr>
+        <w:pStyle w:val="Heading3"/>
+      </w:pPr>
+      <w:r>
+        <w:t>Keep the stated limit</w:t>
       </w:r>
     </w:p>
     <w:p>
-      <w:r>
-        <w:t>Prediction: Both become eligible; Q has the smaller measured mean amortised time.</w:t>
+      <w:pPr>
+        <w:spacing w:line="336" w:lineRule="auto" w:after="180"/>
+        <w:shd w:fill="FFF5E6"/>
+      </w:pPr>
+      <w:r>
+        <w:rPr>
+          <w:b w:val="0"/>
+        </w:rPr>
+        <w:t>Record hardware, batching, warm-up and variability; these supplied timings are toy measurements, not actual benchmark runs.</w:t>
       </w:r>
     </w:p>
     <w:p>
-      <w:r>
-        <w:t>Reason: The acceptance contract changed; Q’s measured accuracy did not improve.</w:t>
+      <w:pPr>
+        <w:pStyle w:val="Heading3"/>
+      </w:pPr>
+      <w:r>
+        <w:t>Change one thing in the pictured case</w:t>
       </w:r>
     </w:p>
     <w:p>
@@ -1188,20 +1916,140 @@
         <w:pStyle w:val="Heading3"/>
       </w:pPr>
       <w:r>
-        <w:t>Ask while showing the picture</w:t>
+        <w:t>Change one thing</w:t>
       </w:r>
     </w:p>
     <w:p>
-      <w:r>
-        <w:t>Cover the result. Ask learners to name the inputs and predict the next step. Uncover one step, connect the icon to the actual procedure, and explain its evidence. Then change the supplied condition and compare. The picture is a representation; it does not document execution of a real AI model.</w:t>
+      <w:pPr>
+        <w:spacing w:line="336" w:lineRule="auto" w:after="180"/>
+        <w:shd w:fill="F5F1FB"/>
+      </w:pPr>
+      <w:r>
+        <w:rPr>
+          <w:b w:val="0"/>
+        </w:rPr>
+        <w:t>Change: Lower the accuracy requirement to90% before a new selection exercise.</w:t>
       </w:r>
     </w:p>
     <w:p>
       <w:pPr>
+        <w:pStyle w:val="Heading3"/>
+      </w:pPr>
+      <w:r>
+        <w:t>Predicted result</w:t>
+      </w:r>
+    </w:p>
+    <w:p>
+      <w:pPr>
+        <w:spacing w:line="336" w:lineRule="auto" w:after="180"/>
+        <w:shd w:fill="F1F6FC"/>
+      </w:pPr>
+      <w:r>
+        <w:rPr>
+          <w:b/>
+        </w:rPr>
+        <w:t>Prediction</w:t>
+      </w:r>
+      <w:r>
+        <w:rPr>
+          <w:b w:val="0"/>
+        </w:rPr>
+        <w:t>: Both become eligible; Q has the smaller measured mean amortised time.</w:t>
+      </w:r>
+    </w:p>
+    <w:p>
+      <w:pPr>
+        <w:pStyle w:val="Heading3"/>
+      </w:pPr>
+      <w:r>
+        <w:t>Why the result follows</w:t>
+      </w:r>
+    </w:p>
+    <w:p>
+      <w:pPr>
+        <w:spacing w:line="336" w:lineRule="auto" w:after="180"/>
+        <w:shd w:fill="F1F6FC"/>
+      </w:pPr>
+      <w:r>
+        <w:rPr>
+          <w:b w:val="0"/>
+        </w:rPr>
+        <w:t>Reason: The acceptance contract changed; Q’s measured accuracy did not improve.</w:t>
+      </w:r>
+    </w:p>
+    <w:p>
+      <w:pPr>
+        <w:pStyle w:val="Heading3"/>
+      </w:pPr>
+      <w:r>
+        <w:t>Ask while showing the picture</w:t>
+      </w:r>
+    </w:p>
+    <w:p>
+      <w:pPr>
+        <w:pStyle w:val="Heading3"/>
+      </w:pPr>
+      <w:r>
+        <w:t>Ask while showing the picture · 8</w:t>
+      </w:r>
+    </w:p>
+    <w:p>
+      <w:pPr>
+        <w:spacing w:line="336" w:lineRule="auto" w:after="180"/>
+      </w:pPr>
+      <w:r>
+        <w:rPr>
+          <w:b w:val="0"/>
+        </w:rPr>
+        <w:t xml:space="preserve">Cover the result. Ask learners to name the </w:t>
+      </w:r>
+      <w:r>
+        <w:rPr>
+          <w:b/>
+        </w:rPr>
+        <w:t>input</w:t>
+      </w:r>
+      <w:r>
+        <w:rPr>
+          <w:b w:val="0"/>
+        </w:rPr>
+        <w:t xml:space="preserve">s and predict the next step. Uncover one step, connect the icon to the actual procedure, and explain its </w:t>
+      </w:r>
+      <w:r>
+        <w:rPr>
+          <w:b/>
+        </w:rPr>
+        <w:t>evidence</w:t>
+      </w:r>
+      <w:r>
+        <w:rPr>
+          <w:b w:val="0"/>
+        </w:rPr>
+        <w:t>. Then change the supplied condition and compare.</w:t>
+      </w:r>
+    </w:p>
+    <w:p>
+      <w:pPr>
+        <w:spacing w:line="336" w:lineRule="auto" w:after="180"/>
+      </w:pPr>
+      <w:r>
+        <w:rPr>
+          <w:b w:val="0"/>
+        </w:rPr>
+        <w:t>The picture is a representation; it does not document execution of a real AI model.</w:t>
+      </w:r>
+    </w:p>
+    <w:p>
+      <w:pPr>
         <w:pStyle w:val="Heading1"/>
       </w:pPr>
       <w:r>
         <w:t>03. Demonstrate and guide practice</w:t>
+      </w:r>
+    </w:p>
+    <w:p>
+      <w:r>
+        <w:t>Demonstrate Efficiency and resource measurement, reduce support deliberately and check individual reasoning before discussing answers.</w:t>
       </w:r>
     </w:p>
     <w:tbl>
@@ -1417,36 +2265,124 @@
       </w:tr>
     </w:tbl>
     <w:p>
-      <w:r>
-        <w:t>Use the worked example in Sections 3 and 6. Collect a prediction before revealing its result; ask the learner to point to each intermediate fact.</w:t>
+      <w:pPr>
+        <w:spacing w:line="336" w:lineRule="auto" w:after="180"/>
+      </w:pPr>
+      <w:r>
+        <w:rPr>
+          <w:b w:val="0"/>
+        </w:rPr>
+        <w:t xml:space="preserve">Use the worked example in Sections 3 and 6. Collect a </w:t>
+      </w:r>
+      <w:r>
+        <w:rPr>
+          <w:b/>
+        </w:rPr>
+        <w:t>prediction</w:t>
+      </w:r>
+      <w:r>
+        <w:rPr>
+          <w:b w:val="0"/>
+        </w:rPr>
+        <w:t xml:space="preserve"> before revealing its result; ask the learner to point to each intermediate fact.</w:t>
       </w:r>
     </w:p>
     <w:p>
-      <w:r>
-        <w:t>Use a units ledger: seconds per pass, examples per pass, milliseconds per example and examples per second. Draw every dense connection and one bias per output. Extension: compare median-pass throughput with total examples divided by total elapsed time; explain why these can differ when pass durations vary. Neither alone measures a latency percentile.</w:t>
+      <w:pPr>
+        <w:spacing w:line="336" w:lineRule="auto" w:after="180"/>
+      </w:pPr>
+      <w:r>
+        <w:rPr>
+          <w:b w:val="0"/>
+        </w:rPr>
+        <w:t xml:space="preserve">Use a units ledger: seconds per pass, examples per pass, milliseconds per example and examples per second. Draw every dense connection and one bias per </w:t>
+      </w:r>
+      <w:r>
+        <w:rPr>
+          <w:b/>
+        </w:rPr>
+        <w:t>output</w:t>
+      </w:r>
+      <w:r>
+        <w:rPr>
+          <w:b w:val="0"/>
+        </w:rPr>
+        <w:t>.</w:t>
       </w:r>
     </w:p>
     <w:p>
       <w:pPr>
-        <w:pStyle w:val="Heading3"/>
-      </w:pPr>
-      <w:r>
-        <w:t>Reduce help deliberately</w:t>
+        <w:spacing w:line="336" w:lineRule="auto" w:after="180"/>
+      </w:pPr>
+      <w:r>
+        <w:rPr>
+          <w:b w:val="0"/>
+        </w:rPr>
+        <w:t xml:space="preserve">Extension: compare median-pass </w:t>
+      </w:r>
+      <w:r>
+        <w:rPr>
+          <w:b/>
+        </w:rPr>
+        <w:t>throughput</w:t>
+      </w:r>
+      <w:r>
+        <w:rPr>
+          <w:b w:val="0"/>
+        </w:rPr>
+        <w:t xml:space="preserve"> with total examples divided by total elapsed time; explain why these can differ when pass durations vary. Neither alone measures a </w:t>
+      </w:r>
+      <w:r>
+        <w:rPr>
+          <w:b/>
+        </w:rPr>
+        <w:t>latency</w:t>
+      </w:r>
+      <w:r>
+        <w:rPr>
+          <w:b w:val="0"/>
+        </w:rPr>
+        <w:t xml:space="preserve"> percentile.</w:t>
       </w:r>
     </w:p>
     <w:p>
-      <w:r>
-        <w:t>Completion task: With at least 91 correct out of 100 and at most 25 ms amortised time required, which model qualifies? Calculate B’s time reduction relative to A and explain why the percentage throughput increase differs.</w:t>
+      <w:pPr>
+        <w:pStyle w:val="Heading3"/>
+      </w:pPr>
+      <w:r>
+        <w:t>Reduce help deliberately</w:t>
       </w:r>
     </w:p>
     <w:p>
-      <w:r>
-        <w:t>Teacher check: Teacher explanation: Only A qualifies; B misses the quality requirement. B reduces time by 8 / 20 = 40 percent. Throughput rises from 50 to about 83.33, an increase of about 66.67 percent relative to 50. Time and throughput use different baseline denominators and are reciprocal for this fixed workload.</w:t>
+      <w:pPr>
+        <w:pStyle w:val="Heading3"/>
+      </w:pPr>
+      <w:r>
+        <w:t>Completion practice</w:t>
       </w:r>
     </w:p>
     <w:p>
-      <w:r>
-        <w:t>Start by identifying the given inputs together. Leave the intermediate steps blank. If needed, model one step, then withdraw that help on the next step. Move to a full trace only when the partial trace is understood. For partners, alternate explainer and checker; collect a response from every learner before discussion.</w:t>
+      <w:pPr>
+        <w:spacing w:line="336" w:lineRule="auto" w:after="180"/>
+        <w:shd w:fill="F5F1FB"/>
+      </w:pPr>
+      <w:r>
+        <w:rPr>
+          <w:b w:val="0"/>
+        </w:rPr>
+        <w:t xml:space="preserve">Completion task: With at least 91 correct out of 100 and at most 25 ms amortised time required, which model qualifies? Calculate B’s time reduction relative to A and explain why the percentage </w:t>
+      </w:r>
+      <w:r>
+        <w:rPr>
+          <w:b/>
+        </w:rPr>
+        <w:t>throughput</w:t>
+      </w:r>
+      <w:r>
+        <w:rPr>
+          <w:b w:val="0"/>
+        </w:rPr>
+        <w:t xml:space="preserve"> increase differs.</w:t>
       </w:r>
     </w:p>
     <w:p>
@@ -1454,86 +2390,397 @@
         <w:pStyle w:val="Heading3"/>
       </w:pPr>
       <w:r>
-        <w:t>Individual reasoning check</w:t>
+        <w:t>Reasoning to listen for</w:t>
       </w:r>
     </w:p>
     <w:p>
-      <w:r>
-        <w:t>Use the worked case for Efficiency and resource measurement. Proposed explanation: “Fewer parameters always means faster”. Decide whether this explanation is supported. Point to the step or supplied fact that decides; explain your repair if needed.</w:t>
+      <w:pPr>
+        <w:spacing w:line="336" w:lineRule="auto" w:after="180"/>
+        <w:shd w:fill="F1F6FC"/>
+      </w:pPr>
+      <w:r>
+        <w:rPr>
+          <w:b w:val="0"/>
+        </w:rPr>
+        <w:t xml:space="preserve">Teacher check: Teacher explanation: Only A qualifies; B misses the quality requirement. B reduces time by 8 / 20 = 40 percent. </w:t>
+      </w:r>
+      <w:r>
+        <w:rPr>
+          <w:b/>
+        </w:rPr>
+        <w:t>Throughput</w:t>
+      </w:r>
+      <w:r>
+        <w:rPr>
+          <w:b w:val="0"/>
+        </w:rPr>
+        <w:t xml:space="preserve"> rises from 50 to about 83.33, an increase of about 66.67 percent relative to 50.</w:t>
       </w:r>
     </w:p>
     <w:p>
-      <w:r>
-        <w:t>Expected correction: Hardware, operations, memory access, precision and implementation affect runtime; measure the declared workload.</w:t>
+      <w:pPr>
+        <w:spacing w:line="336" w:lineRule="auto" w:after="180"/>
+        <w:shd w:fill="F1F6FC"/>
+      </w:pPr>
+      <w:r>
+        <w:rPr>
+          <w:b w:val="0"/>
+        </w:rPr>
+        <w:t xml:space="preserve">Time and </w:t>
+      </w:r>
+      <w:r>
+        <w:rPr>
+          <w:b/>
+        </w:rPr>
+        <w:t>throughput</w:t>
+      </w:r>
+      <w:r>
+        <w:rPr>
+          <w:b w:val="0"/>
+        </w:rPr>
+        <w:t xml:space="preserve"> use different baseline denominators and are reciprocal for this fixed workload.</w:t>
       </w:r>
     </w:p>
     <w:p>
-      <w:r>
-        <w:t>Collect explanations, not only yes/no votes. If a misunderstanding is common, re-model the relevant step for the class. If it affects a few learners, give a short targeted group explanation while others solve a more demanding variation.</w:t>
+      <w:pPr>
+        <w:spacing w:line="336" w:lineRule="auto" w:after="180"/>
+      </w:pPr>
+      <w:r>
+        <w:rPr>
+          <w:b w:val="0"/>
+        </w:rPr>
+        <w:t xml:space="preserve">Start by identifying the given </w:t>
+      </w:r>
+      <w:r>
+        <w:rPr>
+          <w:b/>
+        </w:rPr>
+        <w:t>input</w:t>
+      </w:r>
+      <w:r>
+        <w:rPr>
+          <w:b w:val="0"/>
+        </w:rPr>
+        <w:t>s together. Leave the intermediate steps blank. If needed, model one step, then withdraw that help on the next step. Move to a full trace only when the partial trace is understood.</w:t>
       </w:r>
     </w:p>
     <w:p>
       <w:pPr>
-        <w:pStyle w:val="Heading3"/>
-      </w:pPr>
-      <w:r>
-        <w:t>Pictorial practice question</w:t>
+        <w:spacing w:line="336" w:lineRule="auto" w:after="180"/>
+      </w:pPr>
+      <w:r>
+        <w:rPr>
+          <w:b w:val="0"/>
+        </w:rPr>
+        <w:t>For partners, alternate explainer and checker; collect a response from every learner before discussion.</w:t>
       </w:r>
     </w:p>
     <w:p>
-      <w:r>
-        <w:t>Why is 10ms/case not necessarily a single-request latency? Point to the relevant step in the picture, then write the changed result and the rule or evidence that supports it.</w:t>
+      <w:pPr>
+        <w:pStyle w:val="Heading3"/>
+      </w:pPr>
+      <w:r>
+        <w:t>Individual reasoning check</w:t>
       </w:r>
     </w:p>
     <w:p>
       <w:pPr>
-        <w:pStyle w:val="Heading3"/>
-      </w:pPr>
-      <w:r>
-        <w:t>Reasoned teacher answer</w:t>
+        <w:spacing w:line="336" w:lineRule="auto" w:after="180"/>
+      </w:pPr>
+      <w:r>
+        <w:rPr>
+          <w:b w:val="0"/>
+        </w:rPr>
+        <w:t>Use the worked case for Efficiency and resource measurement. Proposed explanation: “Fewer parameters always means faster”. Decide whether this explanation is supported.</w:t>
       </w:r>
     </w:p>
     <w:p>
-      <w:r>
-        <w:t>It divides the mean duration of a 40-case run by 40. Batch overhead and processing overlap mean individual request latency needs its own measurement. Changed-case check: Both become eligible; Q has the smaller measured mean amortised time. The acceptance contract changed; Q’s measured accuracy did not improve.</w:t>
+      <w:pPr>
+        <w:spacing w:line="336" w:lineRule="auto" w:after="180"/>
+      </w:pPr>
+      <w:r>
+        <w:rPr>
+          <w:b w:val="0"/>
+        </w:rPr>
+        <w:t>Point to the step or supplied fact that decides; explain your repair if needed.</w:t>
       </w:r>
     </w:p>
     <w:p>
-      <w:r>
-        <w:t>Changed-case reasoning: Both become eligible; Q has the smaller measured mean amortised time. The acceptance contract changed; Q’s measured accuracy did not improve.</w:t>
+      <w:pPr>
+        <w:pStyle w:val="Heading3"/>
+      </w:pPr>
+      <w:r>
+        <w:t>Expected repair</w:t>
       </w:r>
     </w:p>
     <w:p>
-      <w:r>
-        <w:t>Collect each learner’s explanation before discussion. Use the first missing connection between input, deciding step and result to choose support. This question is worked-case practice, not fresh mastery evidence.</w:t>
+      <w:pPr>
+        <w:spacing w:line="336" w:lineRule="auto" w:after="180"/>
+        <w:shd w:fill="F1F6FC"/>
+      </w:pPr>
+      <w:r>
+        <w:rPr>
+          <w:b w:val="0"/>
+        </w:rPr>
+        <w:t>Expected correction: Hardware, operations, memory access, precision and implementation affect runtime; measure the declared workload.</w:t>
       </w:r>
     </w:p>
     <w:p>
       <w:pPr>
-        <w:pStyle w:val="Heading1"/>
-      </w:pPr>
-      <w:r>
-        <w:t>04. Run the investigation and diagnose misconceptions</w:t>
+        <w:spacing w:line="336" w:lineRule="auto" w:after="180"/>
+      </w:pPr>
+      <w:r>
+        <w:rPr>
+          <w:b w:val="0"/>
+        </w:rPr>
+        <w:t>Collect explanations, not only yes/no votes. If a misunderstanding is common, re-model the relevant step for the class.</w:t>
       </w:r>
     </w:p>
     <w:p>
-      <w:r>
-        <w:t>Fewer parameters always means faster: Hardware, operations, memory access, precision and implementation affect runtime; measure the declared workload.</w:t>
+      <w:pPr>
+        <w:spacing w:line="336" w:lineRule="auto" w:after="180"/>
+      </w:pPr>
+      <w:r>
+        <w:rPr>
+          <w:b w:val="0"/>
+        </w:rPr>
+        <w:t>If it affects a few learners, give a short targeted group explanation while others solve a more demanding variation.</w:t>
       </w:r>
     </w:p>
     <w:p>
-      <w:r>
-        <w:t>Total time divided by count is every request’s latency: It is an amortised quantity. Individual requests can vary, and batching or concurrency changes waiting time.</w:t>
+      <w:pPr>
+        <w:pStyle w:val="Heading3"/>
+      </w:pPr>
+      <w:r>
+        <w:t>Pictorial practice question</w:t>
       </w:r>
     </w:p>
     <w:p>
-      <w:r>
-        <w:t>Only the winning run consumed resources: Unsuccessful trials and warm-up also consume resources; record them in the appropriate experiment budget.</w:t>
+      <w:pPr>
+        <w:spacing w:line="336" w:lineRule="auto" w:after="180"/>
+      </w:pPr>
+      <w:r>
+        <w:rPr>
+          <w:b w:val="0"/>
+        </w:rPr>
+        <w:t xml:space="preserve">Why is 10ms/case not necessarily a single-request </w:t>
+      </w:r>
+      <w:r>
+        <w:rPr>
+          <w:b/>
+        </w:rPr>
+        <w:t>latency</w:t>
+      </w:r>
+      <w:r>
+        <w:rPr>
+          <w:b w:val="0"/>
+        </w:rPr>
+        <w:t xml:space="preserve">? Point to the relevant step in the picture, then write the changed result and the rule or </w:t>
+      </w:r>
+      <w:r>
+        <w:rPr>
+          <w:b/>
+        </w:rPr>
+        <w:t>evidence</w:t>
+      </w:r>
+      <w:r>
+        <w:rPr>
+          <w:b w:val="0"/>
+        </w:rPr>
+        <w:t xml:space="preserve"> that supports it.</w:t>
       </w:r>
     </w:p>
     <w:p>
-      <w:r>
-        <w:t>Use Section 9 for the evidence ledger. Add a boundary or missing-input case and record the expected response before checking. More successful repeats of one case do not establish wider coverage.</w:t>
+      <w:pPr>
+        <w:pStyle w:val="Heading3"/>
+      </w:pPr>
+      <w:r>
+        <w:t>Reasoned teacher answer</w:t>
+      </w:r>
+    </w:p>
+    <w:p>
+      <w:pPr>
+        <w:spacing w:line="336" w:lineRule="auto" w:after="180"/>
+      </w:pPr>
+      <w:r>
+        <w:rPr>
+          <w:b w:val="0"/>
+        </w:rPr>
+        <w:t xml:space="preserve">It divides the mean duration of a 40-case run by 40. Batch overhead and </w:t>
+      </w:r>
+      <w:r>
+        <w:rPr>
+          <w:b/>
+        </w:rPr>
+        <w:t>process</w:t>
+      </w:r>
+      <w:r>
+        <w:rPr>
+          <w:b w:val="0"/>
+        </w:rPr>
+        <w:t xml:space="preserve">ing overlap mean individual request </w:t>
+      </w:r>
+      <w:r>
+        <w:rPr>
+          <w:b/>
+        </w:rPr>
+        <w:t>latency</w:t>
+      </w:r>
+      <w:r>
+        <w:rPr>
+          <w:b w:val="0"/>
+        </w:rPr>
+        <w:t xml:space="preserve"> needs its own measurement.</w:t>
+      </w:r>
+    </w:p>
+    <w:p>
+      <w:pPr>
+        <w:spacing w:line="336" w:lineRule="auto" w:after="180"/>
+      </w:pPr>
+      <w:r>
+        <w:rPr>
+          <w:b w:val="0"/>
+        </w:rPr>
+        <w:t>Changed-case check: Both become eligible; Q has the smaller measured mean amortised time. The acceptance contract changed; Q’s measured accuracy did not improve.</w:t>
+      </w:r>
+    </w:p>
+    <w:p>
+      <w:pPr>
+        <w:spacing w:line="336" w:lineRule="auto" w:after="180"/>
+      </w:pPr>
+      <w:r>
+        <w:rPr>
+          <w:b w:val="0"/>
+        </w:rPr>
+        <w:t>Changed-case reasoning: Both become eligible; Q has the smaller measured mean amortised time. The acceptance contract changed; Q’s measured accuracy did not improve.</w:t>
+      </w:r>
+    </w:p>
+    <w:p>
+      <w:pPr>
+        <w:spacing w:line="336" w:lineRule="auto" w:after="180"/>
+      </w:pPr>
+      <w:r>
+        <w:rPr>
+          <w:b w:val="0"/>
+        </w:rPr>
+        <w:t xml:space="preserve">Collect each learner’s explanation before discussion. Use the first missing connection between </w:t>
+      </w:r>
+      <w:r>
+        <w:rPr>
+          <w:b/>
+        </w:rPr>
+        <w:t>input</w:t>
+      </w:r>
+      <w:r>
+        <w:rPr>
+          <w:b w:val="0"/>
+        </w:rPr>
+        <w:t xml:space="preserve">, deciding step and result to choose support. This question is worked-case practice, not fresh mastery </w:t>
+      </w:r>
+      <w:r>
+        <w:rPr>
+          <w:b/>
+        </w:rPr>
+        <w:t>evidence</w:t>
+      </w:r>
+      <w:r>
+        <w:rPr>
+          <w:b w:val="0"/>
+        </w:rPr>
+        <w:t>.</w:t>
+      </w:r>
+    </w:p>
+    <w:p>
+      <w:pPr>
+        <w:pStyle w:val="Heading1"/>
+      </w:pPr>
+      <w:r>
+        <w:t>04. Run the investigation and diagnose misconceptions</w:t>
+      </w:r>
+    </w:p>
+    <w:p>
+      <w:r>
+        <w:t>Run the Efficiency and resource measurement investigation and use the first unsupported step to choose a teaching response.</w:t>
+      </w:r>
+    </w:p>
+    <w:p>
+      <w:pPr>
+        <w:spacing w:line="336" w:lineRule="auto" w:after="180"/>
+      </w:pPr>
+      <w:r>
+        <w:rPr>
+          <w:b w:val="0"/>
+        </w:rPr>
+        <w:t>Fewer parameters always means faster: Hardware, operations, memory access, precision and implementation affect runtime; measure the declared workload.</w:t>
+      </w:r>
+    </w:p>
+    <w:p>
+      <w:pPr>
+        <w:spacing w:line="336" w:lineRule="auto" w:after="180"/>
+      </w:pPr>
+      <w:r>
+        <w:rPr>
+          <w:b w:val="0"/>
+        </w:rPr>
+        <w:t xml:space="preserve">Total time divided by count is every request’s </w:t>
+      </w:r>
+      <w:r>
+        <w:rPr>
+          <w:b/>
+        </w:rPr>
+        <w:t>latency</w:t>
+      </w:r>
+      <w:r>
+        <w:rPr>
+          <w:b w:val="0"/>
+        </w:rPr>
+        <w:t>: It is an amortised quantity. Individual requests can vary, and batching or concurrency changes waiting time.</w:t>
+      </w:r>
+    </w:p>
+    <w:p>
+      <w:pPr>
+        <w:spacing w:line="336" w:lineRule="auto" w:after="180"/>
+      </w:pPr>
+      <w:r>
+        <w:rPr>
+          <w:b w:val="0"/>
+        </w:rPr>
+        <w:t>Only the winning run consumed resources: Unsuccessful trials and warm-up also consume resources; record them in the appropriate experiment budget.</w:t>
+      </w:r>
+    </w:p>
+    <w:p>
+      <w:pPr>
+        <w:spacing w:line="336" w:lineRule="auto" w:after="180"/>
+      </w:pPr>
+      <w:r>
+        <w:rPr>
+          <w:b w:val="0"/>
+        </w:rPr>
+        <w:t xml:space="preserve">Use Section 9 for the </w:t>
+      </w:r>
+      <w:r>
+        <w:rPr>
+          <w:b/>
+        </w:rPr>
+        <w:t>evidence</w:t>
+      </w:r>
+      <w:r>
+        <w:rPr>
+          <w:b w:val="0"/>
+        </w:rPr>
+        <w:t xml:space="preserve"> ledger. Add a boundary or missing-</w:t>
+      </w:r>
+      <w:r>
+        <w:rPr>
+          <w:b/>
+        </w:rPr>
+        <w:t>input</w:t>
+      </w:r>
+      <w:r>
+        <w:rPr>
+          <w:b w:val="0"/>
+        </w:rPr>
+        <w:t xml:space="preserve"> case and record the expected response before checking. More successful repeats of one case do not establish wider coverage.</w:t>
       </w:r>
     </w:p>
     <w:p>
@@ -1691,29 +2938,38 @@
       </w:tr>
     </w:tbl>
     <w:p>
-      <w:r>
-        <w:t>Offer an oral explanation, drawing, enlarged visual or fewer examples when that removes a reading/writing barrier. Keep the same reasoning goal. Stretch secure learners by changing a boundary or assumption and asking them to defend the effect, not simply by assigning more of the same questions.</w:t>
+      <w:pPr>
+        <w:spacing w:line="336" w:lineRule="auto" w:after="180"/>
+      </w:pPr>
+      <w:r>
+        <w:rPr>
+          <w:b w:val="0"/>
+        </w:rPr>
+        <w:t>Offer an oral explanation, drawing, enlarged visual or fewer examples when that removes a reading/writing barrier. Keep the same reasoning goal.</w:t>
       </w:r>
     </w:p>
     <w:p>
       <w:pPr>
-        <w:pStyle w:val="Heading1"/>
-      </w:pPr>
-      <w:r>
-        <w:t>05. Assess and explain the answers</w:t>
+        <w:spacing w:line="336" w:lineRule="auto" w:after="180"/>
+      </w:pPr>
+      <w:r>
+        <w:rPr>
+          <w:b w:val="0"/>
+        </w:rPr>
+        <w:t>Stretch secure learners by changing a boundary or assumption and asking them to defend the effect, not simply by assigning more of the same questions.</w:t>
       </w:r>
     </w:p>
     <w:p>
       <w:pPr>
-        <w:pStyle w:val="Heading3"/>
-      </w:pPr>
-      <w:r>
-        <w:t>Guided and exit questions</w:t>
+        <w:pStyle w:val="Heading1"/>
+      </w:pPr>
+      <w:r>
+        <w:t>05. Assess and explain the answers</w:t>
       </w:r>
     </w:p>
     <w:p>
       <w:r>
-        <w:t>Guided: under the alternative rule set in advance, A and B both qualify. B wins the declared lower-amortised-time tie-breaker, 12 versus 20 ms. Exit: best depends on requirements and B fails the original quality rule; greener is unsupported without energy evidence. Use identical workload and declared conditions or label a whole-system comparison, measure completed work, repeat timings, retain raw results and quality outcomes, and reserve final evaluation after selection.</w:t>
+        <w:t>Use the Efficiency and resource measurement questions, teacher keys and criteria after the relevant attempts. Previously discussed cases are practice; protect the separately selected independent task.</w:t>
       </w:r>
     </w:p>
     <w:p>
@@ -1721,102 +2977,300 @@
         <w:pStyle w:val="Heading3"/>
       </w:pPr>
       <w:r>
-        <w:t>W1 Summarise repeated timings</w:t>
+        <w:t>Guided and exit questions</w:t>
       </w:r>
     </w:p>
     <w:p>
-      <w:r>
-        <w:t>For A and B, calculate median pass time, amortised milliseconds per example and median-pass throughput. State the measured boundary and one latency claim these numbers cannot support.</w:t>
+      <w:pPr>
+        <w:spacing w:line="336" w:lineRule="auto" w:after="180"/>
+      </w:pPr>
+      <w:r>
+        <w:rPr>
+          <w:b w:val="0"/>
+        </w:rPr>
+        <w:t>Guided: under the alternative rule set in advance, A and B both qualify. B wins the declared lower-amortised-time tie-breaker, 12 versus 20 ms.</w:t>
       </w:r>
     </w:p>
     <w:p>
-      <w:r>
-        <w:t>Teacher explanation: A: 2.0 seconds, 20 ms per example, 50 examples per second. B: 1.2 seconds, 12 ms per example, about 83.33 examples per second. The boundary covers 100 completed sequential predictions on preprocessed inputs, excluding loading and preprocessing. It does not establish worst-case or percentile request latency.</w:t>
+      <w:pPr>
+        <w:spacing w:line="336" w:lineRule="auto" w:after="180"/>
+      </w:pPr>
+      <w:r>
+        <w:rPr>
+          <w:b w:val="0"/>
+        </w:rPr>
+        <w:t xml:space="preserve">Exit: best depends on requirements and B fails the original quality rule; greener is unsupported without energy </w:t>
+      </w:r>
+      <w:r>
+        <w:rPr>
+          <w:b/>
+        </w:rPr>
+        <w:t>evidence</w:t>
+      </w:r>
+      <w:r>
+        <w:rPr>
+          <w:b w:val="0"/>
+        </w:rPr>
+        <w:t>.</w:t>
       </w:r>
     </w:p>
     <w:p>
       <w:pPr>
-        <w:pStyle w:val="Heading3"/>
-      </w:pPr>
-      <w:r>
-        <w:t>W2 Compare under requirements</w:t>
+        <w:spacing w:line="336" w:lineRule="auto" w:after="180"/>
+      </w:pPr>
+      <w:r>
+        <w:rPr>
+          <w:b w:val="0"/>
+        </w:rPr>
+        <w:t>Use identical workload and declared conditions or label a whole-system comparison, measure completed work, repeat timings, retain raw results and quality outcomes, and reserve final evaluation after selection.</w:t>
       </w:r>
     </w:p>
     <w:p>
-      <w:r>
-        <w:t>With at least 91 correct out of 100 and at most 25 ms amortised time required, which model qualifies? Calculate B’s time reduction relative to A and explain why the percentage throughput increase differs.</w:t>
+      <w:pPr>
+        <w:pStyle w:val="Heading3"/>
+      </w:pPr>
+      <w:r>
+        <w:t>W1 Summarise repeated timings</w:t>
       </w:r>
     </w:p>
     <w:p>
-      <w:r>
-        <w:t>Teacher explanation: Only A qualifies; B misses the quality requirement. B reduces time by 8 / 20 = 40 percent. Throughput rises from 50 to about 83.33, an increase of about 66.67 percent relative to 50. Time and throughput use different baseline denominators and are reciprocal for this fixed workload.</w:t>
+      <w:pPr>
+        <w:pStyle w:val="Heading3"/>
+      </w:pPr>
+      <w:r>
+        <w:t>Workbook question · W1</w:t>
       </w:r>
     </w:p>
     <w:p>
       <w:pPr>
-        <w:pStyle w:val="Heading3"/>
-      </w:pPr>
-      <w:r>
-        <w:t>W3 Separate storage and memory</w:t>
+        <w:spacing w:line="336" w:lineRule="auto" w:after="180"/>
+        <w:shd w:fill="F5F1FB"/>
+      </w:pPr>
+      <w:r>
+        <w:rPr>
+          <w:b w:val="0"/>
+        </w:rPr>
+        <w:t xml:space="preserve">For A and B, calculate median pass time, amortised milliseconds per example and median-pass </w:t>
+      </w:r>
+      <w:r>
+        <w:rPr>
+          <w:b/>
+        </w:rPr>
+        <w:t>throughput</w:t>
+      </w:r>
+      <w:r>
+        <w:rPr>
+          <w:b w:val="0"/>
+        </w:rPr>
+        <w:t xml:space="preserve">. State the measured boundary and one </w:t>
+      </w:r>
+      <w:r>
+        <w:rPr>
+          <w:b/>
+        </w:rPr>
+        <w:t>latency</w:t>
+      </w:r>
+      <w:r>
+        <w:rPr>
+          <w:b w:val="0"/>
+        </w:rPr>
+        <w:t xml:space="preserve"> claim these numbers cannot support.</w:t>
       </w:r>
     </w:p>
     <w:p>
-      <w:r>
-        <w:t>Count weights, biases and total parameters in the 4 to 3 to 2 network. Calculate raw parameter bytes at four bytes each. Explain why this cannot be reported as peak training memory or an energy measurement.</w:t>
+      <w:pPr>
+        <w:pStyle w:val="Heading3"/>
+      </w:pPr>
+      <w:r>
+        <w:t>Teacher reasoning · W1</w:t>
       </w:r>
     </w:p>
     <w:p>
-      <w:r>
-        <w:t>Teacher explanation: There are 12 + 6 = 18 weights and 3 + 2 = 5 biases, totalling 23 parameters and 92 bytes. Activations, buffers, gradients, optimiser state and overhead can require additional memory. Energy needs power-and-time evidence; parameter bytes alone provide neither peak training memory nor energy.</w:t>
+      <w:pPr>
+        <w:spacing w:line="336" w:lineRule="auto" w:after="180"/>
+        <w:shd w:fill="F1F6FC"/>
+      </w:pPr>
+      <w:r>
+        <w:rPr>
+          <w:b w:val="0"/>
+        </w:rPr>
+        <w:t>Teacher explanation: A: 2.0 seconds, 20 ms per example, 50 examples per second. B: 1.2 seconds, 12 ms per example, about 83.33 examples per second.</w:t>
       </w:r>
     </w:p>
     <w:p>
       <w:pPr>
-        <w:pStyle w:val="Heading3"/>
-      </w:pPr>
-      <w:r>
-        <w:t>W4 Evaluate a new case independently</w:t>
+        <w:spacing w:line="336" w:lineRule="auto" w:after="180"/>
+        <w:shd w:fill="F1F6FC"/>
+      </w:pPr>
+      <w:r>
+        <w:rPr>
+          <w:b w:val="0"/>
+        </w:rPr>
+        <w:t xml:space="preserve">The boundary covers 100 completed sequential </w:t>
+      </w:r>
+      <w:r>
+        <w:rPr>
+          <w:b/>
+        </w:rPr>
+        <w:t>prediction</w:t>
+      </w:r>
+      <w:r>
+        <w:rPr>
+          <w:b w:val="0"/>
+        </w:rPr>
+        <w:t>s on pre</w:t>
+      </w:r>
+      <w:r>
+        <w:rPr>
+          <w:b/>
+        </w:rPr>
+        <w:t>process</w:t>
+      </w:r>
+      <w:r>
+        <w:rPr>
+          <w:b w:val="0"/>
+        </w:rPr>
+        <w:t xml:space="preserve">ed </w:t>
+      </w:r>
+      <w:r>
+        <w:rPr>
+          <w:b/>
+        </w:rPr>
+        <w:t>input</w:t>
+      </w:r>
+      <w:r>
+        <w:rPr>
+          <w:b w:val="0"/>
+        </w:rPr>
+        <w:t>s, excluding loading and pre</w:t>
+      </w:r>
+      <w:r>
+        <w:rPr>
+          <w:b/>
+        </w:rPr>
+        <w:t>process</w:t>
+      </w:r>
+      <w:r>
+        <w:rPr>
+          <w:b w:val="0"/>
+        </w:rPr>
+        <w:t xml:space="preserve">ing. It does not establish worst-case or percentile request </w:t>
+      </w:r>
+      <w:r>
+        <w:rPr>
+          <w:b/>
+        </w:rPr>
+        <w:t>latency</w:t>
+      </w:r>
+      <w:r>
+        <w:rPr>
+          <w:b w:val="0"/>
+        </w:rPr>
+        <w:t>.</w:t>
       </w:r>
     </w:p>
     <w:p>
-      <w:r>
-        <w:t>For 50 shared validation cases, P has times 0.6, 0.5, 0.4 seconds and 47 correct; Q has 0.3, 0.4, 0.5 seconds and 45 correct. Require at least 92 percent accuracy and at most 12 ms amortised time. Give median times, amortised times, throughput, accuracy and eligible models. A separate dense network has dimensions 3 to 2 to 1 with one bias per output: find its parameter count and raw bytes at four bytes each.</w:t>
+      <w:pPr>
+        <w:pStyle w:val="Heading3"/>
+      </w:pPr>
+      <w:r>
+        <w:t>W2 Compare under requirements</w:t>
       </w:r>
     </w:p>
     <w:p>
-      <w:r>
-        <w:t>Teacher explanation: P: median 0.5 s, 10 ms, 100 examples/s, accuracy 47 / 50 = 94 percent. Q: median 0.4 s, 8 ms, 125 examples/s, accuracy 45 / 50 = 90 percent. Only P qualifies. The separate network has (3*2 + 2) + (2*1 + 1) = 11 parameters, or 44 raw bytes.</w:t>
+      <w:pPr>
+        <w:pStyle w:val="Heading3"/>
+      </w:pPr>
+      <w:r>
+        <w:t>Workbook question · W2</w:t>
       </w:r>
     </w:p>
     <w:p>
       <w:pPr>
-        <w:pStyle w:val="Heading3"/>
-      </w:pPr>
-      <w:r>
-        <w:t>W5 Repair an unfair benchmark</w:t>
+        <w:spacing w:line="336" w:lineRule="auto" w:after="180"/>
+        <w:shd w:fill="F5F1FB"/>
+      </w:pPr>
+      <w:r>
+        <w:rPr>
+          <w:b w:val="0"/>
+        </w:rPr>
+        <w:t xml:space="preserve">With at least 91 correct out of 100 and at most 25 ms amortised time required, which model qualifies? Calculate B’s time reduction relative to A and explain why the percentage </w:t>
+      </w:r>
+      <w:r>
+        <w:rPr>
+          <w:b/>
+        </w:rPr>
+        <w:t>throughput</w:t>
+      </w:r>
+      <w:r>
+        <w:rPr>
+          <w:b w:val="0"/>
+        </w:rPr>
+        <w:t xml:space="preserve"> increase differs.</w:t>
       </w:r>
     </w:p>
     <w:p>
-      <w:r>
-        <w:t>A runs on one device with batch size 1; B runs on another with batch size 32. Only B’s fastest trial and the winning training run are reported. Explain how to compare and report the results fairly.</w:t>
+      <w:pPr>
+        <w:pStyle w:val="Heading3"/>
+      </w:pPr>
+      <w:r>
+        <w:t>Teacher reasoning · W2</w:t>
       </w:r>
     </w:p>
     <w:p>
-      <w:r>
-        <w:t>Teacher explanation: Control device, precision, workload, batch size, concurrency and timed boundary for a model-only comparison, or explicitly compare whole systems without attributing the result to the model alone. Use the same quality cases, report repetitions and raw timings rather than one best trial, and count all training trials and warm-up work in their appropriate budgets.</w:t>
+      <w:pPr>
+        <w:spacing w:line="336" w:lineRule="auto" w:after="180"/>
+        <w:shd w:fill="F1F6FC"/>
+      </w:pPr>
+      <w:r>
+        <w:rPr>
+          <w:b w:val="0"/>
+        </w:rPr>
+        <w:t xml:space="preserve">Teacher explanation: Only A qualifies; B misses the quality requirement. B reduces time by 8 / 20 = 40 percent. </w:t>
+      </w:r>
+      <w:r>
+        <w:rPr>
+          <w:b/>
+        </w:rPr>
+        <w:t>Throughput</w:t>
+      </w:r>
+      <w:r>
+        <w:rPr>
+          <w:b w:val="0"/>
+        </w:rPr>
+        <w:t xml:space="preserve"> rises from 50 to about 83.33, an increase of about 66.67 percent relative to 50.</w:t>
       </w:r>
     </w:p>
     <w:p>
       <w:pPr>
-        <w:pStyle w:val="Heading3"/>
-      </w:pPr>
-      <w:r>
-        <w:t>Independent assessment and fresh retry</w:t>
+        <w:spacing w:line="336" w:lineRule="auto" w:after="180"/>
+        <w:shd w:fill="F1F6FC"/>
+      </w:pPr>
+      <w:r>
+        <w:rPr>
+          <w:b w:val="0"/>
+        </w:rPr>
+        <w:t xml:space="preserve">Time and </w:t>
+      </w:r>
+      <w:r>
+        <w:rPr>
+          <w:b/>
+        </w:rPr>
+        <w:t>throughput</w:t>
+      </w:r>
+      <w:r>
+        <w:rPr>
+          <w:b w:val="0"/>
+        </w:rPr>
+        <w:t xml:space="preserve"> use different baseline denominators and are reciprocal for this fixed workload.</w:t>
       </w:r>
     </w:p>
     <w:p>
-      <w:r>
-        <w:t>W4 requires P: 0.5 s, 10 ms, 100/s, 94 percent; Q: 0.4 s, 8 ms, 125/s, 90 percent; only P eligible; 11 parameters and 44 bytes. Fresh retry: 40 shared cases, R times 0.8, 1.0, 0.6 seconds with 38 correct; S times 0.4, 0.6, 0.5 with 36 correct. Require 95 percent accuracy and at most 25 ms. R gives 0.8 s, 20 ms, 50/s and 95 percent; S gives 0.5 s, 12.5 ms, 80/s and 90 percent. Only R qualifies. A 2 to 3 to 1 dense network has 13 parameters and 52 bytes at four bytes each.</w:t>
+      <w:pPr>
+        <w:pStyle w:val="Heading3"/>
+      </w:pPr>
+      <w:r>
+        <w:t>W3 Separate storage and memory</w:t>
       </w:r>
     </w:p>
     <w:p>
@@ -1824,12 +3278,31 @@
         <w:pStyle w:val="Heading3"/>
       </w:pPr>
       <w:r>
-        <w:t>Assess independent transfer</w:t>
+        <w:t>Workbook question · W3</w:t>
       </w:r>
     </w:p>
     <w:p>
-      <w:r>
-        <w:t>Selected case: For 50 shared validation cases, P has times 0.6, 0.5, 0.4 seconds and 47 correct; Q has 0.3, 0.4, 0.5 seconds and 45 correct. Require at least 92 percent accuracy and at most 12 ms amortised time. Give median times, amortised times, throughput, accuracy and eligible models. A separate dense network has dimensions 3 to 2 to 1 with one bias per output: find its parameter count and raw bytes at four bytes each.</w:t>
+      <w:pPr>
+        <w:spacing w:line="336" w:lineRule="auto" w:after="180"/>
+        <w:shd w:fill="F5F1FB"/>
+      </w:pPr>
+      <w:r>
+        <w:rPr>
+          <w:b w:val="0"/>
+        </w:rPr>
+        <w:t xml:space="preserve">Count weights, biases and total parameters in the 4 to 3 to 2 network. Calculate raw parameter bytes at four bytes each. Explain why this cannot be reported as peak </w:t>
+      </w:r>
+      <w:r>
+        <w:rPr>
+          <w:b/>
+        </w:rPr>
+        <w:t>training</w:t>
+      </w:r>
+      <w:r>
+        <w:rPr>
+          <w:b w:val="0"/>
+        </w:rPr>
+        <w:t xml:space="preserve"> memory or an energy measurement.</w:t>
       </w:r>
     </w:p>
     <w:p>
@@ -1837,12 +3310,391 @@
         <w:pStyle w:val="Heading3"/>
       </w:pPr>
       <w:r>
-        <w:t>Selected case answer</w:t>
+        <w:t>Teacher reasoning · W3</w:t>
       </w:r>
     </w:p>
     <w:p>
-      <w:r>
-        <w:t>Teacher explanation: P: median 0.5 s, 10 ms, 100 examples/s, accuracy 47 / 50 = 94 percent. Q: median 0.4 s, 8 ms, 125 examples/s, accuracy 45 / 50 = 90 percent. Only P qualifies. The separate network has (3*2 + 2) + (2*1 + 1) = 11 parameters, or 44 raw bytes.</w:t>
+      <w:pPr>
+        <w:spacing w:line="336" w:lineRule="auto" w:after="180"/>
+        <w:shd w:fill="F1F6FC"/>
+      </w:pPr>
+      <w:r>
+        <w:rPr>
+          <w:b w:val="0"/>
+        </w:rPr>
+        <w:t>Teacher explanation: There are 12 + 6 = 18 weights and 3 + 2 = 5 biases, totalling 23 parameters and 92 bytes. Activations, buffers, gradients, optimiser state and overhead can require additional memory.</w:t>
+      </w:r>
+    </w:p>
+    <w:p>
+      <w:pPr>
+        <w:spacing w:line="336" w:lineRule="auto" w:after="180"/>
+        <w:shd w:fill="F1F6FC"/>
+      </w:pPr>
+      <w:r>
+        <w:rPr>
+          <w:b w:val="0"/>
+        </w:rPr>
+        <w:t xml:space="preserve">Energy needs power-and-time </w:t>
+      </w:r>
+      <w:r>
+        <w:rPr>
+          <w:b/>
+        </w:rPr>
+        <w:t>evidence</w:t>
+      </w:r>
+      <w:r>
+        <w:rPr>
+          <w:b w:val="0"/>
+        </w:rPr>
+        <w:t xml:space="preserve">; parameter bytes alone provide neither peak </w:t>
+      </w:r>
+      <w:r>
+        <w:rPr>
+          <w:b/>
+        </w:rPr>
+        <w:t>training</w:t>
+      </w:r>
+      <w:r>
+        <w:rPr>
+          <w:b w:val="0"/>
+        </w:rPr>
+        <w:t xml:space="preserve"> memory nor energy.</w:t>
+      </w:r>
+    </w:p>
+    <w:p>
+      <w:pPr>
+        <w:pStyle w:val="Heading3"/>
+      </w:pPr>
+      <w:r>
+        <w:t>W4 Evaluate a new case independently</w:t>
+      </w:r>
+    </w:p>
+    <w:p>
+      <w:pPr>
+        <w:pStyle w:val="Heading3"/>
+      </w:pPr>
+      <w:r>
+        <w:t>Workbook question · W4</w:t>
+      </w:r>
+    </w:p>
+    <w:p>
+      <w:pPr>
+        <w:spacing w:line="336" w:lineRule="auto" w:after="180"/>
+        <w:shd w:fill="F5F1FB"/>
+      </w:pPr>
+      <w:r>
+        <w:rPr>
+          <w:b w:val="0"/>
+        </w:rPr>
+        <w:t>For 50 shared validation cases, P has times 0.6, 0.5, 0.4 seconds and 47 correct; Q has 0.3, 0.4, 0.5 seconds and 45 correct. Require at least 92 percent accuracy and at most 12 ms amortised time.</w:t>
+      </w:r>
+    </w:p>
+    <w:p>
+      <w:pPr>
+        <w:spacing w:line="336" w:lineRule="auto" w:after="180"/>
+        <w:shd w:fill="F5F1FB"/>
+      </w:pPr>
+      <w:r>
+        <w:rPr>
+          <w:b w:val="0"/>
+        </w:rPr>
+        <w:t xml:space="preserve">Give median times, amortised times, </w:t>
+      </w:r>
+      <w:r>
+        <w:rPr>
+          <w:b/>
+        </w:rPr>
+        <w:t>throughput</w:t>
+      </w:r>
+      <w:r>
+        <w:rPr>
+          <w:b w:val="0"/>
+        </w:rPr>
+        <w:t xml:space="preserve">, accuracy and eligible models. A separate dense network has dimensions 3 to 2 to 1 with one bias per </w:t>
+      </w:r>
+      <w:r>
+        <w:rPr>
+          <w:b/>
+        </w:rPr>
+        <w:t>output</w:t>
+      </w:r>
+      <w:r>
+        <w:rPr>
+          <w:b w:val="0"/>
+        </w:rPr>
+        <w:t>: find its parameter count and raw bytes at four bytes each.</w:t>
+      </w:r>
+    </w:p>
+    <w:p>
+      <w:pPr>
+        <w:pStyle w:val="Heading3"/>
+      </w:pPr>
+      <w:r>
+        <w:t>Teacher reasoning · W4</w:t>
+      </w:r>
+    </w:p>
+    <w:p>
+      <w:pPr>
+        <w:spacing w:line="336" w:lineRule="auto" w:after="180"/>
+        <w:shd w:fill="F1F6FC"/>
+      </w:pPr>
+      <w:r>
+        <w:rPr>
+          <w:b w:val="0"/>
+        </w:rPr>
+        <w:t>Teacher explanation: P: median 0.5 s, 10 ms, 100 examples/s, accuracy 47 / 50 = 94 percent. Q: median 0.4 s, 8 ms, 125 examples/s, accuracy 45 / 50 = 90 percent. Only P qualifies.</w:t>
+      </w:r>
+    </w:p>
+    <w:p>
+      <w:pPr>
+        <w:spacing w:line="336" w:lineRule="auto" w:after="180"/>
+        <w:shd w:fill="F1F6FC"/>
+      </w:pPr>
+      <w:r>
+        <w:rPr>
+          <w:b w:val="0"/>
+        </w:rPr>
+        <w:t>The separate network has (3*2 + 2) + (2*1 + 1) = 11 parameters, or 44 raw bytes.</w:t>
+      </w:r>
+    </w:p>
+    <w:p>
+      <w:pPr>
+        <w:pStyle w:val="Heading3"/>
+      </w:pPr>
+      <w:r>
+        <w:t>W5 Repair an unfair benchmark</w:t>
+      </w:r>
+    </w:p>
+    <w:p>
+      <w:pPr>
+        <w:pStyle w:val="Heading3"/>
+      </w:pPr>
+      <w:r>
+        <w:t>Workbook question · W5</w:t>
+      </w:r>
+    </w:p>
+    <w:p>
+      <w:pPr>
+        <w:spacing w:line="336" w:lineRule="auto" w:after="180"/>
+        <w:shd w:fill="F5F1FB"/>
+      </w:pPr>
+      <w:r>
+        <w:rPr>
+          <w:b w:val="0"/>
+        </w:rPr>
+        <w:t xml:space="preserve">A runs on one device with batch size 1; B runs on another with batch size 32. Only B’s fastest trial and the winning </w:t>
+      </w:r>
+      <w:r>
+        <w:rPr>
+          <w:b/>
+        </w:rPr>
+        <w:t>training</w:t>
+      </w:r>
+      <w:r>
+        <w:rPr>
+          <w:b w:val="0"/>
+        </w:rPr>
+        <w:t xml:space="preserve"> run are reported. Explain how to compare and report the results fairly.</w:t>
+      </w:r>
+    </w:p>
+    <w:p>
+      <w:pPr>
+        <w:pStyle w:val="Heading3"/>
+      </w:pPr>
+      <w:r>
+        <w:t>Teacher reasoning · W5</w:t>
+      </w:r>
+    </w:p>
+    <w:p>
+      <w:pPr>
+        <w:spacing w:line="336" w:lineRule="auto" w:after="180"/>
+        <w:shd w:fill="F1F6FC"/>
+      </w:pPr>
+      <w:r>
+        <w:rPr>
+          <w:b w:val="0"/>
+        </w:rPr>
+        <w:t>Teacher explanation: Control device, precision, workload, batch size, concurrency and timed boundary for a model-only comparison, or explicitly compare whole systems without attributing the result to the model alone.</w:t>
+      </w:r>
+    </w:p>
+    <w:p>
+      <w:pPr>
+        <w:spacing w:line="336" w:lineRule="auto" w:after="180"/>
+        <w:shd w:fill="F1F6FC"/>
+      </w:pPr>
+      <w:r>
+        <w:rPr>
+          <w:b w:val="0"/>
+        </w:rPr>
+        <w:t xml:space="preserve">Use the same quality cases, report repetitions and raw timings rather than one best trial, and count all </w:t>
+      </w:r>
+      <w:r>
+        <w:rPr>
+          <w:b/>
+        </w:rPr>
+        <w:t>training</w:t>
+      </w:r>
+      <w:r>
+        <w:rPr>
+          <w:b w:val="0"/>
+        </w:rPr>
+        <w:t xml:space="preserve"> trials and warm-up work in their appropriate budgets.</w:t>
+      </w:r>
+    </w:p>
+    <w:p>
+      <w:pPr>
+        <w:pStyle w:val="Heading3"/>
+      </w:pPr>
+      <w:r>
+        <w:t>Independent assessment and fresh retry</w:t>
+      </w:r>
+    </w:p>
+    <w:p>
+      <w:pPr>
+        <w:pStyle w:val="Heading3"/>
+      </w:pPr>
+      <w:r>
+        <w:t>Teacher key · Independent assessment and fresh retry</w:t>
+      </w:r>
+    </w:p>
+    <w:p>
+      <w:pPr>
+        <w:spacing w:line="336" w:lineRule="auto" w:after="180"/>
+        <w:shd w:fill="F1F6FC"/>
+      </w:pPr>
+      <w:r>
+        <w:rPr>
+          <w:b w:val="0"/>
+        </w:rPr>
+        <w:t>W4 requires P: 0.5 s, 10 ms, 100/s, 94 percent; Q: 0.4 s, 8 ms, 125/s, 90 percent; only P eligible; 11 parameters and 44 bytes.</w:t>
+      </w:r>
+    </w:p>
+    <w:p>
+      <w:pPr>
+        <w:spacing w:line="336" w:lineRule="auto" w:after="180"/>
+        <w:shd w:fill="F1F6FC"/>
+      </w:pPr>
+      <w:r>
+        <w:rPr>
+          <w:b w:val="0"/>
+        </w:rPr>
+        <w:t>Fresh retry: 40 shared cases, R times 0.8, 1.0, 0.6 seconds with 38 correct; S times 0.4, 0.6, 0.5 with 36 correct. Require 95 percent accuracy and at most 25 ms.</w:t>
+      </w:r>
+    </w:p>
+    <w:p>
+      <w:pPr>
+        <w:spacing w:line="336" w:lineRule="auto" w:after="180"/>
+        <w:shd w:fill="F1F6FC"/>
+      </w:pPr>
+      <w:r>
+        <w:rPr>
+          <w:b w:val="0"/>
+        </w:rPr>
+        <w:t>R gives 0.8 s, 20 ms, 50/s and 95 percent; S gives 0.5 s, 12.5 ms, 80/s and 90 percent. Only R qualifies. A 2 to 3 to 1 dense network has 13 parameters and 52 bytes at four bytes each.</w:t>
+      </w:r>
+    </w:p>
+    <w:p>
+      <w:pPr>
+        <w:pStyle w:val="Heading3"/>
+      </w:pPr>
+      <w:r>
+        <w:t>Assess independent transfer</w:t>
+      </w:r>
+    </w:p>
+    <w:p>
+      <w:pPr>
+        <w:pStyle w:val="Heading3"/>
+      </w:pPr>
+      <w:r>
+        <w:t>Independent question · withhold the key</w:t>
+      </w:r>
+    </w:p>
+    <w:p>
+      <w:pPr>
+        <w:spacing w:line="336" w:lineRule="auto" w:after="180"/>
+        <w:shd w:fill="F5F1FB"/>
+      </w:pPr>
+      <w:r>
+        <w:rPr>
+          <w:b w:val="0"/>
+        </w:rPr>
+        <w:t>Selected case: For 50 shared validation cases, P has times 0.6, 0.5, 0.4 seconds and 47 correct; Q has 0.3, 0.4, 0.5 seconds and 45 correct. Require at least 92 percent accuracy and at most 12 ms amortised time.</w:t>
+      </w:r>
+    </w:p>
+    <w:p>
+      <w:pPr>
+        <w:spacing w:line="336" w:lineRule="auto" w:after="180"/>
+        <w:shd w:fill="F5F1FB"/>
+      </w:pPr>
+      <w:r>
+        <w:rPr>
+          <w:b w:val="0"/>
+        </w:rPr>
+        <w:t xml:space="preserve">Give median times, amortised times, </w:t>
+      </w:r>
+      <w:r>
+        <w:rPr>
+          <w:b/>
+        </w:rPr>
+        <w:t>throughput</w:t>
+      </w:r>
+      <w:r>
+        <w:rPr>
+          <w:b w:val="0"/>
+        </w:rPr>
+        <w:t xml:space="preserve">, accuracy and eligible models. A separate dense network has dimensions 3 to 2 to 1 with one bias per </w:t>
+      </w:r>
+      <w:r>
+        <w:rPr>
+          <w:b/>
+        </w:rPr>
+        <w:t>output</w:t>
+      </w:r>
+      <w:r>
+        <w:rPr>
+          <w:b w:val="0"/>
+        </w:rPr>
+        <w:t>: find its parameter count and raw bytes at four bytes each.</w:t>
+      </w:r>
+    </w:p>
+    <w:p>
+      <w:pPr>
+        <w:pStyle w:val="Heading3"/>
+      </w:pPr>
+      <w:r>
+        <w:t>Selected case answer</w:t>
+      </w:r>
+    </w:p>
+    <w:p>
+      <w:pPr>
+        <w:pStyle w:val="Heading3"/>
+      </w:pPr>
+      <w:r>
+        <w:t>Teacher key · Selected case answer</w:t>
+      </w:r>
+    </w:p>
+    <w:p>
+      <w:pPr>
+        <w:spacing w:line="336" w:lineRule="auto" w:after="180"/>
+        <w:shd w:fill="F1F6FC"/>
+      </w:pPr>
+      <w:r>
+        <w:rPr>
+          <w:b w:val="0"/>
+        </w:rPr>
+        <w:t>Teacher explanation: P: median 0.5 s, 10 ms, 100 examples/s, accuracy 47 / 50 = 94 percent. Q: median 0.4 s, 8 ms, 125 examples/s, accuracy 45 / 50 = 90 percent. Only P qualifies.</w:t>
+      </w:r>
+    </w:p>
+    <w:p>
+      <w:pPr>
+        <w:spacing w:line="336" w:lineRule="auto" w:after="180"/>
+        <w:shd w:fill="F1F6FC"/>
+      </w:pPr>
+      <w:r>
+        <w:rPr>
+          <w:b w:val="0"/>
+        </w:rPr>
+        <w:t>The separate network has (3*2 + 2) + (2*1 + 1) = 11 parameters, or 44 raw bytes.</w:t>
       </w:r>
     </w:p>
     <w:tbl>
@@ -1948,67 +3800,281 @@
       </w:tr>
     </w:tbl>
     <w:p>
-      <w:r>
-        <w:t>Record each dimension as not yet, with support, or independent. Accept a valid alternative procedure with a defensible trace. Do not penalise an honestly recorded model failure if the learner correctly explains its evidence and limits.</w:t>
+      <w:pPr>
+        <w:pStyle w:val="Heading3"/>
+      </w:pPr>
+      <w:r>
+        <w:t>Teacher key · Selected case answer</w:t>
       </w:r>
     </w:p>
     <w:p>
       <w:pPr>
-        <w:pStyle w:val="Heading3"/>
-      </w:pPr>
-      <w:r>
-        <w:t>Feedback that the learner uses</w:t>
+        <w:spacing w:line="336" w:lineRule="auto" w:after="180"/>
+        <w:shd w:fill="F1F6FC"/>
+      </w:pPr>
+      <w:r>
+        <w:rPr>
+          <w:b w:val="0"/>
+        </w:rPr>
+        <w:t>Record each dimension as not yet, with support, or independent. Accept a valid alternative procedure with a defensible trace.</w:t>
       </w:r>
     </w:p>
     <w:p>
-      <w:r>
-        <w:t>Name the earliest unsupported step and give one action to repair it. Have the learner make that repair now and explain why. Then assess the relevant skill on a fresh, fully specified case. Confirm it was not previously practised with feedback; solve and check the new case before assigning it. A follow-up design prompt is a starting brief, not automatically an equivalent test.</w:t>
+      <w:pPr>
+        <w:spacing w:line="336" w:lineRule="auto" w:after="180"/>
+        <w:shd w:fill="F1F6FC"/>
+      </w:pPr>
+      <w:r>
+        <w:rPr>
+          <w:b w:val="0"/>
+        </w:rPr>
+        <w:t xml:space="preserve">Do not penalise an honestly recorded model failure if the learner correctly explains its </w:t>
+      </w:r>
+      <w:r>
+        <w:rPr>
+          <w:b/>
+        </w:rPr>
+        <w:t>evidence</w:t>
+      </w:r>
+      <w:r>
+        <w:rPr>
+          <w:b w:val="0"/>
+        </w:rPr>
+        <w:t xml:space="preserve"> and limits.</w:t>
       </w:r>
     </w:p>
     <w:p>
       <w:pPr>
-        <w:pStyle w:val="Heading1"/>
-      </w:pPr>
-      <w:r>
-        <w:t>06. Connect the project, support and next lesson</w:t>
+        <w:pStyle w:val="Heading3"/>
+      </w:pPr>
+      <w:r>
+        <w:t>Feedback that the learner uses</w:t>
       </w:r>
     </w:p>
     <w:p>
-      <w:r>
-        <w:t>Add a labelled efficiency and resource measurement evidence sheet to Image-pattern Network Investigation. Show how you can calculate throughput and amortised time per example from repeated timings. Use the supplied fictional case and keep its inputs, intermediate steps, calculation or prediction, and limitation. Connect this record to last week’s record; a matching answer without a trace is insufficient.</w:t>
+      <w:pPr>
+        <w:spacing w:line="336" w:lineRule="auto" w:after="180"/>
+      </w:pPr>
+      <w:r>
+        <w:rPr>
+          <w:b w:val="0"/>
+        </w:rPr>
+        <w:t>Name the earliest unsupported step and give one action to repair it. Have the learner make that repair now and explain why. Then assess the relevant skill on a fresh, fully specified case.</w:t>
       </w:r>
     </w:p>
     <w:p>
-      <w:r>
-        <w:t>Use a units ledger: seconds per pass, examples per pass, milliseconds per example and examples per second. Draw every dense connection and one bias per output. Extension: compare median-pass throughput with total examples divided by total elapsed time; explain why these can differ when pass durations vary. Neither alone measures a latency percentile.</w:t>
+      <w:pPr>
+        <w:spacing w:line="336" w:lineRule="auto" w:after="180"/>
+      </w:pPr>
+      <w:r>
+        <w:rPr>
+          <w:b w:val="0"/>
+        </w:rPr>
+        <w:t>Confirm it was not previously practised with feedback; solve and check the new case before assigning it. A follow-up design prompt is a starting brief, not automatically an equivalent test.</w:t>
       </w:r>
     </w:p>
     <w:p>
-      <w:r>
-        <w:t>Week 32 documents a network experiment, preserving methods, data splits, versions, raw results, resource measurements and limitations.</w:t>
+      <w:pPr>
+        <w:pStyle w:val="Heading1"/>
+      </w:pPr>
+      <w:r>
+        <w:t>06. Connect the project, support and next lesson</w:t>
       </w:r>
     </w:p>
     <w:p>
       <w:r>
-        <w:t>Retain the project ledger and assess a changed case after support. Check the relevant prerequisite before carrying this component forward.</w:t>
+        <w:t>Connect Efficiency and resource measurement to Image-pattern Network Investigation, adapt support and plan a later changed-case check.</w:t>
       </w:r>
     </w:p>
     <w:p>
       <w:pPr>
-        <w:pStyle w:val="Heading3"/>
-      </w:pPr>
-      <w:r>
-        <w:t>Plan the delayed return</w:t>
+        <w:spacing w:line="336" w:lineRule="auto" w:after="180"/>
+      </w:pPr>
+      <w:r>
+        <w:rPr>
+          <w:b w:val="0"/>
+        </w:rPr>
+        <w:t xml:space="preserve">Add a labelled efficiency and resource measurement </w:t>
+      </w:r>
+      <w:r>
+        <w:rPr>
+          <w:b/>
+        </w:rPr>
+        <w:t>evidence</w:t>
+      </w:r>
+      <w:r>
+        <w:rPr>
+          <w:b w:val="0"/>
+        </w:rPr>
+        <w:t xml:space="preserve"> sheet to Image-pattern Network Investigation. Show how you can calculate </w:t>
+      </w:r>
+      <w:r>
+        <w:rPr>
+          <w:b/>
+        </w:rPr>
+        <w:t>throughput</w:t>
+      </w:r>
+      <w:r>
+        <w:rPr>
+          <w:b w:val="0"/>
+        </w:rPr>
+        <w:t xml:space="preserve"> and amortised time per example from repeated timings.</w:t>
       </w:r>
     </w:p>
     <w:p>
-      <w:r>
-        <w:t>Suggested return points in this level: ai-5/32, ai-5/34. Use actual classroom dates, adjusting for holidays and gaps. One, three and six teaching weeks are scheduling choices, not a claimed optimal spacing.</w:t>
+      <w:pPr>
+        <w:spacing w:line="336" w:lineRule="auto" w:after="180"/>
+      </w:pPr>
+      <w:r>
+        <w:rPr>
+          <w:b w:val="0"/>
+        </w:rPr>
+        <w:t xml:space="preserve">Use the supplied fictional case and keep its </w:t>
+      </w:r>
+      <w:r>
+        <w:rPr>
+          <w:b/>
+        </w:rPr>
+        <w:t>input</w:t>
+      </w:r>
+      <w:r>
+        <w:rPr>
+          <w:b w:val="0"/>
+        </w:rPr>
+        <w:t xml:space="preserve">s, intermediate steps, calculation or </w:t>
+      </w:r>
+      <w:r>
+        <w:rPr>
+          <w:b/>
+        </w:rPr>
+        <w:t>prediction</w:t>
+      </w:r>
+      <w:r>
+        <w:rPr>
+          <w:b w:val="0"/>
+        </w:rPr>
+        <w:t>, and limitation. Connect this record to last week’s record; a matching answer without a trace is insufficient.</w:t>
       </w:r>
     </w:p>
     <w:p>
-      <w:r>
-        <w:t>At a delayed check, ask for the idea from memory and a changed application. Compare with the earlier independent response and record support used. For a new level, revisit the previous capstone before checking the new prerequisites.</w:t>
+      <w:pPr>
+        <w:spacing w:line="336" w:lineRule="auto" w:after="180"/>
+      </w:pPr>
+      <w:r>
+        <w:rPr>
+          <w:b w:val="0"/>
+        </w:rPr>
+        <w:t xml:space="preserve">Use a units ledger: seconds per pass, examples per pass, milliseconds per example and examples per second. Draw every dense connection and one bias per </w:t>
+      </w:r>
+      <w:r>
+        <w:rPr>
+          <w:b/>
+        </w:rPr>
+        <w:t>output</w:t>
+      </w:r>
+      <w:r>
+        <w:rPr>
+          <w:b w:val="0"/>
+        </w:rPr>
+        <w:t>.</w:t>
+      </w:r>
+    </w:p>
+    <w:p>
+      <w:pPr>
+        <w:spacing w:line="336" w:lineRule="auto" w:after="180"/>
+      </w:pPr>
+      <w:r>
+        <w:rPr>
+          <w:b w:val="0"/>
+        </w:rPr>
+        <w:t xml:space="preserve">Extension: compare median-pass </w:t>
+      </w:r>
+      <w:r>
+        <w:rPr>
+          <w:b/>
+        </w:rPr>
+        <w:t>throughput</w:t>
+      </w:r>
+      <w:r>
+        <w:rPr>
+          <w:b w:val="0"/>
+        </w:rPr>
+        <w:t xml:space="preserve"> with total examples divided by total elapsed time; explain why these can differ when pass durations vary. Neither alone measures a </w:t>
+      </w:r>
+      <w:r>
+        <w:rPr>
+          <w:b/>
+        </w:rPr>
+        <w:t>latency</w:t>
+      </w:r>
+      <w:r>
+        <w:rPr>
+          <w:b w:val="0"/>
+        </w:rPr>
+        <w:t xml:space="preserve"> percentile.</w:t>
+      </w:r>
+    </w:p>
+    <w:p>
+      <w:pPr>
+        <w:spacing w:line="336" w:lineRule="auto" w:after="180"/>
+      </w:pPr>
+      <w:r>
+        <w:rPr>
+          <w:b w:val="0"/>
+        </w:rPr>
+        <w:t>Week 32 documents a network experiment, preserving methods, data splits, versions, raw results, resource measurements and limitations.</w:t>
+      </w:r>
+    </w:p>
+    <w:p>
+      <w:pPr>
+        <w:spacing w:line="336" w:lineRule="auto" w:after="180"/>
+      </w:pPr>
+      <w:r>
+        <w:rPr>
+          <w:b w:val="0"/>
+        </w:rPr>
+        <w:t>Retain the project ledger and assess a changed case after support. Check the relevant prerequisite before carrying this component forward.</w:t>
+      </w:r>
+    </w:p>
+    <w:p>
+      <w:pPr>
+        <w:pStyle w:val="Heading3"/>
+      </w:pPr>
+      <w:r>
+        <w:t>Plan the delayed return</w:t>
+      </w:r>
+    </w:p>
+    <w:p>
+      <w:pPr>
+        <w:spacing w:line="336" w:lineRule="auto" w:after="180"/>
+      </w:pPr>
+      <w:r>
+        <w:rPr>
+          <w:b w:val="0"/>
+        </w:rPr>
+        <w:t>Suggested return points in this level: ai-5/32, ai-5/34. Use actual classroom dates, adjusting for holidays and gaps. One, three and six teaching weeks are scheduling choices, not a claimed optimal spacing.</w:t>
+      </w:r>
+    </w:p>
+    <w:p>
+      <w:pPr>
+        <w:spacing w:line="336" w:lineRule="auto" w:after="180"/>
+      </w:pPr>
+      <w:r>
+        <w:rPr>
+          <w:b w:val="0"/>
+        </w:rPr>
+        <w:t>At a delayed check, ask for the idea from memory and a changed application. Compare with the earlier independent response and record support used.</w:t>
+      </w:r>
+    </w:p>
+    <w:p>
+      <w:pPr>
+        <w:spacing w:line="336" w:lineRule="auto" w:after="180"/>
+      </w:pPr>
+      <w:r>
+        <w:rPr>
+          <w:b w:val="0"/>
+        </w:rPr>
+        <w:t>For a new level, revisit the previous capstone before checking the new prerequisites.</w:t>
       </w:r>
     </w:p>
     <w:tbl>
@@ -2168,8 +4234,26 @@
       </w:tr>
     </w:tbl>
     <w:p>
-      <w:r>
-        <w:t>Use the evidence to choose reteaching or the next step. A completed page, confidence rating or attractive project does not by itself demonstrate understanding.</w:t>
+      <w:pPr>
+        <w:spacing w:line="336" w:lineRule="auto" w:after="180"/>
+      </w:pPr>
+      <w:r>
+        <w:rPr>
+          <w:b w:val="0"/>
+        </w:rPr>
+        <w:t xml:space="preserve">Use the </w:t>
+      </w:r>
+      <w:r>
+        <w:rPr>
+          <w:b/>
+        </w:rPr>
+        <w:t>evidence</w:t>
+      </w:r>
+      <w:r>
+        <w:rPr>
+          <w:b w:val="0"/>
+        </w:rPr>
+        <w:t xml:space="preserve"> to choose reteaching or the next step. A completed page, confidence rating or attractive project does not by itself demonstrate understanding.</w:t>
       </w:r>
     </w:p>
     <w:p>
@@ -2181,26 +4265,105 @@
       </w:r>
     </w:p>
     <w:p>
-      <w:r>
-        <w:t>For your Image-pattern Network Investigation, save the input, procedure, observed result and limitation of this check. Label this worked example as practice; use a different, previously unreviewed case when checking independent understanding.</w:t>
+      <w:pPr>
+        <w:spacing w:line="336" w:lineRule="auto" w:after="180"/>
+      </w:pPr>
+      <w:r>
+        <w:rPr>
+          <w:b w:val="0"/>
+        </w:rPr>
+        <w:t xml:space="preserve">For your Image-pattern Network Investigation, save the </w:t>
+      </w:r>
+      <w:r>
+        <w:rPr>
+          <w:b/>
+        </w:rPr>
+        <w:t>input</w:t>
+      </w:r>
+      <w:r>
+        <w:rPr>
+          <w:b w:val="0"/>
+        </w:rPr>
+        <w:t>, procedure, observed result and limitation of this check.</w:t>
       </w:r>
     </w:p>
     <w:p>
       <w:pPr>
-        <w:pStyle w:val="Heading1"/>
-      </w:pPr>
-      <w:r>
-        <w:t>07. Prepare, teach and assess</w:t>
+        <w:spacing w:line="336" w:lineRule="auto" w:after="180"/>
+      </w:pPr>
+      <w:r>
+        <w:rPr>
+          <w:b w:val="0"/>
+        </w:rPr>
+        <w:t>Label this worked example as practice; use a different, previously unreviewed case when checking independent understanding.</w:t>
       </w:r>
     </w:p>
     <w:p>
-      <w:r>
-        <w:t>Teaching target: Calculate throughput and amortised time per example from repeated timings</w:t>
+      <w:pPr>
+        <w:pStyle w:val="Heading1"/>
+      </w:pPr>
+      <w:r>
+        <w:t>07. Prepare, teach and assess</w:t>
       </w:r>
     </w:p>
     <w:p>
       <w:r>
-        <w:t>Prepare the labelled worked-case picture, the matching workbook, fictional input cards and a place for individual responses. Check a local Python 3 environment before class; have a paper-trace version ready.</w:t>
+        <w:t>Use this preparation summary alongside the detailed Efficiency and resource measurement lesson; it is a checklist rather than a replacement for the full sequence.</w:t>
+      </w:r>
+    </w:p>
+    <w:p>
+      <w:pPr>
+        <w:pStyle w:val="Heading3"/>
+      </w:pPr>
+      <w:r>
+        <w:t>Teaching target</w:t>
+      </w:r>
+    </w:p>
+    <w:p>
+      <w:pPr>
+        <w:spacing w:line="336" w:lineRule="auto" w:after="180"/>
+        <w:shd w:fill="EDF7F3"/>
+      </w:pPr>
+      <w:r>
+        <w:rPr>
+          <w:b w:val="0"/>
+        </w:rPr>
+        <w:t xml:space="preserve">Teaching target: Calculate </w:t>
+      </w:r>
+      <w:r>
+        <w:rPr>
+          <w:b/>
+        </w:rPr>
+        <w:t>throughput</w:t>
+      </w:r>
+      <w:r>
+        <w:rPr>
+          <w:b w:val="0"/>
+        </w:rPr>
+        <w:t xml:space="preserve"> and amortised time per example from repeated timings</w:t>
+      </w:r>
+    </w:p>
+    <w:p>
+      <w:pPr>
+        <w:spacing w:line="336" w:lineRule="auto" w:after="180"/>
+      </w:pPr>
+      <w:r>
+        <w:rPr>
+          <w:b w:val="0"/>
+        </w:rPr>
+        <w:t xml:space="preserve">Prepare the labelled worked-case picture, the matching workbook, fictional </w:t>
+      </w:r>
+      <w:r>
+        <w:rPr>
+          <w:b/>
+        </w:rPr>
+        <w:t>input</w:t>
+      </w:r>
+      <w:r>
+        <w:rPr>
+          <w:b w:val="0"/>
+        </w:rPr>
+        <w:t xml:space="preserve"> cards and a place for individual responses. Check a local Python 3 environment before class; have a paper-trace version ready.</w:t>
       </w:r>
     </w:p>
     <w:tbl>
@@ -2347,37 +4510,224 @@
       </w:tr>
     </w:tbl>
     <w:p>
-      <w:r>
-        <w:t>Before class, solve the supported practice: With at least 91 correct out of 100 and at most 25 ms amortised time required, which model qualifies? Calculate B’s time reduction relative to A and explain why the percentage throughput increase differs.</w:t>
+      <w:pPr>
+        <w:spacing w:line="336" w:lineRule="auto" w:after="180"/>
+      </w:pPr>
+      <w:r>
+        <w:rPr>
+          <w:b w:val="0"/>
+        </w:rPr>
+        <w:t>Before class, solve the supported practice: With at least 91 correct out of 100 and at most 25 ms amortised time required, which model qualifies?</w:t>
       </w:r>
     </w:p>
     <w:p>
-      <w:r>
-        <w:t>Reasoned practice answer: Teacher explanation: Only A qualifies; B misses the quality requirement. B reduces time by 8 / 20 = 40 percent. Throughput rises from 50 to about 83.33, an increase of about 66.67 percent relative to 50. Time and throughput use different baseline denominators and are reciprocal for this fixed workload.</w:t>
+      <w:pPr>
+        <w:spacing w:line="336" w:lineRule="auto" w:after="180"/>
+      </w:pPr>
+      <w:r>
+        <w:rPr>
+          <w:b w:val="0"/>
+        </w:rPr>
+        <w:t xml:space="preserve">Calculate B’s time reduction relative to A and explain why the percentage </w:t>
+      </w:r>
+      <w:r>
+        <w:rPr>
+          <w:b/>
+        </w:rPr>
+        <w:t>throughput</w:t>
+      </w:r>
+      <w:r>
+        <w:rPr>
+          <w:b w:val="0"/>
+        </w:rPr>
+        <w:t xml:space="preserve"> increase differs.</w:t>
       </w:r>
     </w:p>
     <w:p>
-      <w:r>
-        <w:t>Check every learner before discussion: Use the worked case for Efficiency and resource measurement. Proposed explanation: “Fewer parameters always means faster”. Decide whether this explanation is supported. Point to the step or supplied fact that decides; explain your repair if needed.</w:t>
+      <w:pPr>
+        <w:pStyle w:val="Heading3"/>
+      </w:pPr>
+      <w:r>
+        <w:t>Supported practice answer</w:t>
       </w:r>
     </w:p>
     <w:p>
-      <w:r>
-        <w:t>Misconception repair: Hardware, operations, memory access, precision and implementation affect runtime; measure the declared workload.</w:t>
+      <w:pPr>
+        <w:spacing w:line="336" w:lineRule="auto" w:after="180"/>
+        <w:shd w:fill="F1F6FC"/>
+      </w:pPr>
+      <w:r>
+        <w:rPr>
+          <w:b w:val="0"/>
+        </w:rPr>
+        <w:t>Reasoned practice answer: Teacher explanation: Only A qualifies; B misses the quality requirement. B reduces time by 8 / 20 = 40 percent.</w:t>
       </w:r>
     </w:p>
     <w:p>
-      <w:r>
-        <w:t>Support: read the exact case aloud, enlarge the labelled picture, supply input cards and model only the first deciding step. Accept a spoken explanation or drawing; retain the reasoning goal.</w:t>
+      <w:pPr>
+        <w:spacing w:line="336" w:lineRule="auto" w:after="180"/>
+        <w:shd w:fill="F1F6FC"/>
+      </w:pPr>
+      <w:r>
+        <w:rPr>
+          <w:b/>
+        </w:rPr>
+        <w:t>Throughput</w:t>
+      </w:r>
+      <w:r>
+        <w:rPr>
+          <w:b w:val="0"/>
+        </w:rPr>
+        <w:t xml:space="preserve"> rises from 50 to about 83.33, an increase of about 66.67 percent relative to 50. Time and </w:t>
+      </w:r>
+      <w:r>
+        <w:rPr>
+          <w:b/>
+        </w:rPr>
+        <w:t>throughput</w:t>
+      </w:r>
+      <w:r>
+        <w:rPr>
+          <w:b w:val="0"/>
+        </w:rPr>
+        <w:t xml:space="preserve"> use different baseline denominators and are reciprocal for this fixed workload.</w:t>
       </w:r>
     </w:p>
     <w:p>
-      <w:r>
-        <w:t>Extension: Lower the accuracy requirement to90% before a new selection exercise. Require a prediction and a reason before comparing. Expected result: Both become eligible; Q has the smaller measured mean amortised time. Reason: The acceptance contract changed; Q’s measured accuracy did not improve.</w:t>
+      <w:pPr>
+        <w:spacing w:line="336" w:lineRule="auto" w:after="180"/>
+      </w:pPr>
+      <w:r>
+        <w:rPr>
+          <w:b w:val="0"/>
+        </w:rPr>
+        <w:t>Check every learner before discussion: Use the worked case for Efficiency and resource measurement. Proposed explanation: “Fewer parameters always means faster”. Decide whether this explanation is supported.</w:t>
       </w:r>
     </w:p>
     <w:p>
-      <w:r>
+      <w:pPr>
+        <w:spacing w:line="336" w:lineRule="auto" w:after="180"/>
+      </w:pPr>
+      <w:r>
+        <w:rPr>
+          <w:b w:val="0"/>
+        </w:rPr>
+        <w:t>Point to the step or supplied fact that decides; explain your repair if needed.</w:t>
+      </w:r>
+    </w:p>
+    <w:p>
+      <w:pPr>
+        <w:pStyle w:val="Heading3"/>
+      </w:pPr>
+      <w:r>
+        <w:t>Repair the misconception</w:t>
+      </w:r>
+    </w:p>
+    <w:p>
+      <w:pPr>
+        <w:spacing w:line="336" w:lineRule="auto" w:after="180"/>
+        <w:shd w:fill="FFF5E6"/>
+      </w:pPr>
+      <w:r>
+        <w:rPr>
+          <w:b w:val="0"/>
+        </w:rPr>
+        <w:t>Misconception repair: Hardware, operations, memory access, precision and implementation affect runtime; measure the declared workload.</w:t>
+      </w:r>
+    </w:p>
+    <w:p>
+      <w:pPr>
+        <w:pStyle w:val="Heading3"/>
+      </w:pPr>
+      <w:r>
+        <w:t>Support without giving away the answer</w:t>
+      </w:r>
+    </w:p>
+    <w:p>
+      <w:pPr>
+        <w:spacing w:line="336" w:lineRule="auto" w:after="180"/>
+        <w:shd w:fill="F1F6F8"/>
+      </w:pPr>
+      <w:r>
+        <w:rPr>
+          <w:b w:val="0"/>
+        </w:rPr>
+        <w:t xml:space="preserve">Support: read the exact case aloud, enlarge the labelled picture, supply </w:t>
+      </w:r>
+      <w:r>
+        <w:rPr>
+          <w:b/>
+        </w:rPr>
+        <w:t>input</w:t>
+      </w:r>
+      <w:r>
+        <w:rPr>
+          <w:b w:val="0"/>
+        </w:rPr>
+        <w:t xml:space="preserve"> cards and model only the first deciding step. Accept a spoken explanation or drawing; retain the reasoning goal.</w:t>
+      </w:r>
+    </w:p>
+    <w:p>
+      <w:pPr>
+        <w:pStyle w:val="Heading3"/>
+      </w:pPr>
+      <w:r>
+        <w:t>Extend the reasoning</w:t>
+      </w:r>
+    </w:p>
+    <w:p>
+      <w:pPr>
+        <w:spacing w:line="336" w:lineRule="auto" w:after="180"/>
+        <w:shd w:fill="F5F1FB"/>
+      </w:pPr>
+      <w:r>
+        <w:rPr>
+          <w:b w:val="0"/>
+        </w:rPr>
+        <w:t xml:space="preserve">Extension: Lower the accuracy requirement to90% before a new selection exercise. Require a </w:t>
+      </w:r>
+      <w:r>
+        <w:rPr>
+          <w:b/>
+        </w:rPr>
+        <w:t>prediction</w:t>
+      </w:r>
+      <w:r>
+        <w:rPr>
+          <w:b w:val="0"/>
+        </w:rPr>
+        <w:t xml:space="preserve"> and a reason before comparing. Expected result: Both become eligible; Q has the smaller measured mean amortised time.</w:t>
+      </w:r>
+    </w:p>
+    <w:p>
+      <w:pPr>
+        <w:spacing w:line="336" w:lineRule="auto" w:after="180"/>
+        <w:shd w:fill="F5F1FB"/>
+      </w:pPr>
+      <w:r>
+        <w:rPr>
+          <w:b w:val="0"/>
+        </w:rPr>
+        <w:t>Reason: The acceptance contract changed; Q’s measured accuracy did not improve.</w:t>
+      </w:r>
+    </w:p>
+    <w:p>
+      <w:pPr>
+        <w:pStyle w:val="Heading3"/>
+      </w:pPr>
+      <w:r>
+        <w:t>Protect the independent attempt</w:t>
+      </w:r>
+    </w:p>
+    <w:p>
+      <w:pPr>
+        <w:spacing w:line="336" w:lineRule="auto" w:after="180"/>
+        <w:shd w:fill="FFF5E6"/>
+      </w:pPr>
+      <w:r>
+        <w:rPr>
+          <w:b w:val="0"/>
+        </w:rPr>
         <w:t>Independent assessment: withhold the reserved answer until the learner has attempted the new case. Record support separately from correctness.</w:t>
       </w:r>
     </w:p>
@@ -2566,46 +4916,990 @@
       </w:tr>
     </w:tbl>
     <w:p>
-      <w:r>
-        <w:t>Project checkpoint: Present and defend. Demonstrate the system, explain one failure and justify the next improvement with evidence.</w:t>
+      <w:pPr>
+        <w:pStyle w:val="Heading3"/>
+      </w:pPr>
+      <w:r>
+        <w:t>Project checkpoint</w:t>
       </w:r>
     </w:p>
     <w:p>
-      <w:r>
-        <w:t>Use the weekly teacher answer for topic-specific reasoning. A saved progress tick is an activity record; judge mastery from the learner’s explanation and evidence.</w:t>
+      <w:pPr>
+        <w:spacing w:line="336" w:lineRule="auto" w:after="180"/>
+        <w:shd w:fill="EDF7F3"/>
+      </w:pPr>
+      <w:r>
+        <w:rPr>
+          <w:b w:val="0"/>
+        </w:rPr>
+        <w:t xml:space="preserve">Project checkpoint: Present and defend. Demonstrate the system, explain one failure and justify the next improvement with </w:t>
+      </w:r>
+      <w:r>
+        <w:rPr>
+          <w:b/>
+        </w:rPr>
+        <w:t>evidence</w:t>
+      </w:r>
+      <w:r>
+        <w:rPr>
+          <w:b w:val="0"/>
+        </w:rPr>
+        <w:t>.</w:t>
       </w:r>
     </w:p>
     <w:p>
       <w:pPr>
-        <w:pStyle w:val="Heading1"/>
-      </w:pPr>
-      <w:r>
-        <w:t>08. Use feedback, labs and repair paths</w:t>
+        <w:spacing w:line="336" w:lineRule="auto" w:after="180"/>
+      </w:pPr>
+      <w:r>
+        <w:rPr>
+          <w:b w:val="0"/>
+        </w:rPr>
+        <w:t xml:space="preserve">Use the weekly teacher answer for topic-specific reasoning. A saved progress tick is an activity record; judge mastery from the learner’s explanation and </w:t>
+      </w:r>
+      <w:r>
+        <w:rPr>
+          <w:b/>
+        </w:rPr>
+        <w:t>evidence</w:t>
+      </w:r>
+      <w:r>
+        <w:rPr>
+          <w:b w:val="0"/>
+        </w:rPr>
+        <w:t>.</w:t>
       </w:r>
     </w:p>
     <w:p>
-      <w:r>
-        <w:t>Use the two formative questions as supported practice, not as independent mastery scores. Discuss the deciding evidence rather than accepting a guessed selection.</w:t>
+      <w:pPr>
+        <w:pStyle w:val="Heading1"/>
+      </w:pPr>
+      <w:r>
+        <w:t>08. Use feedback, labs and repair paths</w:t>
       </w:r>
     </w:p>
     <w:p>
       <w:r>
-        <w:t>The feedback comes from the reviewed public worked case. Do not reveal the separately reserved independent teacher answer until the learner has attempted that case.</w:t>
+        <w:t>Use feedback, earlier review and portfolios purposefully. Apply the coding routine only when this lesson has an executable lab.</w:t>
       </w:r>
     </w:p>
     <w:p>
-      <w:r>
-        <w:t>Ask students to predict before running code. Preserve errors and actual outputs; collect a changed test and an explanation. The branch-boundary and indexing lessons deliberately include failure cases.</w:t>
+      <w:pPr>
+        <w:spacing w:line="336" w:lineRule="auto" w:after="180"/>
+      </w:pPr>
+      <w:r>
+        <w:rPr>
+          <w:b w:val="0"/>
+        </w:rPr>
+        <w:t xml:space="preserve">Use the two formative questions as supported practice, not as independent mastery scores. Discuss the deciding </w:t>
+      </w:r>
+      <w:r>
+        <w:rPr>
+          <w:b/>
+        </w:rPr>
+        <w:t>evidence</w:t>
+      </w:r>
+      <w:r>
+        <w:rPr>
+          <w:b w:val="0"/>
+        </w:rPr>
+        <w:t xml:space="preserve"> rather than accepting a guessed selection.</w:t>
       </w:r>
     </w:p>
     <w:p>
-      <w:r>
-        <w:t>Use the earlier worked-explanation links to address a specific missing building block, then return to the current question. Adapt this suggestion after observing the learner; it is not an automatic diagnosis.</w:t>
+      <w:pPr>
+        <w:spacing w:line="336" w:lineRule="auto" w:after="180"/>
+      </w:pPr>
+      <w:r>
+        <w:rPr>
+          <w:b w:val="0"/>
+        </w:rPr>
+        <w:t>The feedback comes from the reviewed public worked case. Do not reveal the separately reserved independent teacher answer until the learner has attempted that case.</w:t>
       </w:r>
     </w:p>
     <w:p>
-      <w:r>
-        <w:t>Collect the completed-work portfolio as evidence. Record support separately from correctness, and assess explanation, trace/test and limitations. Progress ticks and quiz selections alone do not establish mastery.</w:t>
+      <w:pPr>
+        <w:spacing w:line="336" w:lineRule="auto" w:after="180"/>
+      </w:pPr>
+      <w:r>
+        <w:rPr>
+          <w:b w:val="0"/>
+        </w:rPr>
+        <w:t xml:space="preserve">Ask students to predict before running code. Preserve errors and actual </w:t>
+      </w:r>
+      <w:r>
+        <w:rPr>
+          <w:b/>
+        </w:rPr>
+        <w:t>output</w:t>
+      </w:r>
+      <w:r>
+        <w:rPr>
+          <w:b w:val="0"/>
+        </w:rPr>
+        <w:t>s; collect a changed test and an explanation. The branch-boundary and indexing lessons deliberately include failure cases.</w:t>
+      </w:r>
+    </w:p>
+    <w:p>
+      <w:pPr>
+        <w:spacing w:line="336" w:lineRule="auto" w:after="180"/>
+      </w:pPr>
+      <w:r>
+        <w:rPr>
+          <w:b w:val="0"/>
+        </w:rPr>
+        <w:t>Use the earlier worked-explanation links to address a specific missing building block, then return to the current question. Adapt this suggestion after observing the learner; it is not an automatic diagnosis.</w:t>
+      </w:r>
+    </w:p>
+    <w:p>
+      <w:pPr>
+        <w:spacing w:line="336" w:lineRule="auto" w:after="180"/>
+      </w:pPr>
+      <w:r>
+        <w:rPr>
+          <w:b w:val="0"/>
+        </w:rPr>
+        <w:t xml:space="preserve">Collect the completed-work portfolio as </w:t>
+      </w:r>
+      <w:r>
+        <w:rPr>
+          <w:b/>
+        </w:rPr>
+        <w:t>evidence</w:t>
+      </w:r>
+      <w:r>
+        <w:rPr>
+          <w:b w:val="0"/>
+        </w:rPr>
+        <w:t>. Record support separately from correctness, and assess explanation, trace/test and limitations. Progress ticks and quiz selections alone do not establish mastery.</w:t>
+      </w:r>
+    </w:p>
+    <w:p>
+      <w:pPr>
+        <w:pStyle w:val="Heading1"/>
+      </w:pPr>
+      <w:r>
+        <w:t>09. Visual concept journey</w:t>
+      </w:r>
+    </w:p>
+    <w:p>
+      <w:r>
+        <w:t>Show one Efficiency and resource measurement graphic at a time, request a prediction and discuss its trace before the independent assessment.</w:t>
+      </w:r>
+    </w:p>
+    <w:p>
+      <w:pPr>
+        <w:spacing w:line="336" w:lineRule="auto" w:after="180"/>
+      </w:pPr>
+      <w:r>
+        <w:rPr>
+          <w:b w:val="0"/>
+        </w:rPr>
+        <w:t xml:space="preserve">Use one picture at a time. Hide a worked result before asking for a </w:t>
+      </w:r>
+      <w:r>
+        <w:rPr>
+          <w:b/>
+        </w:rPr>
+        <w:t>prediction</w:t>
+      </w:r>
+      <w:r>
+        <w:rPr>
+          <w:b w:val="0"/>
+        </w:rPr>
+        <w:t>, then reveal it for feedback. These are supported teaching cases; retain the separate independent assessment for a fresh first attempt.</w:t>
+      </w:r>
+    </w:p>
+    <w:p>
+      <w:pPr>
+        <w:pStyle w:val="Heading3"/>
+      </w:pPr>
+      <w:r>
+        <w:t>01. Efficiency and resource measurement: the case</w:t>
+      </w:r>
+    </w:p>
+    <w:p>
+      <w:r>
+        <w:drawing>
+          <wp:inline xmlns:a="http://schemas.openxmlformats.org/drawingml/2006/main" xmlns:pic="http://schemas.openxmlformats.org/drawingml/2006/picture">
+            <wp:extent cx="5486400" cy="3438144"/>
+            <wp:docPr id="3" name="Picture 3" descr="Compare speed and quality under the same case count and acceptance contract. Supplied facts: Both evaluate40 cases. P times [0.32, 0.40, 0.48]seconds, 38 correct; Q times [0.20, 0.24, 0.28]seconds, 36 correct. Requireaccuracy&gt;=93% and mean amortised time&lt;=12ms/case. All inputs and outcomes in this worked example are invented classroom data; no real model run is claimed."/>
+            <wp:cNvGraphicFramePr>
+              <a:graphicFrameLocks noChangeAspect="1"/>
+            </wp:cNvGraphicFramePr>
+            <a:graphic>
+              <a:graphicData uri="http://schemas.openxmlformats.org/drawingml/2006/picture">
+                <pic:pic>
+                  <pic:nvPicPr>
+                    <pic:cNvPr id="0" name="academy-story-ai-5-31-01.png"/>
+                    <pic:cNvPicPr/>
+                  </pic:nvPicPr>
+                  <pic:blipFill>
+                    <a:blip r:embed="rId11"/>
+                    <a:stretch>
+                      <a:fillRect/>
+                    </a:stretch>
+                  </pic:blipFill>
+                  <pic:spPr>
+                    <a:xfrm>
+                      <a:off x="0" y="0"/>
+                      <a:ext cx="5486400" cy="3438144"/>
+                    </a:xfrm>
+                    <a:prstGeom prst="rect"/>
+                  </pic:spPr>
+                </pic:pic>
+              </a:graphicData>
+            </a:graphic>
+          </wp:inline>
+        </w:drawing>
+      </w:r>
+    </w:p>
+    <w:p>
+      <w:pPr>
+        <w:spacing w:line="336" w:lineRule="auto" w:after="180"/>
+      </w:pPr>
+      <w:r>
+        <w:rPr>
+          <w:b w:val="0"/>
+        </w:rPr>
+        <w:t>Compare speed and quality under the same case count and acceptance contract. Supplied facts: Both evaluate40 cases. P times [0.32, 0.40, 0.48]seconds, 38 correct; Q times [0.20, 0.24, 0.28]seconds, 36 correct.</w:t>
+      </w:r>
+    </w:p>
+    <w:p>
+      <w:pPr>
+        <w:spacing w:line="336" w:lineRule="auto" w:after="180"/>
+      </w:pPr>
+      <w:r>
+        <w:rPr>
+          <w:b w:val="0"/>
+        </w:rPr>
+        <w:t xml:space="preserve">Requireaccuracy&gt;=93% and mean amortised time&lt;=12ms/case. All </w:t>
+      </w:r>
+      <w:r>
+        <w:rPr>
+          <w:b/>
+        </w:rPr>
+        <w:t>input</w:t>
+      </w:r>
+      <w:r>
+        <w:rPr>
+          <w:b w:val="0"/>
+        </w:rPr>
+        <w:t>s and outcomes in this worked example are invented classroom data; no real model run is claimed.</w:t>
+      </w:r>
+    </w:p>
+    <w:p>
+      <w:pPr>
+        <w:spacing w:line="336" w:lineRule="auto" w:after="180"/>
+        <w:shd w:fill="F5F1FB"/>
+      </w:pPr>
+      <w:r>
+        <w:rPr>
+          <w:b w:val="0"/>
+        </w:rPr>
+        <w:t>Point to the given fact that matters most. Explain why it matters.</w:t>
+      </w:r>
+    </w:p>
+    <w:p>
+      <w:pPr>
+        <w:pStyle w:val="Heading3"/>
+      </w:pPr>
+      <w:r>
+        <w:t>Discuss while showing the picture</w:t>
+      </w:r>
+    </w:p>
+    <w:p>
+      <w:pPr>
+        <w:spacing w:line="336" w:lineRule="auto" w:after="180"/>
+        <w:shd w:fill="F1F6F8"/>
+      </w:pPr>
+      <w:r>
+        <w:rPr>
+          <w:b w:val="0"/>
+        </w:rPr>
+        <w:t>Teacher prompt: Point to the given fact that matters most. Explain why it matters. Ask learners to describe one label or arrow in ordinary words. Use the adjacent transcript if the image is difficult to see.</w:t>
+      </w:r>
+    </w:p>
+    <w:p>
+      <w:pPr>
+        <w:pStyle w:val="Heading3"/>
+      </w:pPr>
+      <w:r>
+        <w:t>02. Follow the deciding steps</w:t>
+      </w:r>
+    </w:p>
+    <w:p>
+      <w:r>
+        <w:drawing>
+          <wp:inline xmlns:a="http://schemas.openxmlformats.org/drawingml/2006/main" xmlns:pic="http://schemas.openxmlformats.org/drawingml/2006/picture">
+            <wp:extent cx="5486400" cy="3182112"/>
+            <wp:docPr id="4" name="Picture 4" descr="Summarise P: Mean time0.40s; 10ms/case; accuracy 38/40=95%: passesboth. → Summarise Q: Mean time0.24s; 6ms/case; accuracy 36/40=90%: failsquality. → Choose eligible candidate: P meets the declared contract; Q is faster but ineligible."/>
+            <wp:cNvGraphicFramePr>
+              <a:graphicFrameLocks noChangeAspect="1"/>
+            </wp:cNvGraphicFramePr>
+            <a:graphic>
+              <a:graphicData uri="http://schemas.openxmlformats.org/drawingml/2006/picture">
+                <pic:pic>
+                  <pic:nvPicPr>
+                    <pic:cNvPr id="0" name="academy-story-ai-5-31-02.png"/>
+                    <pic:cNvPicPr/>
+                  </pic:nvPicPr>
+                  <pic:blipFill>
+                    <a:blip r:embed="rId12"/>
+                    <a:stretch>
+                      <a:fillRect/>
+                    </a:stretch>
+                  </pic:blipFill>
+                  <pic:spPr>
+                    <a:xfrm>
+                      <a:off x="0" y="0"/>
+                      <a:ext cx="5486400" cy="3182112"/>
+                    </a:xfrm>
+                    <a:prstGeom prst="rect"/>
+                  </pic:spPr>
+                </pic:pic>
+              </a:graphicData>
+            </a:graphic>
+          </wp:inline>
+        </w:drawing>
+      </w:r>
+    </w:p>
+    <w:p>
+      <w:pPr>
+        <w:spacing w:line="336" w:lineRule="auto" w:after="180"/>
+      </w:pPr>
+      <w:r>
+        <w:rPr>
+          <w:b w:val="0"/>
+        </w:rPr>
+        <w:t>Summarise P: Mean time0.40s; 10ms/case; accuracy 38/40=95%: passesboth. → Summarise Q: Mean time0.24s; 6ms/case; accuracy 36/40=90%: failsquality. → Choose eligible candidate: P meets the declared contract; Q is faster but ineligible.</w:t>
+      </w:r>
+    </w:p>
+    <w:p>
+      <w:pPr>
+        <w:spacing w:line="336" w:lineRule="auto" w:after="180"/>
+        <w:shd w:fill="F5F1FB"/>
+      </w:pPr>
+      <w:r>
+        <w:rPr>
+          <w:b w:val="0"/>
+        </w:rPr>
+        <w:t xml:space="preserve">Point to each numbered stage and explain which recorded </w:t>
+      </w:r>
+      <w:r>
+        <w:rPr>
+          <w:b/>
+        </w:rPr>
+        <w:t>input</w:t>
+      </w:r>
+      <w:r>
+        <w:rPr>
+          <w:b w:val="0"/>
+        </w:rPr>
+        <w:t xml:space="preserve"> it uses.</w:t>
+      </w:r>
+    </w:p>
+    <w:p>
+      <w:pPr>
+        <w:pStyle w:val="Heading3"/>
+      </w:pPr>
+      <w:r>
+        <w:t>Discuss while showing the picture</w:t>
+      </w:r>
+    </w:p>
+    <w:p>
+      <w:pPr>
+        <w:spacing w:line="336" w:lineRule="auto" w:after="180"/>
+        <w:shd w:fill="F1F6F8"/>
+      </w:pPr>
+      <w:r>
+        <w:rPr>
+          <w:b w:val="0"/>
+        </w:rPr>
+        <w:t xml:space="preserve">Teacher prompt: Point to each numbered stage and explain which recorded </w:t>
+      </w:r>
+      <w:r>
+        <w:rPr>
+          <w:b/>
+        </w:rPr>
+        <w:t>input</w:t>
+      </w:r>
+      <w:r>
+        <w:rPr>
+          <w:b w:val="0"/>
+        </w:rPr>
+        <w:t xml:space="preserve"> it uses. Ask learners to describe one label or arrow in ordinary words. Use the adjacent transcript if the image is difficult to see.</w:t>
+      </w:r>
+    </w:p>
+    <w:p>
+      <w:pPr>
+        <w:pStyle w:val="Heading3"/>
+      </w:pPr>
+      <w:r>
+        <w:t>03. Mean amortised time, not single-request latency</w:t>
+      </w:r>
+    </w:p>
+    <w:p>
+      <w:r>
+        <w:drawing>
+          <wp:inline xmlns:a="http://schemas.openxmlformats.org/drawingml/2006/main" xmlns:pic="http://schemas.openxmlformats.org/drawingml/2006/picture">
+            <wp:extent cx="5486400" cy="2834640"/>
+            <wp:docPr id="5" name="Picture 5" descr="Mean amortised time, not single-request latency. Units: ms per case. P: 10. Q: 6."/>
+            <wp:cNvGraphicFramePr>
+              <a:graphicFrameLocks noChangeAspect="1"/>
+            </wp:cNvGraphicFramePr>
+            <a:graphic>
+              <a:graphicData uri="http://schemas.openxmlformats.org/drawingml/2006/picture">
+                <pic:pic>
+                  <pic:nvPicPr>
+                    <pic:cNvPr id="0" name="academy-story-ai-5-31-03.png"/>
+                    <pic:cNvPicPr/>
+                  </pic:nvPicPr>
+                  <pic:blipFill>
+                    <a:blip r:embed="rId13"/>
+                    <a:stretch>
+                      <a:fillRect/>
+                    </a:stretch>
+                  </pic:blipFill>
+                  <pic:spPr>
+                    <a:xfrm>
+                      <a:off x="0" y="0"/>
+                      <a:ext cx="5486400" cy="2834640"/>
+                    </a:xfrm>
+                    <a:prstGeom prst="rect"/>
+                  </pic:spPr>
+                </pic:pic>
+              </a:graphicData>
+            </a:graphic>
+          </wp:inline>
+        </w:drawing>
+      </w:r>
+    </w:p>
+    <w:p>
+      <w:pPr>
+        <w:spacing w:line="336" w:lineRule="auto" w:after="180"/>
+      </w:pPr>
+      <w:r>
+        <w:rPr>
+          <w:b w:val="0"/>
+        </w:rPr>
+        <w:t xml:space="preserve">Mean amortised time, not single-request </w:t>
+      </w:r>
+      <w:r>
+        <w:rPr>
+          <w:b/>
+        </w:rPr>
+        <w:t>latency</w:t>
+      </w:r>
+      <w:r>
+        <w:rPr>
+          <w:b w:val="0"/>
+        </w:rPr>
+        <w:t>. Units: ms per case. P: 10. Q: 6.</w:t>
+      </w:r>
+    </w:p>
+    <w:p>
+      <w:pPr>
+        <w:spacing w:line="336" w:lineRule="auto" w:after="180"/>
+        <w:shd w:fill="F5F1FB"/>
+      </w:pPr>
+      <w:r>
+        <w:rPr>
+          <w:b w:val="0"/>
+        </w:rPr>
+        <w:t>Read the labels and values. Explain the relationship the model shows.</w:t>
+      </w:r>
+    </w:p>
+    <w:p>
+      <w:pPr>
+        <w:pStyle w:val="Heading3"/>
+      </w:pPr>
+      <w:r>
+        <w:t>Discuss while showing the picture</w:t>
+      </w:r>
+    </w:p>
+    <w:p>
+      <w:pPr>
+        <w:spacing w:line="336" w:lineRule="auto" w:after="180"/>
+        <w:shd w:fill="F1F6F8"/>
+      </w:pPr>
+      <w:r>
+        <w:rPr>
+          <w:b w:val="0"/>
+        </w:rPr>
+        <w:t>Teacher prompt: Read the labels and values. Explain the relationship the model shows. Ask learners to describe one label or arrow in ordinary words. Use the adjacent transcript if the image is difficult to see.</w:t>
+      </w:r>
+    </w:p>
+    <w:p>
+      <w:pPr>
+        <w:spacing w:line="336" w:lineRule="auto" w:after="180"/>
+        <w:shd w:fill="F1F6F8"/>
+      </w:pPr>
+      <w:r>
+        <w:rPr>
+          <w:b w:val="0"/>
+        </w:rPr>
+        <w:t>Check row/column meanings, units and denominators before discussing a difference. Supplied toy values are not real class or model results.</w:t>
+      </w:r>
+    </w:p>
+    <w:p>
+      <w:pPr>
+        <w:pStyle w:val="Heading3"/>
+      </w:pPr>
+      <w:r>
+        <w:t>04. Change one thing. Trace what follows.</w:t>
+      </w:r>
+    </w:p>
+    <w:p>
+      <w:r>
+        <w:drawing>
+          <wp:inline xmlns:a="http://schemas.openxmlformats.org/drawingml/2006/main" xmlns:pic="http://schemas.openxmlformats.org/drawingml/2006/picture">
+            <wp:extent cx="5486400" cy="3026664"/>
+            <wp:docPr id="6" name="Picture 6" descr="Original case: P meets the declared contract; Q is faster but ineligible. Changed condition: Lower the accuracy requirement to90% before a new selection exercise. Expected result: Both become eligible; Q has the smaller measured mean amortised time. Reason: The acceptance contract changed; Q’s measured accuracy did not improve."/>
+            <wp:cNvGraphicFramePr>
+              <a:graphicFrameLocks noChangeAspect="1"/>
+            </wp:cNvGraphicFramePr>
+            <a:graphic>
+              <a:graphicData uri="http://schemas.openxmlformats.org/drawingml/2006/picture">
+                <pic:pic>
+                  <pic:nvPicPr>
+                    <pic:cNvPr id="0" name="academy-story-ai-5-31-04.png"/>
+                    <pic:cNvPicPr/>
+                  </pic:nvPicPr>
+                  <pic:blipFill>
+                    <a:blip r:embed="rId14"/>
+                    <a:stretch>
+                      <a:fillRect/>
+                    </a:stretch>
+                  </pic:blipFill>
+                  <pic:spPr>
+                    <a:xfrm>
+                      <a:off x="0" y="0"/>
+                      <a:ext cx="5486400" cy="3026664"/>
+                    </a:xfrm>
+                    <a:prstGeom prst="rect"/>
+                  </pic:spPr>
+                </pic:pic>
+              </a:graphicData>
+            </a:graphic>
+          </wp:inline>
+        </w:drawing>
+      </w:r>
+    </w:p>
+    <w:p>
+      <w:pPr>
+        <w:spacing w:line="336" w:lineRule="auto" w:after="180"/>
+      </w:pPr>
+      <w:r>
+        <w:rPr>
+          <w:b w:val="0"/>
+        </w:rPr>
+        <w:t>Original case: P meets the declared contract; Q is faster but ineligible. Changed condition: Lower the accuracy requirement to90% before a new selection exercise.</w:t>
+      </w:r>
+    </w:p>
+    <w:p>
+      <w:pPr>
+        <w:spacing w:line="336" w:lineRule="auto" w:after="180"/>
+      </w:pPr>
+      <w:r>
+        <w:rPr>
+          <w:b w:val="0"/>
+        </w:rPr>
+        <w:t>Expected result: Both become eligible; Q has the smaller measured mean amortised time. Reason: The acceptance contract changed; Q’s measured accuracy did not improve.</w:t>
+      </w:r>
+    </w:p>
+    <w:p>
+      <w:pPr>
+        <w:spacing w:line="336" w:lineRule="auto" w:after="180"/>
+        <w:shd w:fill="F5F1FB"/>
+      </w:pPr>
+      <w:r>
+        <w:rPr>
+          <w:b w:val="0"/>
+        </w:rPr>
+        <w:t>Predict before checking the worked changed-case result. Name what changed and what the supplied facts allow you to conclude.</w:t>
+      </w:r>
+    </w:p>
+    <w:p>
+      <w:pPr>
+        <w:pStyle w:val="Heading3"/>
+      </w:pPr>
+      <w:r>
+        <w:t>Discuss while showing the picture</w:t>
+      </w:r>
+    </w:p>
+    <w:p>
+      <w:pPr>
+        <w:spacing w:line="336" w:lineRule="auto" w:after="180"/>
+        <w:shd w:fill="F1F6F8"/>
+      </w:pPr>
+      <w:r>
+        <w:rPr>
+          <w:b w:val="0"/>
+        </w:rPr>
+        <w:t>Teacher prompt: Predict before checking the worked changed-case result. Name what changed and what the supplied facts allow you to conclude. Ask learners to describe one label or arrow in ordinary words.</w:t>
+      </w:r>
+    </w:p>
+    <w:p>
+      <w:pPr>
+        <w:spacing w:line="336" w:lineRule="auto" w:after="180"/>
+        <w:shd w:fill="F1F6F8"/>
+      </w:pPr>
+      <w:r>
+        <w:rPr>
+          <w:b w:val="0"/>
+        </w:rPr>
+        <w:t>Use the adjacent transcript if the image is difficult to see. Changed-case reasoning: The acceptance contract changed; Q’s measured accuracy did not improve.</w:t>
+      </w:r>
+    </w:p>
+    <w:p>
+      <w:pPr>
+        <w:pStyle w:val="Heading3"/>
+      </w:pPr>
+      <w:r>
+        <w:t>05. Connect the explanation to its limit</w:t>
+      </w:r>
+    </w:p>
+    <w:p>
+      <w:r>
+        <w:drawing>
+          <wp:inline xmlns:a="http://schemas.openxmlformats.org/drawingml/2006/main" xmlns:pic="http://schemas.openxmlformats.org/drawingml/2006/picture">
+            <wp:extent cx="5486400" cy="2834640"/>
+            <wp:docPr id="7" name="Picture 7" descr="Compare models on the same workload and apply every required condition. P meets both quality and time limits; Q’s speed does not compensate for missing the quality gate. Dividing total run duration by forty gives an amortised time per case. It does not measure the wait for one isolated request, which needs its own timed experiment. Limit: Record hardware, batching, warm-up and variability; these supplied timings are toy measurements, not actual benchmark runs."/>
+            <wp:cNvGraphicFramePr>
+              <a:graphicFrameLocks noChangeAspect="1"/>
+            </wp:cNvGraphicFramePr>
+            <a:graphic>
+              <a:graphicData uri="http://schemas.openxmlformats.org/drawingml/2006/picture">
+                <pic:pic>
+                  <pic:nvPicPr>
+                    <pic:cNvPr id="0" name="academy-story-ai-5-31-05.png"/>
+                    <pic:cNvPicPr/>
+                  </pic:nvPicPr>
+                  <pic:blipFill>
+                    <a:blip r:embed="rId15"/>
+                    <a:stretch>
+                      <a:fillRect/>
+                    </a:stretch>
+                  </pic:blipFill>
+                  <pic:spPr>
+                    <a:xfrm>
+                      <a:off x="0" y="0"/>
+                      <a:ext cx="5486400" cy="2834640"/>
+                    </a:xfrm>
+                    <a:prstGeom prst="rect"/>
+                  </pic:spPr>
+                </pic:pic>
+              </a:graphicData>
+            </a:graphic>
+          </wp:inline>
+        </w:drawing>
+      </w:r>
+    </w:p>
+    <w:p>
+      <w:pPr>
+        <w:spacing w:line="336" w:lineRule="auto" w:after="180"/>
+      </w:pPr>
+      <w:r>
+        <w:rPr>
+          <w:b w:val="0"/>
+        </w:rPr>
+        <w:t>Compare models on the same workload and apply every required condition. P meets both quality and time limits; Q’s speed does not compensate for missing the quality gate.</w:t>
+      </w:r>
+    </w:p>
+    <w:p>
+      <w:pPr>
+        <w:spacing w:line="336" w:lineRule="auto" w:after="180"/>
+      </w:pPr>
+      <w:r>
+        <w:rPr>
+          <w:b w:val="0"/>
+        </w:rPr>
+        <w:t>Dividing total run duration by forty gives an amortised time per case. It does not measure the wait for one isolated request, which needs its own timed experiment.</w:t>
+      </w:r>
+    </w:p>
+    <w:p>
+      <w:pPr>
+        <w:spacing w:line="336" w:lineRule="auto" w:after="180"/>
+      </w:pPr>
+      <w:r>
+        <w:rPr>
+          <w:b w:val="0"/>
+        </w:rPr>
+        <w:t>Limit: Record hardware, batching, warm-up and variability; these supplied timings are toy measurements, not actual benchmark runs.</w:t>
+      </w:r>
+    </w:p>
+    <w:p>
+      <w:pPr>
+        <w:spacing w:line="336" w:lineRule="auto" w:after="180"/>
+        <w:shd w:fill="F5F1FB"/>
+      </w:pPr>
+      <w:r>
+        <w:rPr>
+          <w:b w:val="0"/>
+        </w:rPr>
+        <w:t>Explain the case, then point to a limit on the claim.</w:t>
+      </w:r>
+    </w:p>
+    <w:p>
+      <w:pPr>
+        <w:pStyle w:val="Heading3"/>
+      </w:pPr>
+      <w:r>
+        <w:t>Discuss while showing the picture</w:t>
+      </w:r>
+    </w:p>
+    <w:p>
+      <w:pPr>
+        <w:spacing w:line="336" w:lineRule="auto" w:after="180"/>
+        <w:shd w:fill="F1F6F8"/>
+      </w:pPr>
+      <w:r>
+        <w:rPr>
+          <w:b w:val="0"/>
+        </w:rPr>
+        <w:t>Teacher prompt: Explain the case, then point to a limit on the claim. Ask learners to describe one label or arrow in ordinary words. Use the adjacent transcript if the image is difficult to see.</w:t>
+      </w:r>
+    </w:p>
+    <w:p>
+      <w:pPr>
+        <w:spacing w:line="336" w:lineRule="auto" w:after="180"/>
+        <w:shd w:fill="F1F6F8"/>
+      </w:pPr>
+      <w:r>
+        <w:rPr>
+          <w:b w:val="0"/>
+        </w:rPr>
+        <w:t>Keep the stated scope: Record hardware, batching, warm-up and variability; these supplied timings are toy measurements, not actual benchmark runs.</w:t>
+      </w:r>
+    </w:p>
+    <w:p>
+      <w:pPr>
+        <w:pStyle w:val="Heading3"/>
+      </w:pPr>
+      <w:r>
+        <w:t>06. Make the idea visible in your project</w:t>
+      </w:r>
+    </w:p>
+    <w:p>
+      <w:r>
+        <w:drawing>
+          <wp:inline xmlns:a="http://schemas.openxmlformats.org/drawingml/2006/main" xmlns:pic="http://schemas.openxmlformats.org/drawingml/2006/picture">
+            <wp:extent cx="5486400" cy="3681984"/>
+            <wp:docPr id="8" name="Picture 8" descr="For your Image-pattern Network Investigation, save the input, procedure, observed result and limitation of this check. Label this worked example as practice; use a different, previously unreviewed case when checking independent understanding. Draw your input, deciding step, result and limit. Supported question: Why is 10ms/case not necessarily a single-request latency? Point to the relevant step in the picture, then write the changed result and the rule or evidence that supports it."/>
+            <wp:cNvGraphicFramePr>
+              <a:graphicFrameLocks noChangeAspect="1"/>
+            </wp:cNvGraphicFramePr>
+            <a:graphic>
+              <a:graphicData uri="http://schemas.openxmlformats.org/drawingml/2006/picture">
+                <pic:pic>
+                  <pic:nvPicPr>
+                    <pic:cNvPr id="0" name="academy-story-ai-5-31-06.png"/>
+                    <pic:cNvPicPr/>
+                  </pic:nvPicPr>
+                  <pic:blipFill>
+                    <a:blip r:embed="rId16"/>
+                    <a:stretch>
+                      <a:fillRect/>
+                    </a:stretch>
+                  </pic:blipFill>
+                  <pic:spPr>
+                    <a:xfrm>
+                      <a:off x="0" y="0"/>
+                      <a:ext cx="5486400" cy="3681984"/>
+                    </a:xfrm>
+                    <a:prstGeom prst="rect"/>
+                  </pic:spPr>
+                </pic:pic>
+              </a:graphicData>
+            </a:graphic>
+          </wp:inline>
+        </w:drawing>
+      </w:r>
+    </w:p>
+    <w:p>
+      <w:pPr>
+        <w:spacing w:line="336" w:lineRule="auto" w:after="180"/>
+      </w:pPr>
+      <w:r>
+        <w:rPr>
+          <w:b w:val="0"/>
+        </w:rPr>
+        <w:t xml:space="preserve">For your Image-pattern Network Investigation, save the </w:t>
+      </w:r>
+      <w:r>
+        <w:rPr>
+          <w:b/>
+        </w:rPr>
+        <w:t>input</w:t>
+      </w:r>
+      <w:r>
+        <w:rPr>
+          <w:b w:val="0"/>
+        </w:rPr>
+        <w:t>, procedure, observed result and limitation of this check.</w:t>
+      </w:r>
+    </w:p>
+    <w:p>
+      <w:pPr>
+        <w:spacing w:line="336" w:lineRule="auto" w:after="180"/>
+      </w:pPr>
+      <w:r>
+        <w:rPr>
+          <w:b w:val="0"/>
+        </w:rPr>
+        <w:t xml:space="preserve">Label this worked example as practice; use a different, previously unreviewed case when checking independent understanding. Draw your </w:t>
+      </w:r>
+      <w:r>
+        <w:rPr>
+          <w:b/>
+        </w:rPr>
+        <w:t>input</w:t>
+      </w:r>
+      <w:r>
+        <w:rPr>
+          <w:b w:val="0"/>
+        </w:rPr>
+        <w:t>, deciding step, result and limit.</w:t>
+      </w:r>
+    </w:p>
+    <w:p>
+      <w:pPr>
+        <w:spacing w:line="336" w:lineRule="auto" w:after="180"/>
+      </w:pPr>
+      <w:r>
+        <w:rPr>
+          <w:b w:val="0"/>
+        </w:rPr>
+        <w:t xml:space="preserve">Supported question: Why is 10ms/case not necessarily a single-request </w:t>
+      </w:r>
+      <w:r>
+        <w:rPr>
+          <w:b/>
+        </w:rPr>
+        <w:t>latency</w:t>
+      </w:r>
+      <w:r>
+        <w:rPr>
+          <w:b w:val="0"/>
+        </w:rPr>
+        <w:t xml:space="preserve">? Point to the relevant step in the picture, then write the changed result and the rule or </w:t>
+      </w:r>
+      <w:r>
+        <w:rPr>
+          <w:b/>
+        </w:rPr>
+        <w:t>evidence</w:t>
+      </w:r>
+      <w:r>
+        <w:rPr>
+          <w:b w:val="0"/>
+        </w:rPr>
+        <w:t xml:space="preserve"> that supports it.</w:t>
+      </w:r>
+    </w:p>
+    <w:p>
+      <w:pPr>
+        <w:spacing w:line="336" w:lineRule="auto" w:after="180"/>
+        <w:shd w:fill="F5F1FB"/>
+      </w:pPr>
+      <w:r>
+        <w:rPr>
+          <w:b w:val="0"/>
+        </w:rPr>
+        <w:t xml:space="preserve">Draw your project trace and justify the deciding step using </w:t>
+      </w:r>
+      <w:r>
+        <w:rPr>
+          <w:b/>
+        </w:rPr>
+        <w:t>evidence</w:t>
+      </w:r>
+      <w:r>
+        <w:rPr>
+          <w:b w:val="0"/>
+        </w:rPr>
+        <w:t>.</w:t>
+      </w:r>
+    </w:p>
+    <w:p>
+      <w:pPr>
+        <w:pStyle w:val="Heading3"/>
+      </w:pPr>
+      <w:r>
+        <w:t>Discuss while showing the picture</w:t>
+      </w:r>
+    </w:p>
+    <w:p>
+      <w:pPr>
+        <w:spacing w:line="336" w:lineRule="auto" w:after="180"/>
+        <w:shd w:fill="F1F6F8"/>
+      </w:pPr>
+      <w:r>
+        <w:rPr>
+          <w:b w:val="0"/>
+        </w:rPr>
+        <w:t xml:space="preserve">Teacher prompt: Draw your project trace and justify the deciding step using </w:t>
+      </w:r>
+      <w:r>
+        <w:rPr>
+          <w:b/>
+        </w:rPr>
+        <w:t>evidence</w:t>
+      </w:r>
+      <w:r>
+        <w:rPr>
+          <w:b w:val="0"/>
+        </w:rPr>
+        <w:t>. Ask learners to describe one label or arrow in ordinary words. Use the adjacent transcript if the image is difficult to see.</w:t>
+      </w:r>
+    </w:p>
+    <w:p>
+      <w:pPr>
+        <w:spacing w:line="336" w:lineRule="auto" w:after="180"/>
+        <w:shd w:fill="F1F6F8"/>
+      </w:pPr>
+      <w:r>
+        <w:rPr>
+          <w:b w:val="0"/>
+        </w:rPr>
+        <w:t xml:space="preserve">Supported practice key: It divides the mean duration of a 40-case run by 40. Batch overhead and </w:t>
+      </w:r>
+      <w:r>
+        <w:rPr>
+          <w:b/>
+        </w:rPr>
+        <w:t>process</w:t>
+      </w:r>
+      <w:r>
+        <w:rPr>
+          <w:b w:val="0"/>
+        </w:rPr>
+        <w:t xml:space="preserve">ing overlap mean individual request </w:t>
+      </w:r>
+      <w:r>
+        <w:rPr>
+          <w:b/>
+        </w:rPr>
+        <w:t>latency</w:t>
+      </w:r>
+      <w:r>
+        <w:rPr>
+          <w:b w:val="0"/>
+        </w:rPr>
+        <w:t xml:space="preserve"> needs its own measurement.</w:t>
+      </w:r>
+    </w:p>
+    <w:p>
+      <w:pPr>
+        <w:spacing w:line="336" w:lineRule="auto" w:after="180"/>
+        <w:shd w:fill="F1F6F8"/>
+      </w:pPr>
+      <w:r>
+        <w:rPr>
+          <w:b w:val="0"/>
+        </w:rPr>
+        <w:t>Changed-case check: Both become eligible; Q has the smaller measured mean amortised time. The acceptance contract changed; Q’s measured accuracy did not improve.</w:t>
       </w:r>
     </w:p>
     <w:sectPr>

--- a/downloads/teacher/ai-5-week-31.docx
+++ b/downloads/teacher/ai-5-week-31.docx
@@ -137,7 +137,7 @@
           </w:tcPr>
           <w:p>
             <w:r>
-              <w:t>Sections 1–6; record the brief recall in the workbook.</w:t>
+              <w:t>Use Your mission, Notice the evidence, See how it works, Words that unlock the idea and Follow a worked example; record recall in the workbook.</w:t>
             </w:r>
           </w:p>
         </w:tc>
@@ -169,7 +169,7 @@
           </w:tcPr>
           <w:p>
             <w:r>
-              <w:t>Sections 7–10; use the matching workbook W2 and misconception check.</w:t>
+              <w:t>Use Find and repair a mistake, Practise together and Build your understanding; use the matching workbook W2 and Individual reasoning check.</w:t>
             </w:r>
           </w:p>
         </w:tc>
@@ -201,7 +201,7 @@
           </w:tcPr>
           <w:p>
             <w:r>
-              <w:t>Sections 9 and 11–14. Give extra time to finish the full task set; use Section 15 when the week includes a coding lab.</w:t>
+              <w:t>Use Run the investigation, Connect your project and Try a new case independently. Allow extra time for the full task set. When code is supplied, use the examples in See how it works or Follow a worked example and the browser lab in Supported practice, repair and portfolio.</w:t>
             </w:r>
           </w:p>
         </w:tc>
@@ -426,7 +426,7 @@
         <w:rPr>
           <w:b w:val="0"/>
         </w:rPr>
-        <w:t>Use two 45-minute sessions. The timings are invented for arithmetic and do not describe a particular device or trained model. Keep units and denominators visible.</w:t>
+        <w:t>For the compact alternative schedule, use two 45-minute sessions. The timings are invented for arithmetic and do not describe a particular device or trained model. Keep units and denominators visible.</w:t>
       </w:r>
     </w:p>
     <w:p>
@@ -1613,7 +1613,7 @@
         <w:rPr>
           <w:b w:val="0"/>
         </w:rPr>
-        <w:t>Both evaluate40 cases. P times [0.32, 0.40, 0.48]seconds, 38 correct; Q times [0.20, 0.24, 0.28]seconds, 36 correct. Requireaccuracy&gt;=93% and mean amortised time&lt;=12ms/case.</w:t>
+        <w:t>Both evaluate 40 cases. P times [0.32, 0.40, 0.48]seconds, 38 correct; Q times [0.20, 0.24, 0.28]seconds, 36 correct. Requireaccuracy&gt;=93% and mean amortised time&lt;=12 ms/case.</w:t>
       </w:r>
     </w:p>
     <w:p>
@@ -1689,7 +1689,7 @@
         <w:drawing>
           <wp:inline xmlns:a="http://schemas.openxmlformats.org/drawingml/2006/main" xmlns:pic="http://schemas.openxmlformats.org/drawingml/2006/picture">
             <wp:extent cx="5486400" cy="5225143"/>
-            <wp:docPr id="2" name="Picture 2" descr="Efficiency and resource measurement. Summarise P: Mean time0.40s; 10ms/case; accuracy 38/40=95%: passesboth.. Summarise Q: Mean time0.24s; 6ms/case; accuracy 36/40=90%: failsquality.. Choose eligible candidate: P meets the declared contract; Q is faster but ineligible."/>
+            <wp:docPr id="2" name="Picture 2" descr="Efficiency and resource measurement. Summarise P: Mean time 0.40s; 10 ms/case; accuracy 38/40=95%: passes both.. Summarise Q: Mean time 0.24s; 6 ms/case; accuracy 36/40=90%: fails quality.. Choose eligible candidate: P meets the declared contract; Q is faster but ineligible."/>
             <wp:cNvGraphicFramePr>
               <a:graphicFrameLocks noChangeAspect="1"/>
             </wp:cNvGraphicFramePr>
@@ -1780,7 +1780,7 @@
           </w:tcPr>
           <w:p>
             <w:r>
-              <w:t>Mean time0.40s; 10ms/case; accuracy 38/40=95%: passesboth.</w:t>
+              <w:t>Mean time 0.40s; 10 ms/case; accuracy 38/40=95%: passes both.</w:t>
             </w:r>
           </w:p>
         </w:tc>
@@ -1802,7 +1802,7 @@
           </w:tcPr>
           <w:p>
             <w:r>
-              <w:t>Mean time0.24s; 6ms/case; accuracy 36/40=90%: failsquality.</w:t>
+              <w:t>Mean time 0.24s; 6 ms/case; accuracy 36/40=90%: fails quality.</w:t>
             </w:r>
           </w:p>
         </w:tc>
@@ -2272,7 +2272,7 @@
         <w:rPr>
           <w:b w:val="0"/>
         </w:rPr>
-        <w:t xml:space="preserve">Use the worked example in Sections 3 and 6. Collect a </w:t>
+        <w:t xml:space="preserve">Use See how it works and Follow a worked example. Collect a </w:t>
       </w:r>
       <w:r>
         <w:rPr>
@@ -2563,7 +2563,7 @@
         <w:rPr>
           <w:b w:val="0"/>
         </w:rPr>
-        <w:t xml:space="preserve">Why is 10ms/case not necessarily a single-request </w:t>
+        <w:t xml:space="preserve">Why is 10 ms/case not necessarily a single-request </w:t>
       </w:r>
       <w:r>
         <w:rPr>
@@ -2756,7 +2756,7 @@
         <w:rPr>
           <w:b w:val="0"/>
         </w:rPr>
-        <w:t xml:space="preserve">Use Section 9 for the </w:t>
+        <w:t xml:space="preserve">Use Run the investigation for the </w:t>
       </w:r>
       <w:r>
         <w:rPr>
@@ -4439,7 +4439,7 @@
           </w:tcPr>
           <w:p>
             <w:r>
-              <w:t>Sections 1–6; record the brief recall in the workbook.</w:t>
+              <w:t>Use Your mission, Notice the evidence, See how it works, Words that unlock the idea and Follow a worked example; record recall in the workbook.</w:t>
             </w:r>
           </w:p>
         </w:tc>
@@ -4471,7 +4471,7 @@
           </w:tcPr>
           <w:p>
             <w:r>
-              <w:t>Sections 7–10; use the matching workbook W2 and misconception check.</w:t>
+              <w:t>Use Find and repair a mistake, Practise together and Build your understanding; use the matching workbook W2 and Individual reasoning check.</w:t>
             </w:r>
           </w:p>
         </w:tc>
@@ -4503,7 +4503,7 @@
           </w:tcPr>
           <w:p>
             <w:r>
-              <w:t>Sections 9 and 11–14. Give extra time to finish the full task set; use Section 15 when the week includes a coding lab.</w:t>
+              <w:t>Use Run the investigation, Connect your project and Try a new case independently. Allow extra time for the full task set. When code is supplied, use the examples in See how it works or Follow a worked example and the browser lab in Supported practice, repair and portfolio.</w:t>
             </w:r>
           </w:p>
         </w:tc>
@@ -5123,7 +5123,7 @@
         <w:drawing>
           <wp:inline xmlns:a="http://schemas.openxmlformats.org/drawingml/2006/main" xmlns:pic="http://schemas.openxmlformats.org/drawingml/2006/picture">
             <wp:extent cx="5486400" cy="3438144"/>
-            <wp:docPr id="3" name="Picture 3" descr="Compare speed and quality under the same case count and acceptance contract. Supplied facts: Both evaluate40 cases. P times [0.32, 0.40, 0.48]seconds, 38 correct; Q times [0.20, 0.24, 0.28]seconds, 36 correct. Requireaccuracy&gt;=93% and mean amortised time&lt;=12ms/case. All inputs and outcomes in this worked example are invented classroom data; no real model run is claimed."/>
+            <wp:docPr id="3" name="Picture 3" descr="Compare speed and quality under the same case count and acceptance contract. Supplied facts: Both evaluate 40 cases. P times [0.32, 0.40, 0.48]seconds, 38 correct; Q times [0.20, 0.24, 0.28]seconds, 36 correct. Requireaccuracy&gt;=93% and mean amortised time&lt;=12 ms/case. All inputs and outcomes in this worked example are invented classroom data; no real model run is claimed."/>
             <wp:cNvGraphicFramePr>
               <a:graphicFrameLocks noChangeAspect="1"/>
             </wp:cNvGraphicFramePr>
@@ -5162,7 +5162,7 @@
         <w:rPr>
           <w:b w:val="0"/>
         </w:rPr>
-        <w:t>Compare speed and quality under the same case count and acceptance contract. Supplied facts: Both evaluate40 cases. P times [0.32, 0.40, 0.48]seconds, 38 correct; Q times [0.20, 0.24, 0.28]seconds, 36 correct.</w:t>
+        <w:t>Compare speed and quality under the same case count and acceptance contract. Supplied facts: Both evaluate 40 cases. P times [0.32, 0.40, 0.48]seconds, 38 correct; Q times [0.20, 0.24, 0.28]seconds, 36 correct.</w:t>
       </w:r>
     </w:p>
     <w:p>
@@ -5173,7 +5173,7 @@
         <w:rPr>
           <w:b w:val="0"/>
         </w:rPr>
-        <w:t xml:space="preserve">Requireaccuracy&gt;=93% and mean amortised time&lt;=12ms/case. All </w:t>
+        <w:t xml:space="preserve">Requireaccuracy&gt;=93% and mean amortised time&lt;=12 ms/case. All </w:t>
       </w:r>
       <w:r>
         <w:rPr>
@@ -5233,7 +5233,7 @@
         <w:drawing>
           <wp:inline xmlns:a="http://schemas.openxmlformats.org/drawingml/2006/main" xmlns:pic="http://schemas.openxmlformats.org/drawingml/2006/picture">
             <wp:extent cx="5486400" cy="3182112"/>
-            <wp:docPr id="4" name="Picture 4" descr="Summarise P: Mean time0.40s; 10ms/case; accuracy 38/40=95%: passesboth. → Summarise Q: Mean time0.24s; 6ms/case; accuracy 36/40=90%: failsquality. → Choose eligible candidate: P meets the declared contract; Q is faster but ineligible."/>
+            <wp:docPr id="4" name="Picture 4" descr="Summarise P: Mean time 0.40s; 10 ms/case; accuracy 38/40=95%: passes both. → Summarise Q: Mean time 0.24s; 6 ms/case; accuracy 36/40=90%: fails quality. → Choose eligible candidate: P meets the declared contract; Q is faster but ineligible."/>
             <wp:cNvGraphicFramePr>
               <a:graphicFrameLocks noChangeAspect="1"/>
             </wp:cNvGraphicFramePr>
@@ -5272,7 +5272,7 @@
         <w:rPr>
           <w:b w:val="0"/>
         </w:rPr>
-        <w:t>Summarise P: Mean time0.40s; 10ms/case; accuracy 38/40=95%: passesboth. → Summarise Q: Mean time0.24s; 6ms/case; accuracy 36/40=90%: failsquality. → Choose eligible candidate: P meets the declared contract; Q is faster but ineligible.</w:t>
+        <w:t>Summarise P: Mean time 0.40s; 10 ms/case; accuracy 38/40=95%: passes both. → Summarise Q: Mean time 0.24s; 6 ms/case; accuracy 36/40=90%: fails quality. → Choose eligible candidate: P meets the declared contract; Q is faster but ineligible.</w:t>
       </w:r>
     </w:p>
     <w:p>
@@ -5686,7 +5686,7 @@
         <w:drawing>
           <wp:inline xmlns:a="http://schemas.openxmlformats.org/drawingml/2006/main" xmlns:pic="http://schemas.openxmlformats.org/drawingml/2006/picture">
             <wp:extent cx="5486400" cy="3681984"/>
-            <wp:docPr id="8" name="Picture 8" descr="For your Image-pattern Network Investigation, save the input, procedure, observed result and limitation of this check. Label this worked example as practice; use a different, previously unreviewed case when checking independent understanding. Draw your input, deciding step, result and limit. Supported question: Why is 10ms/case not necessarily a single-request latency? Point to the relevant step in the picture, then write the changed result and the rule or evidence that supports it."/>
+            <wp:docPr id="8" name="Picture 8" descr="For your Image-pattern Network Investigation, save the input, procedure, observed result and limitation of this check. Label this worked example as practice; use a different, previously unreviewed case when checking independent understanding. Draw your input, deciding step, result and limit. Supported question: Why is 10 ms/case not necessarily a single-request latency? Point to the relevant step in the picture, then write the changed result and the rule or evidence that supports it."/>
             <wp:cNvGraphicFramePr>
               <a:graphicFrameLocks noChangeAspect="1"/>
             </wp:cNvGraphicFramePr>
@@ -5771,7 +5771,7 @@
         <w:rPr>
           <w:b w:val="0"/>
         </w:rPr>
-        <w:t xml:space="preserve">Supported question: Why is 10ms/case not necessarily a single-request </w:t>
+        <w:t xml:space="preserve">Supported question: Why is 10 ms/case not necessarily a single-request </w:t>
       </w:r>
       <w:r>
         <w:rPr>

--- a/downloads/teacher/ai-5-week-31.docx
+++ b/downloads/teacher/ai-5-week-31.docx
@@ -25,20 +25,38 @@
         <w:pStyle w:val="Heading1"/>
       </w:pPr>
       <w:r>
-        <w:t>01. Prepare the purpose, prerequisites and materials</w:t>
+        <w:t>Make faster a measured statement under a declared protocol.</w:t>
       </w:r>
     </w:p>
     <w:p>
       <w:r>
-        <w:t>Prepare Efficiency and resource measurement: check the target, prerequisites, resources and adaptable teaching schedule.</w:t>
+        <w:t>Teach eligibility, percentages and storage with complete checked examples.</w:t>
       </w:r>
     </w:p>
     <w:p>
-      <w:pPr>
-        <w:pStyle w:val="Heading3"/>
-      </w:pPr>
-      <w:r>
-        <w:t>Teach the learning cycle</w:t>
+      <w:r>
+        <w:t>Model ratios → remove help → assess new timings and layer widths → plan fair benchmarking.</w:t>
+      </w:r>
+    </w:p>
+    <w:p>
+      <w:pPr>
+        <w:pStyle w:val="Heading1"/>
+      </w:pPr>
+      <w:r>
+        <w:t>01. Prepare the connected mathematical investigation</w:t>
+      </w:r>
+    </w:p>
+    <w:p>
+      <w:r>
+        <w:t>Keep explanation,shared practice and independent evidence distinct.</w:t>
+      </w:r>
+    </w:p>
+    <w:p>
+      <w:pPr>
+        <w:pStyle w:val="Heading2"/>
+      </w:pPr>
+      <w:r>
+        <w:t>Target and main teaching plan</w:t>
       </w:r>
     </w:p>
     <w:p>
@@ -243,18 +261,21 @@
     </w:p>
     <w:p>
       <w:pPr>
-        <w:pStyle w:val="Heading3"/>
-      </w:pPr>
-      <w:r>
-        <w:t>Retrieval answer guidance</w:t>
+        <w:pStyle w:val="Heading2"/>
+      </w:pPr>
+      <w:r>
+        <w:t>Preparation and prerequisite</w:t>
       </w:r>
     </w:p>
     <w:p>
       <w:pPr>
-        <w:pStyle w:val="Heading3"/>
-      </w:pPr>
-      <w:r>
-        <w:t>Dataset shift in neural models</w:t>
+        <w:spacing w:line="336" w:lineRule="auto" w:after="180"/>
+      </w:pPr>
+      <w:r>
+        <w:rPr>
+          <w:b w:val="0"/>
+        </w:rPr>
+        <w:t>Printed lesson and workbook; paper and pencil</w:t>
       </w:r>
     </w:p>
     <w:p>
@@ -265,7 +286,7 @@
         <w:rPr>
           <w:b w:val="0"/>
         </w:rPr>
-        <w:t>Without opening the old lesson, explain one key idea from Dataset shift in neural models. Give an example and a mistake that the idea helps you avoid.</w:t>
+        <w:t>Calculator and optional local Python 3 editor; no packages or AI accounts needed</w:t>
       </w:r>
     </w:p>
     <w:p>
@@ -276,19 +297,7 @@
         <w:rPr>
           <w:b w:val="0"/>
         </w:rPr>
-        <w:t xml:space="preserve">Look for: Explain how a changed </w:t>
-      </w:r>
-      <w:r>
-        <w:rPr>
-          <w:b/>
-        </w:rPr>
-        <w:t>input</w:t>
-      </w:r>
-      <w:r>
-        <w:rPr>
-          <w:b w:val="0"/>
-        </w:rPr>
-        <w:t xml:space="preserve"> mix can change overall accuracy</w:t>
+        <w:t>Use the fictional examples supplied; prepare the fresh retry before class</w:t>
       </w:r>
     </w:p>
     <w:p>
@@ -299,26 +308,26 @@
         <w:rPr>
           <w:b w:val="0"/>
         </w:rPr>
-        <w:t>Reference example, not the only acceptable wording: Teacher explanation: Clear accuracy is 90 percent in both cohorts; dim accuracy is 50 percent in both.</w:t>
+        <w:t>Different examples or group proportions can change accuracy and workload. Shared cases and declared conditions help isolate model differences rather than differences in the evaluation sample.</w:t>
       </w:r>
     </w:p>
     <w:p>
       <w:pPr>
-        <w:spacing w:line="336" w:lineRule="auto" w:after="180"/>
-      </w:pPr>
-      <w:r>
-        <w:rPr>
-          <w:b w:val="0"/>
-        </w:rPr>
-        <w:t>Development has 80 percent clear and 20 percent dim; new use has 20 percent clear and 80 percent dim. The mix changes while observed group rates remain the same.</w:t>
+        <w:pStyle w:val="Heading2"/>
+      </w:pPr>
+      <w:r>
+        <w:t>Opening retrieval</w:t>
       </w:r>
     </w:p>
     <w:p>
       <w:pPr>
-        <w:pStyle w:val="Heading3"/>
-      </w:pPr>
-      <w:r>
-        <w:t>Transfer learning</w:t>
+        <w:spacing w:line="336" w:lineRule="auto" w:after="180"/>
+      </w:pPr>
+      <w:r>
+        <w:rPr>
+          <w:b w:val="0"/>
+        </w:rPr>
+        <w:t>Without opening the old lesson, explain one key idea from Dataset shift in neural models. Give an example and a mistake that the idea helps you avoid.</w:t>
       </w:r>
     </w:p>
     <w:p>
@@ -329,7 +338,19 @@
         <w:rPr>
           <w:b w:val="0"/>
         </w:rPr>
-        <w:t>Without opening the old lesson, explain one key idea from Transfer learning. Give an example and a mistake that the idea helps you avoid.</w:t>
+        <w:t xml:space="preserve">Look for: Explain how a changed </w:t>
+      </w:r>
+      <w:r>
+        <w:rPr>
+          <w:b/>
+        </w:rPr>
+        <w:t>input</w:t>
+      </w:r>
+      <w:r>
+        <w:rPr>
+          <w:b w:val="0"/>
+        </w:rPr>
+        <w:t xml:space="preserve"> mix can change overall accuracy</w:t>
       </w:r>
     </w:p>
     <w:p>
@@ -340,19 +361,7 @@
         <w:rPr>
           <w:b w:val="0"/>
         </w:rPr>
-        <w:t xml:space="preserve">Look for: Trace a reused feature extractor and a newly fitted </w:t>
-      </w:r>
-      <w:r>
-        <w:rPr>
-          <w:b/>
-        </w:rPr>
-        <w:t>output</w:t>
-      </w:r>
-      <w:r>
-        <w:rPr>
-          <w:b w:val="0"/>
-        </w:rPr>
-        <w:t xml:space="preserve"> head</w:t>
+        <w:t>Reference example, not the only acceptable wording: Teacher explanation: Clear accuracy is 90 percent in both cohorts; dim accuracy is 50 percent in both.</w:t>
       </w:r>
     </w:p>
     <w:p>
@@ -363,7 +372,7 @@
         <w:rPr>
           <w:b w:val="0"/>
         </w:rPr>
-        <w:t>Reference example, not the only acceptable wording: Teacher explanation: The extractor gives h = 6 and the head predicts 1.</w:t>
+        <w:t>Development has 80 percent clear and 20 percent dim; new use has 20 percent clear and 80 percent dim. The mix changes while observed group rates remain the same.</w:t>
       </w:r>
     </w:p>
     <w:p>
@@ -374,15 +383,30 @@
         <w:rPr>
           <w:b w:val="0"/>
         </w:rPr>
-        <w:t>Weights [1, 1] and bias 0 stay frozen; only the threshold is fitted. h is a nonnegative sum of counts, with no probability mapping or calibration.</w:t>
+        <w:t>Without opening the old lesson, explain one key idea from Transfer learning. Give an example and a mistake that the idea helps you avoid.</w:t>
       </w:r>
     </w:p>
     <w:p>
       <w:pPr>
-        <w:pStyle w:val="Heading3"/>
-      </w:pPr>
-      <w:r>
-        <w:t>Sequence representations</w:t>
+        <w:spacing w:line="336" w:lineRule="auto" w:after="180"/>
+      </w:pPr>
+      <w:r>
+        <w:rPr>
+          <w:b w:val="0"/>
+        </w:rPr>
+        <w:t xml:space="preserve">Look for: Trace a reused feature extractor and a newly fitted </w:t>
+      </w:r>
+      <w:r>
+        <w:rPr>
+          <w:b/>
+        </w:rPr>
+        <w:t>output</w:t>
+      </w:r>
+      <w:r>
+        <w:rPr>
+          <w:b w:val="0"/>
+        </w:rPr>
+        <w:t xml:space="preserve"> head</w:t>
       </w:r>
     </w:p>
     <w:p>
@@ -393,7 +417,7 @@
         <w:rPr>
           <w:b w:val="0"/>
         </w:rPr>
-        <w:t>Without opening the old lesson, explain one key idea from Sequence representations. Give an example and a mistake that the idea helps you avoid.</w:t>
+        <w:t>Reference example, not the only acceptable wording: Teacher explanation: The extractor gives h = 6 and the head predicts 1.</w:t>
       </w:r>
     </w:p>
     <w:p>
@@ -404,7 +428,7 @@
         <w:rPr>
           <w:b w:val="0"/>
         </w:rPr>
-        <w:t>Look for: Encode an ordered sequence with an explicit vocabulary</w:t>
+        <w:t>Weights [1, 1] and bias 0 stay frozen; only the threshold is fitted. h is a nonnegative sum of counts, with no probability mapping or calibration.</w:t>
       </w:r>
     </w:p>
     <w:p>
@@ -415,7 +439,7 @@
         <w:rPr>
           <w:b w:val="0"/>
         </w:rPr>
-        <w:t>Reference example, not the only acceptable wording: Teacher explanation: IDs are [2, 3, 4, 0], mask [1, 1, 1, 0], real length 3 and final real event STOP at position 2.</w:t>
+        <w:t>Without opening the old lesson, explain one key idea from Sequence representations. Give an example and a mistake that the idea helps you avoid.</w:t>
       </w:r>
     </w:p>
     <w:p>
@@ -426,7 +450,7 @@
         <w:rPr>
           <w:b w:val="0"/>
         </w:rPr>
-        <w:t>For the compact alternative schedule, use two 45-minute sessions. The timings are invented for arithmetic and do not describe a particular device or trained model. Keep units and denominators visible.</w:t>
+        <w:t>Look for: Encode an ordered sequence with an explicit vocabulary</w:t>
       </w:r>
     </w:p>
     <w:p>
@@ -437,15 +461,15 @@
         <w:rPr>
           <w:b w:val="0"/>
         </w:rPr>
-        <w:t>Separate a validation choice from a general performance claim, and separate raw parameter payload from file size, runtime memory and energy.</w:t>
+        <w:t>Reference example, not the only acceptable wording: Teacher explanation: IDs are [2, 3, 4, 0], mask [1, 1, 1, 0], real length 3 and final real event STOP at position 2.</w:t>
       </w:r>
     </w:p>
     <w:p>
       <w:pPr>
-        <w:pStyle w:val="Heading3"/>
-      </w:pPr>
-      <w:r>
-        <w:t>Outcomes</w:t>
+        <w:pStyle w:val="Heading2"/>
+      </w:pPr>
+      <w:r>
+        <w:t>Pictured end goal</w:t>
       </w:r>
     </w:p>
     <w:p>
@@ -456,47 +480,23 @@
         <w:rPr>
           <w:b w:val="0"/>
         </w:rPr>
-        <w:t xml:space="preserve">Calculate </w:t>
-      </w:r>
-      <w:r>
-        <w:rPr>
-          <w:b/>
-        </w:rPr>
-        <w:t>throughput</w:t>
-      </w:r>
-      <w:r>
-        <w:rPr>
-          <w:b w:val="0"/>
-        </w:rPr>
-        <w:t xml:space="preserve"> and amortised time per example from repeated timings</w:t>
+        <w:t>By the end, I can explain efficiency and resource measurement using a traced example and a stated limitation.</w:t>
       </w:r>
     </w:p>
     <w:p>
       <w:pPr>
-        <w:spacing w:line="336" w:lineRule="auto" w:after="180"/>
-      </w:pPr>
-      <w:r>
-        <w:rPr>
-          <w:b w:val="0"/>
-        </w:rPr>
-        <w:t xml:space="preserve">Count dense-network parameters and distinguish storage from </w:t>
-      </w:r>
-      <w:r>
-        <w:rPr>
-          <w:b/>
-        </w:rPr>
-        <w:t>peak memory</w:t>
+        <w:pStyle w:val="Heading2"/>
+      </w:pPr>
+      <w:r>
+        <w:t>Earlier wording, alternatives and picture transcripts · reference / check after trying</w:t>
       </w:r>
     </w:p>
     <w:p>
       <w:pPr>
-        <w:spacing w:line="336" w:lineRule="auto" w:after="180"/>
-      </w:pPr>
-      <w:r>
-        <w:rPr>
-          <w:b w:val="0"/>
-        </w:rPr>
-        <w:t>Compare resource use under fixed quality and measurement conditions</w:t>
+        <w:pStyle w:val="Heading3"/>
+      </w:pPr>
+      <w:r>
+        <w:t>Teach the learning cycle</w:t>
       </w:r>
     </w:p>
     <w:p>
@@ -504,48 +504,42 @@
         <w:pStyle w:val="Heading3"/>
       </w:pPr>
       <w:r>
-        <w:t>Preparation</w:t>
+        <w:t>Retrieval answer guidance</w:t>
       </w:r>
     </w:p>
     <w:p>
       <w:pPr>
-        <w:spacing w:line="336" w:lineRule="auto" w:after="180"/>
-      </w:pPr>
-      <w:r>
-        <w:rPr>
-          <w:b w:val="0"/>
-        </w:rPr>
-        <w:t>Printed lesson and workbook; paper and pencil</w:t>
+        <w:pStyle w:val="Heading3"/>
+      </w:pPr>
+      <w:r>
+        <w:t>Dataset shift in neural models</w:t>
       </w:r>
     </w:p>
     <w:p>
       <w:pPr>
-        <w:spacing w:line="336" w:lineRule="auto" w:after="180"/>
-      </w:pPr>
-      <w:r>
-        <w:rPr>
-          <w:b w:val="0"/>
-        </w:rPr>
-        <w:t>Calculator and optional local Python 3 editor; no packages or AI accounts needed</w:t>
+        <w:pStyle w:val="Heading3"/>
+      </w:pPr>
+      <w:r>
+        <w:t>Transfer learning</w:t>
       </w:r>
     </w:p>
     <w:p>
       <w:pPr>
-        <w:spacing w:line="336" w:lineRule="auto" w:after="180"/>
-      </w:pPr>
-      <w:r>
-        <w:rPr>
-          <w:b w:val="0"/>
-        </w:rPr>
-        <w:t>Use the fictional examples supplied; prepare the fresh retry before class</w:t>
+        <w:pStyle w:val="Heading3"/>
+      </w:pPr>
+      <w:r>
+        <w:t>Sequence representations</w:t>
       </w:r>
     </w:p>
     <w:p>
       <w:pPr>
-        <w:pStyle w:val="Heading3"/>
-      </w:pPr>
-      <w:r>
-        <w:t>Prerequisite answer</w:t>
+        <w:spacing w:line="336" w:lineRule="auto" w:after="180"/>
+      </w:pPr>
+      <w:r>
+        <w:rPr>
+          <w:b w:val="0"/>
+        </w:rPr>
+        <w:t>For the compact alternative schedule, use two 45-minute sessions. The timings are invented for arithmetic and do not describe a particular device or trained model. Keep units and denominators visible.</w:t>
       </w:r>
     </w:p>
     <w:p>
@@ -556,7 +550,7 @@
         <w:rPr>
           <w:b w:val="0"/>
         </w:rPr>
-        <w:t>Different examples or group proportions can change accuracy and workload. Shared cases and declared conditions help isolate model differences rather than differences in the evaluation sample.</w:t>
+        <w:t>Separate a validation choice from a general performance claim, and separate raw parameter payload from file size, runtime memory and energy.</w:t>
       </w:r>
     </w:p>
     <w:p>
@@ -564,7 +558,7 @@
         <w:pStyle w:val="Heading3"/>
       </w:pPr>
       <w:r>
-        <w:t>End goal for the pictorial case</w:t>
+        <w:t>Outcomes</w:t>
       </w:r>
     </w:p>
     <w:p>
@@ -575,7 +569,19 @@
         <w:rPr>
           <w:b w:val="0"/>
         </w:rPr>
-        <w:t>By the end, I can explain efficiency and resource measurement using a traced example and a stated limitation.</w:t>
+        <w:t xml:space="preserve">Calculate </w:t>
+      </w:r>
+      <w:r>
+        <w:rPr>
+          <w:b/>
+        </w:rPr>
+        <w:t>throughput</w:t>
+      </w:r>
+      <w:r>
+        <w:rPr>
+          <w:b w:val="0"/>
+        </w:rPr>
+        <w:t xml:space="preserve"> and amortised time per example from repeated timings</w:t>
       </w:r>
     </w:p>
     <w:p>
@@ -586,20 +592,32 @@
         <w:rPr>
           <w:b w:val="0"/>
         </w:rPr>
-        <w:t>This added worked case illustrates the week’s main idea. Retain all original and connected topics; schedule its practice within the teaching cycle.</w:t>
+        <w:t xml:space="preserve">Count dense-network parameters and distinguish storage from </w:t>
+      </w:r>
+      <w:r>
+        <w:rPr>
+          <w:b/>
+        </w:rPr>
+        <w:t>peak memory</w:t>
       </w:r>
     </w:p>
     <w:p>
       <w:pPr>
-        <w:pStyle w:val="Heading1"/>
-      </w:pPr>
-      <w:r>
-        <w:t>02. Explain and model the mechanism</w:t>
+        <w:spacing w:line="336" w:lineRule="auto" w:after="180"/>
+      </w:pPr>
+      <w:r>
+        <w:rPr>
+          <w:b w:val="0"/>
+        </w:rPr>
+        <w:t>Compare resource use under fixed quality and measurement conditions</w:t>
       </w:r>
     </w:p>
     <w:p>
-      <w:r>
-        <w:t>Model Efficiency and resource measurement using the supplied case, labelled mechanism and reasoning. Make the scope of each conclusion explicit.</w:t>
+      <w:pPr>
+        <w:pStyle w:val="Heading3"/>
+      </w:pPr>
+      <w:r>
+        <w:t>Preparation</w:t>
       </w:r>
     </w:p>
     <w:p>
@@ -607,54 +625,15 @@
         <w:pStyle w:val="Heading3"/>
       </w:pPr>
       <w:r>
-        <w:t>Explain Efficiency and resource measurement · 1</w:t>
+        <w:t>Prerequisite answer</w:t>
       </w:r>
     </w:p>
     <w:p>
       <w:pPr>
-        <w:spacing w:line="336" w:lineRule="auto" w:after="180"/>
-      </w:pPr>
-      <w:r>
-        <w:rPr>
-          <w:b w:val="0"/>
-        </w:rPr>
-        <w:t xml:space="preserve">A neural model can be faster yet fail the task’s accuracy requirement. </w:t>
-      </w:r>
-      <w:r>
-        <w:rPr>
-          <w:b/>
-        </w:rPr>
-        <w:t>Training</w:t>
-      </w:r>
-      <w:r>
-        <w:rPr>
-          <w:b w:val="0"/>
-        </w:rPr>
-        <w:t xml:space="preserve"> cost and </w:t>
-      </w:r>
-      <w:r>
-        <w:rPr>
-          <w:b/>
-        </w:rPr>
-        <w:t>prediction</w:t>
-      </w:r>
-      <w:r>
-        <w:rPr>
-          <w:b w:val="0"/>
-        </w:rPr>
-        <w:t xml:space="preserve"> cost are different: </w:t>
-      </w:r>
-      <w:r>
-        <w:rPr>
-          <w:b/>
-        </w:rPr>
-        <w:t>training</w:t>
-      </w:r>
-      <w:r>
-        <w:rPr>
-          <w:b w:val="0"/>
-        </w:rPr>
-        <w:t xml:space="preserve"> updates parameters, while inference uses the fitted model.</w:t>
+        <w:pStyle w:val="Heading3"/>
+      </w:pPr>
+      <w:r>
+        <w:t>End goal for the pictorial case</w:t>
       </w:r>
     </w:p>
     <w:p>
@@ -665,97 +644,28 @@
         <w:rPr>
           <w:b w:val="0"/>
         </w:rPr>
-        <w:t>Compare quality and resources together under a declared test, rather than calling a model efficient from one small number.</w:t>
+        <w:t>This added worked case illustrates the week’s main idea. Retain all original and connected topics; schedule its practice within the teaching cycle.</w:t>
       </w:r>
     </w:p>
     <w:p>
       <w:pPr>
-        <w:pStyle w:val="Heading3"/>
-      </w:pPr>
-      <w:r>
-        <w:t>Explain Efficiency and resource measurement · 2</w:t>
+        <w:pStyle w:val="Heading1"/>
+      </w:pPr>
+      <w:r>
+        <w:t>02. Teach the workload and decision contract before the ratios</w:t>
       </w:r>
     </w:p>
     <w:p>
-      <w:pPr>
-        <w:spacing w:line="336" w:lineRule="auto" w:after="180"/>
-      </w:pPr>
-      <w:r>
-        <w:rPr>
-          <w:b w:val="0"/>
-        </w:rPr>
-        <w:t xml:space="preserve">Use these invented classroom timings for models A and B. Each timed pass </w:t>
-      </w:r>
-      <w:r>
-        <w:rPr>
-          <w:b/>
-        </w:rPr>
-        <w:t>process</w:t>
-      </w:r>
-      <w:r>
-        <w:rPr>
-          <w:b w:val="0"/>
-        </w:rPr>
-        <w:t>es the same 100 pre</w:t>
-      </w:r>
-      <w:r>
-        <w:rPr>
-          <w:b/>
-        </w:rPr>
-        <w:t>process</w:t>
-      </w:r>
-      <w:r>
-        <w:rPr>
-          <w:b w:val="0"/>
-        </w:rPr>
-        <w:t>ed examples sequentially, one at a time, on the same device and precision.</w:t>
+      <w:r>
+        <w:t>Keep main median timings separate from pictured means and independent cases.</w:t>
       </w:r>
     </w:p>
     <w:p>
       <w:pPr>
-        <w:spacing w:line="336" w:lineRule="auto" w:after="180"/>
-      </w:pPr>
-      <w:r>
-        <w:rPr>
-          <w:b w:val="0"/>
-        </w:rPr>
-        <w:t xml:space="preserve">Start before the first </w:t>
-      </w:r>
-      <w:r>
-        <w:rPr>
-          <w:b/>
-        </w:rPr>
-        <w:t>prediction</w:t>
-      </w:r>
-      <w:r>
-        <w:rPr>
-          <w:b w:val="0"/>
-        </w:rPr>
-        <w:t xml:space="preserve"> and stop after the final </w:t>
-      </w:r>
-      <w:r>
-        <w:rPr>
-          <w:b/>
-        </w:rPr>
-        <w:t>prediction</w:t>
-      </w:r>
-      <w:r>
-        <w:rPr>
-          <w:b w:val="0"/>
-        </w:rPr>
-        <w:t xml:space="preserve"> completes. Loading and pre</w:t>
-      </w:r>
-      <w:r>
-        <w:rPr>
-          <w:b/>
-        </w:rPr>
-        <w:t>process</w:t>
-      </w:r>
-      <w:r>
-        <w:rPr>
-          <w:b w:val="0"/>
-        </w:rPr>
-        <w:t>ing are excluded for both. One untimed warm-up pass precedes three timed passes; the warm-up work must still be reported.</w:t>
+        <w:pStyle w:val="Heading2"/>
+      </w:pPr>
+      <w:r>
+        <w:t>Definition, fixed protocol and complete original timings</w:t>
       </w:r>
     </w:p>
     <w:p>
@@ -766,15 +676,54 @@
         <w:rPr>
           <w:b w:val="0"/>
         </w:rPr>
-        <w:t>The validation cases are the same for both models and are scored once each; repeating timing passes does not create 300 independent quality examples. No actual benchmark was run to produce this table.</w:t>
+        <w:t xml:space="preserve">A neural model can be faster yet fail the task’s accuracy requirement. </w:t>
+      </w:r>
+      <w:r>
+        <w:rPr>
+          <w:b/>
+        </w:rPr>
+        <w:t>Training</w:t>
+      </w:r>
+      <w:r>
+        <w:rPr>
+          <w:b w:val="0"/>
+        </w:rPr>
+        <w:t xml:space="preserve"> cost and </w:t>
+      </w:r>
+      <w:r>
+        <w:rPr>
+          <w:b/>
+        </w:rPr>
+        <w:t>prediction</w:t>
+      </w:r>
+      <w:r>
+        <w:rPr>
+          <w:b w:val="0"/>
+        </w:rPr>
+        <w:t xml:space="preserve"> cost are different: </w:t>
+      </w:r>
+      <w:r>
+        <w:rPr>
+          <w:b/>
+        </w:rPr>
+        <w:t>training</w:t>
+      </w:r>
+      <w:r>
+        <w:rPr>
+          <w:b w:val="0"/>
+        </w:rPr>
+        <w:t xml:space="preserve"> updates parameters, while inference uses the fitted model.</w:t>
       </w:r>
     </w:p>
     <w:p>
       <w:pPr>
-        <w:pStyle w:val="Heading3"/>
-      </w:pPr>
-      <w:r>
-        <w:t>Explain Efficiency and resource measurement · 3</w:t>
+        <w:spacing w:line="336" w:lineRule="auto" w:after="180"/>
+      </w:pPr>
+      <w:r>
+        <w:rPr>
+          <w:b w:val="0"/>
+        </w:rPr>
+        <w:t>Compare quality and resources together under a declared test, rather than calling a model efficient from one small number.</w:t>
       </w:r>
     </w:p>
     <w:p>
@@ -785,7 +734,31 @@
         <w:rPr>
           <w:b w:val="0"/>
         </w:rPr>
-        <w:t>Sort each set of three times and take the middle value. A’s median is 2.0 seconds per 100 examples; B’s is 1.2 seconds. Dividing by 100 gives amortised times of 0.020 and 0.012 seconds per example, or 20 and 12 milliseconds.</w:t>
+        <w:t xml:space="preserve">Use these invented classroom timings for models A and B. Each timed pass </w:t>
+      </w:r>
+      <w:r>
+        <w:rPr>
+          <w:b/>
+        </w:rPr>
+        <w:t>process</w:t>
+      </w:r>
+      <w:r>
+        <w:rPr>
+          <w:b w:val="0"/>
+        </w:rPr>
+        <w:t>es the same 100 pre</w:t>
+      </w:r>
+      <w:r>
+        <w:rPr>
+          <w:b/>
+        </w:rPr>
+        <w:t>process</w:t>
+      </w:r>
+      <w:r>
+        <w:rPr>
+          <w:b w:val="0"/>
+        </w:rPr>
+        <w:t>ed examples sequentially, one at a time, on the same device and precision.</w:t>
       </w:r>
     </w:p>
     <w:p>
@@ -796,27 +769,237 @@
         <w:rPr>
           <w:b w:val="0"/>
         </w:rPr>
-        <w:t xml:space="preserve">Median-pass </w:t>
+        <w:t xml:space="preserve">Start before the first </w:t>
       </w:r>
       <w:r>
         <w:rPr>
           <w:b/>
         </w:rPr>
-        <w:t>throughput</w:t>
+        <w:t>prediction</w:t>
       </w:r>
       <w:r>
         <w:rPr>
           <w:b w:val="0"/>
         </w:rPr>
-        <w:t xml:space="preserve"> is 100 / 2.0 = 50 examples per second for A and about 83.33 for B.</w:t>
+        <w:t xml:space="preserve"> and stop after the final </w:t>
+      </w:r>
+      <w:r>
+        <w:rPr>
+          <w:b/>
+        </w:rPr>
+        <w:t>prediction</w:t>
+      </w:r>
+      <w:r>
+        <w:rPr>
+          <w:b w:val="0"/>
+        </w:rPr>
+        <w:t xml:space="preserve"> completes. Loading and pre</w:t>
+      </w:r>
+      <w:r>
+        <w:rPr>
+          <w:b/>
+        </w:rPr>
+        <w:t>process</w:t>
+      </w:r>
+      <w:r>
+        <w:rPr>
+          <w:b w:val="0"/>
+        </w:rPr>
+        <w:t>ing are excluded for both. One untimed warm-up pass precedes three timed passes; the warm-up work must still be reported.</w:t>
       </w:r>
     </w:p>
     <w:p>
       <w:pPr>
-        <w:pStyle w:val="Heading3"/>
-      </w:pPr>
-      <w:r>
-        <w:t>Explain Efficiency and resource measurement · 4</w:t>
+        <w:spacing w:line="336" w:lineRule="auto" w:after="180"/>
+      </w:pPr>
+      <w:r>
+        <w:rPr>
+          <w:b w:val="0"/>
+        </w:rPr>
+        <w:t>The validation cases are the same for both models and are scored once each; repeating timing passes does not create 300 independent quality examples. No actual benchmark was run to produce this table.</w:t>
+      </w:r>
+    </w:p>
+    <w:tbl>
+      <w:tblPr>
+        <w:tblStyle w:val="LightShading-Accent1"/>
+        <w:tblW w:type="auto" w:w="0"/>
+        <w:tblLook w:firstColumn="1" w:firstRow="1" w:lastColumn="0" w:lastRow="0" w:noHBand="0" w:noVBand="1" w:val="04A0"/>
+      </w:tblPr>
+      <w:tblGrid>
+        <w:gridCol w:w="3408"/>
+        <w:gridCol w:w="3408"/>
+        <w:gridCol w:w="3408"/>
+      </w:tblGrid>
+      <w:tr>
+        <w:trPr>
+          <w:tblHeader/>
+        </w:trPr>
+        <w:tc>
+          <w:tcPr>
+            <w:tcW w:type="dxa" w:w="3408"/>
+          </w:tcPr>
+          <w:p>
+            <w:r>
+              <w:t>Measurement</w:t>
+            </w:r>
+          </w:p>
+        </w:tc>
+        <w:tc>
+          <w:tcPr>
+            <w:tcW w:type="dxa" w:w="3408"/>
+          </w:tcPr>
+          <w:p>
+            <w:r>
+              <w:t>Model A</w:t>
+            </w:r>
+          </w:p>
+        </w:tc>
+        <w:tc>
+          <w:tcPr>
+            <w:tcW w:type="dxa" w:w="3408"/>
+          </w:tcPr>
+          <w:p>
+            <w:r>
+              <w:t>Model B</w:t>
+            </w:r>
+          </w:p>
+        </w:tc>
+      </w:tr>
+      <w:tr>
+        <w:tc>
+          <w:tcPr>
+            <w:tcW w:type="dxa" w:w="3408"/>
+          </w:tcPr>
+          <w:p>
+            <w:r>
+              <w:t>Pass 1 seconds</w:t>
+            </w:r>
+          </w:p>
+        </w:tc>
+        <w:tc>
+          <w:tcPr>
+            <w:tcW w:type="dxa" w:w="3408"/>
+          </w:tcPr>
+          <w:p>
+            <w:r>
+              <w:t>2.0</w:t>
+            </w:r>
+          </w:p>
+        </w:tc>
+        <w:tc>
+          <w:tcPr>
+            <w:tcW w:type="dxa" w:w="3408"/>
+          </w:tcPr>
+          <w:p>
+            <w:r>
+              <w:t>1.2</w:t>
+            </w:r>
+          </w:p>
+        </w:tc>
+      </w:tr>
+      <w:tr>
+        <w:tc>
+          <w:tcPr>
+            <w:tcW w:type="dxa" w:w="3408"/>
+          </w:tcPr>
+          <w:p>
+            <w:r>
+              <w:t>Pass 2 seconds</w:t>
+            </w:r>
+          </w:p>
+        </w:tc>
+        <w:tc>
+          <w:tcPr>
+            <w:tcW w:type="dxa" w:w="3408"/>
+          </w:tcPr>
+          <w:p>
+            <w:r>
+              <w:t>2.2</w:t>
+            </w:r>
+          </w:p>
+        </w:tc>
+        <w:tc>
+          <w:tcPr>
+            <w:tcW w:type="dxa" w:w="3408"/>
+          </w:tcPr>
+          <w:p>
+            <w:r>
+              <w:t>1.1</w:t>
+            </w:r>
+          </w:p>
+        </w:tc>
+      </w:tr>
+      <w:tr>
+        <w:tc>
+          <w:tcPr>
+            <w:tcW w:type="dxa" w:w="3408"/>
+          </w:tcPr>
+          <w:p>
+            <w:r>
+              <w:t>Pass 3 seconds</w:t>
+            </w:r>
+          </w:p>
+        </w:tc>
+        <w:tc>
+          <w:tcPr>
+            <w:tcW w:type="dxa" w:w="3408"/>
+          </w:tcPr>
+          <w:p>
+            <w:r>
+              <w:t>1.8</w:t>
+            </w:r>
+          </w:p>
+        </w:tc>
+        <w:tc>
+          <w:tcPr>
+            <w:tcW w:type="dxa" w:w="3408"/>
+          </w:tcPr>
+          <w:p>
+            <w:r>
+              <w:t>1.3</w:t>
+            </w:r>
+          </w:p>
+        </w:tc>
+      </w:tr>
+      <w:tr>
+        <w:tc>
+          <w:tcPr>
+            <w:tcW w:type="dxa" w:w="3408"/>
+          </w:tcPr>
+          <w:p>
+            <w:r>
+              <w:t>Correct on 100 validation cases</w:t>
+            </w:r>
+          </w:p>
+        </w:tc>
+        <w:tc>
+          <w:tcPr>
+            <w:tcW w:type="dxa" w:w="3408"/>
+          </w:tcPr>
+          <w:p>
+            <w:r>
+              <w:t>92</w:t>
+            </w:r>
+          </w:p>
+        </w:tc>
+        <w:tc>
+          <w:tcPr>
+            <w:tcW w:type="dxa" w:w="3408"/>
+          </w:tcPr>
+          <w:p>
+            <w:r>
+              <w:t>90</w:t>
+            </w:r>
+          </w:p>
+        </w:tc>
+      </w:tr>
+    </w:tbl>
+    <w:p>
+      <w:pPr>
+        <w:pStyle w:val="Heading2"/>
+      </w:pPr>
+      <w:r>
+        <w:t>Checked timing calculations and summary</w:t>
       </w:r>
     </w:p>
     <w:p>
@@ -827,31 +1010,7 @@
         <w:rPr>
           <w:b w:val="0"/>
         </w:rPr>
-        <w:t xml:space="preserve">The code assumes a positive integer example count and numeric times. A </w:t>
-      </w:r>
-      <w:r>
-        <w:rPr>
-          <w:b/>
-        </w:rPr>
-        <w:t>output</w:t>
-      </w:r>
-      <w:r>
-        <w:rPr>
-          <w:b w:val="0"/>
-        </w:rPr>
-        <w:t xml:space="preserve">s (2.0, 20.0, 50.0); B </w:t>
-      </w:r>
-      <w:r>
-        <w:rPr>
-          <w:b/>
-        </w:rPr>
-        <w:t>output</w:t>
-      </w:r>
-      <w:r>
-        <w:rPr>
-          <w:b w:val="0"/>
-        </w:rPr>
-        <w:t>s approximately (1.2, 12.0, 83.33). Retain full precision until display.</w:t>
+        <w:t>Sort each set of three times and take the middle value. A’s median is 2.0 seconds per 100 examples; B’s is 1.2 seconds. Dividing by 100 gives amortised times of 0.020 and 0.012 seconds per example, or 20 and 12 milliseconds.</w:t>
       </w:r>
     </w:p>
     <w:p>
@@ -862,7 +1021,7 @@
         <w:rPr>
           <w:b w:val="0"/>
         </w:rPr>
-        <w:t xml:space="preserve">The time reduction is (20 - 12) / 20 = 40 percent, while </w:t>
+        <w:t xml:space="preserve">Median-pass </w:t>
       </w:r>
       <w:r>
         <w:rPr>
@@ -874,15 +1033,42 @@
         <w:rPr>
           <w:b w:val="0"/>
         </w:rPr>
-        <w:t xml:space="preserve"> rises by about 66.67 percent. These are different denominators.</w:t>
+        <w:t xml:space="preserve"> is 100 / 2.0 = 50 examples per second for A and about 83.33 for B.</w:t>
       </w:r>
     </w:p>
     <w:p>
       <w:pPr>
-        <w:pStyle w:val="Heading3"/>
-      </w:pPr>
-      <w:r>
-        <w:t>Explain Efficiency and resource measurement · 5</w:t>
+        <w:spacing w:line="336" w:lineRule="auto" w:after="180"/>
+      </w:pPr>
+      <w:r>
+        <w:rPr>
+          <w:b w:val="0"/>
+        </w:rPr>
+        <w:t xml:space="preserve">The code assumes a positive integer example count and numeric times. A </w:t>
+      </w:r>
+      <w:r>
+        <w:rPr>
+          <w:b/>
+        </w:rPr>
+        <w:t>output</w:t>
+      </w:r>
+      <w:r>
+        <w:rPr>
+          <w:b w:val="0"/>
+        </w:rPr>
+        <w:t xml:space="preserve">s (2.0, 20.0, 50.0); B </w:t>
+      </w:r>
+      <w:r>
+        <w:rPr>
+          <w:b/>
+        </w:rPr>
+        <w:t>output</w:t>
+      </w:r>
+      <w:r>
+        <w:rPr>
+          <w:b w:val="0"/>
+        </w:rPr>
+        <w:t>s approximately (1.2, 12.0, 83.33). Retain full precision until display.</w:t>
       </w:r>
     </w:p>
     <w:p>
@@ -893,19 +1079,19 @@
         <w:rPr>
           <w:b w:val="0"/>
         </w:rPr>
-        <w:t xml:space="preserve">Amortised time does not reveal the slowest request or a </w:t>
+        <w:t xml:space="preserve">The time reduction is (20 - 12) / 20 = 40 percent, while </w:t>
       </w:r>
       <w:r>
         <w:rPr>
           <w:b/>
         </w:rPr>
-        <w:t>latency</w:t>
+        <w:t>throughput</w:t>
       </w:r>
       <w:r>
         <w:rPr>
           <w:b w:val="0"/>
         </w:rPr>
-        <w:t xml:space="preserve"> percentile. In a batched or concurrent workload, total time divided by count is not an individual request’s waiting time.</w:t>
+        <w:t xml:space="preserve"> rises by about 66.67 percent. These are different denominators.</w:t>
       </w:r>
     </w:p>
     <w:p>
@@ -916,6 +1102,29 @@
         <w:rPr>
           <w:b w:val="0"/>
         </w:rPr>
+        <w:t xml:space="preserve">Amortised time does not reveal the slowest request or a </w:t>
+      </w:r>
+      <w:r>
+        <w:rPr>
+          <w:b/>
+        </w:rPr>
+        <w:t>latency</w:t>
+      </w:r>
+      <w:r>
+        <w:rPr>
+          <w:b w:val="0"/>
+        </w:rPr>
+        <w:t xml:space="preserve"> percentile. In a batched or concurrent workload, total time divided by count is not an individual request’s waiting time.</w:t>
+      </w:r>
+    </w:p>
+    <w:p>
+      <w:pPr>
+        <w:spacing w:line="336" w:lineRule="auto" w:after="180"/>
+      </w:pPr>
+      <w:r>
+        <w:rPr>
+          <w:b w:val="0"/>
+        </w:rPr>
         <w:t xml:space="preserve">Record per-request timings if the requirement concerns </w:t>
       </w:r>
       <w:r>
@@ -929,6 +1138,1168 @@
           <w:b w:val="0"/>
         </w:rPr>
         <w:t>; keep batch size and concurrency explicit.</w:t>
+      </w:r>
+    </w:p>
+    <w:tbl>
+      <w:tblPr>
+        <w:tblStyle w:val="LightShading-Accent1"/>
+        <w:tblW w:type="auto" w:w="0"/>
+        <w:tblLook w:firstColumn="1" w:firstRow="1" w:lastColumn="0" w:lastRow="0" w:noHBand="0" w:noVBand="1" w:val="04A0"/>
+      </w:tblPr>
+      <w:tblGrid>
+        <w:gridCol w:w="3408"/>
+        <w:gridCol w:w="3408"/>
+        <w:gridCol w:w="3408"/>
+      </w:tblGrid>
+      <w:tr>
+        <w:trPr>
+          <w:tblHeader/>
+        </w:trPr>
+        <w:tc>
+          <w:tcPr>
+            <w:tcW w:type="dxa" w:w="3408"/>
+          </w:tcPr>
+          <w:p>
+            <w:r>
+              <w:t>Derived quantity</w:t>
+            </w:r>
+          </w:p>
+        </w:tc>
+        <w:tc>
+          <w:tcPr>
+            <w:tcW w:type="dxa" w:w="3408"/>
+          </w:tcPr>
+          <w:p>
+            <w:r>
+              <w:t>A</w:t>
+            </w:r>
+          </w:p>
+        </w:tc>
+        <w:tc>
+          <w:tcPr>
+            <w:tcW w:type="dxa" w:w="3408"/>
+          </w:tcPr>
+          <w:p>
+            <w:r>
+              <w:t>B</w:t>
+            </w:r>
+          </w:p>
+        </w:tc>
+      </w:tr>
+      <w:tr>
+        <w:tc>
+          <w:tcPr>
+            <w:tcW w:type="dxa" w:w="3408"/>
+          </w:tcPr>
+          <w:p>
+            <w:r>
+              <w:t>Sorted pass seconds</w:t>
+            </w:r>
+          </w:p>
+        </w:tc>
+        <w:tc>
+          <w:tcPr>
+            <w:tcW w:type="dxa" w:w="3408"/>
+          </w:tcPr>
+          <w:p>
+            <w:r>
+              <w:t>1.8, 2.0, 2.2</w:t>
+            </w:r>
+          </w:p>
+        </w:tc>
+        <w:tc>
+          <w:tcPr>
+            <w:tcW w:type="dxa" w:w="3408"/>
+          </w:tcPr>
+          <w:p>
+            <w:r>
+              <w:t>1.1, 1.2, 1.3</w:t>
+            </w:r>
+          </w:p>
+        </w:tc>
+      </w:tr>
+      <w:tr>
+        <w:tc>
+          <w:tcPr>
+            <w:tcW w:type="dxa" w:w="3408"/>
+          </w:tcPr>
+          <w:p>
+            <w:r>
+              <w:t>Median seconds per 100 cases</w:t>
+            </w:r>
+          </w:p>
+        </w:tc>
+        <w:tc>
+          <w:tcPr>
+            <w:tcW w:type="dxa" w:w="3408"/>
+          </w:tcPr>
+          <w:p>
+            <w:r>
+              <w:t>2</w:t>
+            </w:r>
+          </w:p>
+        </w:tc>
+        <w:tc>
+          <w:tcPr>
+            <w:tcW w:type="dxa" w:w="3408"/>
+          </w:tcPr>
+          <w:p>
+            <w:r>
+              <w:t>1.2</w:t>
+            </w:r>
+          </w:p>
+        </w:tc>
+      </w:tr>
+      <w:tr>
+        <w:tc>
+          <w:tcPr>
+            <w:tcW w:type="dxa" w:w="3408"/>
+          </w:tcPr>
+          <w:p>
+            <w:r>
+              <w:t>Amortised milliseconds per case</w:t>
+            </w:r>
+          </w:p>
+        </w:tc>
+        <w:tc>
+          <w:tcPr>
+            <w:tcW w:type="dxa" w:w="3408"/>
+          </w:tcPr>
+          <w:p>
+            <w:r>
+              <w:t>20</w:t>
+            </w:r>
+          </w:p>
+        </w:tc>
+        <w:tc>
+          <w:tcPr>
+            <w:tcW w:type="dxa" w:w="3408"/>
+          </w:tcPr>
+          <w:p>
+            <w:r>
+              <w:t>12</w:t>
+            </w:r>
+          </w:p>
+        </w:tc>
+      </w:tr>
+      <w:tr>
+        <w:tc>
+          <w:tcPr>
+            <w:tcW w:type="dxa" w:w="3408"/>
+          </w:tcPr>
+          <w:p>
+            <w:r>
+              <w:t>Throughput at median pass, cases/second</w:t>
+            </w:r>
+          </w:p>
+        </w:tc>
+        <w:tc>
+          <w:tcPr>
+            <w:tcW w:type="dxa" w:w="3408"/>
+          </w:tcPr>
+          <w:p>
+            <w:r>
+              <w:t>50</w:t>
+            </w:r>
+          </w:p>
+        </w:tc>
+        <w:tc>
+          <w:tcPr>
+            <w:tcW w:type="dxa" w:w="3408"/>
+          </w:tcPr>
+          <w:p>
+            <w:r>
+              <w:t>83.33 approximately</w:t>
+            </w:r>
+          </w:p>
+        </w:tc>
+      </w:tr>
+      <w:tr>
+        <w:tc>
+          <w:tcPr>
+            <w:tcW w:type="dxa" w:w="3408"/>
+          </w:tcPr>
+          <w:p>
+            <w:r>
+              <w:t>Correct of same 100 validation cases</w:t>
+            </w:r>
+          </w:p>
+        </w:tc>
+        <w:tc>
+          <w:tcPr>
+            <w:tcW w:type="dxa" w:w="3408"/>
+          </w:tcPr>
+          <w:p>
+            <w:r>
+              <w:t>92</w:t>
+            </w:r>
+          </w:p>
+        </w:tc>
+        <w:tc>
+          <w:tcPr>
+            <w:tcW w:type="dxa" w:w="3408"/>
+          </w:tcPr>
+          <w:p>
+            <w:r>
+              <w:t>90</w:t>
+            </w:r>
+          </w:p>
+        </w:tc>
+      </w:tr>
+      <w:tr>
+        <w:tc>
+          <w:tcPr>
+            <w:tcW w:type="dxa" w:w="3408"/>
+          </w:tcPr>
+          <w:p>
+            <w:r>
+              <w:t>At least 91 correct AND at most 25 ms</w:t>
+            </w:r>
+          </w:p>
+        </w:tc>
+        <w:tc>
+          <w:tcPr>
+            <w:tcW w:type="dxa" w:w="3408"/>
+          </w:tcPr>
+          <w:p>
+            <w:r>
+              <w:t>Pass both</w:t>
+            </w:r>
+          </w:p>
+        </w:tc>
+        <w:tc>
+          <w:tcPr>
+            <w:tcW w:type="dxa" w:w="3408"/>
+          </w:tcPr>
+          <w:p>
+            <w:r>
+              <w:t>Fail quality</w:t>
+            </w:r>
+          </w:p>
+        </w:tc>
+      </w:tr>
+      <w:tr>
+        <w:tc>
+          <w:tcPr>
+            <w:tcW w:type="dxa" w:w="3408"/>
+          </w:tcPr>
+          <w:p>
+            <w:r>
+              <w:t>Timed prediction executions</w:t>
+            </w:r>
+          </w:p>
+        </w:tc>
+        <w:tc>
+          <w:tcPr>
+            <w:tcW w:type="dxa" w:w="3408"/>
+          </w:tcPr>
+          <w:p>
+            <w:r>
+              <w:t>300</w:t>
+            </w:r>
+          </w:p>
+        </w:tc>
+        <w:tc>
+          <w:tcPr>
+            <w:tcW w:type="dxa" w:w="3408"/>
+          </w:tcPr>
+          <w:p>
+            <w:r>
+              <w:t>300</w:t>
+            </w:r>
+          </w:p>
+        </w:tc>
+      </w:tr>
+      <w:tr>
+        <w:tc>
+          <w:tcPr>
+            <w:tcW w:type="dxa" w:w="3408"/>
+          </w:tcPr>
+          <w:p>
+            <w:r>
+              <w:t>Warm-up executions, excluded from timing</w:t>
+            </w:r>
+          </w:p>
+        </w:tc>
+        <w:tc>
+          <w:tcPr>
+            <w:tcW w:type="dxa" w:w="3408"/>
+          </w:tcPr>
+          <w:p>
+            <w:r>
+              <w:t>100</w:t>
+            </w:r>
+          </w:p>
+        </w:tc>
+        <w:tc>
+          <w:tcPr>
+            <w:tcW w:type="dxa" w:w="3408"/>
+          </w:tcPr>
+          <w:p>
+            <w:r>
+              <w:t>100</w:t>
+            </w:r>
+          </w:p>
+        </w:tc>
+      </w:tr>
+    </w:tbl>
+    <w:p>
+      <w:pPr>
+        <w:pStyle w:val="Heading2"/>
+      </w:pPr>
+      <w:r>
+        <w:t>Main eligibility and alternative rule key</w:t>
+      </w:r>
+    </w:p>
+    <w:p>
+      <w:pPr>
+        <w:pStyle w:val="Heading3"/>
+      </w:pPr>
+      <w:r>
+        <w:t>A faster result can miss the requirement</w:t>
+      </w:r>
+    </w:p>
+    <w:tbl>
+      <w:tblPr>
+        <w:tblStyle w:val="LightShading-Accent1"/>
+        <w:tblW w:type="auto" w:w="0"/>
+        <w:tblLook w:firstColumn="1" w:firstRow="1" w:lastColumn="0" w:lastRow="0" w:noHBand="0" w:noVBand="1" w:val="04A0"/>
+      </w:tblPr>
+      <w:tblGrid>
+        <w:gridCol w:w="3408"/>
+        <w:gridCol w:w="3408"/>
+        <w:gridCol w:w="3408"/>
+      </w:tblGrid>
+      <w:tr>
+        <w:trPr>
+          <w:tblHeader/>
+        </w:trPr>
+        <w:tc>
+          <w:tcPr>
+            <w:tcW w:type="dxa" w:w="3408"/>
+          </w:tcPr>
+          <w:p>
+            <w:r>
+              <w:t>Model</w:t>
+            </w:r>
+          </w:p>
+        </w:tc>
+        <w:tc>
+          <w:tcPr>
+            <w:tcW w:type="dxa" w:w="3408"/>
+          </w:tcPr>
+          <w:p>
+            <w:r>
+              <w:t>Quality requirement</w:t>
+            </w:r>
+          </w:p>
+        </w:tc>
+        <w:tc>
+          <w:tcPr>
+            <w:tcW w:type="dxa" w:w="3408"/>
+          </w:tcPr>
+          <w:p>
+            <w:r>
+              <w:t>Time requirement</w:t>
+            </w:r>
+          </w:p>
+        </w:tc>
+      </w:tr>
+      <w:tr>
+        <w:tc>
+          <w:tcPr>
+            <w:tcW w:type="dxa" w:w="3408"/>
+          </w:tcPr>
+          <w:p>
+            <w:r>
+              <w:t>A: 92 of 100</w:t>
+            </w:r>
+          </w:p>
+        </w:tc>
+        <w:tc>
+          <w:tcPr>
+            <w:tcW w:type="dxa" w:w="3408"/>
+          </w:tcPr>
+          <w:p>
+            <w:r>
+              <w:t>At least 91 correct: pass</w:t>
+            </w:r>
+          </w:p>
+        </w:tc>
+        <w:tc>
+          <w:tcPr>
+            <w:tcW w:type="dxa" w:w="3408"/>
+          </w:tcPr>
+          <w:p>
+            <w:r>
+              <w:t>At most 25 ms average: pass</w:t>
+            </w:r>
+          </w:p>
+        </w:tc>
+      </w:tr>
+      <w:tr>
+        <w:tc>
+          <w:tcPr>
+            <w:tcW w:type="dxa" w:w="3408"/>
+          </w:tcPr>
+          <w:p>
+            <w:r>
+              <w:t>B: 90 of 100</w:t>
+            </w:r>
+          </w:p>
+        </w:tc>
+        <w:tc>
+          <w:tcPr>
+            <w:tcW w:type="dxa" w:w="3408"/>
+          </w:tcPr>
+          <w:p>
+            <w:r>
+              <w:t>At least 91 correct: fail</w:t>
+            </w:r>
+          </w:p>
+        </w:tc>
+        <w:tc>
+          <w:tcPr>
+            <w:tcW w:type="dxa" w:w="3408"/>
+          </w:tcPr>
+          <w:p>
+            <w:r>
+              <w:t>At most 25 ms average: pass</w:t>
+            </w:r>
+          </w:p>
+        </w:tc>
+      </w:tr>
+    </w:tbl>
+    <w:p>
+      <w:r>
+        <w:t>For this declared validation rule, only A meets both requirements. The time requirement uses amortised time from the median pass, not a per-request latency guarantee.</w:t>
+      </w:r>
+    </w:p>
+    <w:p>
+      <w:pPr>
+        <w:spacing w:line="336" w:lineRule="auto" w:after="180"/>
+      </w:pPr>
+      <w:r>
+        <w:rPr>
+          <w:b w:val="0"/>
+        </w:rPr>
+        <w:t>Guided: under the alternative rule set in advance, A and B both qualify. B wins the declared lower-amortised-time tie-breaker, 12 versus 20 ms.</w:t>
+      </w:r>
+    </w:p>
+    <w:p>
+      <w:pPr>
+        <w:spacing w:line="336" w:lineRule="auto" w:after="180"/>
+      </w:pPr>
+      <w:r>
+        <w:rPr>
+          <w:b w:val="0"/>
+        </w:rPr>
+        <w:t xml:space="preserve">Exit: best depends on requirements and B fails the original quality rule; greener is unsupported without energy </w:t>
+      </w:r>
+      <w:r>
+        <w:rPr>
+          <w:b/>
+        </w:rPr>
+        <w:t>evidence</w:t>
+      </w:r>
+      <w:r>
+        <w:rPr>
+          <w:b w:val="0"/>
+        </w:rPr>
+        <w:t>.</w:t>
+      </w:r>
+    </w:p>
+    <w:p>
+      <w:pPr>
+        <w:spacing w:line="336" w:lineRule="auto" w:after="180"/>
+      </w:pPr>
+      <w:r>
+        <w:rPr>
+          <w:b w:val="0"/>
+        </w:rPr>
+        <w:t>Use identical workload and declared conditions or label a whole-system comparison, measure completed work, repeat timings, retain raw results and quality outcomes, and reserve final evaluation after selection.</w:t>
+      </w:r>
+    </w:p>
+    <w:p>
+      <w:pPr>
+        <w:spacing w:line="336" w:lineRule="auto" w:after="180"/>
+      </w:pPr>
+      <w:r>
+        <w:rPr>
+          <w:b w:val="0"/>
+        </w:rPr>
+        <w:t>The requirements were set before inspecting these results. B is faster under this measurement but is not eligible under the quality rule.</w:t>
+      </w:r>
+    </w:p>
+    <w:p>
+      <w:pPr>
+        <w:spacing w:line="336" w:lineRule="auto" w:after="180"/>
+      </w:pPr>
+      <w:r>
+        <w:rPr>
+          <w:b w:val="0"/>
+        </w:rPr>
+        <w:t>One hundred validation cases do not establish future accuracy; reserve independent final evaluation after choosing a model, and inspect relevant subgroup results.</w:t>
+      </w:r>
+    </w:p>
+    <w:p>
+      <w:pPr>
+        <w:pStyle w:val="Heading3"/>
+      </w:pPr>
+      <w:r>
+        <w:t>If the quality requirement had instead been set in advance to at least 90 correct, with the same time limit, which models would qualify? Which would you choose if lower measured amortised time is the declared tie-breaker?</w:t>
+      </w:r>
+    </w:p>
+    <w:p>
+      <w:r>
+        <w:t>________________________________________________________________</w:t>
+      </w:r>
+    </w:p>
+    <w:p>
+      <w:r>
+        <w:t>________________________________________________________________</w:t>
+      </w:r>
+    </w:p>
+    <w:p>
+      <w:r>
+        <w:t>________________________________________________________________</w:t>
+      </w:r>
+    </w:p>
+    <w:p>
+      <w:r>
+        <w:t>________________________________________________________________</w:t>
+      </w:r>
+    </w:p>
+    <w:p>
+      <w:pPr>
+        <w:pStyle w:val="Heading2"/>
+      </w:pPr>
+      <w:r>
+        <w:t>Dense parameter and measurement-scope account</w:t>
+      </w:r>
+    </w:p>
+    <w:tbl>
+      <w:tblPr>
+        <w:tblStyle w:val="LightShading-Accent1"/>
+        <w:tblW w:type="auto" w:w="0"/>
+        <w:tblLook w:firstColumn="1" w:firstRow="1" w:lastColumn="0" w:lastRow="0" w:noHBand="0" w:noVBand="1" w:val="04A0"/>
+      </w:tblPr>
+      <w:tblGrid>
+        <w:gridCol w:w="2556"/>
+        <w:gridCol w:w="2556"/>
+        <w:gridCol w:w="2556"/>
+        <w:gridCol w:w="2556"/>
+      </w:tblGrid>
+      <w:tr>
+        <w:trPr>
+          <w:tblHeader/>
+        </w:trPr>
+        <w:tc>
+          <w:tcPr>
+            <w:tcW w:type="dxa" w:w="2556"/>
+          </w:tcPr>
+          <w:p>
+            <w:r>
+              <w:t>Dense 4 → 3 → 2 network</w:t>
+            </w:r>
+          </w:p>
+        </w:tc>
+        <w:tc>
+          <w:tcPr>
+            <w:tcW w:type="dxa" w:w="2556"/>
+          </w:tcPr>
+          <w:p>
+            <w:r>
+              <w:t>Weights</w:t>
+            </w:r>
+          </w:p>
+        </w:tc>
+        <w:tc>
+          <w:tcPr>
+            <w:tcW w:type="dxa" w:w="2556"/>
+          </w:tcPr>
+          <w:p>
+            <w:r>
+              <w:t>Biases</w:t>
+            </w:r>
+          </w:p>
+        </w:tc>
+        <w:tc>
+          <w:tcPr>
+            <w:tcW w:type="dxa" w:w="2556"/>
+          </w:tcPr>
+          <w:p>
+            <w:r>
+              <w:t>Total parameters</w:t>
+            </w:r>
+          </w:p>
+        </w:tc>
+      </w:tr>
+      <w:tr>
+        <w:tc>
+          <w:tcPr>
+            <w:tcW w:type="dxa" w:w="2556"/>
+          </w:tcPr>
+          <w:p>
+            <w:r>
+              <w:t>4 → 3 layer</w:t>
+            </w:r>
+          </w:p>
+        </w:tc>
+        <w:tc>
+          <w:tcPr>
+            <w:tcW w:type="dxa" w:w="2556"/>
+          </w:tcPr>
+          <w:p>
+            <w:r>
+              <w:t>4 × 3 = 12</w:t>
+            </w:r>
+          </w:p>
+        </w:tc>
+        <w:tc>
+          <w:tcPr>
+            <w:tcW w:type="dxa" w:w="2556"/>
+          </w:tcPr>
+          <w:p>
+            <w:r>
+              <w:t>3</w:t>
+            </w:r>
+          </w:p>
+        </w:tc>
+        <w:tc>
+          <w:tcPr>
+            <w:tcW w:type="dxa" w:w="2556"/>
+          </w:tcPr>
+          <w:p>
+            <w:r>
+              <w:t>15</w:t>
+            </w:r>
+          </w:p>
+        </w:tc>
+      </w:tr>
+      <w:tr>
+        <w:tc>
+          <w:tcPr>
+            <w:tcW w:type="dxa" w:w="2556"/>
+          </w:tcPr>
+          <w:p>
+            <w:r>
+              <w:t>3 → 2 layer</w:t>
+            </w:r>
+          </w:p>
+        </w:tc>
+        <w:tc>
+          <w:tcPr>
+            <w:tcW w:type="dxa" w:w="2556"/>
+          </w:tcPr>
+          <w:p>
+            <w:r>
+              <w:t>3 × 2 = 6</w:t>
+            </w:r>
+          </w:p>
+        </w:tc>
+        <w:tc>
+          <w:tcPr>
+            <w:tcW w:type="dxa" w:w="2556"/>
+          </w:tcPr>
+          <w:p>
+            <w:r>
+              <w:t>2</w:t>
+            </w:r>
+          </w:p>
+        </w:tc>
+        <w:tc>
+          <w:tcPr>
+            <w:tcW w:type="dxa" w:w="2556"/>
+          </w:tcPr>
+          <w:p>
+            <w:r>
+              <w:t>8</w:t>
+            </w:r>
+          </w:p>
+        </w:tc>
+      </w:tr>
+      <w:tr>
+        <w:tc>
+          <w:tcPr>
+            <w:tcW w:type="dxa" w:w="2556"/>
+          </w:tcPr>
+          <w:p>
+            <w:r>
+              <w:t>Whole network</w:t>
+            </w:r>
+          </w:p>
+        </w:tc>
+        <w:tc>
+          <w:tcPr>
+            <w:tcW w:type="dxa" w:w="2556"/>
+          </w:tcPr>
+          <w:p>
+            <w:r>
+              <w:t>18</w:t>
+            </w:r>
+          </w:p>
+        </w:tc>
+        <w:tc>
+          <w:tcPr>
+            <w:tcW w:type="dxa" w:w="2556"/>
+          </w:tcPr>
+          <w:p>
+            <w:r>
+              <w:t>5</w:t>
+            </w:r>
+          </w:p>
+        </w:tc>
+        <w:tc>
+          <w:tcPr>
+            <w:tcW w:type="dxa" w:w="2556"/>
+          </w:tcPr>
+          <w:p>
+            <w:r>
+              <w:t>23</w:t>
+            </w:r>
+          </w:p>
+        </w:tc>
+      </w:tr>
+      <w:tr>
+        <w:tc>
+          <w:tcPr>
+            <w:tcW w:type="dxa" w:w="2556"/>
+          </w:tcPr>
+          <w:p>
+            <w:r>
+              <w:t>Four bytes per parameter</w:t>
+            </w:r>
+          </w:p>
+        </w:tc>
+        <w:tc>
+          <w:tcPr>
+            <w:tcW w:type="dxa" w:w="2556"/>
+          </w:tcPr>
+          <w:p>
+            <w:r>
+              <w:t>23 × 4 = 92 raw bytes</w:t>
+            </w:r>
+          </w:p>
+        </w:tc>
+        <w:tc>
+          <w:tcPr>
+            <w:tcW w:type="dxa" w:w="2556"/>
+          </w:tcPr>
+          <w:p>
+            <w:r>
+              <w:t>Metadata not counted</w:t>
+            </w:r>
+          </w:p>
+        </w:tc>
+        <w:tc>
+          <w:tcPr>
+            <w:tcW w:type="dxa" w:w="2556"/>
+          </w:tcPr>
+          <w:p>
+            <w:r>
+              <w:t>Activations and buffers not counted</w:t>
+            </w:r>
+          </w:p>
+        </w:tc>
+      </w:tr>
+      <w:tr>
+        <w:tc>
+          <w:tcPr>
+            <w:tcW w:type="dxa" w:w="2556"/>
+          </w:tcPr>
+          <w:p>
+            <w:r>
+              <w:t>Peak training memory</w:t>
+            </w:r>
+          </w:p>
+        </w:tc>
+        <w:tc>
+          <w:tcPr>
+            <w:tcW w:type="dxa" w:w="2556"/>
+          </w:tcPr>
+          <w:p>
+            <w:r>
+              <w:t>Requires actual scoped measurement</w:t>
+            </w:r>
+          </w:p>
+        </w:tc>
+        <w:tc>
+          <w:tcPr>
+            <w:tcW w:type="dxa" w:w="2556"/>
+          </w:tcPr>
+          <w:p>
+            <w:r>
+              <w:t>Gradients / optimizer state may add storage</w:t>
+            </w:r>
+          </w:p>
+        </w:tc>
+        <w:tc>
+          <w:tcPr>
+            <w:tcW w:type="dxa" w:w="2556"/>
+          </w:tcPr>
+          <w:p>
+            <w:r>
+              <w:t>Not supplied</w:t>
+            </w:r>
+          </w:p>
+        </w:tc>
+      </w:tr>
+      <w:tr>
+        <w:tc>
+          <w:tcPr>
+            <w:tcW w:type="dxa" w:w="2556"/>
+          </w:tcPr>
+          <w:p>
+            <w:r>
+              <w:t>Energy or carbon emissions</w:t>
+            </w:r>
+          </w:p>
+        </w:tc>
+        <w:tc>
+          <w:tcPr>
+            <w:tcW w:type="dxa" w:w="2556"/>
+          </w:tcPr>
+          <w:p>
+            <w:r>
+              <w:t>Require additional evidence</w:t>
+            </w:r>
+          </w:p>
+        </w:tc>
+        <w:tc>
+          <w:tcPr>
+            <w:tcW w:type="dxa" w:w="2556"/>
+          </w:tcPr>
+          <w:p>
+            <w:r>
+              <w:t>Time alone is insufficient</w:t>
+            </w:r>
+          </w:p>
+        </w:tc>
+        <w:tc>
+          <w:tcPr>
+            <w:tcW w:type="dxa" w:w="2556"/>
+          </w:tcPr>
+          <w:p>
+            <w:r>
+              <w:t>Not supplied</w:t>
+            </w:r>
+          </w:p>
+        </w:tc>
+      </w:tr>
+    </w:tbl>
+    <w:p>
+      <w:pPr>
+        <w:pStyle w:val="Heading2"/>
+      </w:pPr>
+      <w:r>
+        <w:t>Separate picture and complete inputs</w:t>
+      </w:r>
+    </w:p>
+    <w:p>
+      <w:pPr>
+        <w:spacing w:line="336" w:lineRule="auto" w:after="180"/>
+      </w:pPr>
+      <w:r>
+        <w:rPr>
+          <w:b w:val="0"/>
+        </w:rPr>
+        <w:t>Compare speed and quality under the same case count and acceptance contract.</w:t>
+      </w:r>
+    </w:p>
+    <w:p>
+      <w:pPr>
+        <w:spacing w:line="336" w:lineRule="auto" w:after="180"/>
+      </w:pPr>
+      <w:r>
+        <w:rPr>
+          <w:b w:val="0"/>
+        </w:rPr>
+        <w:t>Both evaluate 40 cases. P times [0.32, 0.40, 0.48]seconds, 38 correct; Q times [0.20, 0.24, 0.28]seconds, 36 correct. Requireaccuracy&gt;=93% and mean amortised time&lt;=12 ms/case.</w:t>
+      </w:r>
+    </w:p>
+    <w:p>
+      <w:pPr>
+        <w:spacing w:line="336" w:lineRule="auto" w:after="180"/>
+      </w:pPr>
+      <w:r>
+        <w:rPr>
+          <w:b w:val="0"/>
+        </w:rPr>
+        <w:t xml:space="preserve">All </w:t>
+      </w:r>
+      <w:r>
+        <w:rPr>
+          <w:b/>
+        </w:rPr>
+        <w:t>input</w:t>
+      </w:r>
+      <w:r>
+        <w:rPr>
+          <w:b w:val="0"/>
+        </w:rPr>
+        <w:t>s and outcomes in this worked example are invented classroom data; no real model run is claimed.</w:t>
+      </w:r>
+    </w:p>
+    <w:p>
+      <w:pPr>
+        <w:spacing w:line="336" w:lineRule="auto" w:after="180"/>
+      </w:pPr>
+      <w:r>
+        <w:rPr>
+          <w:b w:val="0"/>
+        </w:rPr>
+        <w:t>The main comparison uses the median of three 100-case passes. The picture is a separate 40-case comparison using the mean: P times .32, .40, .48 seconds average .40; Q times .20, .24, .28 average .24. That gives 10 and 6 ms per case. Accuracy P 38/40 = 95%, Q 36/40 = 90%. With at least 93% and at most 12 ms required, only P qualifies.</w:t>
+      </w:r>
+    </w:p>
+    <w:p>
+      <w:pPr>
+        <w:spacing w:line="336" w:lineRule="auto" w:after="180"/>
+      </w:pPr>
+      <w:r>
+        <w:rPr>
+          <w:b w:val="0"/>
+        </w:rPr>
+        <w:t>Although these symmetric lists also have matching medians, mean and median are different summaries in general.</w:t>
+      </w:r>
+    </w:p>
+    <w:p>
+      <w:pPr>
+        <w:pStyle w:val="Heading2"/>
+      </w:pPr>
+      <w:r>
+        <w:t>Picture trace and changed-contract key</w:t>
+      </w:r>
+    </w:p>
+    <w:p>
+      <w:r>
+        <w:drawing>
+          <wp:inline xmlns:a="http://schemas.openxmlformats.org/drawingml/2006/main" xmlns:pic="http://schemas.openxmlformats.org/drawingml/2006/picture">
+            <wp:extent cx="5486400" cy="3182112"/>
+            <wp:docPr id="1" name="Picture 1" descr="Summarise P: Mean time 0.40s; 10 ms/case; accuracy 38/40=95%: passes both. → Summarise Q: Mean time 0.24s; 6 ms/case; accuracy 36/40=90%: fails quality. → Choose eligible candidate: P meets the declared contract; Q is faster but ineligible."/>
+            <wp:cNvGraphicFramePr>
+              <a:graphicFrameLocks noChangeAspect="1"/>
+            </wp:cNvGraphicFramePr>
+            <a:graphic>
+              <a:graphicData uri="http://schemas.openxmlformats.org/drawingml/2006/picture">
+                <pic:pic>
+                  <pic:nvPicPr>
+                    <pic:cNvPr id="0" name="academy-story-ai-5-31-02.png"/>
+                    <pic:cNvPicPr/>
+                  </pic:nvPicPr>
+                  <pic:blipFill>
+                    <a:blip r:embed="rId9"/>
+                    <a:stretch>
+                      <a:fillRect/>
+                    </a:stretch>
+                  </pic:blipFill>
+                  <pic:spPr>
+                    <a:xfrm>
+                      <a:off x="0" y="0"/>
+                      <a:ext cx="5486400" cy="3182112"/>
+                    </a:xfrm>
+                    <a:prstGeom prst="rect"/>
+                  </pic:spPr>
+                </pic:pic>
+              </a:graphicData>
+            </a:graphic>
+          </wp:inline>
+        </w:drawing>
+      </w:r>
+    </w:p>
+    <w:p>
+      <w:pPr>
+        <w:pStyle w:val="Heading3"/>
+      </w:pPr>
+      <w:r>
+        <w:t>Read the picture one step at a time</w:t>
+      </w:r>
+    </w:p>
+    <w:tbl>
+      <w:tblPr>
+        <w:tblStyle w:val="LightShading-Accent1"/>
+        <w:tblW w:type="auto" w:w="0"/>
+        <w:tblLook w:firstColumn="1" w:firstRow="1" w:lastColumn="0" w:lastRow="0" w:noHBand="0" w:noVBand="1" w:val="04A0"/>
+      </w:tblPr>
+      <w:tblGrid>
+        <w:gridCol w:w="5112"/>
+        <w:gridCol w:w="5112"/>
+      </w:tblGrid>
+      <w:tr>
+        <w:trPr>
+          <w:tblHeader/>
+        </w:trPr>
+        <w:tc>
+          <w:tcPr>
+            <w:tcW w:type="dxa" w:w="5112"/>
+          </w:tcPr>
+          <w:p>
+            <w:r>
+              <w:t>Step</w:t>
+            </w:r>
+          </w:p>
+        </w:tc>
+        <w:tc>
+          <w:tcPr>
+            <w:tcW w:type="dxa" w:w="5112"/>
+          </w:tcPr>
+          <w:p>
+            <w:r>
+              <w:t>What happens and why</w:t>
+            </w:r>
+          </w:p>
+        </w:tc>
+      </w:tr>
+      <w:tr>
+        <w:tc>
+          <w:tcPr>
+            <w:tcW w:type="dxa" w:w="5112"/>
+          </w:tcPr>
+          <w:p>
+            <w:r>
+              <w:t>1. Summarise P</w:t>
+            </w:r>
+          </w:p>
+        </w:tc>
+        <w:tc>
+          <w:tcPr>
+            <w:tcW w:type="dxa" w:w="5112"/>
+          </w:tcPr>
+          <w:p>
+            <w:r>
+              <w:t>Mean time 0.40s; 10 ms/case; accuracy 38/40=95%: passes both.</w:t>
+            </w:r>
+          </w:p>
+        </w:tc>
+      </w:tr>
+      <w:tr>
+        <w:tc>
+          <w:tcPr>
+            <w:tcW w:type="dxa" w:w="5112"/>
+          </w:tcPr>
+          <w:p>
+            <w:r>
+              <w:t>2. Summarise Q</w:t>
+            </w:r>
+          </w:p>
+        </w:tc>
+        <w:tc>
+          <w:tcPr>
+            <w:tcW w:type="dxa" w:w="5112"/>
+          </w:tcPr>
+          <w:p>
+            <w:r>
+              <w:t>Mean time 0.24s; 6 ms/case; accuracy 36/40=90%: fails quality.</w:t>
+            </w:r>
+          </w:p>
+        </w:tc>
+      </w:tr>
+      <w:tr>
+        <w:tc>
+          <w:tcPr>
+            <w:tcW w:type="dxa" w:w="5112"/>
+          </w:tcPr>
+          <w:p>
+            <w:r>
+              <w:t>3. Choose eligible candidate</w:t>
+            </w:r>
+          </w:p>
+        </w:tc>
+        <w:tc>
+          <w:tcPr>
+            <w:tcW w:type="dxa" w:w="5112"/>
+          </w:tcPr>
+          <w:p>
+            <w:r>
+              <w:t>P meets the declared contract; Q is faster but ineligible.</w:t>
+            </w:r>
+          </w:p>
+        </w:tc>
+      </w:tr>
+    </w:tbl>
+    <w:p>
+      <w:r>
+        <w:t>Match each pictured step to the supplied facts. This is a worked teaching case, not an independent assessment.</w:t>
+      </w:r>
+    </w:p>
+    <w:p>
+      <w:pPr>
+        <w:spacing w:line="336" w:lineRule="auto" w:after="180"/>
+      </w:pPr>
+      <w:r>
+        <w:rPr>
+          <w:b w:val="0"/>
+        </w:rPr>
+        <w:t>Compare models on the same workload and apply every required condition. P meets both quality and time limits; Q’s speed does not compensate for missing the quality gate.</w:t>
+      </w:r>
+    </w:p>
+    <w:p>
+      <w:pPr>
+        <w:spacing w:line="336" w:lineRule="auto" w:after="180"/>
+      </w:pPr>
+      <w:r>
+        <w:rPr>
+          <w:b w:val="0"/>
+        </w:rPr>
+        <w:t>Dividing total run duration by forty gives an amortised time per case. It does not measure the wait for one isolated request, which needs its own timed experiment.</w:t>
+      </w:r>
+    </w:p>
+    <w:p>
+      <w:pPr>
+        <w:spacing w:line="336" w:lineRule="auto" w:after="180"/>
+      </w:pPr>
+      <w:r>
+        <w:rPr>
+          <w:b w:val="0"/>
+        </w:rPr>
+        <w:t>Record hardware, batching, warm-up and variability; these supplied timings are toy measurements, not actual benchmark runs.</w:t>
+      </w:r>
+    </w:p>
+    <w:p>
+      <w:pPr>
+        <w:spacing w:line="336" w:lineRule="auto" w:after="180"/>
+      </w:pPr>
+      <w:r>
+        <w:rPr>
+          <w:b w:val="0"/>
+        </w:rPr>
+        <w:t>Change: Lower the accuracy requirement to90% before a new selection exercise.</w:t>
+      </w:r>
+    </w:p>
+    <w:p>
+      <w:pPr>
+        <w:spacing w:line="336" w:lineRule="auto" w:after="180"/>
+      </w:pPr>
+      <w:r>
+        <w:rPr>
+          <w:b/>
+        </w:rPr>
+        <w:t>Prediction</w:t>
+      </w:r>
+      <w:r>
+        <w:rPr>
+          <w:b w:val="0"/>
+        </w:rPr>
+        <w:t>: Both become eligible; Q has the smaller measured mean amortised time.</w:t>
+      </w:r>
+    </w:p>
+    <w:p>
+      <w:pPr>
+        <w:spacing w:line="336" w:lineRule="auto" w:after="180"/>
+      </w:pPr>
+      <w:r>
+        <w:rPr>
+          <w:b w:val="0"/>
+        </w:rPr>
+        <w:t>Reason: The acceptance contract changed; Q’s measured accuracy did not improve.</w:t>
+      </w:r>
+    </w:p>
+    <w:p>
+      <w:pPr>
+        <w:pStyle w:val="Heading2"/>
+      </w:pPr>
+      <w:r>
+        <w:t>Earlier wording, alternatives and picture transcripts · reference / check after trying</w:t>
       </w:r>
     </w:p>
     <w:tbl>
@@ -1060,6 +2431,48 @@
         <w:pStyle w:val="Heading3"/>
       </w:pPr>
       <w:r>
+        <w:t>Model the reasoning aloud</w:t>
+      </w:r>
+    </w:p>
+    <w:p>
+      <w:pPr>
+        <w:spacing w:line="336" w:lineRule="auto" w:after="180"/>
+      </w:pPr>
+      <w:r>
+        <w:rPr>
+          <w:b w:val="0"/>
+        </w:rPr>
+        <w:t xml:space="preserve">Use the complete worked example below before asking learners to complete W2. Reveal a small part, invite a </w:t>
+      </w:r>
+      <w:r>
+        <w:rPr>
+          <w:b/>
+        </w:rPr>
+        <w:t>prediction</w:t>
+      </w:r>
+      <w:r>
+        <w:rPr>
+          <w:b w:val="0"/>
+        </w:rPr>
+        <w:t>, then explain the deciding step.</w:t>
+      </w:r>
+    </w:p>
+    <w:p>
+      <w:pPr>
+        <w:spacing w:line="336" w:lineRule="auto" w:after="180"/>
+      </w:pPr>
+      <w:r>
+        <w:rPr>
+          <w:b w:val="0"/>
+        </w:rPr>
+        <w:t>These teacher notes contain solutions; do not reveal the independent case answer during modelling.</w:t>
+      </w:r>
+    </w:p>
+    <w:p>
+      <w:pPr>
+        <w:pStyle w:val="Heading3"/>
+      </w:pPr>
+      <w:r>
         <w:t>A faster result can miss the requirement</w:t>
       </w:r>
     </w:p>
@@ -1179,283 +2592,6 @@
         <w:t>For this declared validation rule, only A meets both requirements. The time requirement uses amortised time from the median pass, not a per-request latency guarantee.</w:t>
       </w:r>
     </w:p>
-    <w:p>
-      <w:pPr>
-        <w:pStyle w:val="Heading3"/>
-      </w:pPr>
-      <w:r>
-        <w:t>Explain Efficiency and resource measurement · 6</w:t>
-      </w:r>
-    </w:p>
-    <w:p>
-      <w:pPr>
-        <w:spacing w:line="336" w:lineRule="auto" w:after="180"/>
-      </w:pPr>
-      <w:r>
-        <w:rPr>
-          <w:b w:val="0"/>
-        </w:rPr>
-        <w:t>Guided: under the alternative rule set in advance, A and B both qualify. B wins the declared lower-amortised-time tie-breaker, 12 versus 20 ms.</w:t>
-      </w:r>
-    </w:p>
-    <w:p>
-      <w:pPr>
-        <w:spacing w:line="336" w:lineRule="auto" w:after="180"/>
-      </w:pPr>
-      <w:r>
-        <w:rPr>
-          <w:b w:val="0"/>
-        </w:rPr>
-        <w:t xml:space="preserve">Exit: best depends on requirements and B fails the original quality rule; greener is unsupported without energy </w:t>
-      </w:r>
-      <w:r>
-        <w:rPr>
-          <w:b/>
-        </w:rPr>
-        <w:t>evidence</w:t>
-      </w:r>
-      <w:r>
-        <w:rPr>
-          <w:b w:val="0"/>
-        </w:rPr>
-        <w:t>.</w:t>
-      </w:r>
-    </w:p>
-    <w:p>
-      <w:pPr>
-        <w:spacing w:line="336" w:lineRule="auto" w:after="180"/>
-      </w:pPr>
-      <w:r>
-        <w:rPr>
-          <w:b w:val="0"/>
-        </w:rPr>
-        <w:t>Use identical workload and declared conditions or label a whole-system comparison, measure completed work, repeat timings, retain raw results and quality outcomes, and reserve final evaluation after selection.</w:t>
-      </w:r>
-    </w:p>
-    <w:p>
-      <w:pPr>
-        <w:pStyle w:val="Heading3"/>
-      </w:pPr>
-      <w:r>
-        <w:t>Model the reasoning aloud</w:t>
-      </w:r>
-    </w:p>
-    <w:p>
-      <w:pPr>
-        <w:spacing w:line="336" w:lineRule="auto" w:after="180"/>
-      </w:pPr>
-      <w:r>
-        <w:rPr>
-          <w:b w:val="0"/>
-        </w:rPr>
-        <w:t xml:space="preserve">Use the complete worked example below before asking learners to complete W2. Reveal a small part, invite a </w:t>
-      </w:r>
-      <w:r>
-        <w:rPr>
-          <w:b/>
-        </w:rPr>
-        <w:t>prediction</w:t>
-      </w:r>
-      <w:r>
-        <w:rPr>
-          <w:b w:val="0"/>
-        </w:rPr>
-        <w:t>, then explain the deciding step.</w:t>
-      </w:r>
-    </w:p>
-    <w:p>
-      <w:pPr>
-        <w:spacing w:line="336" w:lineRule="auto" w:after="180"/>
-      </w:pPr>
-      <w:r>
-        <w:rPr>
-          <w:b w:val="0"/>
-        </w:rPr>
-        <w:t>These teacher notes contain solutions; do not reveal the independent case answer during modelling.</w:t>
-      </w:r>
-    </w:p>
-    <w:p>
-      <w:pPr>
-        <w:pStyle w:val="Heading3"/>
-      </w:pPr>
-      <w:r>
-        <w:t>A faster result can miss the requirement</w:t>
-      </w:r>
-    </w:p>
-    <w:tbl>
-      <w:tblPr>
-        <w:tblStyle w:val="LightShading-Accent1"/>
-        <w:tblW w:type="auto" w:w="0"/>
-        <w:tblLook w:firstColumn="1" w:firstRow="1" w:lastColumn="0" w:lastRow="0" w:noHBand="0" w:noVBand="1" w:val="04A0"/>
-      </w:tblPr>
-      <w:tblGrid>
-        <w:gridCol w:w="3408"/>
-        <w:gridCol w:w="3408"/>
-        <w:gridCol w:w="3408"/>
-      </w:tblGrid>
-      <w:tr>
-        <w:trPr>
-          <w:tblHeader/>
-        </w:trPr>
-        <w:tc>
-          <w:tcPr>
-            <w:tcW w:type="dxa" w:w="3408"/>
-          </w:tcPr>
-          <w:p>
-            <w:r>
-              <w:t>Model</w:t>
-            </w:r>
-          </w:p>
-        </w:tc>
-        <w:tc>
-          <w:tcPr>
-            <w:tcW w:type="dxa" w:w="3408"/>
-          </w:tcPr>
-          <w:p>
-            <w:r>
-              <w:t>Quality requirement</w:t>
-            </w:r>
-          </w:p>
-        </w:tc>
-        <w:tc>
-          <w:tcPr>
-            <w:tcW w:type="dxa" w:w="3408"/>
-          </w:tcPr>
-          <w:p>
-            <w:r>
-              <w:t>Time requirement</w:t>
-            </w:r>
-          </w:p>
-        </w:tc>
-      </w:tr>
-      <w:tr>
-        <w:tc>
-          <w:tcPr>
-            <w:tcW w:type="dxa" w:w="3408"/>
-          </w:tcPr>
-          <w:p>
-            <w:r>
-              <w:t>A: 92 of 100</w:t>
-            </w:r>
-          </w:p>
-        </w:tc>
-        <w:tc>
-          <w:tcPr>
-            <w:tcW w:type="dxa" w:w="3408"/>
-          </w:tcPr>
-          <w:p>
-            <w:r>
-              <w:t>At least 91 correct: pass</w:t>
-            </w:r>
-          </w:p>
-        </w:tc>
-        <w:tc>
-          <w:tcPr>
-            <w:tcW w:type="dxa" w:w="3408"/>
-          </w:tcPr>
-          <w:p>
-            <w:r>
-              <w:t>At most 25 ms average: pass</w:t>
-            </w:r>
-          </w:p>
-        </w:tc>
-      </w:tr>
-      <w:tr>
-        <w:tc>
-          <w:tcPr>
-            <w:tcW w:type="dxa" w:w="3408"/>
-          </w:tcPr>
-          <w:p>
-            <w:r>
-              <w:t>B: 90 of 100</w:t>
-            </w:r>
-          </w:p>
-        </w:tc>
-        <w:tc>
-          <w:tcPr>
-            <w:tcW w:type="dxa" w:w="3408"/>
-          </w:tcPr>
-          <w:p>
-            <w:r>
-              <w:t>At least 91 correct: fail</w:t>
-            </w:r>
-          </w:p>
-        </w:tc>
-        <w:tc>
-          <w:tcPr>
-            <w:tcW w:type="dxa" w:w="3408"/>
-          </w:tcPr>
-          <w:p>
-            <w:r>
-              <w:t>At most 25 ms average: pass</w:t>
-            </w:r>
-          </w:p>
-        </w:tc>
-      </w:tr>
-    </w:tbl>
-    <w:p>
-      <w:r>
-        <w:t>For this declared validation rule, only A meets both requirements. The time requirement uses amortised time from the median pass, not a per-request latency guarantee.</w:t>
-      </w:r>
-    </w:p>
-    <w:p>
-      <w:pPr>
-        <w:pStyle w:val="Heading3"/>
-      </w:pPr>
-      <w:r>
-        <w:t>Model the reasoning aloud · 7</w:t>
-      </w:r>
-    </w:p>
-    <w:p>
-      <w:pPr>
-        <w:spacing w:line="336" w:lineRule="auto" w:after="180"/>
-      </w:pPr>
-      <w:r>
-        <w:rPr>
-          <w:b w:val="0"/>
-        </w:rPr>
-        <w:t>The requirements were set before inspecting these results. B is faster under this measurement but is not eligible under the quality rule.</w:t>
-      </w:r>
-    </w:p>
-    <w:p>
-      <w:pPr>
-        <w:spacing w:line="336" w:lineRule="auto" w:after="180"/>
-      </w:pPr>
-      <w:r>
-        <w:rPr>
-          <w:b w:val="0"/>
-        </w:rPr>
-        <w:t>One hundred validation cases do not establish future accuracy; reserve independent final evaluation after choosing a model, and inspect relevant subgroup results.</w:t>
-      </w:r>
-    </w:p>
-    <w:p>
-      <w:pPr>
-        <w:pStyle w:val="Heading3"/>
-      </w:pPr>
-      <w:r>
-        <w:t>If the quality requirement had instead been set in advance to at least 90 correct, with the same time limit, which models would qualify? Which would you choose if lower measured amortised time is the declared tie-breaker?</w:t>
-      </w:r>
-    </w:p>
-    <w:p>
-      <w:r>
-        <w:t>________________________________________________________________</w:t>
-      </w:r>
-    </w:p>
-    <w:p>
-      <w:r>
-        <w:t>________________________________________________________________</w:t>
-      </w:r>
-    </w:p>
-    <w:p>
-      <w:r>
-        <w:t>________________________________________________________________</w:t>
-      </w:r>
-    </w:p>
-    <w:p>
-      <w:r>
-        <w:t>________________________________________________________________</w:t>
-      </w:r>
-    </w:p>
     <w:tbl>
       <w:tblPr>
         <w:tblStyle w:val="LightShading-Accent1"/>
@@ -1579,73 +2715,10 @@
     </w:p>
     <w:p>
       <w:pPr>
-        <w:spacing w:line="336" w:lineRule="auto" w:after="180"/>
-      </w:pPr>
-      <w:r>
-        <w:rPr>
-          <w:b w:val="0"/>
-        </w:rPr>
-        <w:t>Compare speed and quality under the same case count and acceptance contract.</w:t>
-      </w:r>
-    </w:p>
-    <w:p>
-      <w:pPr>
         <w:pStyle w:val="Heading3"/>
       </w:pPr>
       <w:r>
         <w:t>The facts we will use</w:t>
-      </w:r>
-    </w:p>
-    <w:p>
-      <w:pPr>
-        <w:pStyle w:val="Heading3"/>
-      </w:pPr>
-      <w:r>
-        <w:t>Supplied facts</w:t>
-      </w:r>
-    </w:p>
-    <w:p>
-      <w:pPr>
-        <w:spacing w:line="336" w:lineRule="auto" w:after="180"/>
-        <w:shd w:fill="F1F6FC"/>
-      </w:pPr>
-      <w:r>
-        <w:rPr>
-          <w:b w:val="0"/>
-        </w:rPr>
-        <w:t>Both evaluate 40 cases. P times [0.32, 0.40, 0.48]seconds, 38 correct; Q times [0.20, 0.24, 0.28]seconds, 36 correct. Requireaccuracy&gt;=93% and mean amortised time&lt;=12 ms/case.</w:t>
-      </w:r>
-    </w:p>
-    <w:p>
-      <w:pPr>
-        <w:pStyle w:val="Heading3"/>
-      </w:pPr>
-      <w:r>
-        <w:t>Supplied facts</w:t>
-      </w:r>
-    </w:p>
-    <w:p>
-      <w:pPr>
-        <w:spacing w:line="336" w:lineRule="auto" w:after="180"/>
-        <w:shd w:fill="F1F6FC"/>
-      </w:pPr>
-      <w:r>
-        <w:rPr>
-          <w:b w:val="0"/>
-        </w:rPr>
-        <w:t xml:space="preserve">All </w:t>
-      </w:r>
-      <w:r>
-        <w:rPr>
-          <w:b/>
-        </w:rPr>
-        <w:t>input</w:t>
-      </w:r>
-      <w:r>
-        <w:rPr>
-          <w:b w:val="0"/>
-        </w:rPr>
-        <w:t>s and outcomes in this worked example are invented classroom data; no real model run is claimed.</w:t>
       </w:r>
     </w:p>
     <w:p>
@@ -1653,7 +2726,7 @@
         <w:drawing>
           <wp:inline xmlns:a="http://schemas.openxmlformats.org/drawingml/2006/main" xmlns:pic="http://schemas.openxmlformats.org/drawingml/2006/picture">
             <wp:extent cx="5486400" cy="2641600"/>
-            <wp:docPr id="1" name="Picture 1" descr="Mean amortised time, not single-request latency"/>
+            <wp:docPr id="2" name="Picture 2" descr="Mean amortised time, not single-request latency"/>
             <wp:cNvGraphicFramePr>
               <a:graphicFrameLocks noChangeAspect="1"/>
             </wp:cNvGraphicFramePr>
@@ -1665,7 +2738,7 @@
                     <pic:cNvPicPr/>
                   </pic:nvPicPr>
                   <pic:blipFill>
-                    <a:blip r:embed="rId9"/>
+                    <a:blip r:embed="rId10"/>
                     <a:stretch>
                       <a:fillRect/>
                     </a:stretch>
@@ -1689,7 +2762,7 @@
         <w:drawing>
           <wp:inline xmlns:a="http://schemas.openxmlformats.org/drawingml/2006/main" xmlns:pic="http://schemas.openxmlformats.org/drawingml/2006/picture">
             <wp:extent cx="5486400" cy="5225143"/>
-            <wp:docPr id="2" name="Picture 2" descr="Efficiency and resource measurement. Summarise P: Mean time 0.40s; 10 ms/case; accuracy 38/40=95%: passes both.. Summarise Q: Mean time 0.24s; 6 ms/case; accuracy 36/40=90%: fails quality.. Choose eligible candidate: P meets the declared contract; Q is faster but ineligible."/>
+            <wp:docPr id="3" name="Picture 3" descr="Efficiency and resource measurement. Summarise P: Mean time 0.40s; 10 ms/case; accuracy 38/40=95%: passes both.. Summarise Q: Mean time 0.24s; 6 ms/case; accuracy 36/40=90%: fails quality.. Choose eligible candidate: P meets the declared contract; Q is faster but ineligible."/>
             <wp:cNvGraphicFramePr>
               <a:graphicFrameLocks noChangeAspect="1"/>
             </wp:cNvGraphicFramePr>
@@ -1701,7 +2774,7 @@
                     <pic:cNvPicPr/>
                   </pic:nvPicPr>
                   <pic:blipFill>
-                    <a:blip r:embed="rId10"/>
+                    <a:blip r:embed="rId11"/>
                     <a:stretch>
                       <a:fillRect/>
                     </a:stretch>
@@ -1725,114 +2798,7 @@
         <w:pStyle w:val="Heading3"/>
       </w:pPr>
       <w:r>
-        <w:t>Read the picture one step at a time</w:t>
-      </w:r>
-    </w:p>
-    <w:tbl>
-      <w:tblPr>
-        <w:tblStyle w:val="LightShading-Accent1"/>
-        <w:tblW w:type="auto" w:w="0"/>
-        <w:tblLook w:firstColumn="1" w:firstRow="1" w:lastColumn="0" w:lastRow="0" w:noHBand="0" w:noVBand="1" w:val="04A0"/>
-      </w:tblPr>
-      <w:tblGrid>
-        <w:gridCol w:w="5112"/>
-        <w:gridCol w:w="5112"/>
-      </w:tblGrid>
-      <w:tr>
-        <w:trPr>
-          <w:tblHeader/>
-        </w:trPr>
-        <w:tc>
-          <w:tcPr>
-            <w:tcW w:type="dxa" w:w="5112"/>
-          </w:tcPr>
-          <w:p>
-            <w:r>
-              <w:t>Step</w:t>
-            </w:r>
-          </w:p>
-        </w:tc>
-        <w:tc>
-          <w:tcPr>
-            <w:tcW w:type="dxa" w:w="5112"/>
-          </w:tcPr>
-          <w:p>
-            <w:r>
-              <w:t>What happens and why</w:t>
-            </w:r>
-          </w:p>
-        </w:tc>
-      </w:tr>
-      <w:tr>
-        <w:tc>
-          <w:tcPr>
-            <w:tcW w:type="dxa" w:w="5112"/>
-          </w:tcPr>
-          <w:p>
-            <w:r>
-              <w:t>1. Summarise P</w:t>
-            </w:r>
-          </w:p>
-        </w:tc>
-        <w:tc>
-          <w:tcPr>
-            <w:tcW w:type="dxa" w:w="5112"/>
-          </w:tcPr>
-          <w:p>
-            <w:r>
-              <w:t>Mean time 0.40s; 10 ms/case; accuracy 38/40=95%: passes both.</w:t>
-            </w:r>
-          </w:p>
-        </w:tc>
-      </w:tr>
-      <w:tr>
-        <w:tc>
-          <w:tcPr>
-            <w:tcW w:type="dxa" w:w="5112"/>
-          </w:tcPr>
-          <w:p>
-            <w:r>
-              <w:t>2. Summarise Q</w:t>
-            </w:r>
-          </w:p>
-        </w:tc>
-        <w:tc>
-          <w:tcPr>
-            <w:tcW w:type="dxa" w:w="5112"/>
-          </w:tcPr>
-          <w:p>
-            <w:r>
-              <w:t>Mean time 0.24s; 6 ms/case; accuracy 36/40=90%: fails quality.</w:t>
-            </w:r>
-          </w:p>
-        </w:tc>
-      </w:tr>
-      <w:tr>
-        <w:tc>
-          <w:tcPr>
-            <w:tcW w:type="dxa" w:w="5112"/>
-          </w:tcPr>
-          <w:p>
-            <w:r>
-              <w:t>3. Choose eligible candidate</w:t>
-            </w:r>
-          </w:p>
-        </w:tc>
-        <w:tc>
-          <w:tcPr>
-            <w:tcW w:type="dxa" w:w="5112"/>
-          </w:tcPr>
-          <w:p>
-            <w:r>
-              <w:t>P meets the declared contract; Q is faster but ineligible.</w:t>
-            </w:r>
-          </w:p>
-        </w:tc>
-      </w:tr>
-    </w:tbl>
-    <w:p>
-      <w:r>
-        <w:t>Match each pictured step to the supplied facts. This is a worked teaching case, not an independent assessment.</w:t>
+        <w:t>Why this result follows</w:t>
       </w:r>
     </w:p>
     <w:p>
@@ -1840,7 +2806,7 @@
         <w:pStyle w:val="Heading3"/>
       </w:pPr>
       <w:r>
-        <w:t>Why this result follows</w:t>
+        <w:t>What this example does not establish</w:t>
       </w:r>
     </w:p>
     <w:p>
@@ -1848,149 +2814,215 @@
         <w:pStyle w:val="Heading3"/>
       </w:pPr>
       <w:r>
-        <w:t>Why the result follows</w:t>
+        <w:t>Change one thing in the pictured case</w:t>
       </w:r>
     </w:p>
     <w:p>
       <w:pPr>
-        <w:spacing w:line="336" w:lineRule="auto" w:after="180"/>
-        <w:shd w:fill="F1F6FC"/>
-      </w:pPr>
-      <w:r>
-        <w:rPr>
-          <w:b w:val="0"/>
-        </w:rPr>
-        <w:t>Compare models on the same workload and apply every required condition. P meets both quality and time limits; Q’s speed does not compensate for missing the quality gate.</w:t>
+        <w:pStyle w:val="Heading3"/>
+      </w:pPr>
+      <w:r>
+        <w:t>Ask while showing the picture</w:t>
       </w:r>
     </w:p>
     <w:p>
       <w:pPr>
         <w:spacing w:line="336" w:lineRule="auto" w:after="180"/>
-        <w:shd w:fill="F1F6FC"/>
       </w:pPr>
       <w:r>
         <w:rPr>
           <w:b w:val="0"/>
         </w:rPr>
-        <w:t>Dividing total run duration by forty gives an amortised time per case. It does not measure the wait for one isolated request, which needs its own timed experiment.</w:t>
+        <w:t xml:space="preserve">Cover the result. Ask learners to name the </w:t>
+      </w:r>
+      <w:r>
+        <w:rPr>
+          <w:b/>
+        </w:rPr>
+        <w:t>input</w:t>
+      </w:r>
+      <w:r>
+        <w:rPr>
+          <w:b w:val="0"/>
+        </w:rPr>
+        <w:t xml:space="preserve">s and predict the next step. Uncover one step, connect the icon to the actual procedure, and explain its </w:t>
+      </w:r>
+      <w:r>
+        <w:rPr>
+          <w:b/>
+        </w:rPr>
+        <w:t>evidence</w:t>
+      </w:r>
+      <w:r>
+        <w:rPr>
+          <w:b w:val="0"/>
+        </w:rPr>
+        <w:t>. Then change the supplied condition and compare.</w:t>
       </w:r>
     </w:p>
     <w:p>
       <w:pPr>
-        <w:pStyle w:val="Heading3"/>
-      </w:pPr>
-      <w:r>
-        <w:t>What this example does not establish</w:t>
+        <w:spacing w:line="336" w:lineRule="auto" w:after="180"/>
+      </w:pPr>
+      <w:r>
+        <w:rPr>
+          <w:b w:val="0"/>
+        </w:rPr>
+        <w:t>The picture is a representation; it does not document execution of a real AI model.</w:t>
       </w:r>
     </w:p>
     <w:p>
       <w:pPr>
-        <w:pStyle w:val="Heading3"/>
-      </w:pPr>
-      <w:r>
-        <w:t>Keep the stated limit</w:t>
+        <w:pStyle w:val="Heading1"/>
+      </w:pPr>
+      <w:r>
+        <w:t>03. Model a step,then remove help</w:t>
       </w:r>
     </w:p>
     <w:p>
-      <w:pPr>
-        <w:spacing w:line="336" w:lineRule="auto" w:after="180"/>
-        <w:shd w:fill="FFF5E6"/>
-      </w:pPr>
-      <w:r>
-        <w:rPr>
-          <w:b w:val="0"/>
-        </w:rPr>
-        <w:t>Record hardware, batching, warm-up and variability; these supplied timings are toy measurements, not actual benchmark runs.</w:t>
+      <w:r>
+        <w:t>Collect each learner’s reasoning before showing a key.</w:t>
       </w:r>
     </w:p>
     <w:p>
       <w:pPr>
-        <w:pStyle w:val="Heading3"/>
-      </w:pPr>
-      <w:r>
-        <w:t>Change one thing in the pictured case</w:t>
+        <w:pStyle w:val="Heading2"/>
+      </w:pPr>
+      <w:r>
+        <w:t>Current completion task and checked reasoning</w:t>
       </w:r>
     </w:p>
     <w:p>
       <w:pPr>
-        <w:pStyle w:val="Heading3"/>
-      </w:pPr>
-      <w:r>
-        <w:t>Change one thing</w:t>
+        <w:spacing w:line="336" w:lineRule="auto" w:after="180"/>
+      </w:pPr>
+      <w:r>
+        <w:rPr>
+          <w:b w:val="0"/>
+        </w:rPr>
+        <w:t xml:space="preserve">Completion task: With at least 91 correct out of 100 and at most 25 ms amortised time required, which model qualifies? Calculate B’s time reduction relative to A and explain why the percentage </w:t>
+      </w:r>
+      <w:r>
+        <w:rPr>
+          <w:b/>
+        </w:rPr>
+        <w:t>throughput</w:t>
+      </w:r>
+      <w:r>
+        <w:rPr>
+          <w:b w:val="0"/>
+        </w:rPr>
+        <w:t xml:space="preserve"> increase differs.</w:t>
       </w:r>
     </w:p>
     <w:p>
       <w:pPr>
         <w:spacing w:line="336" w:lineRule="auto" w:after="180"/>
-        <w:shd w:fill="F5F1FB"/>
       </w:pPr>
       <w:r>
         <w:rPr>
           <w:b w:val="0"/>
         </w:rPr>
-        <w:t>Change: Lower the accuracy requirement to90% before a new selection exercise.</w:t>
+        <w:t xml:space="preserve">Teacher check: Teacher explanation: Only A qualifies; B misses the quality requirement. B reduces time by 8 / 20 = 40 percent. </w:t>
+      </w:r>
+      <w:r>
+        <w:rPr>
+          <w:b/>
+        </w:rPr>
+        <w:t>Throughput</w:t>
+      </w:r>
+      <w:r>
+        <w:rPr>
+          <w:b w:val="0"/>
+        </w:rPr>
+        <w:t xml:space="preserve"> rises from 50 to about 83.33, an increase of about 66.67 percent relative to 50.</w:t>
       </w:r>
     </w:p>
     <w:p>
       <w:pPr>
-        <w:pStyle w:val="Heading3"/>
-      </w:pPr>
-      <w:r>
-        <w:t>Predicted result</w:t>
+        <w:spacing w:line="336" w:lineRule="auto" w:after="180"/>
+      </w:pPr>
+      <w:r>
+        <w:rPr>
+          <w:b w:val="0"/>
+        </w:rPr>
+        <w:t xml:space="preserve">Time and </w:t>
+      </w:r>
+      <w:r>
+        <w:rPr>
+          <w:b/>
+        </w:rPr>
+        <w:t>throughput</w:t>
+      </w:r>
+      <w:r>
+        <w:rPr>
+          <w:b w:val="0"/>
+        </w:rPr>
+        <w:t xml:space="preserve"> use different baseline denominators and are reciprocal for this fixed workload.</w:t>
       </w:r>
     </w:p>
     <w:p>
       <w:pPr>
         <w:spacing w:line="336" w:lineRule="auto" w:after="180"/>
-        <w:shd w:fill="F1F6FC"/>
-      </w:pPr>
+      </w:pPr>
+      <w:r>
+        <w:rPr>
+          <w:b w:val="0"/>
+        </w:rPr>
+        <w:t xml:space="preserve">Start by identifying the given </w:t>
+      </w:r>
       <w:r>
         <w:rPr>
           <w:b/>
         </w:rPr>
-        <w:t>Prediction</w:t>
+        <w:t>input</w:t>
       </w:r>
       <w:r>
         <w:rPr>
           <w:b w:val="0"/>
         </w:rPr>
-        <w:t>: Both become eligible; Q has the smaller measured mean amortised time.</w:t>
+        <w:t>s together. Leave the intermediate steps blank. If needed, model one step, then withdraw that help on the next step. Move to a full trace only when the partial trace is understood.</w:t>
       </w:r>
     </w:p>
     <w:p>
       <w:pPr>
-        <w:pStyle w:val="Heading3"/>
-      </w:pPr>
-      <w:r>
-        <w:t>Why the result follows</w:t>
+        <w:spacing w:line="336" w:lineRule="auto" w:after="180"/>
+      </w:pPr>
+      <w:r>
+        <w:rPr>
+          <w:b w:val="0"/>
+        </w:rPr>
+        <w:t>For partners, alternate explainer and checker; collect a response from every learner before discussion.</w:t>
       </w:r>
     </w:p>
     <w:p>
       <w:pPr>
-        <w:spacing w:line="336" w:lineRule="auto" w:after="180"/>
-        <w:shd w:fill="F1F6FC"/>
-      </w:pPr>
-      <w:r>
-        <w:rPr>
-          <w:b w:val="0"/>
-        </w:rPr>
-        <w:t>Reason: The acceptance contract changed; Q’s measured accuracy did not improve.</w:t>
+        <w:pStyle w:val="Heading2"/>
+      </w:pPr>
+      <w:r>
+        <w:t>Individual misconception check</w:t>
       </w:r>
     </w:p>
     <w:p>
       <w:pPr>
-        <w:pStyle w:val="Heading3"/>
-      </w:pPr>
-      <w:r>
-        <w:t>Ask while showing the picture</w:t>
+        <w:spacing w:line="336" w:lineRule="auto" w:after="180"/>
+      </w:pPr>
+      <w:r>
+        <w:rPr>
+          <w:b w:val="0"/>
+        </w:rPr>
+        <w:t>Use the worked case for Efficiency and resource measurement. Proposed explanation: “Fewer parameters always means faster”. Decide whether this explanation is supported.</w:t>
       </w:r>
     </w:p>
     <w:p>
       <w:pPr>
-        <w:pStyle w:val="Heading3"/>
-      </w:pPr>
-      <w:r>
-        <w:t>Ask while showing the picture · 8</w:t>
+        <w:spacing w:line="336" w:lineRule="auto" w:after="180"/>
+      </w:pPr>
+      <w:r>
+        <w:rPr>
+          <w:b w:val="0"/>
+        </w:rPr>
+        <w:t>Point to the step or supplied fact that decides; explain your repair if needed.</w:t>
       </w:r>
     </w:p>
     <w:p>
@@ -2001,31 +3033,7 @@
         <w:rPr>
           <w:b w:val="0"/>
         </w:rPr>
-        <w:t xml:space="preserve">Cover the result. Ask learners to name the </w:t>
-      </w:r>
-      <w:r>
-        <w:rPr>
-          <w:b/>
-        </w:rPr>
-        <w:t>input</w:t>
-      </w:r>
-      <w:r>
-        <w:rPr>
-          <w:b w:val="0"/>
-        </w:rPr>
-        <w:t xml:space="preserve">s and predict the next step. Uncover one step, connect the icon to the actual procedure, and explain its </w:t>
-      </w:r>
-      <w:r>
-        <w:rPr>
-          <w:b/>
-        </w:rPr>
-        <w:t>evidence</w:t>
-      </w:r>
-      <w:r>
-        <w:rPr>
-          <w:b w:val="0"/>
-        </w:rPr>
-        <w:t>. Then change the supplied condition and compare.</w:t>
+        <w:t>Expected correction: Hardware, operations, memory access, precision and implementation affect runtime; measure the declared workload.</w:t>
       </w:r>
     </w:p>
     <w:p>
@@ -2036,20 +3044,250 @@
         <w:rPr>
           <w:b w:val="0"/>
         </w:rPr>
-        <w:t>The picture is a representation; it does not document execution of a real AI model.</w:t>
+        <w:t>Collect explanations, not only yes/no votes. If a misunderstanding is common, re-model the relevant step for the class.</w:t>
       </w:r>
     </w:p>
     <w:p>
       <w:pPr>
-        <w:pStyle w:val="Heading1"/>
-      </w:pPr>
-      <w:r>
-        <w:t>03. Demonstrate and guide practice</w:t>
+        <w:spacing w:line="336" w:lineRule="auto" w:after="180"/>
+      </w:pPr>
+      <w:r>
+        <w:rPr>
+          <w:b w:val="0"/>
+        </w:rPr>
+        <w:t>If it affects a few learners, give a short targeted group explanation while others solve a more demanding variation.</w:t>
       </w:r>
     </w:p>
     <w:p>
-      <w:r>
-        <w:t>Demonstrate Efficiency and resource measurement, reduce support deliberately and check individual reasoning before discussing answers.</w:t>
+      <w:pPr>
+        <w:pStyle w:val="Heading2"/>
+      </w:pPr>
+      <w:r>
+        <w:t>Pictured reasoning and changed case</w:t>
+      </w:r>
+    </w:p>
+    <w:p>
+      <w:pPr>
+        <w:spacing w:line="336" w:lineRule="auto" w:after="180"/>
+      </w:pPr>
+      <w:r>
+        <w:rPr>
+          <w:b w:val="0"/>
+        </w:rPr>
+        <w:t xml:space="preserve">Why is 10 ms/case not necessarily a single-request </w:t>
+      </w:r>
+      <w:r>
+        <w:rPr>
+          <w:b/>
+        </w:rPr>
+        <w:t>latency</w:t>
+      </w:r>
+      <w:r>
+        <w:rPr>
+          <w:b w:val="0"/>
+        </w:rPr>
+        <w:t xml:space="preserve">? Point to the relevant step in the picture, then write the changed result and the rule or </w:t>
+      </w:r>
+      <w:r>
+        <w:rPr>
+          <w:b/>
+        </w:rPr>
+        <w:t>evidence</w:t>
+      </w:r>
+      <w:r>
+        <w:rPr>
+          <w:b w:val="0"/>
+        </w:rPr>
+        <w:t xml:space="preserve"> that supports it.</w:t>
+      </w:r>
+    </w:p>
+    <w:p>
+      <w:pPr>
+        <w:spacing w:line="336" w:lineRule="auto" w:after="180"/>
+      </w:pPr>
+      <w:r>
+        <w:rPr>
+          <w:b w:val="0"/>
+        </w:rPr>
+        <w:t xml:space="preserve">It divides the mean duration of a 40-case run by 40. Batch overhead and </w:t>
+      </w:r>
+      <w:r>
+        <w:rPr>
+          <w:b/>
+        </w:rPr>
+        <w:t>process</w:t>
+      </w:r>
+      <w:r>
+        <w:rPr>
+          <w:b w:val="0"/>
+        </w:rPr>
+        <w:t xml:space="preserve">ing overlap mean individual request </w:t>
+      </w:r>
+      <w:r>
+        <w:rPr>
+          <w:b/>
+        </w:rPr>
+        <w:t>latency</w:t>
+      </w:r>
+      <w:r>
+        <w:rPr>
+          <w:b w:val="0"/>
+        </w:rPr>
+        <w:t xml:space="preserve"> needs its own measurement.</w:t>
+      </w:r>
+    </w:p>
+    <w:p>
+      <w:pPr>
+        <w:spacing w:line="336" w:lineRule="auto" w:after="180"/>
+      </w:pPr>
+      <w:r>
+        <w:rPr>
+          <w:b w:val="0"/>
+        </w:rPr>
+        <w:t>Changed-case check: Both become eligible; Q has the smaller measured mean amortised time. The acceptance contract changed; Q’s measured accuracy did not improve.</w:t>
+      </w:r>
+    </w:p>
+    <w:p>
+      <w:pPr>
+        <w:spacing w:line="336" w:lineRule="auto" w:after="180"/>
+      </w:pPr>
+      <w:r>
+        <w:rPr>
+          <w:b w:val="0"/>
+        </w:rPr>
+        <w:t>Changed-case reasoning: Both become eligible; Q has the smaller measured mean amortised time. The acceptance contract changed; Q’s measured accuracy did not improve.</w:t>
+      </w:r>
+    </w:p>
+    <w:p>
+      <w:pPr>
+        <w:spacing w:line="336" w:lineRule="auto" w:after="180"/>
+      </w:pPr>
+      <w:r>
+        <w:rPr>
+          <w:b w:val="0"/>
+        </w:rPr>
+        <w:t xml:space="preserve">Collect each learner’s explanation before discussion. Use the first missing connection between </w:t>
+      </w:r>
+      <w:r>
+        <w:rPr>
+          <w:b/>
+        </w:rPr>
+        <w:t>input</w:t>
+      </w:r>
+      <w:r>
+        <w:rPr>
+          <w:b w:val="0"/>
+        </w:rPr>
+        <w:t xml:space="preserve">, deciding step and result to choose support. This question is worked-case practice, not fresh mastery </w:t>
+      </w:r>
+      <w:r>
+        <w:rPr>
+          <w:b/>
+        </w:rPr>
+        <w:t>evidence</w:t>
+      </w:r>
+      <w:r>
+        <w:rPr>
+          <w:b w:val="0"/>
+        </w:rPr>
+        <w:t>.</w:t>
+      </w:r>
+    </w:p>
+    <w:p>
+      <w:pPr>
+        <w:pStyle w:val="Heading2"/>
+      </w:pPr>
+      <w:r>
+        <w:t>Accessible support and extension</w:t>
+      </w:r>
+    </w:p>
+    <w:p>
+      <w:pPr>
+        <w:spacing w:line="336" w:lineRule="auto" w:after="180"/>
+      </w:pPr>
+      <w:r>
+        <w:rPr>
+          <w:b w:val="0"/>
+        </w:rPr>
+        <w:t xml:space="preserve">Use See how it works and Follow a worked example. Collect a </w:t>
+      </w:r>
+      <w:r>
+        <w:rPr>
+          <w:b/>
+        </w:rPr>
+        <w:t>prediction</w:t>
+      </w:r>
+      <w:r>
+        <w:rPr>
+          <w:b w:val="0"/>
+        </w:rPr>
+        <w:t xml:space="preserve"> before revealing its result; ask the learner to point to each intermediate fact.</w:t>
+      </w:r>
+    </w:p>
+    <w:p>
+      <w:pPr>
+        <w:spacing w:line="336" w:lineRule="auto" w:after="180"/>
+      </w:pPr>
+      <w:r>
+        <w:rPr>
+          <w:b w:val="0"/>
+        </w:rPr>
+        <w:t xml:space="preserve">Use a units ledger: seconds per pass, examples per pass, milliseconds per example and examples per second. Draw every dense connection and one bias per </w:t>
+      </w:r>
+      <w:r>
+        <w:rPr>
+          <w:b/>
+        </w:rPr>
+        <w:t>output</w:t>
+      </w:r>
+      <w:r>
+        <w:rPr>
+          <w:b w:val="0"/>
+        </w:rPr>
+        <w:t>.</w:t>
+      </w:r>
+    </w:p>
+    <w:p>
+      <w:pPr>
+        <w:spacing w:line="336" w:lineRule="auto" w:after="180"/>
+      </w:pPr>
+      <w:r>
+        <w:rPr>
+          <w:b w:val="0"/>
+        </w:rPr>
+        <w:t xml:space="preserve">Extension: compare median-pass </w:t>
+      </w:r>
+      <w:r>
+        <w:rPr>
+          <w:b/>
+        </w:rPr>
+        <w:t>throughput</w:t>
+      </w:r>
+      <w:r>
+        <w:rPr>
+          <w:b w:val="0"/>
+        </w:rPr>
+        <w:t xml:space="preserve"> with total examples divided by total elapsed time; explain why these can differ when pass durations vary. Neither alone measures a </w:t>
+      </w:r>
+      <w:r>
+        <w:rPr>
+          <w:b/>
+        </w:rPr>
+        <w:t>latency</w:t>
+      </w:r>
+      <w:r>
+        <w:rPr>
+          <w:b w:val="0"/>
+        </w:rPr>
+        <w:t xml:space="preserve"> percentile.</w:t>
+      </w:r>
+    </w:p>
+    <w:p>
+      <w:pPr>
+        <w:pStyle w:val="Heading2"/>
+      </w:pPr>
+      <w:r>
+        <w:t>Earlier wording, alternatives and picture transcripts · reference / check after trying</w:t>
       </w:r>
     </w:p>
     <w:tbl>
@@ -2266,83 +3504,26 @@
     </w:tbl>
     <w:p>
       <w:pPr>
-        <w:spacing w:line="336" w:lineRule="auto" w:after="180"/>
-      </w:pPr>
-      <w:r>
-        <w:rPr>
-          <w:b w:val="0"/>
-        </w:rPr>
-        <w:t xml:space="preserve">Use See how it works and Follow a worked example. Collect a </w:t>
-      </w:r>
-      <w:r>
-        <w:rPr>
-          <w:b/>
-        </w:rPr>
-        <w:t>prediction</w:t>
-      </w:r>
-      <w:r>
-        <w:rPr>
-          <w:b w:val="0"/>
-        </w:rPr>
-        <w:t xml:space="preserve"> before revealing its result; ask the learner to point to each intermediate fact.</w:t>
+        <w:pStyle w:val="Heading3"/>
+      </w:pPr>
+      <w:r>
+        <w:t>Reduce help deliberately</w:t>
       </w:r>
     </w:p>
     <w:p>
       <w:pPr>
-        <w:spacing w:line="336" w:lineRule="auto" w:after="180"/>
-      </w:pPr>
-      <w:r>
-        <w:rPr>
-          <w:b w:val="0"/>
-        </w:rPr>
-        <w:t xml:space="preserve">Use a units ledger: seconds per pass, examples per pass, milliseconds per example and examples per second. Draw every dense connection and one bias per </w:t>
-      </w:r>
-      <w:r>
-        <w:rPr>
-          <w:b/>
-        </w:rPr>
-        <w:t>output</w:t>
-      </w:r>
-      <w:r>
-        <w:rPr>
-          <w:b w:val="0"/>
-        </w:rPr>
-        <w:t>.</w:t>
+        <w:pStyle w:val="Heading3"/>
+      </w:pPr>
+      <w:r>
+        <w:t>Individual reasoning check</w:t>
       </w:r>
     </w:p>
     <w:p>
       <w:pPr>
-        <w:spacing w:line="336" w:lineRule="auto" w:after="180"/>
-      </w:pPr>
-      <w:r>
-        <w:rPr>
-          <w:b w:val="0"/>
-        </w:rPr>
-        <w:t xml:space="preserve">Extension: compare median-pass </w:t>
-      </w:r>
-      <w:r>
-        <w:rPr>
-          <w:b/>
-        </w:rPr>
-        <w:t>throughput</w:t>
-      </w:r>
-      <w:r>
-        <w:rPr>
-          <w:b w:val="0"/>
-        </w:rPr>
-        <w:t xml:space="preserve"> with total examples divided by total elapsed time; explain why these can differ when pass durations vary. Neither alone measures a </w:t>
-      </w:r>
-      <w:r>
-        <w:rPr>
-          <w:b/>
-        </w:rPr>
-        <w:t>latency</w:t>
-      </w:r>
-      <w:r>
-        <w:rPr>
-          <w:b w:val="0"/>
-        </w:rPr>
-        <w:t xml:space="preserve"> percentile.</w:t>
+        <w:pStyle w:val="Heading3"/>
+      </w:pPr>
+      <w:r>
+        <w:t>Pictorial practice question</w:t>
       </w:r>
     </w:p>
     <w:p>
@@ -2350,118 +3531,58 @@
         <w:pStyle w:val="Heading3"/>
       </w:pPr>
       <w:r>
-        <w:t>Reduce help deliberately</w:t>
+        <w:t>Reasoned teacher answer</w:t>
       </w:r>
     </w:p>
     <w:p>
       <w:pPr>
-        <w:pStyle w:val="Heading3"/>
-      </w:pPr>
-      <w:r>
-        <w:t>Completion practice</w:t>
+        <w:pStyle w:val="Heading1"/>
+      </w:pPr>
+      <w:r>
+        <w:t>04. Run the complete supplied investigation</w:t>
       </w:r>
     </w:p>
     <w:p>
-      <w:pPr>
-        <w:spacing w:line="336" w:lineRule="auto" w:after="180"/>
-        <w:shd w:fill="F5F1FB"/>
-      </w:pPr>
-      <w:r>
-        <w:rPr>
-          <w:b w:val="0"/>
-        </w:rPr>
-        <w:t xml:space="preserve">Completion task: With at least 91 correct out of 100 and at most 25 ms amortised time required, which model qualifies? Calculate B’s time reduction relative to A and explain why the percentage </w:t>
-      </w:r>
-      <w:r>
-        <w:rPr>
-          <w:b/>
-        </w:rPr>
-        <w:t>throughput</w:t>
-      </w:r>
-      <w:r>
-        <w:rPr>
-          <w:b w:val="0"/>
-        </w:rPr>
-        <w:t xml:space="preserve"> increase differs.</w:t>
+      <w:r>
+        <w:t>Separate predictions,actual runs and paper traces.</w:t>
       </w:r>
     </w:p>
     <w:p>
       <w:pPr>
-        <w:pStyle w:val="Heading3"/>
-      </w:pPr>
-      <w:r>
-        <w:t>Reasoning to listen for</w:t>
+        <w:pStyle w:val="Heading2"/>
+      </w:pPr>
+      <w:r>
+        <w:t>Complete inputs,expected results and limits</w:t>
       </w:r>
     </w:p>
     <w:p>
       <w:pPr>
         <w:spacing w:line="336" w:lineRule="auto" w:after="180"/>
-        <w:shd w:fill="F1F6FC"/>
       </w:pPr>
       <w:r>
         <w:rPr>
           <w:b w:val="0"/>
         </w:rPr>
-        <w:t xml:space="preserve">Teacher check: Teacher explanation: Only A qualifies; B misses the quality requirement. B reduces time by 8 / 20 = 40 percent. </w:t>
-      </w:r>
-      <w:r>
-        <w:rPr>
-          <w:b/>
-        </w:rPr>
-        <w:t>Throughput</w:t>
-      </w:r>
-      <w:r>
-        <w:rPr>
-          <w:b w:val="0"/>
-        </w:rPr>
-        <w:t xml:space="preserve"> rises from 50 to about 83.33, an increase of about 66.67 percent relative to 50.</w:t>
+        <w:t>Main A/B medians 2/1.2 seconds, 20/12 ms, 50/83.33 throughput; original gate admits A only. Raw 4→3→2 parameters 23, bytes 92. Independent P/Q medians .5/.4 seconds, 10/8 ms, throughput 100/125; accuracy 47/50=.94 and 45/50=.90. At .92 quality and 12 ms only P qualifies. Independent 3→2→1 has weights 6+2=8, biases 2+1=3, total 11, raw bytes 44.</w:t>
       </w:r>
     </w:p>
     <w:p>
       <w:pPr>
         <w:spacing w:line="336" w:lineRule="auto" w:after="180"/>
-        <w:shd w:fill="F1F6FC"/>
       </w:pPr>
       <w:r>
         <w:rPr>
           <w:b w:val="0"/>
         </w:rPr>
-        <w:t xml:space="preserve">Time and </w:t>
-      </w:r>
-      <w:r>
-        <w:rPr>
-          <w:b/>
-        </w:rPr>
-        <w:t>throughput</w:t>
-      </w:r>
-      <w:r>
-        <w:rPr>
-          <w:b w:val="0"/>
-        </w:rPr>
-        <w:t xml:space="preserve"> use different baseline denominators and are reciprocal for this fixed workload.</w:t>
+        <w:t>Require amortised-versus-request-latency distinction and no unsupported energy claim.</w:t>
       </w:r>
     </w:p>
     <w:p>
       <w:pPr>
-        <w:spacing w:line="336" w:lineRule="auto" w:after="180"/>
-      </w:pPr>
-      <w:r>
-        <w:rPr>
-          <w:b w:val="0"/>
-        </w:rPr>
-        <w:t xml:space="preserve">Start by identifying the given </w:t>
-      </w:r>
-      <w:r>
-        <w:rPr>
-          <w:b/>
-        </w:rPr>
-        <w:t>input</w:t>
-      </w:r>
-      <w:r>
-        <w:rPr>
-          <w:b w:val="0"/>
-        </w:rPr>
-        <w:t>s together. Leave the intermediate steps blank. If needed, model one step, then withdraw that help on the next step. Move to a full trace only when the partial trace is understood.</w:t>
+        <w:pStyle w:val="Heading2"/>
+      </w:pPr>
+      <w:r>
+        <w:t>Diagnose the current misconceptions</w:t>
       </w:r>
     </w:p>
     <w:p>
@@ -2472,15 +3593,30 @@
         <w:rPr>
           <w:b w:val="0"/>
         </w:rPr>
-        <w:t>For partners, alternate explainer and checker; collect a response from every learner before discussion.</w:t>
+        <w:t>Fewer parameters always means faster: Hardware, operations, memory access, precision and implementation affect runtime; measure the declared workload.</w:t>
       </w:r>
     </w:p>
     <w:p>
       <w:pPr>
-        <w:pStyle w:val="Heading3"/>
-      </w:pPr>
-      <w:r>
-        <w:t>Individual reasoning check</w:t>
+        <w:spacing w:line="336" w:lineRule="auto" w:after="180"/>
+      </w:pPr>
+      <w:r>
+        <w:rPr>
+          <w:b w:val="0"/>
+        </w:rPr>
+        <w:t xml:space="preserve">Total time divided by count is every request’s </w:t>
+      </w:r>
+      <w:r>
+        <w:rPr>
+          <w:b/>
+        </w:rPr>
+        <w:t>latency</w:t>
+      </w:r>
+      <w:r>
+        <w:rPr>
+          <w:b w:val="0"/>
+        </w:rPr>
+        <w:t>: It is an amortised quantity. Individual requests can vary, and batching or concurrency changes waiting time.</w:t>
       </w:r>
     </w:p>
     <w:p>
@@ -2491,7 +3627,7 @@
         <w:rPr>
           <w:b w:val="0"/>
         </w:rPr>
-        <w:t>Use the worked case for Efficiency and resource measurement. Proposed explanation: “Fewer parameters always means faster”. Decide whether this explanation is supported.</w:t>
+        <w:t>Only the winning run consumed resources: Unsuccessful trials and warm-up also consume resources; record them in the appropriate experiment budget.</w:t>
       </w:r>
     </w:p>
     <w:p>
@@ -2502,293 +3638,39 @@
         <w:rPr>
           <w:b w:val="0"/>
         </w:rPr>
-        <w:t>Point to the step or supplied fact that decides; explain your repair if needed.</w:t>
+        <w:t xml:space="preserve">Use Run the investigation for the </w:t>
+      </w:r>
+      <w:r>
+        <w:rPr>
+          <w:b/>
+        </w:rPr>
+        <w:t>evidence</w:t>
+      </w:r>
+      <w:r>
+        <w:rPr>
+          <w:b w:val="0"/>
+        </w:rPr>
+        <w:t xml:space="preserve"> ledger. Add a boundary or missing-</w:t>
+      </w:r>
+      <w:r>
+        <w:rPr>
+          <w:b/>
+        </w:rPr>
+        <w:t>input</w:t>
+      </w:r>
+      <w:r>
+        <w:rPr>
+          <w:b w:val="0"/>
+        </w:rPr>
+        <w:t xml:space="preserve"> case and record the expected response before checking. More successful repeats of one case do not establish wider coverage.</w:t>
       </w:r>
     </w:p>
     <w:p>
       <w:pPr>
-        <w:pStyle w:val="Heading3"/>
-      </w:pPr>
-      <w:r>
-        <w:t>Expected repair</w:t>
-      </w:r>
-    </w:p>
-    <w:p>
-      <w:pPr>
-        <w:spacing w:line="336" w:lineRule="auto" w:after="180"/>
-        <w:shd w:fill="F1F6FC"/>
-      </w:pPr>
-      <w:r>
-        <w:rPr>
-          <w:b w:val="0"/>
-        </w:rPr>
-        <w:t>Expected correction: Hardware, operations, memory access, precision and implementation affect runtime; measure the declared workload.</w:t>
-      </w:r>
-    </w:p>
-    <w:p>
-      <w:pPr>
-        <w:spacing w:line="336" w:lineRule="auto" w:after="180"/>
-      </w:pPr>
-      <w:r>
-        <w:rPr>
-          <w:b w:val="0"/>
-        </w:rPr>
-        <w:t>Collect explanations, not only yes/no votes. If a misunderstanding is common, re-model the relevant step for the class.</w:t>
-      </w:r>
-    </w:p>
-    <w:p>
-      <w:pPr>
-        <w:spacing w:line="336" w:lineRule="auto" w:after="180"/>
-      </w:pPr>
-      <w:r>
-        <w:rPr>
-          <w:b w:val="0"/>
-        </w:rPr>
-        <w:t>If it affects a few learners, give a short targeted group explanation while others solve a more demanding variation.</w:t>
-      </w:r>
-    </w:p>
-    <w:p>
-      <w:pPr>
-        <w:pStyle w:val="Heading3"/>
-      </w:pPr>
-      <w:r>
-        <w:t>Pictorial practice question</w:t>
-      </w:r>
-    </w:p>
-    <w:p>
-      <w:pPr>
-        <w:spacing w:line="336" w:lineRule="auto" w:after="180"/>
-      </w:pPr>
-      <w:r>
-        <w:rPr>
-          <w:b w:val="0"/>
-        </w:rPr>
-        <w:t xml:space="preserve">Why is 10 ms/case not necessarily a single-request </w:t>
-      </w:r>
-      <w:r>
-        <w:rPr>
-          <w:b/>
-        </w:rPr>
-        <w:t>latency</w:t>
-      </w:r>
-      <w:r>
-        <w:rPr>
-          <w:b w:val="0"/>
-        </w:rPr>
-        <w:t xml:space="preserve">? Point to the relevant step in the picture, then write the changed result and the rule or </w:t>
-      </w:r>
-      <w:r>
-        <w:rPr>
-          <w:b/>
-        </w:rPr>
-        <w:t>evidence</w:t>
-      </w:r>
-      <w:r>
-        <w:rPr>
-          <w:b w:val="0"/>
-        </w:rPr>
-        <w:t xml:space="preserve"> that supports it.</w:t>
-      </w:r>
-    </w:p>
-    <w:p>
-      <w:pPr>
-        <w:pStyle w:val="Heading3"/>
-      </w:pPr>
-      <w:r>
-        <w:t>Reasoned teacher answer</w:t>
-      </w:r>
-    </w:p>
-    <w:p>
-      <w:pPr>
-        <w:spacing w:line="336" w:lineRule="auto" w:after="180"/>
-      </w:pPr>
-      <w:r>
-        <w:rPr>
-          <w:b w:val="0"/>
-        </w:rPr>
-        <w:t xml:space="preserve">It divides the mean duration of a 40-case run by 40. Batch overhead and </w:t>
-      </w:r>
-      <w:r>
-        <w:rPr>
-          <w:b/>
-        </w:rPr>
-        <w:t>process</w:t>
-      </w:r>
-      <w:r>
-        <w:rPr>
-          <w:b w:val="0"/>
-        </w:rPr>
-        <w:t xml:space="preserve">ing overlap mean individual request </w:t>
-      </w:r>
-      <w:r>
-        <w:rPr>
-          <w:b/>
-        </w:rPr>
-        <w:t>latency</w:t>
-      </w:r>
-      <w:r>
-        <w:rPr>
-          <w:b w:val="0"/>
-        </w:rPr>
-        <w:t xml:space="preserve"> needs its own measurement.</w:t>
-      </w:r>
-    </w:p>
-    <w:p>
-      <w:pPr>
-        <w:spacing w:line="336" w:lineRule="auto" w:after="180"/>
-      </w:pPr>
-      <w:r>
-        <w:rPr>
-          <w:b w:val="0"/>
-        </w:rPr>
-        <w:t>Changed-case check: Both become eligible; Q has the smaller measured mean amortised time. The acceptance contract changed; Q’s measured accuracy did not improve.</w:t>
-      </w:r>
-    </w:p>
-    <w:p>
-      <w:pPr>
-        <w:spacing w:line="336" w:lineRule="auto" w:after="180"/>
-      </w:pPr>
-      <w:r>
-        <w:rPr>
-          <w:b w:val="0"/>
-        </w:rPr>
-        <w:t>Changed-case reasoning: Both become eligible; Q has the smaller measured mean amortised time. The acceptance contract changed; Q’s measured accuracy did not improve.</w:t>
-      </w:r>
-    </w:p>
-    <w:p>
-      <w:pPr>
-        <w:spacing w:line="336" w:lineRule="auto" w:after="180"/>
-      </w:pPr>
-      <w:r>
-        <w:rPr>
-          <w:b w:val="0"/>
-        </w:rPr>
-        <w:t xml:space="preserve">Collect each learner’s explanation before discussion. Use the first missing connection between </w:t>
-      </w:r>
-      <w:r>
-        <w:rPr>
-          <w:b/>
-        </w:rPr>
-        <w:t>input</w:t>
-      </w:r>
-      <w:r>
-        <w:rPr>
-          <w:b w:val="0"/>
-        </w:rPr>
-        <w:t xml:space="preserve">, deciding step and result to choose support. This question is worked-case practice, not fresh mastery </w:t>
-      </w:r>
-      <w:r>
-        <w:rPr>
-          <w:b/>
-        </w:rPr>
-        <w:t>evidence</w:t>
-      </w:r>
-      <w:r>
-        <w:rPr>
-          <w:b w:val="0"/>
-        </w:rPr>
-        <w:t>.</w:t>
-      </w:r>
-    </w:p>
-    <w:p>
-      <w:pPr>
-        <w:pStyle w:val="Heading1"/>
-      </w:pPr>
-      <w:r>
-        <w:t>04. Run the investigation and diagnose misconceptions</w:t>
-      </w:r>
-    </w:p>
-    <w:p>
-      <w:r>
-        <w:t>Run the Efficiency and resource measurement investigation and use the first unsupported step to choose a teaching response.</w:t>
-      </w:r>
-    </w:p>
-    <w:p>
-      <w:pPr>
-        <w:spacing w:line="336" w:lineRule="auto" w:after="180"/>
-      </w:pPr>
-      <w:r>
-        <w:rPr>
-          <w:b w:val="0"/>
-        </w:rPr>
-        <w:t>Fewer parameters always means faster: Hardware, operations, memory access, precision and implementation affect runtime; measure the declared workload.</w:t>
-      </w:r>
-    </w:p>
-    <w:p>
-      <w:pPr>
-        <w:spacing w:line="336" w:lineRule="auto" w:after="180"/>
-      </w:pPr>
-      <w:r>
-        <w:rPr>
-          <w:b w:val="0"/>
-        </w:rPr>
-        <w:t xml:space="preserve">Total time divided by count is every request’s </w:t>
-      </w:r>
-      <w:r>
-        <w:rPr>
-          <w:b/>
-        </w:rPr>
-        <w:t>latency</w:t>
-      </w:r>
-      <w:r>
-        <w:rPr>
-          <w:b w:val="0"/>
-        </w:rPr>
-        <w:t>: It is an amortised quantity. Individual requests can vary, and batching or concurrency changes waiting time.</w:t>
-      </w:r>
-    </w:p>
-    <w:p>
-      <w:pPr>
-        <w:spacing w:line="336" w:lineRule="auto" w:after="180"/>
-      </w:pPr>
-      <w:r>
-        <w:rPr>
-          <w:b w:val="0"/>
-        </w:rPr>
-        <w:t>Only the winning run consumed resources: Unsuccessful trials and warm-up also consume resources; record them in the appropriate experiment budget.</w:t>
-      </w:r>
-    </w:p>
-    <w:p>
-      <w:pPr>
-        <w:spacing w:line="336" w:lineRule="auto" w:after="180"/>
-      </w:pPr>
-      <w:r>
-        <w:rPr>
-          <w:b w:val="0"/>
-        </w:rPr>
-        <w:t xml:space="preserve">Use Run the investigation for the </w:t>
-      </w:r>
-      <w:r>
-        <w:rPr>
-          <w:b/>
-        </w:rPr>
-        <w:t>evidence</w:t>
-      </w:r>
-      <w:r>
-        <w:rPr>
-          <w:b w:val="0"/>
-        </w:rPr>
-        <w:t xml:space="preserve"> ledger. Add a boundary or missing-</w:t>
-      </w:r>
-      <w:r>
-        <w:rPr>
-          <w:b/>
-        </w:rPr>
-        <w:t>input</w:t>
-      </w:r>
-      <w:r>
-        <w:rPr>
-          <w:b w:val="0"/>
-        </w:rPr>
-        <w:t xml:space="preserve"> case and record the expected response before checking. More successful repeats of one case do not establish wider coverage.</w:t>
-      </w:r>
-    </w:p>
-    <w:p>
-      <w:pPr>
-        <w:pStyle w:val="Heading3"/>
-      </w:pPr>
-      <w:r>
-        <w:t>Match the support to the first error</w:t>
+        <w:pStyle w:val="Heading2"/>
+      </w:pPr>
+      <w:r>
+        <w:t>Choose accessible support</w:t>
       </w:r>
     </w:p>
     <w:tbl>
@@ -2961,57 +3843,39 @@
     </w:p>
     <w:p>
       <w:pPr>
-        <w:pStyle w:val="Heading1"/>
-      </w:pPr>
-      <w:r>
-        <w:t>05. Assess and explain the answers</w:t>
+        <w:pStyle w:val="Heading2"/>
+      </w:pPr>
+      <w:r>
+        <w:t>Earlier wording, alternatives and picture transcripts · reference / check after trying</w:t>
       </w:r>
     </w:p>
     <w:p>
-      <w:r>
-        <w:t>Use the Efficiency and resource measurement questions, teacher keys and criteria after the relevant attempts. Previously discussed cases are practice; protect the separately selected independent task.</w:t>
+      <w:pPr>
+        <w:pStyle w:val="Heading3"/>
+      </w:pPr>
+      <w:r>
+        <w:t>Match the support to the first error</w:t>
       </w:r>
     </w:p>
     <w:p>
       <w:pPr>
-        <w:pStyle w:val="Heading3"/>
-      </w:pPr>
-      <w:r>
-        <w:t>Guided and exit questions</w:t>
+        <w:pStyle w:val="Heading1"/>
+      </w:pPr>
+      <w:r>
+        <w:t>05. Assess the new schema or calculation transfer</w:t>
       </w:r>
     </w:p>
     <w:p>
-      <w:pPr>
-        <w:spacing w:line="336" w:lineRule="auto" w:after="180"/>
-      </w:pPr>
-      <w:r>
-        <w:rPr>
-          <w:b w:val="0"/>
-        </w:rPr>
-        <w:t>Guided: under the alternative rule set in advance, A and B both qualify. B wins the declared lower-amortised-time tie-breaker, 12 versus 20 ms.</w:t>
+      <w:r>
+        <w:t>Keep the selected answer private until after a first attempt.</w:t>
       </w:r>
     </w:p>
     <w:p>
       <w:pPr>
-        <w:spacing w:line="336" w:lineRule="auto" w:after="180"/>
-      </w:pPr>
-      <w:r>
-        <w:rPr>
-          <w:b w:val="0"/>
-        </w:rPr>
-        <w:t xml:space="preserve">Exit: best depends on requirements and B fails the original quality rule; greener is unsupported without energy </w:t>
-      </w:r>
-      <w:r>
-        <w:rPr>
-          <w:b/>
-        </w:rPr>
-        <w:t>evidence</w:t>
-      </w:r>
-      <w:r>
-        <w:rPr>
-          <w:b w:val="0"/>
-        </w:rPr>
-        <w:t>.</w:t>
+        <w:pStyle w:val="Heading2"/>
+      </w:pPr>
+      <w:r>
+        <w:t>Selected independent task and checked answer</w:t>
       </w:r>
     </w:p>
     <w:p>
@@ -3022,679 +3886,72 @@
         <w:rPr>
           <w:b w:val="0"/>
         </w:rPr>
-        <w:t>Use identical workload and declared conditions or label a whole-system comparison, measure completed work, repeat timings, retain raw results and quality outcomes, and reserve final evaluation after selection.</w:t>
+        <w:t>Selected case: For 50 shared validation cases, P has times 0.6, 0.5, 0.4 seconds and 47 correct; Q has 0.3, 0.4, 0.5 seconds and 45 correct. Require at least 92 percent accuracy and at most 12 ms amortised time.</w:t>
       </w:r>
     </w:p>
     <w:p>
       <w:pPr>
-        <w:pStyle w:val="Heading3"/>
-      </w:pPr>
-      <w:r>
-        <w:t>W1 Summarise repeated timings</w:t>
+        <w:spacing w:line="336" w:lineRule="auto" w:after="180"/>
+      </w:pPr>
+      <w:r>
+        <w:rPr>
+          <w:b w:val="0"/>
+        </w:rPr>
+        <w:t xml:space="preserve">Give median times, amortised times, </w:t>
+      </w:r>
+      <w:r>
+        <w:rPr>
+          <w:b/>
+        </w:rPr>
+        <w:t>throughput</w:t>
+      </w:r>
+      <w:r>
+        <w:rPr>
+          <w:b w:val="0"/>
+        </w:rPr>
+        <w:t xml:space="preserve">, accuracy and eligible models. A separate dense network has dimensions 3 to 2 to 1 with one bias per </w:t>
+      </w:r>
+      <w:r>
+        <w:rPr>
+          <w:b/>
+        </w:rPr>
+        <w:t>output</w:t>
+      </w:r>
+      <w:r>
+        <w:rPr>
+          <w:b w:val="0"/>
+        </w:rPr>
+        <w:t>: find its parameter count and raw bytes at four bytes each.</w:t>
       </w:r>
     </w:p>
     <w:p>
       <w:pPr>
-        <w:pStyle w:val="Heading3"/>
-      </w:pPr>
-      <w:r>
-        <w:t>Workbook question · W1</w:t>
+        <w:spacing w:line="336" w:lineRule="auto" w:after="180"/>
+      </w:pPr>
+      <w:r>
+        <w:rPr>
+          <w:b w:val="0"/>
+        </w:rPr>
+        <w:t>Teacher explanation: P: median 0.5 s, 10 ms, 100 examples/s, accuracy 47 / 50 = 94 percent. Q: median 0.4 s, 8 ms, 125 examples/s, accuracy 45 / 50 = 90 percent. Only P qualifies.</w:t>
       </w:r>
     </w:p>
     <w:p>
       <w:pPr>
         <w:spacing w:line="336" w:lineRule="auto" w:after="180"/>
-        <w:shd w:fill="F5F1FB"/>
       </w:pPr>
       <w:r>
         <w:rPr>
           <w:b w:val="0"/>
         </w:rPr>
-        <w:t xml:space="preserve">For A and B, calculate median pass time, amortised milliseconds per example and median-pass </w:t>
-      </w:r>
-      <w:r>
-        <w:rPr>
-          <w:b/>
-        </w:rPr>
-        <w:t>throughput</w:t>
-      </w:r>
-      <w:r>
-        <w:rPr>
-          <w:b w:val="0"/>
-        </w:rPr>
-        <w:t xml:space="preserve">. State the measured boundary and one </w:t>
-      </w:r>
-      <w:r>
-        <w:rPr>
-          <w:b/>
-        </w:rPr>
-        <w:t>latency</w:t>
-      </w:r>
-      <w:r>
-        <w:rPr>
-          <w:b w:val="0"/>
-        </w:rPr>
-        <w:t xml:space="preserve"> claim these numbers cannot support.</w:t>
+        <w:t>The separate network has (3*2 + 2) + (2*1 + 1) = 11 parameters, or 44 raw bytes.</w:t>
       </w:r>
     </w:p>
     <w:p>
       <w:pPr>
-        <w:pStyle w:val="Heading3"/>
-      </w:pPr>
-      <w:r>
-        <w:t>Teacher reasoning · W1</w:t>
-      </w:r>
-    </w:p>
-    <w:p>
-      <w:pPr>
-        <w:spacing w:line="336" w:lineRule="auto" w:after="180"/>
-        <w:shd w:fill="F1F6FC"/>
-      </w:pPr>
-      <w:r>
-        <w:rPr>
-          <w:b w:val="0"/>
-        </w:rPr>
-        <w:t>Teacher explanation: A: 2.0 seconds, 20 ms per example, 50 examples per second. B: 1.2 seconds, 12 ms per example, about 83.33 examples per second.</w:t>
-      </w:r>
-    </w:p>
-    <w:p>
-      <w:pPr>
-        <w:spacing w:line="336" w:lineRule="auto" w:after="180"/>
-        <w:shd w:fill="F1F6FC"/>
-      </w:pPr>
-      <w:r>
-        <w:rPr>
-          <w:b w:val="0"/>
-        </w:rPr>
-        <w:t xml:space="preserve">The boundary covers 100 completed sequential </w:t>
-      </w:r>
-      <w:r>
-        <w:rPr>
-          <w:b/>
-        </w:rPr>
-        <w:t>prediction</w:t>
-      </w:r>
-      <w:r>
-        <w:rPr>
-          <w:b w:val="0"/>
-        </w:rPr>
-        <w:t>s on pre</w:t>
-      </w:r>
-      <w:r>
-        <w:rPr>
-          <w:b/>
-        </w:rPr>
-        <w:t>process</w:t>
-      </w:r>
-      <w:r>
-        <w:rPr>
-          <w:b w:val="0"/>
-        </w:rPr>
-        <w:t xml:space="preserve">ed </w:t>
-      </w:r>
-      <w:r>
-        <w:rPr>
-          <w:b/>
-        </w:rPr>
-        <w:t>input</w:t>
-      </w:r>
-      <w:r>
-        <w:rPr>
-          <w:b w:val="0"/>
-        </w:rPr>
-        <w:t>s, excluding loading and pre</w:t>
-      </w:r>
-      <w:r>
-        <w:rPr>
-          <w:b/>
-        </w:rPr>
-        <w:t>process</w:t>
-      </w:r>
-      <w:r>
-        <w:rPr>
-          <w:b w:val="0"/>
-        </w:rPr>
-        <w:t xml:space="preserve">ing. It does not establish worst-case or percentile request </w:t>
-      </w:r>
-      <w:r>
-        <w:rPr>
-          <w:b/>
-        </w:rPr>
-        <w:t>latency</w:t>
-      </w:r>
-      <w:r>
-        <w:rPr>
-          <w:b w:val="0"/>
-        </w:rPr>
-        <w:t>.</w:t>
-      </w:r>
-    </w:p>
-    <w:p>
-      <w:pPr>
-        <w:pStyle w:val="Heading3"/>
-      </w:pPr>
-      <w:r>
-        <w:t>W2 Compare under requirements</w:t>
-      </w:r>
-    </w:p>
-    <w:p>
-      <w:pPr>
-        <w:pStyle w:val="Heading3"/>
-      </w:pPr>
-      <w:r>
-        <w:t>Workbook question · W2</w:t>
-      </w:r>
-    </w:p>
-    <w:p>
-      <w:pPr>
-        <w:spacing w:line="336" w:lineRule="auto" w:after="180"/>
-        <w:shd w:fill="F5F1FB"/>
-      </w:pPr>
-      <w:r>
-        <w:rPr>
-          <w:b w:val="0"/>
-        </w:rPr>
-        <w:t xml:space="preserve">With at least 91 correct out of 100 and at most 25 ms amortised time required, which model qualifies? Calculate B’s time reduction relative to A and explain why the percentage </w:t>
-      </w:r>
-      <w:r>
-        <w:rPr>
-          <w:b/>
-        </w:rPr>
-        <w:t>throughput</w:t>
-      </w:r>
-      <w:r>
-        <w:rPr>
-          <w:b w:val="0"/>
-        </w:rPr>
-        <w:t xml:space="preserve"> increase differs.</w:t>
-      </w:r>
-    </w:p>
-    <w:p>
-      <w:pPr>
-        <w:pStyle w:val="Heading3"/>
-      </w:pPr>
-      <w:r>
-        <w:t>Teacher reasoning · W2</w:t>
-      </w:r>
-    </w:p>
-    <w:p>
-      <w:pPr>
-        <w:spacing w:line="336" w:lineRule="auto" w:after="180"/>
-        <w:shd w:fill="F1F6FC"/>
-      </w:pPr>
-      <w:r>
-        <w:rPr>
-          <w:b w:val="0"/>
-        </w:rPr>
-        <w:t xml:space="preserve">Teacher explanation: Only A qualifies; B misses the quality requirement. B reduces time by 8 / 20 = 40 percent. </w:t>
-      </w:r>
-      <w:r>
-        <w:rPr>
-          <w:b/>
-        </w:rPr>
-        <w:t>Throughput</w:t>
-      </w:r>
-      <w:r>
-        <w:rPr>
-          <w:b w:val="0"/>
-        </w:rPr>
-        <w:t xml:space="preserve"> rises from 50 to about 83.33, an increase of about 66.67 percent relative to 50.</w:t>
-      </w:r>
-    </w:p>
-    <w:p>
-      <w:pPr>
-        <w:spacing w:line="336" w:lineRule="auto" w:after="180"/>
-        <w:shd w:fill="F1F6FC"/>
-      </w:pPr>
-      <w:r>
-        <w:rPr>
-          <w:b w:val="0"/>
-        </w:rPr>
-        <w:t xml:space="preserve">Time and </w:t>
-      </w:r>
-      <w:r>
-        <w:rPr>
-          <w:b/>
-        </w:rPr>
-        <w:t>throughput</w:t>
-      </w:r>
-      <w:r>
-        <w:rPr>
-          <w:b w:val="0"/>
-        </w:rPr>
-        <w:t xml:space="preserve"> use different baseline denominators and are reciprocal for this fixed workload.</w:t>
-      </w:r>
-    </w:p>
-    <w:p>
-      <w:pPr>
-        <w:pStyle w:val="Heading3"/>
-      </w:pPr>
-      <w:r>
-        <w:t>W3 Separate storage and memory</w:t>
-      </w:r>
-    </w:p>
-    <w:p>
-      <w:pPr>
-        <w:pStyle w:val="Heading3"/>
-      </w:pPr>
-      <w:r>
-        <w:t>Workbook question · W3</w:t>
-      </w:r>
-    </w:p>
-    <w:p>
-      <w:pPr>
-        <w:spacing w:line="336" w:lineRule="auto" w:after="180"/>
-        <w:shd w:fill="F5F1FB"/>
-      </w:pPr>
-      <w:r>
-        <w:rPr>
-          <w:b w:val="0"/>
-        </w:rPr>
-        <w:t xml:space="preserve">Count weights, biases and total parameters in the 4 to 3 to 2 network. Calculate raw parameter bytes at four bytes each. Explain why this cannot be reported as peak </w:t>
-      </w:r>
-      <w:r>
-        <w:rPr>
-          <w:b/>
-        </w:rPr>
-        <w:t>training</w:t>
-      </w:r>
-      <w:r>
-        <w:rPr>
-          <w:b w:val="0"/>
-        </w:rPr>
-        <w:t xml:space="preserve"> memory or an energy measurement.</w:t>
-      </w:r>
-    </w:p>
-    <w:p>
-      <w:pPr>
-        <w:pStyle w:val="Heading3"/>
-      </w:pPr>
-      <w:r>
-        <w:t>Teacher reasoning · W3</w:t>
-      </w:r>
-    </w:p>
-    <w:p>
-      <w:pPr>
-        <w:spacing w:line="336" w:lineRule="auto" w:after="180"/>
-        <w:shd w:fill="F1F6FC"/>
-      </w:pPr>
-      <w:r>
-        <w:rPr>
-          <w:b w:val="0"/>
-        </w:rPr>
-        <w:t>Teacher explanation: There are 12 + 6 = 18 weights and 3 + 2 = 5 biases, totalling 23 parameters and 92 bytes. Activations, buffers, gradients, optimiser state and overhead can require additional memory.</w:t>
-      </w:r>
-    </w:p>
-    <w:p>
-      <w:pPr>
-        <w:spacing w:line="336" w:lineRule="auto" w:after="180"/>
-        <w:shd w:fill="F1F6FC"/>
-      </w:pPr>
-      <w:r>
-        <w:rPr>
-          <w:b w:val="0"/>
-        </w:rPr>
-        <w:t xml:space="preserve">Energy needs power-and-time </w:t>
-      </w:r>
-      <w:r>
-        <w:rPr>
-          <w:b/>
-        </w:rPr>
-        <w:t>evidence</w:t>
-      </w:r>
-      <w:r>
-        <w:rPr>
-          <w:b w:val="0"/>
-        </w:rPr>
-        <w:t xml:space="preserve">; parameter bytes alone provide neither peak </w:t>
-      </w:r>
-      <w:r>
-        <w:rPr>
-          <w:b/>
-        </w:rPr>
-        <w:t>training</w:t>
-      </w:r>
-      <w:r>
-        <w:rPr>
-          <w:b w:val="0"/>
-        </w:rPr>
-        <w:t xml:space="preserve"> memory nor energy.</w:t>
-      </w:r>
-    </w:p>
-    <w:p>
-      <w:pPr>
-        <w:pStyle w:val="Heading3"/>
-      </w:pPr>
-      <w:r>
-        <w:t>W4 Evaluate a new case independently</w:t>
-      </w:r>
-    </w:p>
-    <w:p>
-      <w:pPr>
-        <w:pStyle w:val="Heading3"/>
-      </w:pPr>
-      <w:r>
-        <w:t>Workbook question · W4</w:t>
-      </w:r>
-    </w:p>
-    <w:p>
-      <w:pPr>
-        <w:spacing w:line="336" w:lineRule="auto" w:after="180"/>
-        <w:shd w:fill="F5F1FB"/>
-      </w:pPr>
-      <w:r>
-        <w:rPr>
-          <w:b w:val="0"/>
-        </w:rPr>
-        <w:t>For 50 shared validation cases, P has times 0.6, 0.5, 0.4 seconds and 47 correct; Q has 0.3, 0.4, 0.5 seconds and 45 correct. Require at least 92 percent accuracy and at most 12 ms amortised time.</w:t>
-      </w:r>
-    </w:p>
-    <w:p>
-      <w:pPr>
-        <w:spacing w:line="336" w:lineRule="auto" w:after="180"/>
-        <w:shd w:fill="F5F1FB"/>
-      </w:pPr>
-      <w:r>
-        <w:rPr>
-          <w:b w:val="0"/>
-        </w:rPr>
-        <w:t xml:space="preserve">Give median times, amortised times, </w:t>
-      </w:r>
-      <w:r>
-        <w:rPr>
-          <w:b/>
-        </w:rPr>
-        <w:t>throughput</w:t>
-      </w:r>
-      <w:r>
-        <w:rPr>
-          <w:b w:val="0"/>
-        </w:rPr>
-        <w:t xml:space="preserve">, accuracy and eligible models. A separate dense network has dimensions 3 to 2 to 1 with one bias per </w:t>
-      </w:r>
-      <w:r>
-        <w:rPr>
-          <w:b/>
-        </w:rPr>
-        <w:t>output</w:t>
-      </w:r>
-      <w:r>
-        <w:rPr>
-          <w:b w:val="0"/>
-        </w:rPr>
-        <w:t>: find its parameter count and raw bytes at four bytes each.</w:t>
-      </w:r>
-    </w:p>
-    <w:p>
-      <w:pPr>
-        <w:pStyle w:val="Heading3"/>
-      </w:pPr>
-      <w:r>
-        <w:t>Teacher reasoning · W4</w:t>
-      </w:r>
-    </w:p>
-    <w:p>
-      <w:pPr>
-        <w:spacing w:line="336" w:lineRule="auto" w:after="180"/>
-        <w:shd w:fill="F1F6FC"/>
-      </w:pPr>
-      <w:r>
-        <w:rPr>
-          <w:b w:val="0"/>
-        </w:rPr>
-        <w:t>Teacher explanation: P: median 0.5 s, 10 ms, 100 examples/s, accuracy 47 / 50 = 94 percent. Q: median 0.4 s, 8 ms, 125 examples/s, accuracy 45 / 50 = 90 percent. Only P qualifies.</w:t>
-      </w:r>
-    </w:p>
-    <w:p>
-      <w:pPr>
-        <w:spacing w:line="336" w:lineRule="auto" w:after="180"/>
-        <w:shd w:fill="F1F6FC"/>
-      </w:pPr>
-      <w:r>
-        <w:rPr>
-          <w:b w:val="0"/>
-        </w:rPr>
-        <w:t>The separate network has (3*2 + 2) + (2*1 + 1) = 11 parameters, or 44 raw bytes.</w:t>
-      </w:r>
-    </w:p>
-    <w:p>
-      <w:pPr>
-        <w:pStyle w:val="Heading3"/>
-      </w:pPr>
-      <w:r>
-        <w:t>W5 Repair an unfair benchmark</w:t>
-      </w:r>
-    </w:p>
-    <w:p>
-      <w:pPr>
-        <w:pStyle w:val="Heading3"/>
-      </w:pPr>
-      <w:r>
-        <w:t>Workbook question · W5</w:t>
-      </w:r>
-    </w:p>
-    <w:p>
-      <w:pPr>
-        <w:spacing w:line="336" w:lineRule="auto" w:after="180"/>
-        <w:shd w:fill="F5F1FB"/>
-      </w:pPr>
-      <w:r>
-        <w:rPr>
-          <w:b w:val="0"/>
-        </w:rPr>
-        <w:t xml:space="preserve">A runs on one device with batch size 1; B runs on another with batch size 32. Only B’s fastest trial and the winning </w:t>
-      </w:r>
-      <w:r>
-        <w:rPr>
-          <w:b/>
-        </w:rPr>
-        <w:t>training</w:t>
-      </w:r>
-      <w:r>
-        <w:rPr>
-          <w:b w:val="0"/>
-        </w:rPr>
-        <w:t xml:space="preserve"> run are reported. Explain how to compare and report the results fairly.</w:t>
-      </w:r>
-    </w:p>
-    <w:p>
-      <w:pPr>
-        <w:pStyle w:val="Heading3"/>
-      </w:pPr>
-      <w:r>
-        <w:t>Teacher reasoning · W5</w:t>
-      </w:r>
-    </w:p>
-    <w:p>
-      <w:pPr>
-        <w:spacing w:line="336" w:lineRule="auto" w:after="180"/>
-        <w:shd w:fill="F1F6FC"/>
-      </w:pPr>
-      <w:r>
-        <w:rPr>
-          <w:b w:val="0"/>
-        </w:rPr>
-        <w:t>Teacher explanation: Control device, precision, workload, batch size, concurrency and timed boundary for a model-only comparison, or explicitly compare whole systems without attributing the result to the model alone.</w:t>
-      </w:r>
-    </w:p>
-    <w:p>
-      <w:pPr>
-        <w:spacing w:line="336" w:lineRule="auto" w:after="180"/>
-        <w:shd w:fill="F1F6FC"/>
-      </w:pPr>
-      <w:r>
-        <w:rPr>
-          <w:b w:val="0"/>
-        </w:rPr>
-        <w:t xml:space="preserve">Use the same quality cases, report repetitions and raw timings rather than one best trial, and count all </w:t>
-      </w:r>
-      <w:r>
-        <w:rPr>
-          <w:b/>
-        </w:rPr>
-        <w:t>training</w:t>
-      </w:r>
-      <w:r>
-        <w:rPr>
-          <w:b w:val="0"/>
-        </w:rPr>
-        <w:t xml:space="preserve"> trials and warm-up work in their appropriate budgets.</w:t>
-      </w:r>
-    </w:p>
-    <w:p>
-      <w:pPr>
-        <w:pStyle w:val="Heading3"/>
-      </w:pPr>
-      <w:r>
-        <w:t>Independent assessment and fresh retry</w:t>
-      </w:r>
-    </w:p>
-    <w:p>
-      <w:pPr>
-        <w:pStyle w:val="Heading3"/>
-      </w:pPr>
-      <w:r>
-        <w:t>Teacher key · Independent assessment and fresh retry</w:t>
-      </w:r>
-    </w:p>
-    <w:p>
-      <w:pPr>
-        <w:spacing w:line="336" w:lineRule="auto" w:after="180"/>
-        <w:shd w:fill="F1F6FC"/>
-      </w:pPr>
-      <w:r>
-        <w:rPr>
-          <w:b w:val="0"/>
-        </w:rPr>
-        <w:t>W4 requires P: 0.5 s, 10 ms, 100/s, 94 percent; Q: 0.4 s, 8 ms, 125/s, 90 percent; only P eligible; 11 parameters and 44 bytes.</w:t>
-      </w:r>
-    </w:p>
-    <w:p>
-      <w:pPr>
-        <w:spacing w:line="336" w:lineRule="auto" w:after="180"/>
-        <w:shd w:fill="F1F6FC"/>
-      </w:pPr>
-      <w:r>
-        <w:rPr>
-          <w:b w:val="0"/>
-        </w:rPr>
-        <w:t>Fresh retry: 40 shared cases, R times 0.8, 1.0, 0.6 seconds with 38 correct; S times 0.4, 0.6, 0.5 with 36 correct. Require 95 percent accuracy and at most 25 ms.</w:t>
-      </w:r>
-    </w:p>
-    <w:p>
-      <w:pPr>
-        <w:spacing w:line="336" w:lineRule="auto" w:after="180"/>
-        <w:shd w:fill="F1F6FC"/>
-      </w:pPr>
-      <w:r>
-        <w:rPr>
-          <w:b w:val="0"/>
-        </w:rPr>
-        <w:t>R gives 0.8 s, 20 ms, 50/s and 95 percent; S gives 0.5 s, 12.5 ms, 80/s and 90 percent. Only R qualifies. A 2 to 3 to 1 dense network has 13 parameters and 52 bytes at four bytes each.</w:t>
-      </w:r>
-    </w:p>
-    <w:p>
-      <w:pPr>
-        <w:pStyle w:val="Heading3"/>
-      </w:pPr>
-      <w:r>
-        <w:t>Assess independent transfer</w:t>
-      </w:r>
-    </w:p>
-    <w:p>
-      <w:pPr>
-        <w:pStyle w:val="Heading3"/>
-      </w:pPr>
-      <w:r>
-        <w:t>Independent question · withhold the key</w:t>
-      </w:r>
-    </w:p>
-    <w:p>
-      <w:pPr>
-        <w:spacing w:line="336" w:lineRule="auto" w:after="180"/>
-        <w:shd w:fill="F5F1FB"/>
-      </w:pPr>
-      <w:r>
-        <w:rPr>
-          <w:b w:val="0"/>
-        </w:rPr>
-        <w:t>Selected case: For 50 shared validation cases, P has times 0.6, 0.5, 0.4 seconds and 47 correct; Q has 0.3, 0.4, 0.5 seconds and 45 correct. Require at least 92 percent accuracy and at most 12 ms amortised time.</w:t>
-      </w:r>
-    </w:p>
-    <w:p>
-      <w:pPr>
-        <w:spacing w:line="336" w:lineRule="auto" w:after="180"/>
-        <w:shd w:fill="F5F1FB"/>
-      </w:pPr>
-      <w:r>
-        <w:rPr>
-          <w:b w:val="0"/>
-        </w:rPr>
-        <w:t xml:space="preserve">Give median times, amortised times, </w:t>
-      </w:r>
-      <w:r>
-        <w:rPr>
-          <w:b/>
-        </w:rPr>
-        <w:t>throughput</w:t>
-      </w:r>
-      <w:r>
-        <w:rPr>
-          <w:b w:val="0"/>
-        </w:rPr>
-        <w:t xml:space="preserve">, accuracy and eligible models. A separate dense network has dimensions 3 to 2 to 1 with one bias per </w:t>
-      </w:r>
-      <w:r>
-        <w:rPr>
-          <w:b/>
-        </w:rPr>
-        <w:t>output</w:t>
-      </w:r>
-      <w:r>
-        <w:rPr>
-          <w:b w:val="0"/>
-        </w:rPr>
-        <w:t>: find its parameter count and raw bytes at four bytes each.</w:t>
-      </w:r>
-    </w:p>
-    <w:p>
-      <w:pPr>
-        <w:pStyle w:val="Heading3"/>
-      </w:pPr>
-      <w:r>
-        <w:t>Selected case answer</w:t>
-      </w:r>
-    </w:p>
-    <w:p>
-      <w:pPr>
-        <w:pStyle w:val="Heading3"/>
-      </w:pPr>
-      <w:r>
-        <w:t>Teacher key · Selected case answer</w:t>
-      </w:r>
-    </w:p>
-    <w:p>
-      <w:pPr>
-        <w:spacing w:line="336" w:lineRule="auto" w:after="180"/>
-        <w:shd w:fill="F1F6FC"/>
-      </w:pPr>
-      <w:r>
-        <w:rPr>
-          <w:b w:val="0"/>
-        </w:rPr>
-        <w:t>Teacher explanation: P: median 0.5 s, 10 ms, 100 examples/s, accuracy 47 / 50 = 94 percent. Q: median 0.4 s, 8 ms, 125 examples/s, accuracy 45 / 50 = 90 percent. Only P qualifies.</w:t>
-      </w:r>
-    </w:p>
-    <w:p>
-      <w:pPr>
-        <w:spacing w:line="336" w:lineRule="auto" w:after="180"/>
-        <w:shd w:fill="F1F6FC"/>
-      </w:pPr>
-      <w:r>
-        <w:rPr>
-          <w:b w:val="0"/>
-        </w:rPr>
-        <w:t>The separate network has (3*2 + 2) + (2*1 + 1) = 11 parameters, or 44 raw bytes.</w:t>
+        <w:pStyle w:val="Heading2"/>
+      </w:pPr>
+      <w:r>
+        <w:t>Judge explanation,trace and limits</w:t>
       </w:r>
     </w:p>
     <w:tbl>
@@ -3801,54 +4058,55 @@
     </w:tbl>
     <w:p>
       <w:pPr>
-        <w:pStyle w:val="Heading3"/>
-      </w:pPr>
-      <w:r>
-        <w:t>Teacher key · Selected case answer</w:t>
+        <w:spacing w:line="336" w:lineRule="auto" w:after="180"/>
+      </w:pPr>
+      <w:r>
+        <w:rPr>
+          <w:b w:val="0"/>
+        </w:rPr>
+        <w:t>Record each dimension as not yet, with support, or independent. Accept a valid alternative procedure with a defensible trace.</w:t>
       </w:r>
     </w:p>
     <w:p>
       <w:pPr>
         <w:spacing w:line="336" w:lineRule="auto" w:after="180"/>
-        <w:shd w:fill="F1F6FC"/>
       </w:pPr>
       <w:r>
         <w:rPr>
           <w:b w:val="0"/>
         </w:rPr>
-        <w:t>Record each dimension as not yet, with support, or independent. Accept a valid alternative procedure with a defensible trace.</w:t>
+        <w:t xml:space="preserve">Do not penalise an honestly recorded model failure if the learner correctly explains its </w:t>
+      </w:r>
+      <w:r>
+        <w:rPr>
+          <w:b/>
+        </w:rPr>
+        <w:t>evidence</w:t>
+      </w:r>
+      <w:r>
+        <w:rPr>
+          <w:b w:val="0"/>
+        </w:rPr>
+        <w:t xml:space="preserve"> and limits.</w:t>
       </w:r>
     </w:p>
     <w:p>
       <w:pPr>
-        <w:spacing w:line="336" w:lineRule="auto" w:after="180"/>
-        <w:shd w:fill="F1F6FC"/>
-      </w:pPr>
-      <w:r>
-        <w:rPr>
-          <w:b w:val="0"/>
-        </w:rPr>
-        <w:t xml:space="preserve">Do not penalise an honestly recorded model failure if the learner correctly explains its </w:t>
-      </w:r>
-      <w:r>
-        <w:rPr>
-          <w:b/>
-        </w:rPr>
-        <w:t>evidence</w:t>
-      </w:r>
-      <w:r>
-        <w:rPr>
-          <w:b w:val="0"/>
-        </w:rPr>
-        <w:t xml:space="preserve"> and limits.</w:t>
+        <w:pStyle w:val="Heading2"/>
+      </w:pPr>
+      <w:r>
+        <w:t>Give one usable repair</w:t>
       </w:r>
     </w:p>
     <w:p>
       <w:pPr>
-        <w:pStyle w:val="Heading3"/>
-      </w:pPr>
-      <w:r>
-        <w:t>Feedback that the learner uses</w:t>
+        <w:spacing w:line="336" w:lineRule="auto" w:after="180"/>
+      </w:pPr>
+      <w:r>
+        <w:rPr>
+          <w:b w:val="0"/>
+        </w:rPr>
+        <w:t>Name the earliest unsupported step and give one action to repair it. Have the learner make that repair now and explain why. Then assess the relevant skill on a fresh, fully specified case.</w:t>
       </w:r>
     </w:p>
     <w:p>
@@ -3859,31 +4117,61 @@
         <w:rPr>
           <w:b w:val="0"/>
         </w:rPr>
-        <w:t>Name the earliest unsupported step and give one action to repair it. Have the learner make that repair now and explain why. Then assess the relevant skill on a fresh, fully specified case.</w:t>
+        <w:t>Confirm it was not previously practised with feedback; solve and check the new case before assigning it. A follow-up design prompt is a starting brief, not automatically an equivalent test.</w:t>
       </w:r>
     </w:p>
     <w:p>
       <w:pPr>
-        <w:spacing w:line="336" w:lineRule="auto" w:after="180"/>
-      </w:pPr>
-      <w:r>
-        <w:rPr>
-          <w:b w:val="0"/>
-        </w:rPr>
-        <w:t>Confirm it was not previously practised with feedback; solve and check the new case before assigning it. A follow-up design prompt is a starting brief, not automatically an equivalent test.</w:t>
+        <w:pStyle w:val="Heading2"/>
+      </w:pPr>
+      <w:r>
+        <w:t>W1 Summarise repeated timings</w:t>
       </w:r>
     </w:p>
     <w:p>
       <w:pPr>
-        <w:pStyle w:val="Heading1"/>
-      </w:pPr>
-      <w:r>
-        <w:t>06. Connect the project, support and next lesson</w:t>
+        <w:spacing w:line="336" w:lineRule="auto" w:after="180"/>
+      </w:pPr>
+      <w:r>
+        <w:rPr>
+          <w:b w:val="0"/>
+        </w:rPr>
+        <w:t xml:space="preserve">For A and B, calculate median pass time, amortised milliseconds per example and median-pass </w:t>
+      </w:r>
+      <w:r>
+        <w:rPr>
+          <w:b/>
+        </w:rPr>
+        <w:t>throughput</w:t>
+      </w:r>
+      <w:r>
+        <w:rPr>
+          <w:b w:val="0"/>
+        </w:rPr>
+        <w:t xml:space="preserve">. State the measured boundary and one </w:t>
+      </w:r>
+      <w:r>
+        <w:rPr>
+          <w:b/>
+        </w:rPr>
+        <w:t>latency</w:t>
+      </w:r>
+      <w:r>
+        <w:rPr>
+          <w:b w:val="0"/>
+        </w:rPr>
+        <w:t xml:space="preserve"> claim these numbers cannot support.</w:t>
       </w:r>
     </w:p>
     <w:p>
-      <w:r>
-        <w:t>Connect Efficiency and resource measurement to Image-pattern Network Investigation, adapt support and plan a later changed-case check.</w:t>
+      <w:pPr>
+        <w:spacing w:line="336" w:lineRule="auto" w:after="180"/>
+      </w:pPr>
+      <w:r>
+        <w:rPr>
+          <w:b w:val="0"/>
+        </w:rPr>
+        <w:t>Teacher explanation: A: 2.0 seconds, 20 ms per example, 50 examples per second. B: 1.2 seconds, 12 ms per example, about 83.33 examples per second.</w:t>
       </w:r>
     </w:p>
     <w:p>
@@ -3894,66 +4182,75 @@
         <w:rPr>
           <w:b w:val="0"/>
         </w:rPr>
-        <w:t xml:space="preserve">Add a labelled efficiency and resource measurement </w:t>
+        <w:t xml:space="preserve">The boundary covers 100 completed sequential </w:t>
       </w:r>
       <w:r>
         <w:rPr>
           <w:b/>
         </w:rPr>
-        <w:t>evidence</w:t>
+        <w:t>prediction</w:t>
       </w:r>
       <w:r>
         <w:rPr>
           <w:b w:val="0"/>
         </w:rPr>
-        <w:t xml:space="preserve"> sheet to Image-pattern Network Investigation. Show how you can calculate </w:t>
+        <w:t>s on pre</w:t>
       </w:r>
       <w:r>
         <w:rPr>
           <w:b/>
         </w:rPr>
-        <w:t>throughput</w:t>
+        <w:t>process</w:t>
       </w:r>
       <w:r>
         <w:rPr>
           <w:b w:val="0"/>
         </w:rPr>
-        <w:t xml:space="preserve"> and amortised time per example from repeated timings.</w:t>
+        <w:t xml:space="preserve">ed </w:t>
+      </w:r>
+      <w:r>
+        <w:rPr>
+          <w:b/>
+        </w:rPr>
+        <w:t>input</w:t>
+      </w:r>
+      <w:r>
+        <w:rPr>
+          <w:b w:val="0"/>
+        </w:rPr>
+        <w:t>s, excluding loading and pre</w:t>
+      </w:r>
+      <w:r>
+        <w:rPr>
+          <w:b/>
+        </w:rPr>
+        <w:t>process</w:t>
+      </w:r>
+      <w:r>
+        <w:rPr>
+          <w:b w:val="0"/>
+        </w:rPr>
+        <w:t xml:space="preserve">ing. It does not establish worst-case or percentile request </w:t>
+      </w:r>
+      <w:r>
+        <w:rPr>
+          <w:b/>
+        </w:rPr>
+        <w:t>latency</w:t>
+      </w:r>
+      <w:r>
+        <w:rPr>
+          <w:b w:val="0"/>
+        </w:rPr>
+        <w:t>.</w:t>
       </w:r>
     </w:p>
     <w:p>
       <w:pPr>
-        <w:spacing w:line="336" w:lineRule="auto" w:after="180"/>
-      </w:pPr>
-      <w:r>
-        <w:rPr>
-          <w:b w:val="0"/>
-        </w:rPr>
-        <w:t xml:space="preserve">Use the supplied fictional case and keep its </w:t>
-      </w:r>
-      <w:r>
-        <w:rPr>
-          <w:b/>
-        </w:rPr>
-        <w:t>input</w:t>
-      </w:r>
-      <w:r>
-        <w:rPr>
-          <w:b w:val="0"/>
-        </w:rPr>
-        <w:t xml:space="preserve">s, intermediate steps, calculation or </w:t>
-      </w:r>
-      <w:r>
-        <w:rPr>
-          <w:b/>
-        </w:rPr>
-        <w:t>prediction</w:t>
-      </w:r>
-      <w:r>
-        <w:rPr>
-          <w:b w:val="0"/>
-        </w:rPr>
-        <w:t>, and limitation. Connect this record to last week’s record; a matching answer without a trace is insufficient.</w:t>
+        <w:pStyle w:val="Heading2"/>
+      </w:pPr>
+      <w:r>
+        <w:t>W2 Compare under requirements</w:t>
       </w:r>
     </w:p>
     <w:p>
@@ -3964,19 +4261,19 @@
         <w:rPr>
           <w:b w:val="0"/>
         </w:rPr>
-        <w:t xml:space="preserve">Use a units ledger: seconds per pass, examples per pass, milliseconds per example and examples per second. Draw every dense connection and one bias per </w:t>
+        <w:t xml:space="preserve">With at least 91 correct out of 100 and at most 25 ms amortised time required, which model qualifies? Calculate B’s time reduction relative to A and explain why the percentage </w:t>
       </w:r>
       <w:r>
         <w:rPr>
           <w:b/>
         </w:rPr>
-        <w:t>output</w:t>
+        <w:t>throughput</w:t>
       </w:r>
       <w:r>
         <w:rPr>
           <w:b w:val="0"/>
         </w:rPr>
-        <w:t>.</w:t>
+        <w:t xml:space="preserve"> increase differs.</w:t>
       </w:r>
     </w:p>
     <w:p>
@@ -3987,31 +4284,19 @@
         <w:rPr>
           <w:b w:val="0"/>
         </w:rPr>
-        <w:t xml:space="preserve">Extension: compare median-pass </w:t>
+        <w:t xml:space="preserve">Teacher explanation: Only A qualifies; B misses the quality requirement. B reduces time by 8 / 20 = 40 percent. </w:t>
       </w:r>
       <w:r>
         <w:rPr>
           <w:b/>
         </w:rPr>
-        <w:t>throughput</w:t>
+        <w:t>Throughput</w:t>
       </w:r>
       <w:r>
         <w:rPr>
           <w:b w:val="0"/>
         </w:rPr>
-        <w:t xml:space="preserve"> with total examples divided by total elapsed time; explain why these can differ when pass durations vary. Neither alone measures a </w:t>
-      </w:r>
-      <w:r>
-        <w:rPr>
-          <w:b/>
-        </w:rPr>
-        <w:t>latency</w:t>
-      </w:r>
-      <w:r>
-        <w:rPr>
-          <w:b w:val="0"/>
-        </w:rPr>
-        <w:t xml:space="preserve"> percentile.</w:t>
+        <w:t xml:space="preserve"> rises from 50 to about 83.33, an increase of about 66.67 percent relative to 50.</w:t>
       </w:r>
     </w:p>
     <w:p>
@@ -4022,26 +4307,608 @@
         <w:rPr>
           <w:b w:val="0"/>
         </w:rPr>
-        <w:t>Week 32 documents a network experiment, preserving methods, data splits, versions, raw results, resource measurements and limitations.</w:t>
+        <w:t xml:space="preserve">Time and </w:t>
+      </w:r>
+      <w:r>
+        <w:rPr>
+          <w:b/>
+        </w:rPr>
+        <w:t>throughput</w:t>
+      </w:r>
+      <w:r>
+        <w:rPr>
+          <w:b w:val="0"/>
+        </w:rPr>
+        <w:t xml:space="preserve"> use different baseline denominators and are reciprocal for this fixed workload.</w:t>
       </w:r>
     </w:p>
     <w:p>
       <w:pPr>
-        <w:spacing w:line="336" w:lineRule="auto" w:after="180"/>
-      </w:pPr>
-      <w:r>
-        <w:rPr>
-          <w:b w:val="0"/>
-        </w:rPr>
-        <w:t>Retain the project ledger and assess a changed case after support. Check the relevant prerequisite before carrying this component forward.</w:t>
+        <w:pStyle w:val="Heading2"/>
+      </w:pPr>
+      <w:r>
+        <w:t>W3 Separate storage and memory</w:t>
       </w:r>
     </w:p>
     <w:p>
       <w:pPr>
+        <w:spacing w:line="336" w:lineRule="auto" w:after="180"/>
+      </w:pPr>
+      <w:r>
+        <w:rPr>
+          <w:b w:val="0"/>
+        </w:rPr>
+        <w:t xml:space="preserve">Count weights, biases and total parameters in the 4 to 3 to 2 network. Calculate raw parameter bytes at four bytes each. Explain why this cannot be reported as peak </w:t>
+      </w:r>
+      <w:r>
+        <w:rPr>
+          <w:b/>
+        </w:rPr>
+        <w:t>training</w:t>
+      </w:r>
+      <w:r>
+        <w:rPr>
+          <w:b w:val="0"/>
+        </w:rPr>
+        <w:t xml:space="preserve"> memory or an energy measurement.</w:t>
+      </w:r>
+    </w:p>
+    <w:p>
+      <w:pPr>
+        <w:spacing w:line="336" w:lineRule="auto" w:after="180"/>
+      </w:pPr>
+      <w:r>
+        <w:rPr>
+          <w:b w:val="0"/>
+        </w:rPr>
+        <w:t>Teacher explanation: There are 12 + 6 = 18 weights and 3 + 2 = 5 biases, totalling 23 parameters and 92 bytes. Activations, buffers, gradients, optimiser state and overhead can require additional memory.</w:t>
+      </w:r>
+    </w:p>
+    <w:p>
+      <w:pPr>
+        <w:spacing w:line="336" w:lineRule="auto" w:after="180"/>
+      </w:pPr>
+      <w:r>
+        <w:rPr>
+          <w:b w:val="0"/>
+        </w:rPr>
+        <w:t xml:space="preserve">Energy needs power-and-time </w:t>
+      </w:r>
+      <w:r>
+        <w:rPr>
+          <w:b/>
+        </w:rPr>
+        <w:t>evidence</w:t>
+      </w:r>
+      <w:r>
+        <w:rPr>
+          <w:b w:val="0"/>
+        </w:rPr>
+        <w:t xml:space="preserve">; parameter bytes alone provide neither peak </w:t>
+      </w:r>
+      <w:r>
+        <w:rPr>
+          <w:b/>
+        </w:rPr>
+        <w:t>training</w:t>
+      </w:r>
+      <w:r>
+        <w:rPr>
+          <w:b w:val="0"/>
+        </w:rPr>
+        <w:t xml:space="preserve"> memory nor energy.</w:t>
+      </w:r>
+    </w:p>
+    <w:p>
+      <w:pPr>
+        <w:pStyle w:val="Heading2"/>
+      </w:pPr>
+      <w:r>
+        <w:t>W5 Repair an unfair benchmark</w:t>
+      </w:r>
+    </w:p>
+    <w:p>
+      <w:pPr>
+        <w:spacing w:line="336" w:lineRule="auto" w:after="180"/>
+      </w:pPr>
+      <w:r>
+        <w:rPr>
+          <w:b w:val="0"/>
+        </w:rPr>
+        <w:t xml:space="preserve">A runs on one device with batch size 1; B runs on another with batch size 32. Only B’s fastest trial and the winning </w:t>
+      </w:r>
+      <w:r>
+        <w:rPr>
+          <w:b/>
+        </w:rPr>
+        <w:t>training</w:t>
+      </w:r>
+      <w:r>
+        <w:rPr>
+          <w:b w:val="0"/>
+        </w:rPr>
+        <w:t xml:space="preserve"> run are reported. Explain how to compare and report the results fairly.</w:t>
+      </w:r>
+    </w:p>
+    <w:p>
+      <w:pPr>
+        <w:spacing w:line="336" w:lineRule="auto" w:after="180"/>
+      </w:pPr>
+      <w:r>
+        <w:rPr>
+          <w:b w:val="0"/>
+        </w:rPr>
+        <w:t>Teacher explanation: Control device, precision, workload, batch size, concurrency and timed boundary for a model-only comparison, or explicitly compare whole systems without attributing the result to the model alone.</w:t>
+      </w:r>
+    </w:p>
+    <w:p>
+      <w:pPr>
+        <w:spacing w:line="336" w:lineRule="auto" w:after="180"/>
+      </w:pPr>
+      <w:r>
+        <w:rPr>
+          <w:b w:val="0"/>
+        </w:rPr>
+        <w:t xml:space="preserve">Use the same quality cases, report repetitions and raw timings rather than one best trial, and count all </w:t>
+      </w:r>
+      <w:r>
+        <w:rPr>
+          <w:b/>
+        </w:rPr>
+        <w:t>training</w:t>
+      </w:r>
+      <w:r>
+        <w:rPr>
+          <w:b w:val="0"/>
+        </w:rPr>
+        <w:t xml:space="preserve"> trials and warm-up work in their appropriate budgets.</w:t>
+      </w:r>
+    </w:p>
+    <w:p>
+      <w:pPr>
+        <w:pStyle w:val="Heading2"/>
+      </w:pPr>
+      <w:r>
+        <w:t>Earlier wording, alternatives and picture transcripts · reference / check after trying</w:t>
+      </w:r>
+    </w:p>
+    <w:p>
+      <w:pPr>
         <w:pStyle w:val="Heading3"/>
       </w:pPr>
       <w:r>
-        <w:t>Plan the delayed return</w:t>
+        <w:t>Guided and exit questions</w:t>
+      </w:r>
+    </w:p>
+    <w:p>
+      <w:pPr>
+        <w:spacing w:line="336" w:lineRule="auto" w:after="180"/>
+      </w:pPr>
+      <w:r>
+        <w:rPr>
+          <w:b w:val="0"/>
+        </w:rPr>
+        <w:t>Guided: under the alternative rule set in advance, A and B both qualify. B wins the declared lower-amortised-time tie-breaker, 12 versus 20 ms.</w:t>
+      </w:r>
+    </w:p>
+    <w:p>
+      <w:pPr>
+        <w:spacing w:line="336" w:lineRule="auto" w:after="180"/>
+      </w:pPr>
+      <w:r>
+        <w:rPr>
+          <w:b w:val="0"/>
+        </w:rPr>
+        <w:t xml:space="preserve">Exit: best depends on requirements and B fails the original quality rule; greener is unsupported without energy </w:t>
+      </w:r>
+      <w:r>
+        <w:rPr>
+          <w:b/>
+        </w:rPr>
+        <w:t>evidence</w:t>
+      </w:r>
+      <w:r>
+        <w:rPr>
+          <w:b w:val="0"/>
+        </w:rPr>
+        <w:t>.</w:t>
+      </w:r>
+    </w:p>
+    <w:p>
+      <w:pPr>
+        <w:spacing w:line="336" w:lineRule="auto" w:after="180"/>
+      </w:pPr>
+      <w:r>
+        <w:rPr>
+          <w:b w:val="0"/>
+        </w:rPr>
+        <w:t>Use identical workload and declared conditions or label a whole-system comparison, measure completed work, repeat timings, retain raw results and quality outcomes, and reserve final evaluation after selection.</w:t>
+      </w:r>
+    </w:p>
+    <w:p>
+      <w:pPr>
+        <w:pStyle w:val="Heading3"/>
+      </w:pPr>
+      <w:r>
+        <w:t>W1 Summarise repeated timings</w:t>
+      </w:r>
+    </w:p>
+    <w:p>
+      <w:pPr>
+        <w:pStyle w:val="Heading3"/>
+      </w:pPr>
+      <w:r>
+        <w:t>W2 Compare under requirements</w:t>
+      </w:r>
+    </w:p>
+    <w:p>
+      <w:pPr>
+        <w:pStyle w:val="Heading3"/>
+      </w:pPr>
+      <w:r>
+        <w:t>W3 Separate storage and memory</w:t>
+      </w:r>
+    </w:p>
+    <w:p>
+      <w:pPr>
+        <w:pStyle w:val="Heading3"/>
+      </w:pPr>
+      <w:r>
+        <w:t>W4 Evaluate a new case independently</w:t>
+      </w:r>
+    </w:p>
+    <w:p>
+      <w:pPr>
+        <w:spacing w:line="336" w:lineRule="auto" w:after="180"/>
+      </w:pPr>
+      <w:r>
+        <w:rPr>
+          <w:b w:val="0"/>
+        </w:rPr>
+        <w:t>For 50 shared validation cases, P has times 0.6, 0.5, 0.4 seconds and 47 correct; Q has 0.3, 0.4, 0.5 seconds and 45 correct. Require at least 92 percent accuracy and at most 12 ms amortised time.</w:t>
+      </w:r>
+    </w:p>
+    <w:p>
+      <w:pPr>
+        <w:spacing w:line="336" w:lineRule="auto" w:after="180"/>
+      </w:pPr>
+      <w:r>
+        <w:rPr>
+          <w:b w:val="0"/>
+        </w:rPr>
+        <w:t xml:space="preserve">Give median times, amortised times, </w:t>
+      </w:r>
+      <w:r>
+        <w:rPr>
+          <w:b/>
+        </w:rPr>
+        <w:t>throughput</w:t>
+      </w:r>
+      <w:r>
+        <w:rPr>
+          <w:b w:val="0"/>
+        </w:rPr>
+        <w:t xml:space="preserve">, accuracy and eligible models. A separate dense network has dimensions 3 to 2 to 1 with one bias per </w:t>
+      </w:r>
+      <w:r>
+        <w:rPr>
+          <w:b/>
+        </w:rPr>
+        <w:t>output</w:t>
+      </w:r>
+      <w:r>
+        <w:rPr>
+          <w:b w:val="0"/>
+        </w:rPr>
+        <w:t>: find its parameter count and raw bytes at four bytes each.</w:t>
+      </w:r>
+    </w:p>
+    <w:p>
+      <w:pPr>
+        <w:spacing w:line="336" w:lineRule="auto" w:after="180"/>
+      </w:pPr>
+      <w:r>
+        <w:rPr>
+          <w:b w:val="0"/>
+        </w:rPr>
+        <w:t>Teacher explanation: P: median 0.5 s, 10 ms, 100 examples/s, accuracy 47 / 50 = 94 percent. Q: median 0.4 s, 8 ms, 125 examples/s, accuracy 45 / 50 = 90 percent. Only P qualifies.</w:t>
+      </w:r>
+    </w:p>
+    <w:p>
+      <w:pPr>
+        <w:spacing w:line="336" w:lineRule="auto" w:after="180"/>
+      </w:pPr>
+      <w:r>
+        <w:rPr>
+          <w:b w:val="0"/>
+        </w:rPr>
+        <w:t>The separate network has (3*2 + 2) + (2*1 + 1) = 11 parameters, or 44 raw bytes.</w:t>
+      </w:r>
+    </w:p>
+    <w:p>
+      <w:pPr>
+        <w:pStyle w:val="Heading3"/>
+      </w:pPr>
+      <w:r>
+        <w:t>W5 Repair an unfair benchmark</w:t>
+      </w:r>
+    </w:p>
+    <w:p>
+      <w:pPr>
+        <w:pStyle w:val="Heading3"/>
+      </w:pPr>
+      <w:r>
+        <w:t>Independent assessment and fresh retry</w:t>
+      </w:r>
+    </w:p>
+    <w:p>
+      <w:pPr>
+        <w:spacing w:line="336" w:lineRule="auto" w:after="180"/>
+      </w:pPr>
+      <w:r>
+        <w:rPr>
+          <w:b w:val="0"/>
+        </w:rPr>
+        <w:t>W4 requires P: 0.5 s, 10 ms, 100/s, 94 percent; Q: 0.4 s, 8 ms, 125/s, 90 percent; only P eligible; 11 parameters and 44 bytes.</w:t>
+      </w:r>
+    </w:p>
+    <w:p>
+      <w:pPr>
+        <w:spacing w:line="336" w:lineRule="auto" w:after="180"/>
+      </w:pPr>
+      <w:r>
+        <w:rPr>
+          <w:b w:val="0"/>
+        </w:rPr>
+        <w:t>Fresh retry: 40 shared cases, R times 0.8, 1.0, 0.6 seconds with 38 correct; S times 0.4, 0.6, 0.5 with 36 correct. Require 95 percent accuracy and at most 25 ms.</w:t>
+      </w:r>
+    </w:p>
+    <w:p>
+      <w:pPr>
+        <w:spacing w:line="336" w:lineRule="auto" w:after="180"/>
+      </w:pPr>
+      <w:r>
+        <w:rPr>
+          <w:b w:val="0"/>
+        </w:rPr>
+        <w:t>R gives 0.8 s, 20 ms, 50/s and 95 percent; S gives 0.5 s, 12.5 ms, 80/s and 90 percent. Only R qualifies. A 2 to 3 to 1 dense network has 13 parameters and 52 bytes at four bytes each.</w:t>
+      </w:r>
+    </w:p>
+    <w:p>
+      <w:pPr>
+        <w:pStyle w:val="Heading3"/>
+      </w:pPr>
+      <w:r>
+        <w:t>Assess independent transfer</w:t>
+      </w:r>
+    </w:p>
+    <w:p>
+      <w:pPr>
+        <w:pStyle w:val="Heading3"/>
+      </w:pPr>
+      <w:r>
+        <w:t>Selected case answer</w:t>
+      </w:r>
+    </w:p>
+    <w:p>
+      <w:pPr>
+        <w:pStyle w:val="Heading3"/>
+      </w:pPr>
+      <w:r>
+        <w:t>Feedback that the learner uses</w:t>
+      </w:r>
+    </w:p>
+    <w:p>
+      <w:pPr>
+        <w:pStyle w:val="Heading1"/>
+      </w:pPr>
+      <w:r>
+        <w:t>06. Connect,support and revisit the mathematics</w:t>
+      </w:r>
+    </w:p>
+    <w:p>
+      <w:r>
+        <w:t>Use the saved evidence to choose the next step.</w:t>
+      </w:r>
+    </w:p>
+    <w:p>
+      <w:pPr>
+        <w:pStyle w:val="Heading2"/>
+      </w:pPr>
+      <w:r>
+        <w:t>Project and next-week bridge</w:t>
+      </w:r>
+    </w:p>
+    <w:p>
+      <w:pPr>
+        <w:spacing w:line="336" w:lineRule="auto" w:after="180"/>
+      </w:pPr>
+      <w:r>
+        <w:rPr>
+          <w:b w:val="0"/>
+        </w:rPr>
+        <w:t xml:space="preserve">Add a labelled efficiency and resource measurement </w:t>
+      </w:r>
+      <w:r>
+        <w:rPr>
+          <w:b/>
+        </w:rPr>
+        <w:t>evidence</w:t>
+      </w:r>
+      <w:r>
+        <w:rPr>
+          <w:b w:val="0"/>
+        </w:rPr>
+        <w:t xml:space="preserve"> sheet to Image-pattern Network Investigation. Show how you can calculate </w:t>
+      </w:r>
+      <w:r>
+        <w:rPr>
+          <w:b/>
+        </w:rPr>
+        <w:t>throughput</w:t>
+      </w:r>
+      <w:r>
+        <w:rPr>
+          <w:b w:val="0"/>
+        </w:rPr>
+        <w:t xml:space="preserve"> and amortised time per example from repeated timings.</w:t>
+      </w:r>
+    </w:p>
+    <w:p>
+      <w:pPr>
+        <w:spacing w:line="336" w:lineRule="auto" w:after="180"/>
+      </w:pPr>
+      <w:r>
+        <w:rPr>
+          <w:b w:val="0"/>
+        </w:rPr>
+        <w:t xml:space="preserve">Use the supplied fictional case and keep its </w:t>
+      </w:r>
+      <w:r>
+        <w:rPr>
+          <w:b/>
+        </w:rPr>
+        <w:t>input</w:t>
+      </w:r>
+      <w:r>
+        <w:rPr>
+          <w:b w:val="0"/>
+        </w:rPr>
+        <w:t xml:space="preserve">s, intermediate steps, calculation or </w:t>
+      </w:r>
+      <w:r>
+        <w:rPr>
+          <w:b/>
+        </w:rPr>
+        <w:t>prediction</w:t>
+      </w:r>
+      <w:r>
+        <w:rPr>
+          <w:b w:val="0"/>
+        </w:rPr>
+        <w:t>, and limitation. Connect this record to last week’s record; a matching answer without a trace is insufficient.</w:t>
+      </w:r>
+    </w:p>
+    <w:p>
+      <w:pPr>
+        <w:spacing w:line="336" w:lineRule="auto" w:after="180"/>
+      </w:pPr>
+      <w:r>
+        <w:rPr>
+          <w:b w:val="0"/>
+        </w:rPr>
+        <w:t xml:space="preserve">Use a units ledger: seconds per pass, examples per pass, milliseconds per example and examples per second. Draw every dense connection and one bias per </w:t>
+      </w:r>
+      <w:r>
+        <w:rPr>
+          <w:b/>
+        </w:rPr>
+        <w:t>output</w:t>
+      </w:r>
+      <w:r>
+        <w:rPr>
+          <w:b w:val="0"/>
+        </w:rPr>
+        <w:t>.</w:t>
+      </w:r>
+    </w:p>
+    <w:p>
+      <w:pPr>
+        <w:spacing w:line="336" w:lineRule="auto" w:after="180"/>
+      </w:pPr>
+      <w:r>
+        <w:rPr>
+          <w:b w:val="0"/>
+        </w:rPr>
+        <w:t xml:space="preserve">Extension: compare median-pass </w:t>
+      </w:r>
+      <w:r>
+        <w:rPr>
+          <w:b/>
+        </w:rPr>
+        <w:t>throughput</w:t>
+      </w:r>
+      <w:r>
+        <w:rPr>
+          <w:b w:val="0"/>
+        </w:rPr>
+        <w:t xml:space="preserve"> with total examples divided by total elapsed time; explain why these can differ when pass durations vary. Neither alone measures a </w:t>
+      </w:r>
+      <w:r>
+        <w:rPr>
+          <w:b/>
+        </w:rPr>
+        <w:t>latency</w:t>
+      </w:r>
+      <w:r>
+        <w:rPr>
+          <w:b w:val="0"/>
+        </w:rPr>
+        <w:t xml:space="preserve"> percentile.</w:t>
+      </w:r>
+    </w:p>
+    <w:p>
+      <w:pPr>
+        <w:spacing w:line="336" w:lineRule="auto" w:after="180"/>
+      </w:pPr>
+      <w:r>
+        <w:rPr>
+          <w:b w:val="0"/>
+        </w:rPr>
+        <w:t>Week 32 documents a network experiment, preserving methods, data splits, versions, raw results, resource measurements and limitations.</w:t>
+      </w:r>
+    </w:p>
+    <w:p>
+      <w:pPr>
+        <w:spacing w:line="336" w:lineRule="auto" w:after="180"/>
+      </w:pPr>
+      <w:r>
+        <w:rPr>
+          <w:b w:val="0"/>
+        </w:rPr>
+        <w:t>Retain the project ledger and assess a changed case after support. Check the relevant prerequisite before carrying this component forward.</w:t>
+      </w:r>
+    </w:p>
+    <w:p>
+      <w:pPr>
+        <w:spacing w:line="336" w:lineRule="auto" w:after="180"/>
+      </w:pPr>
+      <w:r>
+        <w:rPr>
+          <w:b w:val="0"/>
+        </w:rPr>
+        <w:t xml:space="preserve">For your Image-pattern Network Investigation, save the </w:t>
+      </w:r>
+      <w:r>
+        <w:rPr>
+          <w:b/>
+        </w:rPr>
+        <w:t>input</w:t>
+      </w:r>
+      <w:r>
+        <w:rPr>
+          <w:b w:val="0"/>
+        </w:rPr>
+        <w:t>, procedure, observed result and limitation of this check.</w:t>
+      </w:r>
+    </w:p>
+    <w:p>
+      <w:pPr>
+        <w:spacing w:line="336" w:lineRule="auto" w:after="180"/>
+      </w:pPr>
+      <w:r>
+        <w:rPr>
+          <w:b w:val="0"/>
+        </w:rPr>
+        <w:t>Label this worked example as practice; use a different, previously unreviewed case when checking independent understanding.</w:t>
+      </w:r>
+    </w:p>
+    <w:p>
+      <w:pPr>
+        <w:pStyle w:val="Heading2"/>
+      </w:pPr>
+      <w:r>
+        <w:t>Delayed return and support record</w:t>
       </w:r>
     </w:p>
     <w:p>
@@ -4258,44 +5125,26 @@
     </w:p>
     <w:p>
       <w:pPr>
-        <w:pStyle w:val="Heading3"/>
-      </w:pPr>
-      <w:r>
-        <w:t>Project evidence from this case</w:t>
+        <w:pStyle w:val="Heading2"/>
+      </w:pPr>
+      <w:r>
+        <w:t>Earlier wording, alternatives and picture transcripts · reference / check after trying</w:t>
       </w:r>
     </w:p>
     <w:p>
       <w:pPr>
-        <w:spacing w:line="336" w:lineRule="auto" w:after="180"/>
-      </w:pPr>
-      <w:r>
-        <w:rPr>
-          <w:b w:val="0"/>
-        </w:rPr>
-        <w:t xml:space="preserve">For your Image-pattern Network Investigation, save the </w:t>
-      </w:r>
-      <w:r>
-        <w:rPr>
-          <w:b/>
-        </w:rPr>
-        <w:t>input</w:t>
-      </w:r>
-      <w:r>
-        <w:rPr>
-          <w:b w:val="0"/>
-        </w:rPr>
-        <w:t>, procedure, observed result and limitation of this check.</w:t>
+        <w:pStyle w:val="Heading3"/>
+      </w:pPr>
+      <w:r>
+        <w:t>Plan the delayed return</w:t>
       </w:r>
     </w:p>
     <w:p>
       <w:pPr>
-        <w:spacing w:line="336" w:lineRule="auto" w:after="180"/>
-      </w:pPr>
-      <w:r>
-        <w:rPr>
-          <w:b w:val="0"/>
-        </w:rPr>
-        <w:t>Label this worked example as practice; use a different, previously unreviewed case when checking independent understanding.</w:t>
+        <w:pStyle w:val="Heading3"/>
+      </w:pPr>
+      <w:r>
+        <w:t>Project evidence from this case</w:t>
       </w:r>
     </w:p>
     <w:p>
@@ -4303,26 +5152,33 @@
         <w:pStyle w:val="Heading1"/>
       </w:pPr>
       <w:r>
-        <w:t>07. Prepare, teach and assess</w:t>
+        <w:t>Reference bank and extra practice</w:t>
       </w:r>
     </w:p>
     <w:p>
-      <w:r>
-        <w:t>Use this preparation summary alongside the detailed Efficiency and resource measurement lesson; it is a checklist rather than a replacement for the full sequence.</w:t>
+      <w:pPr>
+        <w:pStyle w:val="Heading1"/>
+      </w:pPr>
+      <w:r>
+        <w:t>07. Reference · Alternative planning checklist</w:t>
       </w:r>
     </w:p>
     <w:p>
-      <w:pPr>
-        <w:pStyle w:val="Heading3"/>
-      </w:pPr>
-      <w:r>
-        <w:t>Teaching target</w:t>
+      <w:r>
+        <w:t>Use alongside the main route when helpful.</w:t>
       </w:r>
     </w:p>
     <w:p>
       <w:pPr>
+        <w:pStyle w:val="Heading2"/>
+      </w:pPr>
+      <w:r>
+        <w:t>Planning,assessment and project reminders</w:t>
+      </w:r>
+    </w:p>
+    <w:p>
+      <w:pPr>
         <w:spacing w:line="336" w:lineRule="auto" w:after="180"/>
-        <w:shd w:fill="EDF7F3"/>
       </w:pPr>
       <w:r>
         <w:rPr>
@@ -4545,52 +5401,53 @@
     </w:p>
     <w:p>
       <w:pPr>
-        <w:pStyle w:val="Heading3"/>
-      </w:pPr>
-      <w:r>
-        <w:t>Supported practice answer</w:t>
+        <w:spacing w:line="336" w:lineRule="auto" w:after="180"/>
+      </w:pPr>
+      <w:r>
+        <w:rPr>
+          <w:b w:val="0"/>
+        </w:rPr>
+        <w:t>Reasoned practice answer: Teacher explanation: Only A qualifies; B misses the quality requirement. B reduces time by 8 / 20 = 40 percent.</w:t>
       </w:r>
     </w:p>
     <w:p>
       <w:pPr>
         <w:spacing w:line="336" w:lineRule="auto" w:after="180"/>
-        <w:shd w:fill="F1F6FC"/>
-      </w:pPr>
+      </w:pPr>
+      <w:r>
+        <w:rPr>
+          <w:b/>
+        </w:rPr>
+        <w:t>Throughput</w:t>
+      </w:r>
       <w:r>
         <w:rPr>
           <w:b w:val="0"/>
         </w:rPr>
-        <w:t>Reasoned practice answer: Teacher explanation: Only A qualifies; B misses the quality requirement. B reduces time by 8 / 20 = 40 percent.</w:t>
+        <w:t xml:space="preserve"> rises from 50 to about 83.33, an increase of about 66.67 percent relative to 50. Time and </w:t>
+      </w:r>
+      <w:r>
+        <w:rPr>
+          <w:b/>
+        </w:rPr>
+        <w:t>throughput</w:t>
+      </w:r>
+      <w:r>
+        <w:rPr>
+          <w:b w:val="0"/>
+        </w:rPr>
+        <w:t xml:space="preserve"> use different baseline denominators and are reciprocal for this fixed workload.</w:t>
       </w:r>
     </w:p>
     <w:p>
       <w:pPr>
         <w:spacing w:line="336" w:lineRule="auto" w:after="180"/>
-        <w:shd w:fill="F1F6FC"/>
-      </w:pPr>
-      <w:r>
-        <w:rPr>
-          <w:b/>
-        </w:rPr>
-        <w:t>Throughput</w:t>
-      </w:r>
+      </w:pPr>
       <w:r>
         <w:rPr>
           <w:b w:val="0"/>
         </w:rPr>
-        <w:t xml:space="preserve"> rises from 50 to about 83.33, an increase of about 66.67 percent relative to 50. Time and </w:t>
-      </w:r>
-      <w:r>
-        <w:rPr>
-          <w:b/>
-        </w:rPr>
-        <w:t>throughput</w:t>
-      </w:r>
-      <w:r>
-        <w:rPr>
-          <w:b w:val="0"/>
-        </w:rPr>
-        <w:t xml:space="preserve"> use different baseline denominators and are reciprocal for this fixed workload.</w:t>
+        <w:t>Check every learner before discussion: Use the worked case for Efficiency and resource measurement. Proposed explanation: “Fewer parameters always means faster”. Decide whether this explanation is supported.</w:t>
       </w:r>
     </w:p>
     <w:p>
@@ -4601,7 +5458,7 @@
         <w:rPr>
           <w:b w:val="0"/>
         </w:rPr>
-        <w:t>Check every learner before discussion: Use the worked case for Efficiency and resource measurement. Proposed explanation: “Fewer parameters always means faster”. Decide whether this explanation is supported.</w:t>
+        <w:t>Point to the step or supplied fact that decides; explain your repair if needed.</w:t>
       </w:r>
     </w:p>
     <w:p>
@@ -4612,117 +5469,69 @@
         <w:rPr>
           <w:b w:val="0"/>
         </w:rPr>
-        <w:t>Point to the step or supplied fact that decides; explain your repair if needed.</w:t>
+        <w:t>Misconception repair: Hardware, operations, memory access, precision and implementation affect runtime; measure the declared workload.</w:t>
       </w:r>
     </w:p>
     <w:p>
       <w:pPr>
-        <w:pStyle w:val="Heading3"/>
-      </w:pPr>
-      <w:r>
-        <w:t>Repair the misconception</w:t>
+        <w:spacing w:line="336" w:lineRule="auto" w:after="180"/>
+      </w:pPr>
+      <w:r>
+        <w:rPr>
+          <w:b w:val="0"/>
+        </w:rPr>
+        <w:t xml:space="preserve">Support: read the exact case aloud, enlarge the labelled picture, supply </w:t>
+      </w:r>
+      <w:r>
+        <w:rPr>
+          <w:b/>
+        </w:rPr>
+        <w:t>input</w:t>
+      </w:r>
+      <w:r>
+        <w:rPr>
+          <w:b w:val="0"/>
+        </w:rPr>
+        <w:t xml:space="preserve"> cards and model only the first deciding step. Accept a spoken explanation or drawing; retain the reasoning goal.</w:t>
       </w:r>
     </w:p>
     <w:p>
       <w:pPr>
         <w:spacing w:line="336" w:lineRule="auto" w:after="180"/>
-        <w:shd w:fill="FFF5E6"/>
       </w:pPr>
       <w:r>
         <w:rPr>
           <w:b w:val="0"/>
         </w:rPr>
-        <w:t>Misconception repair: Hardware, operations, memory access, precision and implementation affect runtime; measure the declared workload.</w:t>
+        <w:t xml:space="preserve">Extension: Lower the accuracy requirement to90% before a new selection exercise. Require a </w:t>
+      </w:r>
+      <w:r>
+        <w:rPr>
+          <w:b/>
+        </w:rPr>
+        <w:t>prediction</w:t>
+      </w:r>
+      <w:r>
+        <w:rPr>
+          <w:b w:val="0"/>
+        </w:rPr>
+        <w:t xml:space="preserve"> and a reason before comparing. Expected result: Both become eligible; Q has the smaller measured mean amortised time.</w:t>
       </w:r>
     </w:p>
     <w:p>
       <w:pPr>
-        <w:pStyle w:val="Heading3"/>
-      </w:pPr>
-      <w:r>
-        <w:t>Support without giving away the answer</w:t>
+        <w:spacing w:line="336" w:lineRule="auto" w:after="180"/>
+      </w:pPr>
+      <w:r>
+        <w:rPr>
+          <w:b w:val="0"/>
+        </w:rPr>
+        <w:t>Reason: The acceptance contract changed; Q’s measured accuracy did not improve.</w:t>
       </w:r>
     </w:p>
     <w:p>
       <w:pPr>
         <w:spacing w:line="336" w:lineRule="auto" w:after="180"/>
-        <w:shd w:fill="F1F6F8"/>
-      </w:pPr>
-      <w:r>
-        <w:rPr>
-          <w:b w:val="0"/>
-        </w:rPr>
-        <w:t xml:space="preserve">Support: read the exact case aloud, enlarge the labelled picture, supply </w:t>
-      </w:r>
-      <w:r>
-        <w:rPr>
-          <w:b/>
-        </w:rPr>
-        <w:t>input</w:t>
-      </w:r>
-      <w:r>
-        <w:rPr>
-          <w:b w:val="0"/>
-        </w:rPr>
-        <w:t xml:space="preserve"> cards and model only the first deciding step. Accept a spoken explanation or drawing; retain the reasoning goal.</w:t>
-      </w:r>
-    </w:p>
-    <w:p>
-      <w:pPr>
-        <w:pStyle w:val="Heading3"/>
-      </w:pPr>
-      <w:r>
-        <w:t>Extend the reasoning</w:t>
-      </w:r>
-    </w:p>
-    <w:p>
-      <w:pPr>
-        <w:spacing w:line="336" w:lineRule="auto" w:after="180"/>
-        <w:shd w:fill="F5F1FB"/>
-      </w:pPr>
-      <w:r>
-        <w:rPr>
-          <w:b w:val="0"/>
-        </w:rPr>
-        <w:t xml:space="preserve">Extension: Lower the accuracy requirement to90% before a new selection exercise. Require a </w:t>
-      </w:r>
-      <w:r>
-        <w:rPr>
-          <w:b/>
-        </w:rPr>
-        <w:t>prediction</w:t>
-      </w:r>
-      <w:r>
-        <w:rPr>
-          <w:b w:val="0"/>
-        </w:rPr>
-        <w:t xml:space="preserve"> and a reason before comparing. Expected result: Both become eligible; Q has the smaller measured mean amortised time.</w:t>
-      </w:r>
-    </w:p>
-    <w:p>
-      <w:pPr>
-        <w:spacing w:line="336" w:lineRule="auto" w:after="180"/>
-        <w:shd w:fill="F5F1FB"/>
-      </w:pPr>
-      <w:r>
-        <w:rPr>
-          <w:b w:val="0"/>
-        </w:rPr>
-        <w:t>Reason: The acceptance contract changed; Q’s measured accuracy did not improve.</w:t>
-      </w:r>
-    </w:p>
-    <w:p>
-      <w:pPr>
-        <w:pStyle w:val="Heading3"/>
-      </w:pPr>
-      <w:r>
-        <w:t>Protect the independent attempt</w:t>
-      </w:r>
-    </w:p>
-    <w:p>
-      <w:pPr>
-        <w:spacing w:line="336" w:lineRule="auto" w:after="180"/>
-        <w:shd w:fill="FFF5E6"/>
       </w:pPr>
       <w:r>
         <w:rPr>
@@ -4917,22 +5726,36 @@
     </w:tbl>
     <w:p>
       <w:pPr>
-        <w:pStyle w:val="Heading3"/>
-      </w:pPr>
-      <w:r>
-        <w:t>Project checkpoint</w:t>
+        <w:spacing w:line="336" w:lineRule="auto" w:after="180"/>
+      </w:pPr>
+      <w:r>
+        <w:rPr>
+          <w:b w:val="0"/>
+        </w:rPr>
+        <w:t xml:space="preserve">Project checkpoint: Present and defend. Demonstrate the system, explain one failure and justify the next improvement with </w:t>
+      </w:r>
+      <w:r>
+        <w:rPr>
+          <w:b/>
+        </w:rPr>
+        <w:t>evidence</w:t>
+      </w:r>
+      <w:r>
+        <w:rPr>
+          <w:b w:val="0"/>
+        </w:rPr>
+        <w:t>.</w:t>
       </w:r>
     </w:p>
     <w:p>
       <w:pPr>
         <w:spacing w:line="336" w:lineRule="auto" w:after="180"/>
-        <w:shd w:fill="EDF7F3"/>
       </w:pPr>
       <w:r>
         <w:rPr>
           <w:b w:val="0"/>
         </w:rPr>
-        <w:t xml:space="preserve">Project checkpoint: Present and defend. Demonstrate the system, explain one failure and justify the next improvement with </w:t>
+        <w:t xml:space="preserve">Use the weekly teacher answer for topic-specific reasoning. A saved progress tick is an activity record; judge mastery from the learner’s explanation and </w:t>
       </w:r>
       <w:r>
         <w:rPr>
@@ -4949,38 +5772,23 @@
     </w:p>
     <w:p>
       <w:pPr>
-        <w:spacing w:line="336" w:lineRule="auto" w:after="180"/>
-      </w:pPr>
-      <w:r>
-        <w:rPr>
-          <w:b w:val="0"/>
-        </w:rPr>
-        <w:t xml:space="preserve">Use the weekly teacher answer for topic-specific reasoning. A saved progress tick is an activity record; judge mastery from the learner’s explanation and </w:t>
-      </w:r>
-      <w:r>
-        <w:rPr>
-          <w:b/>
-        </w:rPr>
-        <w:t>evidence</w:t>
-      </w:r>
-      <w:r>
-        <w:rPr>
-          <w:b w:val="0"/>
-        </w:rPr>
-        <w:t>.</w:t>
+        <w:pStyle w:val="Heading1"/>
+      </w:pPr>
+      <w:r>
+        <w:t>08. Reference · Feedback,labs and repair paths</w:t>
       </w:r>
     </w:p>
     <w:p>
-      <w:pPr>
-        <w:pStyle w:val="Heading1"/>
-      </w:pPr>
-      <w:r>
-        <w:t>08. Use feedback, labs and repair paths</w:t>
+      <w:r>
+        <w:t>Retain the first attempt and the evidence used for a repair.</w:t>
       </w:r>
     </w:p>
     <w:p>
-      <w:r>
-        <w:t>Use feedback, earlier review and portfolios purposefully. Apply the coding routine only when this lesson has an executable lab.</w:t>
+      <w:pPr>
+        <w:pStyle w:val="Heading2"/>
+      </w:pPr>
+      <w:r>
+        <w:t>Feedback and record guidance</w:t>
       </w:r>
     </w:p>
     <w:p>
@@ -5079,40 +5887,17 @@
         <w:pStyle w:val="Heading1"/>
       </w:pPr>
       <w:r>
-        <w:t>09. Visual concept journey</w:t>
+        <w:t>09. Reference · Teach with the six pictures</w:t>
       </w:r>
     </w:p>
     <w:p>
       <w:r>
-        <w:t>Show one Efficiency and resource measurement graphic at a time, request a prediction and discuss its trace before the independent assessment.</w:t>
+        <w:t>Choose one picture for a particular reasoning move.</w:t>
       </w:r>
     </w:p>
     <w:p>
       <w:pPr>
-        <w:spacing w:line="336" w:lineRule="auto" w:after="180"/>
-      </w:pPr>
-      <w:r>
-        <w:rPr>
-          <w:b w:val="0"/>
-        </w:rPr>
-        <w:t xml:space="preserve">Use one picture at a time. Hide a worked result before asking for a </w:t>
-      </w:r>
-      <w:r>
-        <w:rPr>
-          <w:b/>
-        </w:rPr>
-        <w:t>prediction</w:t>
-      </w:r>
-      <w:r>
-        <w:rPr>
-          <w:b w:val="0"/>
-        </w:rPr>
-        <w:t>, then reveal it for feedback. These are supported teaching cases; retain the separate independent assessment for a fresh first attempt.</w:t>
-      </w:r>
-    </w:p>
-    <w:p>
-      <w:pPr>
-        <w:pStyle w:val="Heading3"/>
+        <w:pStyle w:val="Heading2"/>
       </w:pPr>
       <w:r>
         <w:t>01. Efficiency and resource measurement: the case</w:t>
@@ -5123,7 +5908,7 @@
         <w:drawing>
           <wp:inline xmlns:a="http://schemas.openxmlformats.org/drawingml/2006/main" xmlns:pic="http://schemas.openxmlformats.org/drawingml/2006/picture">
             <wp:extent cx="5486400" cy="3438144"/>
-            <wp:docPr id="3" name="Picture 3" descr="Compare speed and quality under the same case count and acceptance contract. Supplied facts: Both evaluate 40 cases. P times [0.32, 0.40, 0.48]seconds, 38 correct; Q times [0.20, 0.24, 0.28]seconds, 36 correct. Requireaccuracy&gt;=93% and mean amortised time&lt;=12 ms/case. All inputs and outcomes in this worked example are invented classroom data; no real model run is claimed."/>
+            <wp:docPr id="4" name="Picture 4" descr="Compare speed and quality under the same case count and acceptance contract. Supplied facts: Both evaluate 40 cases. P times [0.32, 0.40, 0.48]seconds, 38 correct; Q times [0.20, 0.24, 0.28]seconds, 36 correct. Requireaccuracy&gt;=93% and mean amortised time&lt;=12 ms/case. All inputs and outcomes in this worked example are invented classroom data; no real model run is claimed."/>
             <wp:cNvGraphicFramePr>
               <a:graphicFrameLocks noChangeAspect="1"/>
             </wp:cNvGraphicFramePr>
@@ -5135,7 +5920,7 @@
                     <pic:cNvPicPr/>
                   </pic:nvPicPr>
                   <pic:blipFill>
-                    <a:blip r:embed="rId11"/>
+                    <a:blip r:embed="rId12"/>
                     <a:stretch>
                       <a:fillRect/>
                     </a:stretch>
@@ -5191,7 +5976,6 @@
     <w:p>
       <w:pPr>
         <w:spacing w:line="336" w:lineRule="auto" w:after="180"/>
-        <w:shd w:fill="F5F1FB"/>
       </w:pPr>
       <w:r>
         <w:rPr>
@@ -5202,27 +5986,18 @@
     </w:p>
     <w:p>
       <w:pPr>
-        <w:pStyle w:val="Heading3"/>
-      </w:pPr>
-      <w:r>
-        <w:t>Discuss while showing the picture</w:t>
+        <w:spacing w:line="336" w:lineRule="auto" w:after="180"/>
+      </w:pPr>
+      <w:r>
+        <w:rPr>
+          <w:b w:val="0"/>
+        </w:rPr>
+        <w:t>Teacher prompt: Point to the given fact that matters most. Explain why it matters. Ask learners to describe one label or arrow in ordinary words. Use the adjacent transcript if the image is difficult to see.</w:t>
       </w:r>
     </w:p>
     <w:p>
       <w:pPr>
-        <w:spacing w:line="336" w:lineRule="auto" w:after="180"/>
-        <w:shd w:fill="F1F6F8"/>
-      </w:pPr>
-      <w:r>
-        <w:rPr>
-          <w:b w:val="0"/>
-        </w:rPr>
-        <w:t>Teacher prompt: Point to the given fact that matters most. Explain why it matters. Ask learners to describe one label or arrow in ordinary words. Use the adjacent transcript if the image is difficult to see.</w:t>
-      </w:r>
-    </w:p>
-    <w:p>
-      <w:pPr>
-        <w:pStyle w:val="Heading3"/>
+        <w:pStyle w:val="Heading2"/>
       </w:pPr>
       <w:r>
         <w:t>02. Follow the deciding steps</w:t>
@@ -5233,7 +6008,7 @@
         <w:drawing>
           <wp:inline xmlns:a="http://schemas.openxmlformats.org/drawingml/2006/main" xmlns:pic="http://schemas.openxmlformats.org/drawingml/2006/picture">
             <wp:extent cx="5486400" cy="3182112"/>
-            <wp:docPr id="4" name="Picture 4" descr="Summarise P: Mean time 0.40s; 10 ms/case; accuracy 38/40=95%: passes both. → Summarise Q: Mean time 0.24s; 6 ms/case; accuracy 36/40=90%: fails quality. → Choose eligible candidate: P meets the declared contract; Q is faster but ineligible."/>
+            <wp:docPr id="5" name="Picture 5" descr="Summarise P: Mean time 0.40s; 10 ms/case; accuracy 38/40=95%: passes both. → Summarise Q: Mean time 0.24s; 6 ms/case; accuracy 36/40=90%: fails quality. → Choose eligible candidate: P meets the declared contract; Q is faster but ineligible."/>
             <wp:cNvGraphicFramePr>
               <a:graphicFrameLocks noChangeAspect="1"/>
             </wp:cNvGraphicFramePr>
@@ -5245,7 +6020,7 @@
                     <pic:cNvPicPr/>
                   </pic:nvPicPr>
                   <pic:blipFill>
-                    <a:blip r:embed="rId12"/>
+                    <a:blip r:embed="rId9"/>
                     <a:stretch>
                       <a:fillRect/>
                     </a:stretch>
@@ -5278,7 +6053,6 @@
     <w:p>
       <w:pPr>
         <w:spacing w:line="336" w:lineRule="auto" w:after="180"/>
-        <w:shd w:fill="F5F1FB"/>
       </w:pPr>
       <w:r>
         <w:rPr>
@@ -5301,39 +6075,30 @@
     </w:p>
     <w:p>
       <w:pPr>
-        <w:pStyle w:val="Heading3"/>
-      </w:pPr>
-      <w:r>
-        <w:t>Discuss while showing the picture</w:t>
+        <w:spacing w:line="336" w:lineRule="auto" w:after="180"/>
+      </w:pPr>
+      <w:r>
+        <w:rPr>
+          <w:b w:val="0"/>
+        </w:rPr>
+        <w:t xml:space="preserve">Teacher prompt: Point to each numbered stage and explain which recorded </w:t>
+      </w:r>
+      <w:r>
+        <w:rPr>
+          <w:b/>
+        </w:rPr>
+        <w:t>input</w:t>
+      </w:r>
+      <w:r>
+        <w:rPr>
+          <w:b w:val="0"/>
+        </w:rPr>
+        <w:t xml:space="preserve"> it uses. Ask learners to describe one label or arrow in ordinary words. Use the adjacent transcript if the image is difficult to see.</w:t>
       </w:r>
     </w:p>
     <w:p>
       <w:pPr>
-        <w:spacing w:line="336" w:lineRule="auto" w:after="180"/>
-        <w:shd w:fill="F1F6F8"/>
-      </w:pPr>
-      <w:r>
-        <w:rPr>
-          <w:b w:val="0"/>
-        </w:rPr>
-        <w:t xml:space="preserve">Teacher prompt: Point to each numbered stage and explain which recorded </w:t>
-      </w:r>
-      <w:r>
-        <w:rPr>
-          <w:b/>
-        </w:rPr>
-        <w:t>input</w:t>
-      </w:r>
-      <w:r>
-        <w:rPr>
-          <w:b w:val="0"/>
-        </w:rPr>
-        <w:t xml:space="preserve"> it uses. Ask learners to describe one label or arrow in ordinary words. Use the adjacent transcript if the image is difficult to see.</w:t>
-      </w:r>
-    </w:p>
-    <w:p>
-      <w:pPr>
-        <w:pStyle w:val="Heading3"/>
+        <w:pStyle w:val="Heading2"/>
       </w:pPr>
       <w:r>
         <w:t>03. Mean amortised time, not single-request latency</w:t>
@@ -5344,7 +6109,7 @@
         <w:drawing>
           <wp:inline xmlns:a="http://schemas.openxmlformats.org/drawingml/2006/main" xmlns:pic="http://schemas.openxmlformats.org/drawingml/2006/picture">
             <wp:extent cx="5486400" cy="2834640"/>
-            <wp:docPr id="5" name="Picture 5" descr="Mean amortised time, not single-request latency. Units: ms per case. P: 10. Q: 6."/>
+            <wp:docPr id="6" name="Picture 6" descr="Mean amortised time, not single-request latency. Units: ms per case. P: 10. Q: 6."/>
             <wp:cNvGraphicFramePr>
               <a:graphicFrameLocks noChangeAspect="1"/>
             </wp:cNvGraphicFramePr>
@@ -5401,7 +6166,6 @@
     <w:p>
       <w:pPr>
         <w:spacing w:line="336" w:lineRule="auto" w:after="180"/>
-        <w:shd w:fill="F5F1FB"/>
       </w:pPr>
       <w:r>
         <w:rPr>
@@ -5412,39 +6176,29 @@
     </w:p>
     <w:p>
       <w:pPr>
-        <w:pStyle w:val="Heading3"/>
-      </w:pPr>
-      <w:r>
-        <w:t>Discuss while showing the picture</w:t>
+        <w:spacing w:line="336" w:lineRule="auto" w:after="180"/>
+      </w:pPr>
+      <w:r>
+        <w:rPr>
+          <w:b w:val="0"/>
+        </w:rPr>
+        <w:t>Teacher prompt: Read the labels and values. Explain the relationship the model shows. Ask learners to describe one label or arrow in ordinary words. Use the adjacent transcript if the image is difficult to see.</w:t>
       </w:r>
     </w:p>
     <w:p>
       <w:pPr>
         <w:spacing w:line="336" w:lineRule="auto" w:after="180"/>
-        <w:shd w:fill="F1F6F8"/>
       </w:pPr>
       <w:r>
         <w:rPr>
           <w:b w:val="0"/>
         </w:rPr>
-        <w:t>Teacher prompt: Read the labels and values. Explain the relationship the model shows. Ask learners to describe one label or arrow in ordinary words. Use the adjacent transcript if the image is difficult to see.</w:t>
+        <w:t>Check row/column meanings, units and denominators before discussing a difference. Supplied toy values are not real class or model results.</w:t>
       </w:r>
     </w:p>
     <w:p>
       <w:pPr>
-        <w:spacing w:line="336" w:lineRule="auto" w:after="180"/>
-        <w:shd w:fill="F1F6F8"/>
-      </w:pPr>
-      <w:r>
-        <w:rPr>
-          <w:b w:val="0"/>
-        </w:rPr>
-        <w:t>Check row/column meanings, units and denominators before discussing a difference. Supplied toy values are not real class or model results.</w:t>
-      </w:r>
-    </w:p>
-    <w:p>
-      <w:pPr>
-        <w:pStyle w:val="Heading3"/>
+        <w:pStyle w:val="Heading2"/>
       </w:pPr>
       <w:r>
         <w:t>04. Change one thing. Trace what follows.</w:t>
@@ -5455,7 +6209,7 @@
         <w:drawing>
           <wp:inline xmlns:a="http://schemas.openxmlformats.org/drawingml/2006/main" xmlns:pic="http://schemas.openxmlformats.org/drawingml/2006/picture">
             <wp:extent cx="5486400" cy="3026664"/>
-            <wp:docPr id="6" name="Picture 6" descr="Original case: P meets the declared contract; Q is faster but ineligible. Changed condition: Lower the accuracy requirement to90% before a new selection exercise. Expected result: Both become eligible; Q has the smaller measured mean amortised time. Reason: The acceptance contract changed; Q’s measured accuracy did not improve."/>
+            <wp:docPr id="7" name="Picture 7" descr="Original case: P meets the declared contract; Q is faster but ineligible. Changed condition: Lower the accuracy requirement to90% before a new selection exercise. Expected result: Both become eligible; Q has the smaller measured mean amortised time. Reason: The acceptance contract changed; Q’s measured accuracy did not improve."/>
             <wp:cNvGraphicFramePr>
               <a:graphicFrameLocks noChangeAspect="1"/>
             </wp:cNvGraphicFramePr>
@@ -5511,7 +6265,6 @@
     <w:p>
       <w:pPr>
         <w:spacing w:line="336" w:lineRule="auto" w:after="180"/>
-        <w:shd w:fill="F5F1FB"/>
       </w:pPr>
       <w:r>
         <w:rPr>
@@ -5522,39 +6275,29 @@
     </w:p>
     <w:p>
       <w:pPr>
-        <w:pStyle w:val="Heading3"/>
-      </w:pPr>
-      <w:r>
-        <w:t>Discuss while showing the picture</w:t>
+        <w:spacing w:line="336" w:lineRule="auto" w:after="180"/>
+      </w:pPr>
+      <w:r>
+        <w:rPr>
+          <w:b w:val="0"/>
+        </w:rPr>
+        <w:t>Teacher prompt: Predict before checking the worked changed-case result. Name what changed and what the supplied facts allow you to conclude. Ask learners to describe one label or arrow in ordinary words.</w:t>
       </w:r>
     </w:p>
     <w:p>
       <w:pPr>
         <w:spacing w:line="336" w:lineRule="auto" w:after="180"/>
-        <w:shd w:fill="F1F6F8"/>
       </w:pPr>
       <w:r>
         <w:rPr>
           <w:b w:val="0"/>
         </w:rPr>
-        <w:t>Teacher prompt: Predict before checking the worked changed-case result. Name what changed and what the supplied facts allow you to conclude. Ask learners to describe one label or arrow in ordinary words.</w:t>
+        <w:t>Use the adjacent transcript if the image is difficult to see. Changed-case reasoning: The acceptance contract changed; Q’s measured accuracy did not improve.</w:t>
       </w:r>
     </w:p>
     <w:p>
       <w:pPr>
-        <w:spacing w:line="336" w:lineRule="auto" w:after="180"/>
-        <w:shd w:fill="F1F6F8"/>
-      </w:pPr>
-      <w:r>
-        <w:rPr>
-          <w:b w:val="0"/>
-        </w:rPr>
-        <w:t>Use the adjacent transcript if the image is difficult to see. Changed-case reasoning: The acceptance contract changed; Q’s measured accuracy did not improve.</w:t>
-      </w:r>
-    </w:p>
-    <w:p>
-      <w:pPr>
-        <w:pStyle w:val="Heading3"/>
+        <w:pStyle w:val="Heading2"/>
       </w:pPr>
       <w:r>
         <w:t>05. Connect the explanation to its limit</w:t>
@@ -5565,7 +6308,7 @@
         <w:drawing>
           <wp:inline xmlns:a="http://schemas.openxmlformats.org/drawingml/2006/main" xmlns:pic="http://schemas.openxmlformats.org/drawingml/2006/picture">
             <wp:extent cx="5486400" cy="2834640"/>
-            <wp:docPr id="7" name="Picture 7" descr="Compare models on the same workload and apply every required condition. P meets both quality and time limits; Q’s speed does not compensate for missing the quality gate. Dividing total run duration by forty gives an amortised time per case. It does not measure the wait for one isolated request, which needs its own timed experiment. Limit: Record hardware, batching, warm-up and variability; these supplied timings are toy measurements, not actual benchmark runs."/>
+            <wp:docPr id="8" name="Picture 8" descr="Compare models on the same workload and apply every required condition. P meets both quality and time limits; Q’s speed does not compensate for missing the quality gate. Dividing total run duration by forty gives an amortised time per case. It does not measure the wait for one isolated request, which needs its own timed experiment. Limit: Record hardware, batching, warm-up and variability; these supplied timings are toy measurements, not actual benchmark runs."/>
             <wp:cNvGraphicFramePr>
               <a:graphicFrameLocks noChangeAspect="1"/>
             </wp:cNvGraphicFramePr>
@@ -5632,7 +6375,6 @@
     <w:p>
       <w:pPr>
         <w:spacing w:line="336" w:lineRule="auto" w:after="180"/>
-        <w:shd w:fill="F5F1FB"/>
       </w:pPr>
       <w:r>
         <w:rPr>
@@ -5643,39 +6385,29 @@
     </w:p>
     <w:p>
       <w:pPr>
-        <w:pStyle w:val="Heading3"/>
-      </w:pPr>
-      <w:r>
-        <w:t>Discuss while showing the picture</w:t>
+        <w:spacing w:line="336" w:lineRule="auto" w:after="180"/>
+      </w:pPr>
+      <w:r>
+        <w:rPr>
+          <w:b w:val="0"/>
+        </w:rPr>
+        <w:t>Teacher prompt: Explain the case, then point to a limit on the claim. Ask learners to describe one label or arrow in ordinary words. Use the adjacent transcript if the image is difficult to see.</w:t>
       </w:r>
     </w:p>
     <w:p>
       <w:pPr>
         <w:spacing w:line="336" w:lineRule="auto" w:after="180"/>
-        <w:shd w:fill="F1F6F8"/>
       </w:pPr>
       <w:r>
         <w:rPr>
           <w:b w:val="0"/>
         </w:rPr>
-        <w:t>Teacher prompt: Explain the case, then point to a limit on the claim. Ask learners to describe one label or arrow in ordinary words. Use the adjacent transcript if the image is difficult to see.</w:t>
+        <w:t>Keep the stated scope: Record hardware, batching, warm-up and variability; these supplied timings are toy measurements, not actual benchmark runs.</w:t>
       </w:r>
     </w:p>
     <w:p>
       <w:pPr>
-        <w:spacing w:line="336" w:lineRule="auto" w:after="180"/>
-        <w:shd w:fill="F1F6F8"/>
-      </w:pPr>
-      <w:r>
-        <w:rPr>
-          <w:b w:val="0"/>
-        </w:rPr>
-        <w:t>Keep the stated scope: Record hardware, batching, warm-up and variability; these supplied timings are toy measurements, not actual benchmark runs.</w:t>
-      </w:r>
-    </w:p>
-    <w:p>
-      <w:pPr>
-        <w:pStyle w:val="Heading3"/>
+        <w:pStyle w:val="Heading2"/>
       </w:pPr>
       <w:r>
         <w:t>06. Make the idea visible in your project</w:t>
@@ -5686,7 +6418,7 @@
         <w:drawing>
           <wp:inline xmlns:a="http://schemas.openxmlformats.org/drawingml/2006/main" xmlns:pic="http://schemas.openxmlformats.org/drawingml/2006/picture">
             <wp:extent cx="5486400" cy="3681984"/>
-            <wp:docPr id="8" name="Picture 8" descr="For your Image-pattern Network Investigation, save the input, procedure, observed result and limitation of this check. Label this worked example as practice; use a different, previously unreviewed case when checking independent understanding. Draw your input, deciding step, result and limit. Supported question: Why is 10 ms/case not necessarily a single-request latency? Point to the relevant step in the picture, then write the changed result and the rule or evidence that supports it."/>
+            <wp:docPr id="9" name="Picture 9" descr="For your Image-pattern Network Investigation, save the input, procedure, observed result and limitation of this check. Label this worked example as practice; use a different, previously unreviewed case when checking independent understanding. Draw your input, deciding step, result and limit. Supported question: Why is 10 ms/case not necessarily a single-request latency? Point to the relevant step in the picture, then write the changed result and the rule or evidence that supports it."/>
             <wp:cNvGraphicFramePr>
               <a:graphicFrameLocks noChangeAspect="1"/>
             </wp:cNvGraphicFramePr>
@@ -5801,7 +6533,6 @@
     <w:p>
       <w:pPr>
         <w:spacing w:line="336" w:lineRule="auto" w:after="180"/>
-        <w:shd w:fill="F5F1FB"/>
       </w:pPr>
       <w:r>
         <w:rPr>
@@ -5824,82 +6555,150 @@
     </w:p>
     <w:p>
       <w:pPr>
-        <w:pStyle w:val="Heading3"/>
-      </w:pPr>
-      <w:r>
-        <w:t>Discuss while showing the picture</w:t>
+        <w:spacing w:line="336" w:lineRule="auto" w:after="180"/>
+      </w:pPr>
+      <w:r>
+        <w:rPr>
+          <w:b w:val="0"/>
+        </w:rPr>
+        <w:t xml:space="preserve">Teacher prompt: Draw your project trace and justify the deciding step using </w:t>
+      </w:r>
+      <w:r>
+        <w:rPr>
+          <w:b/>
+        </w:rPr>
+        <w:t>evidence</w:t>
+      </w:r>
+      <w:r>
+        <w:rPr>
+          <w:b w:val="0"/>
+        </w:rPr>
+        <w:t>. Ask learners to describe one label or arrow in ordinary words. Use the adjacent transcript if the image is difficult to see.</w:t>
       </w:r>
     </w:p>
     <w:p>
       <w:pPr>
         <w:spacing w:line="336" w:lineRule="auto" w:after="180"/>
-        <w:shd w:fill="F1F6F8"/>
       </w:pPr>
       <w:r>
         <w:rPr>
           <w:b w:val="0"/>
         </w:rPr>
-        <w:t xml:space="preserve">Teacher prompt: Draw your project trace and justify the deciding step using </w:t>
+        <w:t xml:space="preserve">Supported practice key: It divides the mean duration of a 40-case run by 40. Batch overhead and </w:t>
       </w:r>
       <w:r>
         <w:rPr>
           <w:b/>
         </w:rPr>
-        <w:t>evidence</w:t>
+        <w:t>process</w:t>
       </w:r>
       <w:r>
         <w:rPr>
           <w:b w:val="0"/>
         </w:rPr>
-        <w:t>. Ask learners to describe one label or arrow in ordinary words. Use the adjacent transcript if the image is difficult to see.</w:t>
+        <w:t xml:space="preserve">ing overlap mean individual request </w:t>
+      </w:r>
+      <w:r>
+        <w:rPr>
+          <w:b/>
+        </w:rPr>
+        <w:t>latency</w:t>
+      </w:r>
+      <w:r>
+        <w:rPr>
+          <w:b w:val="0"/>
+        </w:rPr>
+        <w:t xml:space="preserve"> needs its own measurement.</w:t>
       </w:r>
     </w:p>
     <w:p>
       <w:pPr>
         <w:spacing w:line="336" w:lineRule="auto" w:after="180"/>
-        <w:shd w:fill="F1F6F8"/>
       </w:pPr>
       <w:r>
         <w:rPr>
           <w:b w:val="0"/>
         </w:rPr>
-        <w:t xml:space="preserve">Supported practice key: It divides the mean duration of a 40-case run by 40. Batch overhead and </w:t>
-      </w:r>
-      <w:r>
-        <w:rPr>
-          <w:b/>
-        </w:rPr>
-        <w:t>process</w:t>
-      </w:r>
-      <w:r>
-        <w:rPr>
-          <w:b w:val="0"/>
-        </w:rPr>
-        <w:t xml:space="preserve">ing overlap mean individual request </w:t>
-      </w:r>
-      <w:r>
-        <w:rPr>
-          <w:b/>
-        </w:rPr>
-        <w:t>latency</w:t>
-      </w:r>
-      <w:r>
-        <w:rPr>
-          <w:b w:val="0"/>
-        </w:rPr>
-        <w:t xml:space="preserve"> needs its own measurement.</w:t>
+        <w:t>Changed-case check: Both become eligible; Q has the smaller measured mean amortised time. The acceptance contract changed; Q’s measured accuracy did not improve.</w:t>
       </w:r>
     </w:p>
     <w:p>
       <w:pPr>
+        <w:pStyle w:val="Heading2"/>
+      </w:pPr>
+      <w:r>
+        <w:t>Earlier wording, alternatives and picture transcripts · reference / check after trying</w:t>
+      </w:r>
+    </w:p>
+    <w:p>
+      <w:pPr>
         <w:spacing w:line="336" w:lineRule="auto" w:after="180"/>
-        <w:shd w:fill="F1F6F8"/>
       </w:pPr>
       <w:r>
         <w:rPr>
           <w:b w:val="0"/>
         </w:rPr>
-        <w:t>Changed-case check: Both become eligible; Q has the smaller measured mean amortised time. The acceptance contract changed; Q’s measured accuracy did not improve.</w:t>
+        <w:t xml:space="preserve">Use one picture at a time. Hide a worked result before asking for a </w:t>
+      </w:r>
+      <w:r>
+        <w:rPr>
+          <w:b/>
+        </w:rPr>
+        <w:t>prediction</w:t>
+      </w:r>
+      <w:r>
+        <w:rPr>
+          <w:b w:val="0"/>
+        </w:rPr>
+        <w:t>, then reveal it for feedback. These are supported teaching cases; retain the separate independent assessment for a fresh first attempt.</w:t>
+      </w:r>
+    </w:p>
+    <w:p>
+      <w:pPr>
+        <w:pStyle w:val="Heading3"/>
+      </w:pPr>
+      <w:r>
+        <w:t>01. Efficiency and resource measurement: the case</w:t>
+      </w:r>
+    </w:p>
+    <w:p>
+      <w:pPr>
+        <w:pStyle w:val="Heading3"/>
+      </w:pPr>
+      <w:r>
+        <w:t>02. Follow the deciding steps</w:t>
+      </w:r>
+    </w:p>
+    <w:p>
+      <w:pPr>
+        <w:pStyle w:val="Heading3"/>
+      </w:pPr>
+      <w:r>
+        <w:t>03. Mean amortised time, not single-request latency</w:t>
+      </w:r>
+    </w:p>
+    <w:p>
+      <w:pPr>
+        <w:pStyle w:val="Heading3"/>
+      </w:pPr>
+      <w:r>
+        <w:t>04. Change one thing. Trace what follows.</w:t>
+      </w:r>
+    </w:p>
+    <w:p>
+      <w:pPr>
+        <w:pStyle w:val="Heading3"/>
+      </w:pPr>
+      <w:r>
+        <w:t>05. Connect the explanation to its limit</w:t>
+      </w:r>
+    </w:p>
+    <w:p>
+      <w:pPr>
+        <w:pStyle w:val="Heading3"/>
+      </w:pPr>
+      <w:r>
+        <w:t>06. Make the idea visible in your project</w:t>
       </w:r>
     </w:p>
     <w:sectPr>
